--- a/Student_Notes.docx
+++ b/Student_Notes.docx
@@ -225,174 +225,539 @@
         </w:rPr>
         <w:t>Controls all major operations of the system</w:t>
       </w:r>
-    </w:p>
-    <w:p>
-      <w:pPr>
-        <w:pStyle w:val="ListParagraph"/>
+      <w:r>
+        <w:rPr>
+          <w:rFonts w:ascii="Arial" w:eastAsiaTheme="minorHAnsi" w:hAnsi="Arial" w:cs="Arial"/>
+          <w:kern w:val="2"/>
+          <w:sz w:val="28"/>
+          <w:szCs w:val="28"/>
+          <w14:ligatures w14:val="standardContextual"/>
+        </w:rPr>
+        <w:br/>
+      </w:r>
+    </w:p>
+    <w:p>
+      <w:pPr>
+        <w:pStyle w:val="NormalWeb"/>
         <w:numPr>
           <w:ilvl w:val="0"/>
           <w:numId w:val="20"/>
         </w:numPr>
-        <w:spacing w:after="0"/>
-        <w:rPr>
-          <w:rFonts w:ascii="Arial" w:eastAsia="Times New Roman" w:hAnsi="Arial" w:cs="Arial"/>
-          <w:sz w:val="28"/>
-          <w:szCs w:val="28"/>
-        </w:rPr>
-      </w:pPr>
-      <w:r>
-        <w:rPr>
-          <w:rFonts w:ascii="Arial" w:hAnsi="Arial" w:cs="Arial"/>
-          <w:b/>
-          <w:bCs/>
-          <w:color w:val="002855"/>
-          <w:sz w:val="28"/>
-          <w:szCs w:val="28"/>
-        </w:rPr>
-        <w:t>Operating Systems</w:t>
-      </w:r>
-      <w:r>
-        <w:rPr>
-          <w:rFonts w:ascii="Arial" w:hAnsi="Arial" w:cs="Arial"/>
-          <w:sz w:val="28"/>
-          <w:szCs w:val="28"/>
-        </w:rPr>
-        <w:t xml:space="preserve"> execute commands and manage a computer's hardware and software </w:t>
-      </w:r>
-      <w:r>
-        <w:rPr>
-          <w:rFonts w:ascii="Arial" w:hAnsi="Arial" w:cs="Arial"/>
-          <w:sz w:val="28"/>
-          <w:szCs w:val="28"/>
-        </w:rPr>
-        <w:t>resources</w:t>
-      </w:r>
-      <w:r>
-        <w:rPr>
-          <w:rFonts w:ascii="Arial" w:hAnsi="Arial" w:cs="Arial"/>
-          <w:sz w:val="28"/>
-          <w:szCs w:val="28"/>
-        </w:rPr>
-        <w:t xml:space="preserve"> which include </w:t>
-      </w:r>
-      <w:r>
-        <w:rPr>
-          <w:rFonts w:ascii="Arial" w:hAnsi="Arial" w:cs="Arial"/>
-          <w:sz w:val="28"/>
-          <w:szCs w:val="28"/>
-        </w:rPr>
-        <w:t>Device</w:t>
-      </w:r>
-      <w:r>
-        <w:rPr>
-          <w:rFonts w:ascii="Arial" w:hAnsi="Arial" w:cs="Arial"/>
-          <w:sz w:val="28"/>
-          <w:szCs w:val="28"/>
-        </w:rPr>
-        <w:t>,</w:t>
-      </w:r>
-      <w:r>
-        <w:rPr>
-          <w:rFonts w:ascii="Arial" w:hAnsi="Arial" w:cs="Arial"/>
-          <w:sz w:val="28"/>
-          <w:szCs w:val="28"/>
-        </w:rPr>
-        <w:t xml:space="preserve"> Memory, File</w:t>
-      </w:r>
-      <w:r>
-        <w:rPr>
-          <w:rFonts w:ascii="Arial" w:hAnsi="Arial" w:cs="Arial"/>
-          <w:sz w:val="28"/>
-          <w:szCs w:val="28"/>
-        </w:rPr>
-        <w:t>, Process</w:t>
-      </w:r>
-      <w:r>
-        <w:rPr>
-          <w:rFonts w:ascii="Arial" w:hAnsi="Arial" w:cs="Arial"/>
-          <w:sz w:val="28"/>
-          <w:szCs w:val="28"/>
-        </w:rPr>
-        <w:t xml:space="preserve"> management</w:t>
-      </w:r>
-      <w:r>
-        <w:rPr>
-          <w:rFonts w:ascii="Arial" w:hAnsi="Arial" w:cs="Arial"/>
-          <w:sz w:val="28"/>
-          <w:szCs w:val="28"/>
-        </w:rPr>
-        <w:t>.</w:t>
-      </w:r>
-      <w:r>
-        <w:rPr>
-          <w:rFonts w:ascii="Arial" w:hAnsi="Arial" w:cs="Arial"/>
-          <w:sz w:val="28"/>
-          <w:szCs w:val="28"/>
-        </w:rPr>
-        <w:t xml:space="preserve"> It also </w:t>
-      </w:r>
-      <w:r>
-        <w:rPr>
-          <w:rFonts w:ascii="Arial" w:hAnsi="Arial" w:cs="Arial"/>
-          <w:sz w:val="28"/>
-          <w:szCs w:val="28"/>
-        </w:rPr>
-        <w:t>provide</w:t>
-      </w:r>
-      <w:r>
-        <w:rPr>
-          <w:rFonts w:ascii="Arial" w:hAnsi="Arial" w:cs="Arial"/>
-          <w:sz w:val="28"/>
-          <w:szCs w:val="28"/>
-        </w:rPr>
-        <w:t>s</w:t>
-      </w:r>
-      <w:r>
-        <w:rPr>
-          <w:rFonts w:ascii="Arial" w:hAnsi="Arial" w:cs="Arial"/>
-          <w:sz w:val="28"/>
-          <w:szCs w:val="28"/>
-        </w:rPr>
-        <w:t xml:space="preserve"> common services for computer programs.</w:t>
-      </w:r>
-    </w:p>
-    <w:p>
-      <w:pPr>
-        <w:pStyle w:val="ListParagraph"/>
+        <w:rPr>
+          <w:rFonts w:ascii="Arial" w:eastAsiaTheme="minorHAnsi" w:hAnsi="Arial" w:cs="Arial"/>
+          <w:b/>
+          <w:bCs/>
+          <w:kern w:val="2"/>
+          <w:sz w:val="28"/>
+          <w:szCs w:val="28"/>
+          <w14:ligatures w14:val="standardContextual"/>
+        </w:rPr>
+      </w:pPr>
+      <w:r>
+        <w:rPr>
+          <w:rFonts w:ascii="Arial" w:eastAsiaTheme="minorHAnsi" w:hAnsi="Arial" w:cs="Arial"/>
+          <w:b/>
+          <w:bCs/>
+          <w:kern w:val="2"/>
+          <w:sz w:val="28"/>
+          <w:szCs w:val="28"/>
+          <w14:ligatures w14:val="standardContextual"/>
+        </w:rPr>
+        <w:t>Parts of CPU</w:t>
+      </w:r>
+    </w:p>
+    <w:p>
+      <w:pPr>
+        <w:pStyle w:val="NormalWeb"/>
         <w:numPr>
           <w:ilvl w:val="1"/>
           <w:numId w:val="20"/>
         </w:numPr>
-        <w:spacing w:after="0"/>
-        <w:rPr>
-          <w:rFonts w:ascii="Arial" w:hAnsi="Arial" w:cs="Arial"/>
-          <w:sz w:val="28"/>
-          <w:szCs w:val="28"/>
-        </w:rPr>
-      </w:pPr>
-      <w:r>
-        <w:rPr>
-          <w:rFonts w:ascii="Arial" w:hAnsi="Arial" w:cs="Arial"/>
-          <w:sz w:val="28"/>
-          <w:szCs w:val="28"/>
-        </w:rPr>
-        <w:t xml:space="preserve">The </w:t>
-      </w:r>
-      <w:r>
-        <w:rPr>
-          <w:rFonts w:ascii="Arial" w:hAnsi="Arial" w:cs="Arial"/>
-          <w:sz w:val="28"/>
-          <w:szCs w:val="28"/>
-        </w:rPr>
-        <w:t xml:space="preserve">brain combined with </w:t>
-      </w:r>
-      <w:r>
-        <w:rPr>
-          <w:rFonts w:ascii="Arial" w:hAnsi="Arial" w:cs="Arial"/>
-          <w:sz w:val="28"/>
-          <w:szCs w:val="28"/>
-        </w:rPr>
-        <w:t>nervous system of the computer</w:t>
+        <w:rPr>
+          <w:rFonts w:ascii="Arial" w:eastAsiaTheme="minorHAnsi" w:hAnsi="Arial" w:cs="Arial"/>
+          <w:b/>
+          <w:bCs/>
+          <w:color w:val="002855"/>
+          <w:kern w:val="2"/>
+          <w:sz w:val="28"/>
+          <w:szCs w:val="28"/>
+          <w14:ligatures w14:val="standardContextual"/>
+        </w:rPr>
+      </w:pPr>
+      <w:r>
+        <w:rPr>
+          <w:rFonts w:ascii="Arial" w:eastAsiaTheme="minorHAnsi" w:hAnsi="Arial" w:cs="Arial"/>
+          <w:b/>
+          <w:bCs/>
+          <w:color w:val="002855"/>
+          <w:kern w:val="2"/>
+          <w:sz w:val="28"/>
+          <w:szCs w:val="28"/>
+          <w14:ligatures w14:val="standardContextual"/>
+        </w:rPr>
+        <w:t>ALU (</w:t>
+      </w:r>
+      <w:r>
+        <w:rPr>
+          <w:rFonts w:ascii="Arial" w:eastAsiaTheme="minorHAnsi" w:hAnsi="Arial" w:cs="Arial"/>
+          <w:b/>
+          <w:bCs/>
+          <w:color w:val="002855"/>
+          <w:kern w:val="2"/>
+          <w:sz w:val="28"/>
+          <w:szCs w:val="28"/>
+          <w14:ligatures w14:val="standardContextual"/>
+        </w:rPr>
+        <w:t>Arithmetic Logic Unit</w:t>
+      </w:r>
+      <w:r>
+        <w:rPr>
+          <w:rFonts w:ascii="Arial" w:eastAsiaTheme="minorHAnsi" w:hAnsi="Arial" w:cs="Arial"/>
+          <w:b/>
+          <w:bCs/>
+          <w:color w:val="002855"/>
+          <w:kern w:val="2"/>
+          <w:sz w:val="28"/>
+          <w:szCs w:val="28"/>
+          <w14:ligatures w14:val="standardContextual"/>
+        </w:rPr>
+        <w:t>)</w:t>
+      </w:r>
+      <w:r>
+        <w:rPr>
+          <w:rFonts w:ascii="Arial" w:eastAsiaTheme="minorHAnsi" w:hAnsi="Arial" w:cs="Arial"/>
+          <w:b/>
+          <w:bCs/>
+          <w:color w:val="002855"/>
+          <w:kern w:val="2"/>
+          <w:sz w:val="28"/>
+          <w:szCs w:val="28"/>
+          <w14:ligatures w14:val="standardContextual"/>
+        </w:rPr>
+        <w:t xml:space="preserve"> – </w:t>
+      </w:r>
+    </w:p>
+    <w:p>
+      <w:pPr>
+        <w:pStyle w:val="NormalWeb"/>
+        <w:numPr>
+          <w:ilvl w:val="2"/>
+          <w:numId w:val="20"/>
+        </w:numPr>
+        <w:rPr>
+          <w:rFonts w:ascii="Arial" w:eastAsiaTheme="minorHAnsi" w:hAnsi="Arial" w:cs="Arial"/>
+          <w:kern w:val="2"/>
+          <w:sz w:val="28"/>
+          <w:szCs w:val="28"/>
+          <w14:ligatures w14:val="standardContextual"/>
+        </w:rPr>
+      </w:pPr>
+      <w:r>
+        <w:rPr>
+          <w:rFonts w:ascii="Arial" w:eastAsiaTheme="minorHAnsi" w:hAnsi="Arial" w:cs="Arial"/>
+          <w:kern w:val="2"/>
+          <w:sz w:val="28"/>
+          <w:szCs w:val="28"/>
+          <w14:ligatures w14:val="standardContextual"/>
+        </w:rPr>
+        <w:t>Acts as t</w:t>
+      </w:r>
+      <w:r>
+        <w:rPr>
+          <w:rFonts w:ascii="Arial" w:eastAsiaTheme="minorHAnsi" w:hAnsi="Arial" w:cs="Arial"/>
+          <w:kern w:val="2"/>
+          <w:sz w:val="28"/>
+          <w:szCs w:val="28"/>
+          <w14:ligatures w14:val="standardContextual"/>
+        </w:rPr>
+        <w:t xml:space="preserve">he </w:t>
+      </w:r>
+      <w:r>
+        <w:rPr>
+          <w:rFonts w:ascii="Arial" w:eastAsiaTheme="minorHAnsi" w:hAnsi="Arial" w:cs="Arial"/>
+          <w:kern w:val="2"/>
+          <w:sz w:val="28"/>
+          <w:szCs w:val="28"/>
+          <w14:ligatures w14:val="standardContextual"/>
+        </w:rPr>
+        <w:t>“</w:t>
+      </w:r>
+      <w:r>
+        <w:rPr>
+          <w:rFonts w:ascii="Arial" w:eastAsiaTheme="minorHAnsi" w:hAnsi="Arial" w:cs="Arial"/>
+          <w:kern w:val="2"/>
+          <w:sz w:val="28"/>
+          <w:szCs w:val="28"/>
+          <w14:ligatures w14:val="standardContextual"/>
+        </w:rPr>
+        <w:t>calculator</w:t>
+      </w:r>
+      <w:r>
+        <w:rPr>
+          <w:rFonts w:ascii="Arial" w:eastAsiaTheme="minorHAnsi" w:hAnsi="Arial" w:cs="Arial"/>
+          <w:kern w:val="2"/>
+          <w:sz w:val="28"/>
+          <w:szCs w:val="28"/>
+          <w14:ligatures w14:val="standardContextual"/>
+        </w:rPr>
+        <w:t>”</w:t>
+      </w:r>
+      <w:r>
+        <w:rPr>
+          <w:rFonts w:ascii="Arial" w:eastAsiaTheme="minorHAnsi" w:hAnsi="Arial" w:cs="Arial"/>
+          <w:kern w:val="2"/>
+          <w:sz w:val="28"/>
+          <w:szCs w:val="28"/>
+          <w14:ligatures w14:val="standardContextual"/>
+        </w:rPr>
+        <w:t xml:space="preserve"> </w:t>
+      </w:r>
+      <w:r>
+        <w:rPr>
+          <w:rFonts w:ascii="Arial" w:eastAsiaTheme="minorHAnsi" w:hAnsi="Arial" w:cs="Arial"/>
+          <w:kern w:val="2"/>
+          <w:sz w:val="28"/>
+          <w:szCs w:val="28"/>
+          <w14:ligatures w14:val="standardContextual"/>
+        </w:rPr>
+        <w:t>of the CPU</w:t>
+      </w:r>
+    </w:p>
+    <w:p>
+      <w:pPr>
+        <w:pStyle w:val="NormalWeb"/>
+        <w:numPr>
+          <w:ilvl w:val="2"/>
+          <w:numId w:val="20"/>
+        </w:numPr>
+        <w:rPr>
+          <w:rFonts w:ascii="Arial" w:eastAsiaTheme="minorHAnsi" w:hAnsi="Arial" w:cs="Arial"/>
+          <w:kern w:val="2"/>
+          <w:sz w:val="28"/>
+          <w:szCs w:val="28"/>
+          <w14:ligatures w14:val="standardContextual"/>
+        </w:rPr>
+      </w:pPr>
+      <w:r>
+        <w:rPr>
+          <w:rFonts w:ascii="Arial" w:eastAsiaTheme="minorHAnsi" w:hAnsi="Arial" w:cs="Arial"/>
+          <w:kern w:val="2"/>
+          <w:sz w:val="28"/>
+          <w:szCs w:val="28"/>
+          <w14:ligatures w14:val="standardContextual"/>
+        </w:rPr>
+        <w:t>Performs math and logic operation</w:t>
+      </w:r>
+    </w:p>
+    <w:p>
+      <w:pPr>
+        <w:pStyle w:val="NormalWeb"/>
+        <w:numPr>
+          <w:ilvl w:val="1"/>
+          <w:numId w:val="20"/>
+        </w:numPr>
+        <w:rPr>
+          <w:rFonts w:ascii="Arial" w:eastAsiaTheme="minorHAnsi" w:hAnsi="Arial" w:cs="Arial"/>
+          <w:b/>
+          <w:bCs/>
+          <w:color w:val="002855"/>
+          <w:kern w:val="2"/>
+          <w:sz w:val="28"/>
+          <w:szCs w:val="28"/>
+          <w14:ligatures w14:val="standardContextual"/>
+        </w:rPr>
+      </w:pPr>
+      <w:r>
+        <w:rPr>
+          <w:rFonts w:ascii="Arial" w:eastAsiaTheme="minorHAnsi" w:hAnsi="Arial" w:cs="Arial"/>
+          <w:b/>
+          <w:bCs/>
+          <w:color w:val="002855"/>
+          <w:kern w:val="2"/>
+          <w:sz w:val="28"/>
+          <w:szCs w:val="28"/>
+          <w14:ligatures w14:val="standardContextual"/>
+        </w:rPr>
+        <w:t>CU (Control Unit)</w:t>
+      </w:r>
+    </w:p>
+    <w:p>
+      <w:pPr>
+        <w:pStyle w:val="NormalWeb"/>
+        <w:numPr>
+          <w:ilvl w:val="2"/>
+          <w:numId w:val="20"/>
+        </w:numPr>
+        <w:rPr>
+          <w:rFonts w:ascii="Arial" w:eastAsiaTheme="minorHAnsi" w:hAnsi="Arial" w:cs="Arial"/>
+          <w:kern w:val="2"/>
+          <w:sz w:val="28"/>
+          <w:szCs w:val="28"/>
+          <w14:ligatures w14:val="standardContextual"/>
+        </w:rPr>
+      </w:pPr>
+      <w:r>
+        <w:rPr>
+          <w:rFonts w:ascii="Arial" w:eastAsiaTheme="minorHAnsi" w:hAnsi="Arial" w:cs="Arial"/>
+          <w:kern w:val="2"/>
+          <w:sz w:val="28"/>
+          <w:szCs w:val="28"/>
+          <w14:ligatures w14:val="standardContextual"/>
+        </w:rPr>
+        <w:t>Acts as the "manager" of the CPU</w:t>
+      </w:r>
+    </w:p>
+    <w:p>
+      <w:pPr>
+        <w:pStyle w:val="NormalWeb"/>
+        <w:numPr>
+          <w:ilvl w:val="2"/>
+          <w:numId w:val="20"/>
+        </w:numPr>
+        <w:rPr>
+          <w:rFonts w:ascii="Arial" w:eastAsiaTheme="minorHAnsi" w:hAnsi="Arial" w:cs="Arial"/>
+          <w:b/>
+          <w:bCs/>
+          <w:color w:val="002855"/>
+          <w:kern w:val="2"/>
+          <w:sz w:val="28"/>
+          <w:szCs w:val="28"/>
+          <w14:ligatures w14:val="standardContextual"/>
+        </w:rPr>
+      </w:pPr>
+      <w:r>
+        <w:rPr>
+          <w:rFonts w:ascii="Arial" w:eastAsiaTheme="minorHAnsi" w:hAnsi="Arial" w:cs="Arial"/>
+          <w:kern w:val="2"/>
+          <w:sz w:val="28"/>
+          <w:szCs w:val="28"/>
+          <w14:ligatures w14:val="standardContextual"/>
+        </w:rPr>
+        <w:t>Directs date movement and e</w:t>
+      </w:r>
+      <w:r>
+        <w:rPr>
+          <w:rFonts w:ascii="Arial" w:eastAsiaTheme="minorHAnsi" w:hAnsi="Arial" w:cs="Arial"/>
+          <w:kern w:val="2"/>
+          <w:sz w:val="28"/>
+          <w:szCs w:val="28"/>
+          <w14:ligatures w14:val="standardContextual"/>
+        </w:rPr>
+        <w:t>xecu</w:t>
+      </w:r>
+      <w:r>
+        <w:rPr>
+          <w:rFonts w:ascii="Arial" w:eastAsiaTheme="minorHAnsi" w:hAnsi="Arial" w:cs="Arial"/>
+          <w:kern w:val="2"/>
+          <w:sz w:val="28"/>
+          <w:szCs w:val="28"/>
+          <w14:ligatures w14:val="standardContextual"/>
+        </w:rPr>
+        <w:t>tion</w:t>
+      </w:r>
+    </w:p>
+    <w:p>
+      <w:pPr>
+        <w:pStyle w:val="NormalWeb"/>
+        <w:numPr>
+          <w:ilvl w:val="1"/>
+          <w:numId w:val="20"/>
+        </w:numPr>
+        <w:rPr>
+          <w:rFonts w:ascii="Arial" w:eastAsiaTheme="minorHAnsi" w:hAnsi="Arial" w:cs="Arial"/>
+          <w:b/>
+          <w:bCs/>
+          <w:color w:val="002855"/>
+          <w:kern w:val="2"/>
+          <w:sz w:val="28"/>
+          <w:szCs w:val="28"/>
+          <w14:ligatures w14:val="standardContextual"/>
+        </w:rPr>
+      </w:pPr>
+      <w:r>
+        <w:rPr>
+          <w:rFonts w:ascii="Arial" w:eastAsiaTheme="minorHAnsi" w:hAnsi="Arial" w:cs="Arial"/>
+          <w:b/>
+          <w:bCs/>
+          <w:color w:val="002855"/>
+          <w:kern w:val="2"/>
+          <w:sz w:val="28"/>
+          <w:szCs w:val="28"/>
+          <w14:ligatures w14:val="standardContextual"/>
+        </w:rPr>
+        <w:t>Registers</w:t>
+      </w:r>
+    </w:p>
+    <w:p>
+      <w:pPr>
+        <w:pStyle w:val="NormalWeb"/>
+        <w:numPr>
+          <w:ilvl w:val="2"/>
+          <w:numId w:val="20"/>
+        </w:numPr>
+        <w:rPr>
+          <w:rFonts w:ascii="Arial" w:eastAsiaTheme="minorHAnsi" w:hAnsi="Arial" w:cs="Arial"/>
+          <w:kern w:val="2"/>
+          <w:sz w:val="28"/>
+          <w:szCs w:val="28"/>
+          <w14:ligatures w14:val="standardContextual"/>
+        </w:rPr>
+      </w:pPr>
+      <w:r>
+        <w:rPr>
+          <w:rFonts w:ascii="Arial" w:eastAsiaTheme="minorHAnsi" w:hAnsi="Arial" w:cs="Arial"/>
+          <w:kern w:val="2"/>
+          <w:sz w:val="28"/>
+          <w:szCs w:val="28"/>
+          <w14:ligatures w14:val="standardContextual"/>
+        </w:rPr>
+        <w:t>Fastest memory in the entire computer (faster than cache)</w:t>
+      </w:r>
+    </w:p>
+    <w:p>
+      <w:pPr>
+        <w:pStyle w:val="NormalWeb"/>
+        <w:numPr>
+          <w:ilvl w:val="2"/>
+          <w:numId w:val="20"/>
+        </w:numPr>
+        <w:rPr>
+          <w:rFonts w:ascii="Arial" w:eastAsiaTheme="minorHAnsi" w:hAnsi="Arial" w:cs="Arial"/>
+          <w:b/>
+          <w:bCs/>
+          <w:color w:val="002855"/>
+          <w:kern w:val="2"/>
+          <w:sz w:val="28"/>
+          <w:szCs w:val="28"/>
+          <w14:ligatures w14:val="standardContextual"/>
+        </w:rPr>
+      </w:pPr>
+      <w:r>
+        <w:rPr>
+          <w:rFonts w:ascii="Arial" w:eastAsiaTheme="minorHAnsi" w:hAnsi="Arial" w:cs="Arial"/>
+          <w:kern w:val="2"/>
+          <w:sz w:val="28"/>
+          <w:szCs w:val="28"/>
+          <w14:ligatures w14:val="standardContextual"/>
+        </w:rPr>
+        <w:t>Small</w:t>
+      </w:r>
+      <w:r>
+        <w:rPr>
+          <w:rFonts w:ascii="Arial" w:eastAsiaTheme="minorHAnsi" w:hAnsi="Arial" w:cs="Arial"/>
+          <w:kern w:val="2"/>
+          <w:sz w:val="28"/>
+          <w:szCs w:val="28"/>
+          <w14:ligatures w14:val="standardContextual"/>
+        </w:rPr>
+        <w:t>, ultra-fast storage inside CPU</w:t>
+      </w:r>
+      <w:r>
+        <w:rPr>
+          <w:rFonts w:ascii="Arial" w:eastAsiaTheme="minorHAnsi" w:hAnsi="Arial" w:cs="Arial"/>
+          <w:kern w:val="2"/>
+          <w:sz w:val="28"/>
+          <w:szCs w:val="28"/>
+          <w14:ligatures w14:val="standardContextual"/>
+        </w:rPr>
+        <w:t xml:space="preserve"> </w:t>
+      </w:r>
+    </w:p>
+    <w:p>
+      <w:pPr>
+        <w:pStyle w:val="NormalWeb"/>
+        <w:numPr>
+          <w:ilvl w:val="1"/>
+          <w:numId w:val="20"/>
+        </w:numPr>
+        <w:rPr>
+          <w:rFonts w:ascii="Arial" w:eastAsiaTheme="minorHAnsi" w:hAnsi="Arial" w:cs="Arial"/>
+          <w:b/>
+          <w:bCs/>
+          <w:color w:val="002855"/>
+          <w:kern w:val="2"/>
+          <w:sz w:val="28"/>
+          <w:szCs w:val="28"/>
+          <w14:ligatures w14:val="standardContextual"/>
+        </w:rPr>
+      </w:pPr>
+      <w:r>
+        <w:rPr>
+          <w:rFonts w:ascii="Arial" w:eastAsiaTheme="minorHAnsi" w:hAnsi="Arial" w:cs="Arial"/>
+          <w:b/>
+          <w:bCs/>
+          <w:color w:val="002855"/>
+          <w:kern w:val="2"/>
+          <w:sz w:val="28"/>
+          <w:szCs w:val="28"/>
+          <w14:ligatures w14:val="standardContextual"/>
+        </w:rPr>
+        <w:t>Cache</w:t>
+      </w:r>
+    </w:p>
+    <w:p>
+      <w:pPr>
+        <w:pStyle w:val="NormalWeb"/>
+        <w:numPr>
+          <w:ilvl w:val="2"/>
+          <w:numId w:val="20"/>
+        </w:numPr>
+        <w:rPr>
+          <w:rFonts w:ascii="Arial" w:eastAsiaTheme="minorHAnsi" w:hAnsi="Arial" w:cs="Arial"/>
+          <w:kern w:val="2"/>
+          <w:sz w:val="28"/>
+          <w:szCs w:val="28"/>
+          <w14:ligatures w14:val="standardContextual"/>
+        </w:rPr>
+      </w:pPr>
+      <w:r>
+        <w:rPr>
+          <w:rFonts w:ascii="Arial" w:eastAsiaTheme="minorHAnsi" w:hAnsi="Arial" w:cs="Arial"/>
+          <w:kern w:val="2"/>
+          <w:sz w:val="28"/>
+          <w:szCs w:val="28"/>
+          <w14:ligatures w14:val="standardContextual"/>
+        </w:rPr>
+        <w:t>Stores frequently accessed data and instructions to speed things up</w:t>
+      </w:r>
+    </w:p>
+    <w:p>
+      <w:pPr>
+        <w:pStyle w:val="NormalWeb"/>
+        <w:numPr>
+          <w:ilvl w:val="2"/>
+          <w:numId w:val="20"/>
+        </w:numPr>
+        <w:rPr>
+          <w:rFonts w:ascii="Arial" w:eastAsiaTheme="minorHAnsi" w:hAnsi="Arial" w:cs="Arial"/>
+          <w:b/>
+          <w:bCs/>
+          <w:color w:val="002855"/>
+          <w:kern w:val="2"/>
+          <w:sz w:val="28"/>
+          <w:szCs w:val="28"/>
+          <w14:ligatures w14:val="standardContextual"/>
+        </w:rPr>
+      </w:pPr>
+      <w:r>
+        <w:rPr>
+          <w:rFonts w:ascii="Arial" w:eastAsiaTheme="minorHAnsi" w:hAnsi="Arial" w:cs="Arial"/>
+          <w:kern w:val="2"/>
+          <w:sz w:val="28"/>
+          <w:szCs w:val="28"/>
+          <w14:ligatures w14:val="standardContextual"/>
+        </w:rPr>
+        <w:t>High speed memory in the CPU</w:t>
+      </w:r>
+      <w:r>
+        <w:rPr>
+          <w:rFonts w:ascii="Arial" w:eastAsiaTheme="minorHAnsi" w:hAnsi="Arial" w:cs="Arial"/>
+          <w:kern w:val="2"/>
+          <w:sz w:val="28"/>
+          <w:szCs w:val="28"/>
+          <w14:ligatures w14:val="standardContextual"/>
+        </w:rPr>
+        <w:br/>
       </w:r>
     </w:p>
     <w:p>
@@ -412,38 +777,117 @@
       <w:r>
         <w:rPr>
           <w:rFonts w:ascii="Arial" w:hAnsi="Arial" w:cs="Arial"/>
-          <w:sz w:val="28"/>
-          <w:szCs w:val="28"/>
-        </w:rPr>
-        <w:t xml:space="preserve">An </w:t>
-      </w:r>
-      <w:r>
-        <w:rPr>
-          <w:rFonts w:ascii="Arial" w:hAnsi="Arial" w:cs="Arial"/>
           <w:b/>
           <w:bCs/>
           <w:color w:val="002855"/>
           <w:sz w:val="28"/>
           <w:szCs w:val="28"/>
         </w:rPr>
-        <w:t>application program</w:t>
-      </w:r>
-      <w:r>
-        <w:rPr>
-          <w:rFonts w:ascii="Arial" w:hAnsi="Arial" w:cs="Arial"/>
-          <w:color w:val="002855"/>
-          <w:sz w:val="28"/>
-          <w:szCs w:val="28"/>
-        </w:rPr>
-        <w:t xml:space="preserve"> </w:t>
-      </w:r>
-      <w:r>
-        <w:rPr>
-          <w:rFonts w:ascii="Arial" w:hAnsi="Arial" w:cs="Arial"/>
-          <w:sz w:val="28"/>
-          <w:szCs w:val="28"/>
-        </w:rPr>
-        <w:t xml:space="preserve">is software designed to perform a specific task or function for users </w:t>
+        <w:t>Operating Systems</w:t>
+      </w:r>
+      <w:r>
+        <w:rPr>
+          <w:rFonts w:ascii="Arial" w:hAnsi="Arial" w:cs="Arial"/>
+          <w:sz w:val="28"/>
+          <w:szCs w:val="28"/>
+        </w:rPr>
+        <w:t xml:space="preserve"> execute commands and manage a computer's hardware and software </w:t>
+      </w:r>
+      <w:r>
+        <w:rPr>
+          <w:rFonts w:ascii="Arial" w:hAnsi="Arial" w:cs="Arial"/>
+          <w:sz w:val="28"/>
+          <w:szCs w:val="28"/>
+        </w:rPr>
+        <w:t>resources</w:t>
+      </w:r>
+      <w:r>
+        <w:rPr>
+          <w:rFonts w:ascii="Arial" w:hAnsi="Arial" w:cs="Arial"/>
+          <w:sz w:val="28"/>
+          <w:szCs w:val="28"/>
+        </w:rPr>
+        <w:t xml:space="preserve"> which include </w:t>
+      </w:r>
+      <w:r>
+        <w:rPr>
+          <w:rFonts w:ascii="Arial" w:hAnsi="Arial" w:cs="Arial"/>
+          <w:sz w:val="28"/>
+          <w:szCs w:val="28"/>
+        </w:rPr>
+        <w:t>Device</w:t>
+      </w:r>
+      <w:r>
+        <w:rPr>
+          <w:rFonts w:ascii="Arial" w:hAnsi="Arial" w:cs="Arial"/>
+          <w:sz w:val="28"/>
+          <w:szCs w:val="28"/>
+        </w:rPr>
+        <w:t>,</w:t>
+      </w:r>
+      <w:r>
+        <w:rPr>
+          <w:rFonts w:ascii="Arial" w:hAnsi="Arial" w:cs="Arial"/>
+          <w:sz w:val="28"/>
+          <w:szCs w:val="28"/>
+        </w:rPr>
+        <w:t xml:space="preserve"> Memory, File</w:t>
+      </w:r>
+      <w:r>
+        <w:rPr>
+          <w:rFonts w:ascii="Arial" w:hAnsi="Arial" w:cs="Arial"/>
+          <w:sz w:val="28"/>
+          <w:szCs w:val="28"/>
+        </w:rPr>
+        <w:t>, Process</w:t>
+      </w:r>
+      <w:r>
+        <w:rPr>
+          <w:rFonts w:ascii="Arial" w:hAnsi="Arial" w:cs="Arial"/>
+          <w:sz w:val="28"/>
+          <w:szCs w:val="28"/>
+        </w:rPr>
+        <w:t xml:space="preserve"> management</w:t>
+      </w:r>
+      <w:r>
+        <w:rPr>
+          <w:rFonts w:ascii="Arial" w:hAnsi="Arial" w:cs="Arial"/>
+          <w:sz w:val="28"/>
+          <w:szCs w:val="28"/>
+        </w:rPr>
+        <w:t>.</w:t>
+      </w:r>
+      <w:r>
+        <w:rPr>
+          <w:rFonts w:ascii="Arial" w:hAnsi="Arial" w:cs="Arial"/>
+          <w:sz w:val="28"/>
+          <w:szCs w:val="28"/>
+        </w:rPr>
+        <w:t xml:space="preserve"> It also </w:t>
+      </w:r>
+      <w:r>
+        <w:rPr>
+          <w:rFonts w:ascii="Arial" w:hAnsi="Arial" w:cs="Arial"/>
+          <w:sz w:val="28"/>
+          <w:szCs w:val="28"/>
+        </w:rPr>
+        <w:t>provide</w:t>
+      </w:r>
+      <w:r>
+        <w:rPr>
+          <w:rFonts w:ascii="Arial" w:hAnsi="Arial" w:cs="Arial"/>
+          <w:sz w:val="28"/>
+          <w:szCs w:val="28"/>
+        </w:rPr>
+        <w:t>s</w:t>
+      </w:r>
+      <w:r>
+        <w:rPr>
+          <w:rFonts w:ascii="Arial" w:hAnsi="Arial" w:cs="Arial"/>
+          <w:sz w:val="28"/>
+          <w:szCs w:val="28"/>
+        </w:rPr>
+        <w:t xml:space="preserve"> common services for computer programs.</w:t>
       </w:r>
     </w:p>
     <w:p>
@@ -455,18 +899,57 @@
         </w:numPr>
         <w:spacing w:after="0"/>
         <w:rPr>
-          <w:rFonts w:ascii="Arial" w:eastAsia="Times New Roman" w:hAnsi="Arial" w:cs="Arial"/>
-          <w:sz w:val="28"/>
-          <w:szCs w:val="28"/>
-        </w:rPr>
-      </w:pPr>
-      <w:r>
-        <w:rPr>
-          <w:rFonts w:ascii="Arial" w:hAnsi="Arial" w:cs="Arial"/>
-          <w:sz w:val="28"/>
-          <w:szCs w:val="28"/>
-        </w:rPr>
-        <w:t xml:space="preserve">Example: </w:t>
+          <w:rFonts w:ascii="Arial" w:hAnsi="Arial" w:cs="Arial"/>
+          <w:sz w:val="28"/>
+          <w:szCs w:val="28"/>
+        </w:rPr>
+      </w:pPr>
+      <w:r>
+        <w:rPr>
+          <w:rFonts w:ascii="Arial" w:hAnsi="Arial" w:cs="Arial"/>
+          <w:sz w:val="28"/>
+          <w:szCs w:val="28"/>
+        </w:rPr>
+        <w:t xml:space="preserve">The </w:t>
+      </w:r>
+      <w:r>
+        <w:rPr>
+          <w:rFonts w:ascii="Arial" w:hAnsi="Arial" w:cs="Arial"/>
+          <w:sz w:val="28"/>
+          <w:szCs w:val="28"/>
+        </w:rPr>
+        <w:t xml:space="preserve">brain combined with </w:t>
+      </w:r>
+      <w:r>
+        <w:rPr>
+          <w:rFonts w:ascii="Arial" w:hAnsi="Arial" w:cs="Arial"/>
+          <w:sz w:val="28"/>
+          <w:szCs w:val="28"/>
+        </w:rPr>
+        <w:t>nervous system of the computer</w:t>
+      </w:r>
+    </w:p>
+    <w:p>
+      <w:pPr>
+        <w:pStyle w:val="ListParagraph"/>
+        <w:numPr>
+          <w:ilvl w:val="0"/>
+          <w:numId w:val="20"/>
+        </w:numPr>
+        <w:spacing w:after="0"/>
+        <w:rPr>
+          <w:rFonts w:ascii="Arial" w:eastAsia="Times New Roman" w:hAnsi="Arial" w:cs="Arial"/>
+          <w:sz w:val="28"/>
+          <w:szCs w:val="28"/>
+        </w:rPr>
+      </w:pPr>
+      <w:r>
+        <w:rPr>
+          <w:rFonts w:ascii="Arial" w:hAnsi="Arial" w:cs="Arial"/>
+          <w:sz w:val="28"/>
+          <w:szCs w:val="28"/>
+        </w:rPr>
+        <w:t xml:space="preserve">An </w:t>
       </w:r>
       <w:r>
         <w:rPr>
@@ -477,7 +960,7 @@
           <w:sz w:val="28"/>
           <w:szCs w:val="28"/>
         </w:rPr>
-        <w:t>Microsoft Word</w:t>
+        <w:t>application program</w:t>
       </w:r>
       <w:r>
         <w:rPr>
@@ -494,7 +977,7 @@
           <w:sz w:val="28"/>
           <w:szCs w:val="28"/>
         </w:rPr>
-        <w:t>is an application program designed to create, edit, and format text documents.</w:t>
+        <w:t xml:space="preserve">is software designed to perform a specific task or function for users </w:t>
       </w:r>
     </w:p>
     <w:p>
@@ -506,6 +989,57 @@
         </w:numPr>
         <w:spacing w:after="0"/>
         <w:rPr>
+          <w:rFonts w:ascii="Arial" w:eastAsia="Times New Roman" w:hAnsi="Arial" w:cs="Arial"/>
+          <w:sz w:val="28"/>
+          <w:szCs w:val="28"/>
+        </w:rPr>
+      </w:pPr>
+      <w:r>
+        <w:rPr>
+          <w:rFonts w:ascii="Arial" w:hAnsi="Arial" w:cs="Arial"/>
+          <w:sz w:val="28"/>
+          <w:szCs w:val="28"/>
+        </w:rPr>
+        <w:t xml:space="preserve">Example: </w:t>
+      </w:r>
+      <w:r>
+        <w:rPr>
+          <w:rFonts w:ascii="Arial" w:hAnsi="Arial" w:cs="Arial"/>
+          <w:b/>
+          <w:bCs/>
+          <w:color w:val="002855"/>
+          <w:sz w:val="28"/>
+          <w:szCs w:val="28"/>
+        </w:rPr>
+        <w:t>Microsoft Word</w:t>
+      </w:r>
+      <w:r>
+        <w:rPr>
+          <w:rFonts w:ascii="Arial" w:hAnsi="Arial" w:cs="Arial"/>
+          <w:color w:val="002855"/>
+          <w:sz w:val="28"/>
+          <w:szCs w:val="28"/>
+        </w:rPr>
+        <w:t xml:space="preserve"> </w:t>
+      </w:r>
+      <w:r>
+        <w:rPr>
+          <w:rFonts w:ascii="Arial" w:hAnsi="Arial" w:cs="Arial"/>
+          <w:sz w:val="28"/>
+          <w:szCs w:val="28"/>
+        </w:rPr>
+        <w:t>is an application program designed to create, edit, and format text documents.</w:t>
+      </w:r>
+    </w:p>
+    <w:p>
+      <w:pPr>
+        <w:pStyle w:val="ListParagraph"/>
+        <w:numPr>
+          <w:ilvl w:val="1"/>
+          <w:numId w:val="20"/>
+        </w:numPr>
+        <w:spacing w:after="0"/>
+        <w:rPr>
           <w:rFonts w:ascii="Arial" w:hAnsi="Arial" w:cs="Arial"/>
           <w:sz w:val="28"/>
           <w:szCs w:val="28"/>
@@ -543,6 +1077,7 @@
           <w:sz w:val="28"/>
           <w:szCs w:val="28"/>
         </w:rPr>
+        <w:lastRenderedPageBreak/>
         <w:t>Swift</w:t>
       </w:r>
       <w:r>
@@ -786,7 +1321,6 @@
           <w:sz w:val="28"/>
           <w:szCs w:val="28"/>
         </w:rPr>
-        <w:lastRenderedPageBreak/>
         <w:t>Command Line Interface (</w:t>
       </w:r>
       <w:r>
@@ -1225,6 +1759,7 @@
           <w:sz w:val="28"/>
           <w:szCs w:val="28"/>
         </w:rPr>
+        <w:lastRenderedPageBreak/>
         <w:t xml:space="preserve">For example, it’s like a car that no longer receives new features such as </w:t>
       </w:r>
       <w:r>
@@ -1463,94 +1998,42 @@
         </w:numPr>
         <w:spacing w:after="0"/>
         <w:rPr>
-          <w:rFonts w:ascii="Arial" w:hAnsi="Arial" w:cs="Arial"/>
-          <w:sz w:val="28"/>
-          <w:szCs w:val="28"/>
-        </w:rPr>
-      </w:pPr>
-      <w:r>
-        <w:rPr>
-          <w:rFonts w:ascii="Arial" w:hAnsi="Arial" w:cs="Arial"/>
-          <w:b/>
-          <w:bCs/>
-          <w:sz w:val="28"/>
-          <w:szCs w:val="28"/>
-        </w:rPr>
-        <w:t>Hadoop</w:t>
-      </w:r>
-      <w:r>
-        <w:rPr>
-          <w:rFonts w:ascii="Arial" w:hAnsi="Arial" w:cs="Arial"/>
-          <w:sz w:val="28"/>
-          <w:szCs w:val="28"/>
-        </w:rPr>
-        <w:t xml:space="preserve"> primarily consists of:</w:t>
-      </w:r>
-    </w:p>
-    <w:p>
-      <w:pPr>
-        <w:pStyle w:val="ListParagraph"/>
-        <w:numPr>
-          <w:ilvl w:val="2"/>
-          <w:numId w:val="20"/>
-        </w:numPr>
-        <w:spacing w:after="0"/>
-        <w:rPr>
-          <w:rFonts w:ascii="Arial" w:hAnsi="Arial" w:cs="Arial"/>
-          <w:sz w:val="28"/>
-          <w:szCs w:val="28"/>
-        </w:rPr>
-      </w:pPr>
-      <w:r>
-        <w:rPr>
-          <w:rFonts w:ascii="Arial" w:hAnsi="Arial" w:cs="Arial"/>
-          <w:b/>
-          <w:bCs/>
-          <w:sz w:val="28"/>
-          <w:szCs w:val="28"/>
-        </w:rPr>
-        <w:t>HDFS (Hadoop Distributed File System)</w:t>
-      </w:r>
-      <w:r>
-        <w:rPr>
-          <w:rFonts w:ascii="Arial" w:hAnsi="Arial" w:cs="Arial"/>
-          <w:sz w:val="28"/>
-          <w:szCs w:val="28"/>
-        </w:rPr>
-        <w:t xml:space="preserve"> for storage</w:t>
-      </w:r>
-    </w:p>
-    <w:p>
-      <w:pPr>
-        <w:pStyle w:val="ListParagraph"/>
-        <w:numPr>
-          <w:ilvl w:val="2"/>
-          <w:numId w:val="20"/>
-        </w:numPr>
-        <w:spacing w:after="0"/>
-        <w:rPr>
-          <w:rFonts w:ascii="Arial" w:hAnsi="Arial" w:cs="Arial"/>
-          <w:sz w:val="28"/>
-          <w:szCs w:val="28"/>
-        </w:rPr>
-      </w:pPr>
-      <w:r>
-        <w:rPr>
-          <w:rFonts w:ascii="Arial" w:hAnsi="Arial" w:cs="Arial"/>
-          <w:b/>
-          <w:bCs/>
-          <w:sz w:val="28"/>
-          <w:szCs w:val="28"/>
-        </w:rPr>
-        <w:t>MapReduce</w:t>
-      </w:r>
-      <w:r>
-        <w:rPr>
-          <w:rFonts w:ascii="Arial" w:hAnsi="Arial" w:cs="Arial"/>
-          <w:sz w:val="28"/>
-          <w:szCs w:val="28"/>
-        </w:rPr>
-        <w:t xml:space="preserve"> for processing</w:t>
+          <w:rFonts w:ascii="Arial" w:eastAsia="Times New Roman" w:hAnsi="Arial" w:cs="Arial"/>
+          <w:sz w:val="28"/>
+          <w:szCs w:val="28"/>
+        </w:rPr>
+      </w:pPr>
+      <w:r>
+        <w:rPr>
+          <w:rFonts w:ascii="Arial" w:hAnsi="Arial" w:cs="Arial"/>
+          <w:sz w:val="28"/>
+          <w:szCs w:val="28"/>
+        </w:rPr>
+        <w:t>For example,</w:t>
+      </w:r>
+      <w:r>
+        <w:rPr>
+          <w:rFonts w:ascii="Arial" w:hAnsi="Arial" w:cs="Arial"/>
+          <w:sz w:val="28"/>
+          <w:szCs w:val="28"/>
+        </w:rPr>
+        <w:t xml:space="preserve"> </w:t>
+      </w:r>
+      <w:r>
+        <w:rPr>
+          <w:rFonts w:ascii="Arial" w:hAnsi="Arial" w:cs="Arial"/>
+          <w:sz w:val="28"/>
+          <w:szCs w:val="28"/>
+        </w:rPr>
+        <w:t>Amazon</w:t>
+      </w:r>
+      <w:r>
+        <w:rPr>
+          <w:rFonts w:ascii="Arial" w:hAnsi="Arial" w:cs="Arial"/>
+          <w:sz w:val="28"/>
+          <w:szCs w:val="28"/>
+        </w:rPr>
+        <w:t xml:space="preserve"> warehouse with many workers, each handling part of a huge shipment, so all the boxes (data) get sorted quickly.</w:t>
       </w:r>
     </w:p>
     <w:p>
@@ -1562,75 +2045,6 @@
         </w:numPr>
         <w:spacing w:after="0"/>
         <w:rPr>
-          <w:rFonts w:ascii="Arial" w:eastAsia="Times New Roman" w:hAnsi="Arial" w:cs="Arial"/>
-          <w:sz w:val="28"/>
-          <w:szCs w:val="28"/>
-        </w:rPr>
-      </w:pPr>
-      <w:r>
-        <w:rPr>
-          <w:rFonts w:ascii="Arial" w:hAnsi="Arial" w:cs="Arial"/>
-          <w:sz w:val="28"/>
-          <w:szCs w:val="28"/>
-        </w:rPr>
-        <w:lastRenderedPageBreak/>
-        <w:t>For example,</w:t>
-      </w:r>
-      <w:r>
-        <w:rPr>
-          <w:rFonts w:ascii="Arial" w:hAnsi="Arial" w:cs="Arial"/>
-          <w:sz w:val="28"/>
-          <w:szCs w:val="28"/>
-        </w:rPr>
-        <w:t xml:space="preserve"> a warehouse with many workers, each handling part of a huge shipment, so all the boxes (data) get sorted quickly.</w:t>
-      </w:r>
-    </w:p>
-    <w:p>
-      <w:pPr>
-        <w:pStyle w:val="ListParagraph"/>
-        <w:numPr>
-          <w:ilvl w:val="1"/>
-          <w:numId w:val="20"/>
-        </w:numPr>
-        <w:spacing w:after="0"/>
-        <w:rPr>
-          <w:rFonts w:ascii="Arial" w:hAnsi="Arial" w:cs="Arial"/>
-          <w:b/>
-          <w:bCs/>
-          <w:sz w:val="28"/>
-          <w:szCs w:val="28"/>
-        </w:rPr>
-      </w:pPr>
-      <w:r>
-        <w:rPr>
-          <w:rFonts w:ascii="Arial" w:hAnsi="Arial" w:cs="Arial"/>
-          <w:b/>
-          <w:bCs/>
-          <w:sz w:val="28"/>
-          <w:szCs w:val="28"/>
-        </w:rPr>
-        <w:t>WGU uses</w:t>
-      </w:r>
-      <w:r>
-        <w:rPr>
-          <w:rFonts w:ascii="Arial" w:hAnsi="Arial" w:cs="Arial"/>
-          <w:b/>
-          <w:bCs/>
-          <w:sz w:val="28"/>
-          <w:szCs w:val="28"/>
-        </w:rPr>
-        <w:t xml:space="preserve"> Hadoop.</w:t>
-      </w:r>
-    </w:p>
-    <w:p>
-      <w:pPr>
-        <w:pStyle w:val="ListParagraph"/>
-        <w:numPr>
-          <w:ilvl w:val="0"/>
-          <w:numId w:val="20"/>
-        </w:numPr>
-        <w:spacing w:after="0"/>
-        <w:rPr>
           <w:rFonts w:ascii="Arial" w:hAnsi="Arial" w:cs="Arial"/>
           <w:sz w:val="28"/>
           <w:szCs w:val="28"/>
@@ -1739,46 +2153,6 @@
         </w:rPr>
         <w:t>.</w:t>
       </w:r>
-    </w:p>
-    <w:p>
-      <w:pPr>
-        <w:spacing w:after="0"/>
-        <w:rPr>
-          <w:rFonts w:ascii="Arial" w:hAnsi="Arial" w:cs="Arial"/>
-          <w:sz w:val="28"/>
-          <w:szCs w:val="28"/>
-        </w:rPr>
-      </w:pPr>
-    </w:p>
-    <w:p>
-      <w:pPr>
-        <w:spacing w:after="0"/>
-        <w:rPr>
-          <w:rFonts w:ascii="Arial" w:hAnsi="Arial" w:cs="Arial"/>
-          <w:sz w:val="28"/>
-          <w:szCs w:val="28"/>
-        </w:rPr>
-      </w:pPr>
-    </w:p>
-    <w:p>
-      <w:pPr>
-        <w:spacing w:after="0"/>
-        <w:rPr>
-          <w:rFonts w:ascii="Arial" w:hAnsi="Arial" w:cs="Arial"/>
-          <w:sz w:val="28"/>
-          <w:szCs w:val="28"/>
-        </w:rPr>
-      </w:pPr>
-    </w:p>
-    <w:p>
-      <w:pPr>
-        <w:spacing w:after="0"/>
-        <w:rPr>
-          <w:rFonts w:ascii="Arial" w:hAnsi="Arial" w:cs="Arial"/>
-          <w:sz w:val="28"/>
-          <w:szCs w:val="28"/>
-        </w:rPr>
-      </w:pPr>
     </w:p>
     <w:p>
       <w:pPr>
@@ -1794,11 +2168,178 @@
       <w:r>
         <w:rPr>
           <w:rFonts w:ascii="Arial" w:hAnsi="Arial" w:cs="Arial"/>
+          <w:noProof/>
+          <w:sz w:val="28"/>
+          <w:szCs w:val="28"/>
+        </w:rPr>
+        <w:drawing>
+          <wp:inline distT="0" distB="0" distL="0" distR="0" wp14:anchorId="6F42F8A8" wp14:editId="294232E3">
+            <wp:extent cx="3123210" cy="3007092"/>
+            <wp:effectExtent l="0" t="0" r="1270" b="3175"/>
+            <wp:docPr id="1554306759" name="Picture 2"/>
+            <wp:cNvGraphicFramePr>
+              <a:graphicFrameLocks xmlns:a="http://schemas.openxmlformats.org/drawingml/2006/main" noChangeAspect="1"/>
+            </wp:cNvGraphicFramePr>
+            <a:graphic xmlns:a="http://schemas.openxmlformats.org/drawingml/2006/main">
+              <a:graphicData uri="http://schemas.openxmlformats.org/drawingml/2006/picture">
+                <pic:pic xmlns:pic="http://schemas.openxmlformats.org/drawingml/2006/picture">
+                  <pic:nvPicPr>
+                    <pic:cNvPr id="1554306759" name="Picture 1554306759"/>
+                    <pic:cNvPicPr/>
+                  </pic:nvPicPr>
+                  <pic:blipFill>
+                    <a:blip r:embed="rId8" cstate="print">
+                      <a:extLst>
+                        <a:ext uri="{28A0092B-C50C-407E-A947-70E740481C1C}">
+                          <a14:useLocalDpi xmlns:a14="http://schemas.microsoft.com/office/drawing/2010/main" val="0"/>
+                        </a:ext>
+                      </a:extLst>
+                    </a:blip>
+                    <a:stretch>
+                      <a:fillRect/>
+                    </a:stretch>
+                  </pic:blipFill>
+                  <pic:spPr>
+                    <a:xfrm>
+                      <a:off x="0" y="0"/>
+                      <a:ext cx="3142617" cy="3025777"/>
+                    </a:xfrm>
+                    <a:prstGeom prst="rect">
+                      <a:avLst/>
+                    </a:prstGeom>
+                  </pic:spPr>
+                </pic:pic>
+              </a:graphicData>
+            </a:graphic>
+          </wp:inline>
+        </w:drawing>
+      </w:r>
+    </w:p>
+    <w:p>
+      <w:pPr>
+        <w:pStyle w:val="ListParagraph"/>
+        <w:numPr>
+          <w:ilvl w:val="0"/>
+          <w:numId w:val="20"/>
+        </w:numPr>
+        <w:spacing w:after="0"/>
+        <w:rPr>
+          <w:rFonts w:ascii="Arial" w:hAnsi="Arial" w:cs="Arial"/>
+          <w:sz w:val="28"/>
+          <w:szCs w:val="28"/>
+        </w:rPr>
+      </w:pPr>
+      <w:r>
+        <w:rPr>
+          <w:rFonts w:ascii="Arial" w:hAnsi="Arial" w:cs="Arial"/>
+          <w:b/>
+          <w:bCs/>
+          <w:color w:val="002855"/>
+          <w:sz w:val="28"/>
+          <w:szCs w:val="28"/>
+        </w:rPr>
+        <w:lastRenderedPageBreak/>
+        <w:t>CouchDB</w:t>
+      </w:r>
+      <w:r>
+        <w:rPr>
+          <w:rFonts w:ascii="Arial" w:hAnsi="Arial" w:cs="Arial"/>
+          <w:sz w:val="28"/>
+          <w:szCs w:val="28"/>
+        </w:rPr>
+        <w:t xml:space="preserve"> is a NoSQL document database that stores data as JSON documents and uses multi-master replication to support offline syncing and distributed applications.</w:t>
+      </w:r>
+      <w:r>
+        <w:rPr>
+          <w:rFonts w:ascii="Arial" w:hAnsi="Arial" w:cs="Arial"/>
           <w:sz w:val="28"/>
           <w:szCs w:val="28"/>
         </w:rPr>
         <w:br/>
       </w:r>
+      <w:r>
+        <w:rPr>
+          <w:rFonts w:ascii="Arial" w:hAnsi="Arial" w:cs="Arial"/>
+          <w:noProof/>
+          <w:sz w:val="28"/>
+          <w:szCs w:val="28"/>
+        </w:rPr>
+        <w:drawing>
+          <wp:inline distT="0" distB="0" distL="0" distR="0" wp14:anchorId="21D9BFE0" wp14:editId="7CF6CE4A">
+            <wp:extent cx="3981876" cy="3342904"/>
+            <wp:effectExtent l="0" t="0" r="0" b="0"/>
+            <wp:docPr id="86780709" name="Picture 3"/>
+            <wp:cNvGraphicFramePr>
+              <a:graphicFrameLocks xmlns:a="http://schemas.openxmlformats.org/drawingml/2006/main" noChangeAspect="1"/>
+            </wp:cNvGraphicFramePr>
+            <a:graphic xmlns:a="http://schemas.openxmlformats.org/drawingml/2006/main">
+              <a:graphicData uri="http://schemas.openxmlformats.org/drawingml/2006/picture">
+                <pic:pic xmlns:pic="http://schemas.openxmlformats.org/drawingml/2006/picture">
+                  <pic:nvPicPr>
+                    <pic:cNvPr id="86780709" name="Picture 86780709"/>
+                    <pic:cNvPicPr/>
+                  </pic:nvPicPr>
+                  <pic:blipFill>
+                    <a:blip r:embed="rId9" cstate="print">
+                      <a:extLst>
+                        <a:ext uri="{28A0092B-C50C-407E-A947-70E740481C1C}">
+                          <a14:useLocalDpi xmlns:a14="http://schemas.microsoft.com/office/drawing/2010/main" val="0"/>
+                        </a:ext>
+                      </a:extLst>
+                    </a:blip>
+                    <a:stretch>
+                      <a:fillRect/>
+                    </a:stretch>
+                  </pic:blipFill>
+                  <pic:spPr>
+                    <a:xfrm>
+                      <a:off x="0" y="0"/>
+                      <a:ext cx="3985470" cy="3345922"/>
+                    </a:xfrm>
+                    <a:prstGeom prst="rect">
+                      <a:avLst/>
+                    </a:prstGeom>
+                  </pic:spPr>
+                </pic:pic>
+              </a:graphicData>
+            </a:graphic>
+          </wp:inline>
+        </w:drawing>
+      </w:r>
+    </w:p>
+    <w:p>
+      <w:pPr>
+        <w:pStyle w:val="ListParagraph"/>
+        <w:spacing w:after="0"/>
+        <w:ind w:left="1080"/>
+        <w:rPr>
+          <w:rFonts w:ascii="Arial" w:hAnsi="Arial" w:cs="Arial"/>
+          <w:sz w:val="28"/>
+          <w:szCs w:val="28"/>
+        </w:rPr>
+      </w:pPr>
+    </w:p>
+    <w:p>
+      <w:pPr>
+        <w:spacing w:after="0"/>
+        <w:rPr>
+          <w:rFonts w:ascii="Arial" w:hAnsi="Arial" w:cs="Arial"/>
+          <w:sz w:val="28"/>
+          <w:szCs w:val="28"/>
+        </w:rPr>
+      </w:pPr>
+    </w:p>
+    <w:p>
+      <w:pPr>
+        <w:pStyle w:val="ListParagraph"/>
+        <w:spacing w:after="0"/>
+        <w:ind w:left="1080"/>
+        <w:rPr>
+          <w:rFonts w:ascii="Arial" w:hAnsi="Arial" w:cs="Arial"/>
+          <w:sz w:val="28"/>
+          <w:szCs w:val="28"/>
+        </w:rPr>
+      </w:pPr>
     </w:p>
     <w:p>
       <w:pPr>
@@ -2066,15 +2607,13 @@
           <w:rFonts w:ascii="Arial" w:hAnsi="Arial" w:cs="Arial"/>
           <w:sz w:val="28"/>
           <w:szCs w:val="28"/>
-          <w:highlight w:val="yellow"/>
-        </w:rPr>
-      </w:pPr>
-      <w:r>
-        <w:rPr>
-          <w:rFonts w:ascii="Arial" w:hAnsi="Arial" w:cs="Arial"/>
-          <w:sz w:val="28"/>
-          <w:szCs w:val="28"/>
-          <w:highlight w:val="yellow"/>
+        </w:rPr>
+      </w:pPr>
+      <w:r>
+        <w:rPr>
+          <w:rFonts w:ascii="Arial" w:hAnsi="Arial" w:cs="Arial"/>
+          <w:sz w:val="28"/>
+          <w:szCs w:val="28"/>
         </w:rPr>
         <w:t>Python</w:t>
       </w:r>
@@ -2090,16 +2629,15 @@
           <w:rFonts w:ascii="Arial" w:hAnsi="Arial" w:cs="Arial"/>
           <w:sz w:val="28"/>
           <w:szCs w:val="28"/>
-          <w:highlight w:val="yellow"/>
-        </w:rPr>
-      </w:pPr>
-      <w:r>
-        <w:rPr>
-          <w:rFonts w:ascii="Arial" w:hAnsi="Arial" w:cs="Arial"/>
-          <w:sz w:val="28"/>
-          <w:szCs w:val="28"/>
-          <w:highlight w:val="yellow"/>
-        </w:rPr>
+        </w:rPr>
+      </w:pPr>
+      <w:r>
+        <w:rPr>
+          <w:rFonts w:ascii="Arial" w:hAnsi="Arial" w:cs="Arial"/>
+          <w:sz w:val="28"/>
+          <w:szCs w:val="28"/>
+        </w:rPr>
+        <w:lastRenderedPageBreak/>
         <w:t>JavaScript</w:t>
       </w:r>
     </w:p>
@@ -2114,15 +2652,13 @@
           <w:rFonts w:ascii="Arial" w:hAnsi="Arial" w:cs="Arial"/>
           <w:sz w:val="28"/>
           <w:szCs w:val="28"/>
-          <w:highlight w:val="yellow"/>
-        </w:rPr>
-      </w:pPr>
-      <w:r>
-        <w:rPr>
-          <w:rFonts w:ascii="Arial" w:hAnsi="Arial" w:cs="Arial"/>
-          <w:sz w:val="28"/>
-          <w:szCs w:val="28"/>
-          <w:highlight w:val="yellow"/>
+        </w:rPr>
+      </w:pPr>
+      <w:r>
+        <w:rPr>
+          <w:rFonts w:ascii="Arial" w:hAnsi="Arial" w:cs="Arial"/>
+          <w:sz w:val="28"/>
+          <w:szCs w:val="28"/>
         </w:rPr>
         <w:t>Ruby</w:t>
       </w:r>
@@ -2138,15 +2674,13 @@
           <w:rFonts w:ascii="Arial" w:hAnsi="Arial" w:cs="Arial"/>
           <w:sz w:val="28"/>
           <w:szCs w:val="28"/>
-          <w:highlight w:val="yellow"/>
-        </w:rPr>
-      </w:pPr>
-      <w:r>
-        <w:rPr>
-          <w:rFonts w:ascii="Arial" w:hAnsi="Arial" w:cs="Arial"/>
-          <w:sz w:val="28"/>
-          <w:szCs w:val="28"/>
-          <w:highlight w:val="yellow"/>
+        </w:rPr>
+      </w:pPr>
+      <w:r>
+        <w:rPr>
+          <w:rFonts w:ascii="Arial" w:hAnsi="Arial" w:cs="Arial"/>
+          <w:sz w:val="28"/>
+          <w:szCs w:val="28"/>
         </w:rPr>
         <w:t>PHP</w:t>
       </w:r>
@@ -2162,15 +2696,13 @@
           <w:rFonts w:ascii="Arial" w:hAnsi="Arial" w:cs="Arial"/>
           <w:sz w:val="28"/>
           <w:szCs w:val="28"/>
-          <w:highlight w:val="yellow"/>
-        </w:rPr>
-      </w:pPr>
-      <w:r>
-        <w:rPr>
-          <w:rFonts w:ascii="Arial" w:hAnsi="Arial" w:cs="Arial"/>
-          <w:sz w:val="28"/>
-          <w:szCs w:val="28"/>
-          <w:highlight w:val="yellow"/>
+        </w:rPr>
+      </w:pPr>
+      <w:r>
+        <w:rPr>
+          <w:rFonts w:ascii="Arial" w:hAnsi="Arial" w:cs="Arial"/>
+          <w:sz w:val="28"/>
+          <w:szCs w:val="28"/>
         </w:rPr>
         <w:t>Perl</w:t>
       </w:r>
@@ -2236,7 +2768,6 @@
           <w:sz w:val="28"/>
           <w:szCs w:val="28"/>
         </w:rPr>
-        <w:lastRenderedPageBreak/>
         <w:t>The compiled program then runs directly on the CPU.</w:t>
       </w:r>
     </w:p>
@@ -2428,15 +2959,13 @@
           <w:rFonts w:ascii="Arial" w:hAnsi="Arial" w:cs="Arial"/>
           <w:sz w:val="28"/>
           <w:szCs w:val="28"/>
-          <w:highlight w:val="yellow"/>
-        </w:rPr>
-      </w:pPr>
-      <w:r>
-        <w:rPr>
-          <w:rFonts w:ascii="Arial" w:hAnsi="Arial" w:cs="Arial"/>
-          <w:sz w:val="28"/>
-          <w:szCs w:val="28"/>
-          <w:highlight w:val="yellow"/>
+        </w:rPr>
+      </w:pPr>
+      <w:r>
+        <w:rPr>
+          <w:rFonts w:ascii="Arial" w:hAnsi="Arial" w:cs="Arial"/>
+          <w:sz w:val="28"/>
+          <w:szCs w:val="28"/>
         </w:rPr>
         <w:t>C</w:t>
       </w:r>
@@ -2452,15 +2981,13 @@
           <w:rFonts w:ascii="Arial" w:hAnsi="Arial" w:cs="Arial"/>
           <w:sz w:val="28"/>
           <w:szCs w:val="28"/>
-          <w:highlight w:val="yellow"/>
-        </w:rPr>
-      </w:pPr>
-      <w:r>
-        <w:rPr>
-          <w:rFonts w:ascii="Arial" w:hAnsi="Arial" w:cs="Arial"/>
-          <w:sz w:val="28"/>
-          <w:szCs w:val="28"/>
-          <w:highlight w:val="yellow"/>
+        </w:rPr>
+      </w:pPr>
+      <w:r>
+        <w:rPr>
+          <w:rFonts w:ascii="Arial" w:hAnsi="Arial" w:cs="Arial"/>
+          <w:sz w:val="28"/>
+          <w:szCs w:val="28"/>
         </w:rPr>
         <w:t>C++</w:t>
       </w:r>
@@ -2476,15 +3003,13 @@
           <w:rFonts w:ascii="Arial" w:hAnsi="Arial" w:cs="Arial"/>
           <w:sz w:val="28"/>
           <w:szCs w:val="28"/>
-          <w:highlight w:val="yellow"/>
-        </w:rPr>
-      </w:pPr>
-      <w:r>
-        <w:rPr>
-          <w:rFonts w:ascii="Arial" w:hAnsi="Arial" w:cs="Arial"/>
-          <w:sz w:val="28"/>
-          <w:szCs w:val="28"/>
-          <w:highlight w:val="yellow"/>
+        </w:rPr>
+      </w:pPr>
+      <w:r>
+        <w:rPr>
+          <w:rFonts w:ascii="Arial" w:hAnsi="Arial" w:cs="Arial"/>
+          <w:sz w:val="28"/>
+          <w:szCs w:val="28"/>
         </w:rPr>
         <w:t>Rust</w:t>
       </w:r>
@@ -2500,15 +3025,13 @@
           <w:rFonts w:ascii="Arial" w:hAnsi="Arial" w:cs="Arial"/>
           <w:sz w:val="28"/>
           <w:szCs w:val="28"/>
-          <w:highlight w:val="yellow"/>
-        </w:rPr>
-      </w:pPr>
-      <w:r>
-        <w:rPr>
-          <w:rFonts w:ascii="Arial" w:hAnsi="Arial" w:cs="Arial"/>
-          <w:sz w:val="28"/>
-          <w:szCs w:val="28"/>
-          <w:highlight w:val="yellow"/>
+        </w:rPr>
+      </w:pPr>
+      <w:r>
+        <w:rPr>
+          <w:rFonts w:ascii="Arial" w:hAnsi="Arial" w:cs="Arial"/>
+          <w:sz w:val="28"/>
+          <w:szCs w:val="28"/>
         </w:rPr>
         <w:t>Go</w:t>
       </w:r>
@@ -2735,6 +3258,7 @@
           <w:sz w:val="28"/>
           <w:szCs w:val="28"/>
         </w:rPr>
+        <w:lastRenderedPageBreak/>
         <w:t xml:space="preserve">Example: </w:t>
       </w:r>
       <w:r>
@@ -2745,6 +3269,36 @@
         </w:rPr>
         <w:t>Vue gives you LEGO pieces plus a clear instruction booklet:</w:t>
       </w:r>
+    </w:p>
+    <w:p>
+      <w:pPr>
+        <w:pStyle w:val="ListParagraph"/>
+        <w:numPr>
+          <w:ilvl w:val="1"/>
+          <w:numId w:val="23"/>
+        </w:numPr>
+        <w:spacing w:after="0"/>
+        <w:rPr>
+          <w:rFonts w:ascii="Arial" w:hAnsi="Arial" w:cs="Arial"/>
+          <w:sz w:val="28"/>
+          <w:szCs w:val="28"/>
+        </w:rPr>
+      </w:pPr>
+    </w:p>
+    <w:p>
+      <w:pPr>
+        <w:pStyle w:val="ListParagraph"/>
+        <w:numPr>
+          <w:ilvl w:val="1"/>
+          <w:numId w:val="23"/>
+        </w:numPr>
+        <w:spacing w:after="0"/>
+        <w:rPr>
+          <w:rFonts w:ascii="Arial" w:hAnsi="Arial" w:cs="Arial"/>
+          <w:sz w:val="28"/>
+          <w:szCs w:val="28"/>
+        </w:rPr>
+      </w:pPr>
       <w:r>
         <w:rPr>
           <w:rFonts w:ascii="Arial" w:hAnsi="Arial" w:cs="Arial"/>
@@ -2828,7 +3382,6 @@
           <w:sz w:val="28"/>
           <w:szCs w:val="28"/>
         </w:rPr>
-        <w:lastRenderedPageBreak/>
         <w:t>Example:</w:t>
       </w:r>
       <w:r>
@@ -3174,7 +3727,15 @@
           <w:sz w:val="28"/>
           <w:szCs w:val="28"/>
         </w:rPr>
-        <w:t xml:space="preserve"> is a utility-first CSS framework designed for styling web applications.</w:t>
+        <w:t xml:space="preserve"> i</w:t>
+      </w:r>
+      <w:r>
+        <w:rPr>
+          <w:rFonts w:ascii="Arial" w:hAnsi="Arial" w:cs="Arial"/>
+          <w:sz w:val="28"/>
+          <w:szCs w:val="28"/>
+        </w:rPr>
+        <w:t>s a tool that allows front-end/web developers to style webpages rather than develop functionality.</w:t>
       </w:r>
     </w:p>
     <w:p>
@@ -3519,6 +4080,7 @@
           <w:szCs w:val="28"/>
           <w14:ligatures w14:val="standardContextual"/>
         </w:rPr>
+        <w:lastRenderedPageBreak/>
         <w:t>Something you are (biometrics)</w:t>
       </w:r>
     </w:p>
@@ -3819,7 +4381,6 @@
             <w:pPr>
               <w:spacing w:after="0"/>
             </w:pPr>
-            <w:proofErr w:type="gramStart"/>
             <w:r>
               <w:rPr>
                 <w:rFonts w:ascii="Courier New" w:eastAsia="Courier New" w:hAnsi="Courier New" w:cs="Courier New"/>
@@ -3827,17 +4388,7 @@
                 <w:sz w:val="18"/>
                 <w:szCs w:val="18"/>
               </w:rPr>
-              <w:t>fork(</w:t>
-            </w:r>
-            <w:proofErr w:type="gramEnd"/>
-            <w:r>
-              <w:rPr>
-                <w:rFonts w:ascii="Courier New" w:eastAsia="Courier New" w:hAnsi="Courier New" w:cs="Courier New"/>
-                <w:color w:val="000000" w:themeColor="text1"/>
-                <w:sz w:val="18"/>
-                <w:szCs w:val="18"/>
-              </w:rPr>
-              <w:t>)</w:t>
+              <w:t>fork()</w:t>
             </w:r>
           </w:p>
         </w:tc>
@@ -3931,7 +4482,6 @@
             <w:pPr>
               <w:spacing w:after="0"/>
             </w:pPr>
-            <w:proofErr w:type="gramStart"/>
             <w:r>
               <w:rPr>
                 <w:rFonts w:ascii="Courier New" w:eastAsia="Courier New" w:hAnsi="Courier New" w:cs="Courier New"/>
@@ -3939,17 +4489,7 @@
                 <w:sz w:val="18"/>
                 <w:szCs w:val="18"/>
               </w:rPr>
-              <w:t>exec(</w:t>
-            </w:r>
-            <w:proofErr w:type="gramEnd"/>
-            <w:r>
-              <w:rPr>
-                <w:rFonts w:ascii="Courier New" w:eastAsia="Courier New" w:hAnsi="Courier New" w:cs="Courier New"/>
-                <w:color w:val="000000" w:themeColor="text1"/>
-                <w:sz w:val="18"/>
-                <w:szCs w:val="18"/>
-              </w:rPr>
-              <w:t>)</w:t>
+              <w:t>exec()</w:t>
             </w:r>
           </w:p>
         </w:tc>
@@ -4013,27 +4553,7 @@
                 <w:sz w:val="20"/>
                 <w:szCs w:val="20"/>
               </w:rPr>
-              <w:t xml:space="preserve">Replaces the current process with a new program. Often used right after </w:t>
-            </w:r>
-            <w:proofErr w:type="gramStart"/>
-            <w:r>
-              <w:rPr>
-                <w:rFonts w:ascii="Arial" w:eastAsia="Arial" w:hAnsi="Arial" w:cs="Arial"/>
-                <w:color w:val="000000" w:themeColor="text1"/>
-                <w:sz w:val="20"/>
-                <w:szCs w:val="20"/>
-              </w:rPr>
-              <w:t>fork(</w:t>
-            </w:r>
-            <w:proofErr w:type="gramEnd"/>
-            <w:r>
-              <w:rPr>
-                <w:rFonts w:ascii="Arial" w:eastAsia="Arial" w:hAnsi="Arial" w:cs="Arial"/>
-                <w:color w:val="000000" w:themeColor="text1"/>
-                <w:sz w:val="20"/>
-                <w:szCs w:val="20"/>
-              </w:rPr>
-              <w:t>).</w:t>
+              <w:t>Replaces the current process with a new program. Often used right after fork().</w:t>
             </w:r>
           </w:p>
         </w:tc>
@@ -4063,7 +4583,6 @@
             <w:pPr>
               <w:spacing w:after="0"/>
             </w:pPr>
-            <w:proofErr w:type="gramStart"/>
             <w:r>
               <w:rPr>
                 <w:rFonts w:ascii="Courier New" w:eastAsia="Courier New" w:hAnsi="Courier New" w:cs="Courier New"/>
@@ -4071,17 +4590,7 @@
                 <w:sz w:val="18"/>
                 <w:szCs w:val="18"/>
               </w:rPr>
-              <w:t>exit(</w:t>
-            </w:r>
-            <w:proofErr w:type="gramEnd"/>
-            <w:r>
-              <w:rPr>
-                <w:rFonts w:ascii="Courier New" w:eastAsia="Courier New" w:hAnsi="Courier New" w:cs="Courier New"/>
-                <w:color w:val="000000" w:themeColor="text1"/>
-                <w:sz w:val="18"/>
-                <w:szCs w:val="18"/>
-              </w:rPr>
-              <w:t>)</w:t>
+              <w:t>exit()</w:t>
             </w:r>
           </w:p>
         </w:tc>
@@ -4175,7 +4684,6 @@
             <w:pPr>
               <w:spacing w:after="0"/>
             </w:pPr>
-            <w:proofErr w:type="gramStart"/>
             <w:r>
               <w:rPr>
                 <w:rFonts w:ascii="Courier New" w:eastAsia="Courier New" w:hAnsi="Courier New" w:cs="Courier New"/>
@@ -4183,17 +4691,7 @@
                 <w:sz w:val="18"/>
                 <w:szCs w:val="18"/>
               </w:rPr>
-              <w:t>wait(</w:t>
-            </w:r>
-            <w:proofErr w:type="gramEnd"/>
-            <w:r>
-              <w:rPr>
-                <w:rFonts w:ascii="Courier New" w:eastAsia="Courier New" w:hAnsi="Courier New" w:cs="Courier New"/>
-                <w:color w:val="000000" w:themeColor="text1"/>
-                <w:sz w:val="18"/>
-                <w:szCs w:val="18"/>
-              </w:rPr>
-              <w:t>)</w:t>
+              <w:t>wait()</w:t>
             </w:r>
           </w:p>
         </w:tc>
@@ -4287,7 +4785,7 @@
             <w:pPr>
               <w:spacing w:after="0"/>
             </w:pPr>
-            <w:proofErr w:type="gramStart"/>
+            <w:proofErr w:type="spellStart"/>
             <w:r>
               <w:rPr>
                 <w:rFonts w:ascii="Courier New" w:eastAsia="Courier New" w:hAnsi="Courier New" w:cs="Courier New"/>
@@ -4295,9 +4793,9 @@
                 <w:sz w:val="18"/>
                 <w:szCs w:val="18"/>
               </w:rPr>
-              <w:t>CreateProcess(</w:t>
+              <w:t>CreateProcess</w:t>
             </w:r>
-            <w:proofErr w:type="gramEnd"/>
+            <w:proofErr w:type="spellEnd"/>
             <w:r>
               <w:rPr>
                 <w:rFonts w:ascii="Courier New" w:eastAsia="Courier New" w:hAnsi="Courier New" w:cs="Courier New"/>
@@ -4305,7 +4803,7 @@
                 <w:sz w:val="18"/>
                 <w:szCs w:val="18"/>
               </w:rPr>
-              <w:t>)</w:t>
+              <w:t>()</w:t>
             </w:r>
           </w:p>
         </w:tc>
@@ -4369,107 +4867,7 @@
                 <w:sz w:val="20"/>
                 <w:szCs w:val="20"/>
               </w:rPr>
-              <w:t xml:space="preserve">Does what </w:t>
-            </w:r>
-            <w:proofErr w:type="gramStart"/>
-            <w:r>
-              <w:rPr>
-                <w:rFonts w:ascii="Arial" w:eastAsia="Arial" w:hAnsi="Arial" w:cs="Arial"/>
-                <w:color w:val="000000" w:themeColor="text1"/>
-                <w:sz w:val="20"/>
-                <w:szCs w:val="20"/>
-              </w:rPr>
-              <w:t>fork(</w:t>
-            </w:r>
-            <w:proofErr w:type="gramEnd"/>
-            <w:r>
-              <w:rPr>
-                <w:rFonts w:ascii="Arial" w:eastAsia="Arial" w:hAnsi="Arial" w:cs="Arial"/>
-                <w:color w:val="000000" w:themeColor="text1"/>
-                <w:sz w:val="20"/>
-                <w:szCs w:val="20"/>
-              </w:rPr>
-              <w:t xml:space="preserve">) + </w:t>
-            </w:r>
-            <w:proofErr w:type="gramStart"/>
-            <w:r>
-              <w:rPr>
-                <w:rFonts w:ascii="Arial" w:eastAsia="Arial" w:hAnsi="Arial" w:cs="Arial"/>
-                <w:color w:val="000000" w:themeColor="text1"/>
-                <w:sz w:val="20"/>
-                <w:szCs w:val="20"/>
-              </w:rPr>
-              <w:t>exec(</w:t>
-            </w:r>
-            <w:proofErr w:type="gramEnd"/>
-            <w:r>
-              <w:rPr>
-                <w:rFonts w:ascii="Arial" w:eastAsia="Arial" w:hAnsi="Arial" w:cs="Arial"/>
-                <w:color w:val="000000" w:themeColor="text1"/>
-                <w:sz w:val="20"/>
-                <w:szCs w:val="20"/>
-              </w:rPr>
-              <w:t xml:space="preserve">) </w:t>
-            </w:r>
-            <w:proofErr w:type="gramStart"/>
-            <w:r>
-              <w:rPr>
-                <w:rFonts w:ascii="Arial" w:eastAsia="Arial" w:hAnsi="Arial" w:cs="Arial"/>
-                <w:color w:val="000000" w:themeColor="text1"/>
-                <w:sz w:val="20"/>
-                <w:szCs w:val="20"/>
-              </w:rPr>
-              <w:t>do</w:t>
-            </w:r>
-            <w:proofErr w:type="gramEnd"/>
-            <w:r>
-              <w:rPr>
-                <w:rFonts w:ascii="Arial" w:eastAsia="Arial" w:hAnsi="Arial" w:cs="Arial"/>
-                <w:color w:val="000000" w:themeColor="text1"/>
-                <w:sz w:val="20"/>
-                <w:szCs w:val="20"/>
-              </w:rPr>
-              <w:t xml:space="preserve"> together: </w:t>
-            </w:r>
-            <w:proofErr w:type="gramStart"/>
-            <w:r>
-              <w:rPr>
-                <w:rFonts w:ascii="Arial" w:eastAsia="Arial" w:hAnsi="Arial" w:cs="Arial"/>
-                <w:color w:val="000000" w:themeColor="text1"/>
-                <w:sz w:val="20"/>
-                <w:szCs w:val="20"/>
-              </w:rPr>
-              <w:t>creates</w:t>
-            </w:r>
-            <w:proofErr w:type="gramEnd"/>
-            <w:r>
-              <w:rPr>
-                <w:rFonts w:ascii="Arial" w:eastAsia="Arial" w:hAnsi="Arial" w:cs="Arial"/>
-                <w:color w:val="000000" w:themeColor="text1"/>
-                <w:sz w:val="20"/>
-                <w:szCs w:val="20"/>
-              </w:rPr>
-              <w:t xml:space="preserve"> and </w:t>
-            </w:r>
-            <w:proofErr w:type="gramStart"/>
-            <w:r>
-              <w:rPr>
-                <w:rFonts w:ascii="Arial" w:eastAsia="Arial" w:hAnsi="Arial" w:cs="Arial"/>
-                <w:color w:val="000000" w:themeColor="text1"/>
-                <w:sz w:val="20"/>
-                <w:szCs w:val="20"/>
-              </w:rPr>
-              <w:t>launches</w:t>
-            </w:r>
-            <w:proofErr w:type="gramEnd"/>
-            <w:r>
-              <w:rPr>
-                <w:rFonts w:ascii="Arial" w:eastAsia="Arial" w:hAnsi="Arial" w:cs="Arial"/>
-                <w:color w:val="000000" w:themeColor="text1"/>
-                <w:sz w:val="20"/>
-                <w:szCs w:val="20"/>
-              </w:rPr>
-              <w:t xml:space="preserve"> a new process in one step.</w:t>
+              <w:t>Does what fork() + exec() do together: creates and launches a new process in one step.</w:t>
             </w:r>
           </w:p>
         </w:tc>
@@ -4499,7 +4897,7 @@
             <w:pPr>
               <w:spacing w:after="0"/>
             </w:pPr>
-            <w:proofErr w:type="gramStart"/>
+            <w:proofErr w:type="spellStart"/>
             <w:r>
               <w:rPr>
                 <w:rFonts w:ascii="Courier New" w:eastAsia="Courier New" w:hAnsi="Courier New" w:cs="Courier New"/>
@@ -4507,9 +4905,9 @@
                 <w:sz w:val="18"/>
                 <w:szCs w:val="18"/>
               </w:rPr>
-              <w:t>TerminateProcess(</w:t>
+              <w:t>TerminateProcess</w:t>
             </w:r>
-            <w:proofErr w:type="gramEnd"/>
+            <w:proofErr w:type="spellEnd"/>
             <w:r>
               <w:rPr>
                 <w:rFonts w:ascii="Courier New" w:eastAsia="Courier New" w:hAnsi="Courier New" w:cs="Courier New"/>
@@ -4517,7 +4915,7 @@
                 <w:sz w:val="18"/>
                 <w:szCs w:val="18"/>
               </w:rPr>
-              <w:t>)</w:t>
+              <w:t>()</w:t>
             </w:r>
           </w:p>
         </w:tc>
@@ -4581,27 +4979,7 @@
                 <w:sz w:val="20"/>
                 <w:szCs w:val="20"/>
               </w:rPr>
-              <w:t xml:space="preserve">Forcefully kills a specified process, </w:t>
-            </w:r>
-            <w:proofErr w:type="gramStart"/>
-            <w:r>
-              <w:rPr>
-                <w:rFonts w:ascii="Arial" w:eastAsia="Arial" w:hAnsi="Arial" w:cs="Arial"/>
-                <w:color w:val="000000" w:themeColor="text1"/>
-                <w:sz w:val="20"/>
-                <w:szCs w:val="20"/>
-              </w:rPr>
-              <w:t>similar to</w:t>
-            </w:r>
-            <w:proofErr w:type="gramEnd"/>
-            <w:r>
-              <w:rPr>
-                <w:rFonts w:ascii="Arial" w:eastAsia="Arial" w:hAnsi="Arial" w:cs="Arial"/>
-                <w:color w:val="000000" w:themeColor="text1"/>
-                <w:sz w:val="20"/>
-                <w:szCs w:val="20"/>
-              </w:rPr>
-              <w:t xml:space="preserve"> Linux kill.</w:t>
+              <w:t>Forcefully kills a specified process, similar to Linux kill.</w:t>
             </w:r>
           </w:p>
         </w:tc>
@@ -4631,7 +5009,7 @@
             <w:pPr>
               <w:spacing w:after="0"/>
             </w:pPr>
-            <w:proofErr w:type="gramStart"/>
+            <w:proofErr w:type="spellStart"/>
             <w:r>
               <w:rPr>
                 <w:rFonts w:ascii="Courier New" w:eastAsia="Courier New" w:hAnsi="Courier New" w:cs="Courier New"/>
@@ -4639,9 +5017,10 @@
                 <w:sz w:val="18"/>
                 <w:szCs w:val="18"/>
               </w:rPr>
-              <w:t>ExitProcess(</w:t>
+              <w:lastRenderedPageBreak/>
+              <w:t>ExitProcess</w:t>
             </w:r>
-            <w:proofErr w:type="gramEnd"/>
+            <w:proofErr w:type="spellEnd"/>
             <w:r>
               <w:rPr>
                 <w:rFonts w:ascii="Courier New" w:eastAsia="Courier New" w:hAnsi="Courier New" w:cs="Courier New"/>
@@ -4649,7 +5028,7 @@
                 <w:sz w:val="18"/>
                 <w:szCs w:val="18"/>
               </w:rPr>
-              <w:t>)</w:t>
+              <w:t>()</w:t>
             </w:r>
           </w:p>
         </w:tc>
@@ -4713,27 +5092,7 @@
                 <w:sz w:val="20"/>
                 <w:szCs w:val="20"/>
               </w:rPr>
-              <w:t xml:space="preserve">Cleanly shuts down the current process, equivalent to Linux </w:t>
-            </w:r>
-            <w:proofErr w:type="gramStart"/>
-            <w:r>
-              <w:rPr>
-                <w:rFonts w:ascii="Arial" w:eastAsia="Arial" w:hAnsi="Arial" w:cs="Arial"/>
-                <w:color w:val="000000" w:themeColor="text1"/>
-                <w:sz w:val="20"/>
-                <w:szCs w:val="20"/>
-              </w:rPr>
-              <w:t>exit(</w:t>
-            </w:r>
-            <w:proofErr w:type="gramEnd"/>
-            <w:r>
-              <w:rPr>
-                <w:rFonts w:ascii="Arial" w:eastAsia="Arial" w:hAnsi="Arial" w:cs="Arial"/>
-                <w:color w:val="000000" w:themeColor="text1"/>
-                <w:sz w:val="20"/>
-                <w:szCs w:val="20"/>
-              </w:rPr>
-              <w:t>).</w:t>
+              <w:t>Cleanly shuts down the current process, equivalent to Linux exit().</w:t>
             </w:r>
           </w:p>
         </w:tc>
@@ -4778,9 +5137,9 @@
           <w:sz w:val="20"/>
           <w:szCs w:val="20"/>
         </w:rPr>
-        <w:t xml:space="preserve">Linux separates "copy this process" (fork) from "run a new program" (exec). Windows combines </w:t>
-      </w:r>
-      <w:proofErr w:type="gramStart"/>
+        <w:t xml:space="preserve">Linux separates "copy this process" (fork) from "run a new program" (exec). Windows combines both into </w:t>
+      </w:r>
+      <w:proofErr w:type="spellStart"/>
       <w:r>
         <w:rPr>
           <w:rFonts w:ascii="Arial" w:eastAsia="Arial" w:hAnsi="Arial" w:cs="Arial"/>
@@ -4788,9 +5147,9 @@
           <w:sz w:val="20"/>
           <w:szCs w:val="20"/>
         </w:rPr>
-        <w:t>both into</w:t>
-      </w:r>
-      <w:proofErr w:type="gramEnd"/>
+        <w:t>CreateProcess</w:t>
+      </w:r>
+      <w:proofErr w:type="spellEnd"/>
       <w:r>
         <w:rPr>
           <w:rFonts w:ascii="Arial" w:eastAsia="Arial" w:hAnsi="Arial" w:cs="Arial"/>
@@ -4798,27 +5157,7 @@
           <w:sz w:val="20"/>
           <w:szCs w:val="20"/>
         </w:rPr>
-        <w:t xml:space="preserve"> </w:t>
-      </w:r>
-      <w:proofErr w:type="gramStart"/>
-      <w:r>
-        <w:rPr>
-          <w:rFonts w:ascii="Arial" w:eastAsia="Arial" w:hAnsi="Arial" w:cs="Arial"/>
-          <w:color w:val="000000" w:themeColor="text1"/>
-          <w:sz w:val="20"/>
-          <w:szCs w:val="20"/>
-        </w:rPr>
-        <w:t>CreateProcess(</w:t>
-      </w:r>
-      <w:proofErr w:type="gramEnd"/>
-      <w:r>
-        <w:rPr>
-          <w:rFonts w:ascii="Arial" w:eastAsia="Arial" w:hAnsi="Arial" w:cs="Arial"/>
-          <w:color w:val="000000" w:themeColor="text1"/>
-          <w:sz w:val="20"/>
-          <w:szCs w:val="20"/>
-        </w:rPr>
-        <w:t>).</w:t>
+        <w:t>().</w:t>
       </w:r>
     </w:p>
     <w:p>
@@ -4846,7 +5185,6 @@
           <w:sz w:val="26"/>
           <w:szCs w:val="26"/>
         </w:rPr>
-        <w:lastRenderedPageBreak/>
         <w:t>File Operations</w:t>
       </w:r>
     </w:p>
@@ -4992,7 +5330,6 @@
             <w:pPr>
               <w:spacing w:after="0"/>
             </w:pPr>
-            <w:proofErr w:type="gramStart"/>
             <w:r>
               <w:rPr>
                 <w:rFonts w:ascii="Courier New" w:eastAsia="Courier New" w:hAnsi="Courier New" w:cs="Courier New"/>
@@ -5000,17 +5337,7 @@
                 <w:sz w:val="18"/>
                 <w:szCs w:val="18"/>
               </w:rPr>
-              <w:t>open(</w:t>
-            </w:r>
-            <w:proofErr w:type="gramEnd"/>
-            <w:r>
-              <w:rPr>
-                <w:rFonts w:ascii="Courier New" w:eastAsia="Courier New" w:hAnsi="Courier New" w:cs="Courier New"/>
-                <w:color w:val="000000" w:themeColor="text1"/>
-                <w:sz w:val="18"/>
-                <w:szCs w:val="18"/>
-              </w:rPr>
-              <w:t>)</w:t>
+              <w:t>open()</w:t>
             </w:r>
           </w:p>
         </w:tc>
@@ -5104,7 +5431,6 @@
             <w:pPr>
               <w:spacing w:after="0"/>
             </w:pPr>
-            <w:proofErr w:type="gramStart"/>
             <w:r>
               <w:rPr>
                 <w:rFonts w:ascii="Courier New" w:eastAsia="Courier New" w:hAnsi="Courier New" w:cs="Courier New"/>
@@ -5112,17 +5438,7 @@
                 <w:sz w:val="18"/>
                 <w:szCs w:val="18"/>
               </w:rPr>
-              <w:t>read(</w:t>
-            </w:r>
-            <w:proofErr w:type="gramEnd"/>
-            <w:r>
-              <w:rPr>
-                <w:rFonts w:ascii="Courier New" w:eastAsia="Courier New" w:hAnsi="Courier New" w:cs="Courier New"/>
-                <w:color w:val="000000" w:themeColor="text1"/>
-                <w:sz w:val="18"/>
-                <w:szCs w:val="18"/>
-              </w:rPr>
-              <w:t>)</w:t>
+              <w:t>read()</w:t>
             </w:r>
           </w:p>
         </w:tc>
@@ -5216,7 +5532,6 @@
             <w:pPr>
               <w:spacing w:after="0"/>
             </w:pPr>
-            <w:proofErr w:type="gramStart"/>
             <w:r>
               <w:rPr>
                 <w:rFonts w:ascii="Courier New" w:eastAsia="Courier New" w:hAnsi="Courier New" w:cs="Courier New"/>
@@ -5224,17 +5539,7 @@
                 <w:sz w:val="18"/>
                 <w:szCs w:val="18"/>
               </w:rPr>
-              <w:t>write(</w:t>
-            </w:r>
-            <w:proofErr w:type="gramEnd"/>
-            <w:r>
-              <w:rPr>
-                <w:rFonts w:ascii="Courier New" w:eastAsia="Courier New" w:hAnsi="Courier New" w:cs="Courier New"/>
-                <w:color w:val="000000" w:themeColor="text1"/>
-                <w:sz w:val="18"/>
-                <w:szCs w:val="18"/>
-              </w:rPr>
-              <w:t>)</w:t>
+              <w:t>write()</w:t>
             </w:r>
           </w:p>
         </w:tc>
@@ -5328,7 +5633,6 @@
             <w:pPr>
               <w:spacing w:after="0"/>
             </w:pPr>
-            <w:proofErr w:type="gramStart"/>
             <w:r>
               <w:rPr>
                 <w:rFonts w:ascii="Courier New" w:eastAsia="Courier New" w:hAnsi="Courier New" w:cs="Courier New"/>
@@ -5336,17 +5640,7 @@
                 <w:sz w:val="18"/>
                 <w:szCs w:val="18"/>
               </w:rPr>
-              <w:t>close(</w:t>
-            </w:r>
-            <w:proofErr w:type="gramEnd"/>
-            <w:r>
-              <w:rPr>
-                <w:rFonts w:ascii="Courier New" w:eastAsia="Courier New" w:hAnsi="Courier New" w:cs="Courier New"/>
-                <w:color w:val="000000" w:themeColor="text1"/>
-                <w:sz w:val="18"/>
-                <w:szCs w:val="18"/>
-              </w:rPr>
-              <w:t>)</w:t>
+              <w:t>close()</w:t>
             </w:r>
           </w:p>
         </w:tc>
@@ -5403,7 +5697,6 @@
             <w:pPr>
               <w:spacing w:after="0"/>
             </w:pPr>
-            <w:proofErr w:type="gramStart"/>
             <w:r>
               <w:rPr>
                 <w:rFonts w:ascii="Arial" w:eastAsia="Arial" w:hAnsi="Arial" w:cs="Arial"/>
@@ -5411,17 +5704,7 @@
                 <w:sz w:val="20"/>
                 <w:szCs w:val="20"/>
               </w:rPr>
-              <w:t>Releases</w:t>
-            </w:r>
-            <w:proofErr w:type="gramEnd"/>
-            <w:r>
-              <w:rPr>
-                <w:rFonts w:ascii="Arial" w:eastAsia="Arial" w:hAnsi="Arial" w:cs="Arial"/>
-                <w:color w:val="000000" w:themeColor="text1"/>
-                <w:sz w:val="20"/>
-                <w:szCs w:val="20"/>
-              </w:rPr>
-              <w:t xml:space="preserve"> the file descriptor when done; frees up OS resources.</w:t>
+              <w:t>Releases the file descriptor when done; frees up OS resources.</w:t>
             </w:r>
           </w:p>
         </w:tc>
@@ -5451,7 +5734,6 @@
             <w:pPr>
               <w:spacing w:after="0"/>
             </w:pPr>
-            <w:proofErr w:type="gramStart"/>
             <w:r>
               <w:rPr>
                 <w:rFonts w:ascii="Courier New" w:eastAsia="Courier New" w:hAnsi="Courier New" w:cs="Courier New"/>
@@ -5459,17 +5741,7 @@
                 <w:sz w:val="18"/>
                 <w:szCs w:val="18"/>
               </w:rPr>
-              <w:t>unlink(</w:t>
-            </w:r>
-            <w:proofErr w:type="gramEnd"/>
-            <w:r>
-              <w:rPr>
-                <w:rFonts w:ascii="Courier New" w:eastAsia="Courier New" w:hAnsi="Courier New" w:cs="Courier New"/>
-                <w:color w:val="000000" w:themeColor="text1"/>
-                <w:sz w:val="18"/>
-                <w:szCs w:val="18"/>
-              </w:rPr>
-              <w:t>)</w:t>
+              <w:t>unlink()</w:t>
             </w:r>
           </w:p>
         </w:tc>
@@ -5563,7 +5835,7 @@
             <w:pPr>
               <w:spacing w:after="0"/>
             </w:pPr>
-            <w:proofErr w:type="gramStart"/>
+            <w:proofErr w:type="spellStart"/>
             <w:r>
               <w:rPr>
                 <w:rFonts w:ascii="Courier New" w:eastAsia="Courier New" w:hAnsi="Courier New" w:cs="Courier New"/>
@@ -5571,9 +5843,9 @@
                 <w:sz w:val="18"/>
                 <w:szCs w:val="18"/>
               </w:rPr>
-              <w:t>CreateFile(</w:t>
+              <w:t>CreateFile</w:t>
             </w:r>
-            <w:proofErr w:type="gramEnd"/>
+            <w:proofErr w:type="spellEnd"/>
             <w:r>
               <w:rPr>
                 <w:rFonts w:ascii="Courier New" w:eastAsia="Courier New" w:hAnsi="Courier New" w:cs="Courier New"/>
@@ -5581,7 +5853,7 @@
                 <w:sz w:val="18"/>
                 <w:szCs w:val="18"/>
               </w:rPr>
-              <w:t>)</w:t>
+              <w:t>()</w:t>
             </w:r>
           </w:p>
         </w:tc>
@@ -5675,7 +5947,7 @@
             <w:pPr>
               <w:spacing w:after="0"/>
             </w:pPr>
-            <w:proofErr w:type="gramStart"/>
+            <w:proofErr w:type="spellStart"/>
             <w:r>
               <w:rPr>
                 <w:rFonts w:ascii="Courier New" w:eastAsia="Courier New" w:hAnsi="Courier New" w:cs="Courier New"/>
@@ -5683,9 +5955,9 @@
                 <w:sz w:val="18"/>
                 <w:szCs w:val="18"/>
               </w:rPr>
-              <w:t>ReadFile(</w:t>
+              <w:t>ReadFile</w:t>
             </w:r>
-            <w:proofErr w:type="gramEnd"/>
+            <w:proofErr w:type="spellEnd"/>
             <w:r>
               <w:rPr>
                 <w:rFonts w:ascii="Courier New" w:eastAsia="Courier New" w:hAnsi="Courier New" w:cs="Courier New"/>
@@ -5693,7 +5965,7 @@
                 <w:sz w:val="18"/>
                 <w:szCs w:val="18"/>
               </w:rPr>
-              <w:t>)</w:t>
+              <w:t>()</w:t>
             </w:r>
           </w:p>
         </w:tc>
@@ -5787,7 +6059,7 @@
             <w:pPr>
               <w:spacing w:after="0"/>
             </w:pPr>
-            <w:proofErr w:type="gramStart"/>
+            <w:proofErr w:type="spellStart"/>
             <w:r>
               <w:rPr>
                 <w:rFonts w:ascii="Courier New" w:eastAsia="Courier New" w:hAnsi="Courier New" w:cs="Courier New"/>
@@ -5795,9 +6067,9 @@
                 <w:sz w:val="18"/>
                 <w:szCs w:val="18"/>
               </w:rPr>
-              <w:t>WriteFile(</w:t>
+              <w:t>WriteFile</w:t>
             </w:r>
-            <w:proofErr w:type="gramEnd"/>
+            <w:proofErr w:type="spellEnd"/>
             <w:r>
               <w:rPr>
                 <w:rFonts w:ascii="Courier New" w:eastAsia="Courier New" w:hAnsi="Courier New" w:cs="Courier New"/>
@@ -5805,7 +6077,7 @@
                 <w:sz w:val="18"/>
                 <w:szCs w:val="18"/>
               </w:rPr>
-              <w:t>)</w:t>
+              <w:t>()</w:t>
             </w:r>
           </w:p>
         </w:tc>
@@ -5899,7 +6171,7 @@
             <w:pPr>
               <w:spacing w:after="0"/>
             </w:pPr>
-            <w:proofErr w:type="gramStart"/>
+            <w:proofErr w:type="spellStart"/>
             <w:r>
               <w:rPr>
                 <w:rFonts w:ascii="Courier New" w:eastAsia="Courier New" w:hAnsi="Courier New" w:cs="Courier New"/>
@@ -5907,9 +6179,9 @@
                 <w:sz w:val="18"/>
                 <w:szCs w:val="18"/>
               </w:rPr>
-              <w:t>CloseHandle(</w:t>
+              <w:t>CloseHandle</w:t>
             </w:r>
-            <w:proofErr w:type="gramEnd"/>
+            <w:proofErr w:type="spellEnd"/>
             <w:r>
               <w:rPr>
                 <w:rFonts w:ascii="Courier New" w:eastAsia="Courier New" w:hAnsi="Courier New" w:cs="Courier New"/>
@@ -5917,7 +6189,7 @@
                 <w:sz w:val="18"/>
                 <w:szCs w:val="18"/>
               </w:rPr>
-              <w:t>)</w:t>
+              <w:t>()</w:t>
             </w:r>
           </w:p>
         </w:tc>
@@ -5981,27 +6253,7 @@
                 <w:sz w:val="20"/>
                 <w:szCs w:val="20"/>
               </w:rPr>
-              <w:t xml:space="preserve">Releases the handle, equivalent to Linux </w:t>
-            </w:r>
-            <w:proofErr w:type="gramStart"/>
-            <w:r>
-              <w:rPr>
-                <w:rFonts w:ascii="Arial" w:eastAsia="Arial" w:hAnsi="Arial" w:cs="Arial"/>
-                <w:color w:val="000000" w:themeColor="text1"/>
-                <w:sz w:val="20"/>
-                <w:szCs w:val="20"/>
-              </w:rPr>
-              <w:t>close(</w:t>
-            </w:r>
-            <w:proofErr w:type="gramEnd"/>
-            <w:r>
-              <w:rPr>
-                <w:rFonts w:ascii="Arial" w:eastAsia="Arial" w:hAnsi="Arial" w:cs="Arial"/>
-                <w:color w:val="000000" w:themeColor="text1"/>
-                <w:sz w:val="20"/>
-                <w:szCs w:val="20"/>
-              </w:rPr>
-              <w:t>). Used for files, processes, and more.</w:t>
+              <w:t>Releases the handle, equivalent to Linux close(). Used for files, processes, and more.</w:t>
             </w:r>
           </w:p>
         </w:tc>
@@ -6031,7 +6283,7 @@
             <w:pPr>
               <w:spacing w:after="0"/>
             </w:pPr>
-            <w:proofErr w:type="gramStart"/>
+            <w:proofErr w:type="spellStart"/>
             <w:r>
               <w:rPr>
                 <w:rFonts w:ascii="Courier New" w:eastAsia="Courier New" w:hAnsi="Courier New" w:cs="Courier New"/>
@@ -6039,9 +6291,9 @@
                 <w:sz w:val="18"/>
                 <w:szCs w:val="18"/>
               </w:rPr>
-              <w:t>DeleteFile(</w:t>
+              <w:t>DeleteFile</w:t>
             </w:r>
-            <w:proofErr w:type="gramEnd"/>
+            <w:proofErr w:type="spellEnd"/>
             <w:r>
               <w:rPr>
                 <w:rFonts w:ascii="Courier New" w:eastAsia="Courier New" w:hAnsi="Courier New" w:cs="Courier New"/>
@@ -6049,7 +6301,7 @@
                 <w:sz w:val="18"/>
                 <w:szCs w:val="18"/>
               </w:rPr>
-              <w:t>)</w:t>
+              <w:t>()</w:t>
             </w:r>
           </w:p>
         </w:tc>
@@ -6113,27 +6365,7 @@
                 <w:sz w:val="20"/>
                 <w:szCs w:val="20"/>
               </w:rPr>
-              <w:t xml:space="preserve">Deletes a file, equivalent to Linux </w:t>
-            </w:r>
-            <w:proofErr w:type="gramStart"/>
-            <w:r>
-              <w:rPr>
-                <w:rFonts w:ascii="Arial" w:eastAsia="Arial" w:hAnsi="Arial" w:cs="Arial"/>
-                <w:color w:val="000000" w:themeColor="text1"/>
-                <w:sz w:val="20"/>
-                <w:szCs w:val="20"/>
-              </w:rPr>
-              <w:t>unlink(</w:t>
-            </w:r>
-            <w:proofErr w:type="gramEnd"/>
-            <w:r>
-              <w:rPr>
-                <w:rFonts w:ascii="Arial" w:eastAsia="Arial" w:hAnsi="Arial" w:cs="Arial"/>
-                <w:color w:val="000000" w:themeColor="text1"/>
-                <w:sz w:val="20"/>
-                <w:szCs w:val="20"/>
-              </w:rPr>
-              <w:t>).</w:t>
+              <w:t>Deletes a file, equivalent to Linux unlink().</w:t>
             </w:r>
           </w:p>
         </w:tc>
@@ -6285,6 +6517,7 @@
           <w:sz w:val="28"/>
           <w:szCs w:val="28"/>
         </w:rPr>
+        <w:lastRenderedPageBreak/>
         <w:t>Non-volatile: Retains data even when the power is off.</w:t>
       </w:r>
     </w:p>
@@ -6438,7 +6671,6 @@
           <w:sz w:val="28"/>
           <w:szCs w:val="28"/>
         </w:rPr>
-        <w:lastRenderedPageBreak/>
         <w:t>It is a volatile memory, meaning it loses all data when power is off.</w:t>
       </w:r>
     </w:p>
@@ -6975,6 +7207,7 @@
           <w:szCs w:val="28"/>
           <w14:ligatures w14:val="standardContextual"/>
         </w:rPr>
+        <w:lastRenderedPageBreak/>
         <w:t>Step 3: Only whole instances can run.</w:t>
       </w:r>
     </w:p>
@@ -7065,7 +7298,6 @@
           <w:sz w:val="28"/>
           <w:szCs w:val="28"/>
         </w:rPr>
-        <w:lastRenderedPageBreak/>
         <w:t>SODIMM</w:t>
       </w:r>
       <w:r>
@@ -7601,6 +7833,7 @@
           <w:sz w:val="28"/>
           <w:szCs w:val="28"/>
         </w:rPr>
+        <w:lastRenderedPageBreak/>
         <w:t>Performance is limited by mechanical movement (seek time, rotation speed)</w:t>
       </w:r>
     </w:p>
@@ -7649,7 +7882,6 @@
           <w:sz w:val="28"/>
           <w:szCs w:val="28"/>
         </w:rPr>
-        <w:lastRenderedPageBreak/>
         <w:br/>
         <w:t xml:space="preserve"> </w:t>
       </w:r>
@@ -8052,6 +8284,7 @@
           <w:sz w:val="28"/>
           <w:szCs w:val="28"/>
         </w:rPr>
+        <w:lastRenderedPageBreak/>
         <w:t xml:space="preserve">The </w:t>
       </w:r>
       <w:r>
@@ -8175,7 +8408,6 @@
           <w:sz w:val="28"/>
           <w:szCs w:val="28"/>
         </w:rPr>
-        <w:lastRenderedPageBreak/>
         <w:br/>
       </w:r>
       <w:r>
@@ -8724,6 +8956,7 @@
           <w:sz w:val="28"/>
           <w:szCs w:val="28"/>
         </w:rPr>
+        <w:lastRenderedPageBreak/>
         <w:t xml:space="preserve">A </w:t>
       </w:r>
       <w:r>
@@ -8829,7 +9062,6 @@
           <w:sz w:val="28"/>
           <w:szCs w:val="28"/>
         </w:rPr>
-        <w:lastRenderedPageBreak/>
         <w:t xml:space="preserve">A </w:t>
       </w:r>
       <w:r>
@@ -8886,6 +9118,24 @@
       <w:r>
         <w:rPr>
           <w:rFonts w:ascii="Arial" w:hAnsi="Arial" w:cs="Arial"/>
+          <w:b/>
+          <w:bCs/>
+          <w:sz w:val="28"/>
+          <w:szCs w:val="28"/>
+        </w:rPr>
+        <w:t>(bare metal)</w:t>
+      </w:r>
+      <w:r>
+        <w:rPr>
+          <w:rFonts w:ascii="Arial" w:hAnsi="Arial" w:cs="Arial"/>
+          <w:sz w:val="28"/>
+          <w:szCs w:val="28"/>
+        </w:rPr>
+        <w:t xml:space="preserve"> </w:t>
+      </w:r>
+      <w:r>
+        <w:rPr>
+          <w:rFonts w:ascii="Arial" w:hAnsi="Arial" w:cs="Arial"/>
           <w:sz w:val="28"/>
           <w:szCs w:val="28"/>
         </w:rPr>
@@ -8930,7 +9180,25 @@
           <w:sz w:val="28"/>
           <w:szCs w:val="28"/>
         </w:rPr>
-        <w:t xml:space="preserve"> runs on top of a host OS. </w:t>
+        <w:t xml:space="preserve"> </w:t>
+      </w:r>
+      <w:r>
+        <w:rPr>
+          <w:rFonts w:ascii="Arial" w:hAnsi="Arial" w:cs="Arial"/>
+          <w:b/>
+          <w:bCs/>
+          <w:sz w:val="28"/>
+          <w:szCs w:val="28"/>
+        </w:rPr>
+        <w:t xml:space="preserve">(hosted or client) </w:t>
+      </w:r>
+      <w:r>
+        <w:rPr>
+          <w:rFonts w:ascii="Arial" w:hAnsi="Arial" w:cs="Arial"/>
+          <w:sz w:val="28"/>
+          <w:szCs w:val="28"/>
+        </w:rPr>
+        <w:t xml:space="preserve">runs on top of a host OS. </w:t>
       </w:r>
     </w:p>
     <w:p>
@@ -9276,6 +9544,7 @@
           <w:sz w:val="28"/>
           <w:szCs w:val="28"/>
         </w:rPr>
+        <w:lastRenderedPageBreak/>
         <w:t>A Docker container running a Node.js app with MongoDB as a sidecar container.</w:t>
       </w:r>
     </w:p>
@@ -9368,7 +9637,6 @@
           <w:sz w:val="28"/>
           <w:szCs w:val="28"/>
         </w:rPr>
-        <w:lastRenderedPageBreak/>
         <w:t>D</w:t>
       </w:r>
       <w:r>
@@ -9415,6 +9683,8 @@
         </w:numPr>
         <w:rPr>
           <w:rFonts w:ascii="Arial" w:eastAsiaTheme="minorHAnsi" w:hAnsi="Arial" w:cs="Arial"/>
+          <w:b/>
+          <w:bCs/>
           <w:kern w:val="2"/>
           <w:sz w:val="28"/>
           <w:szCs w:val="28"/>
@@ -9441,7 +9711,61 @@
           <w:szCs w:val="28"/>
           <w14:ligatures w14:val="standardContextual"/>
         </w:rPr>
-        <w:t xml:space="preserve"> Connects different networks and directs data between them, typically between a local network and the internet.</w:t>
+        <w:t xml:space="preserve"> </w:t>
+      </w:r>
+      <w:r>
+        <w:rPr>
+          <w:rFonts w:ascii="Arial" w:eastAsiaTheme="minorHAnsi" w:hAnsi="Arial" w:cs="Arial"/>
+          <w:kern w:val="2"/>
+          <w:sz w:val="28"/>
+          <w:szCs w:val="28"/>
+          <w14:ligatures w14:val="standardContextual"/>
+        </w:rPr>
+        <w:t>Routes data between different networks using IP addresses</w:t>
+      </w:r>
+      <w:r>
+        <w:rPr>
+          <w:rFonts w:ascii="Arial" w:eastAsiaTheme="minorHAnsi" w:hAnsi="Arial" w:cs="Arial"/>
+          <w:kern w:val="2"/>
+          <w:sz w:val="28"/>
+          <w:szCs w:val="28"/>
+          <w14:ligatures w14:val="standardContextual"/>
+        </w:rPr>
+        <w:t xml:space="preserve"> </w:t>
+      </w:r>
+      <w:r>
+        <w:rPr>
+          <w:rFonts w:ascii="Arial" w:eastAsiaTheme="minorHAnsi" w:hAnsi="Arial" w:cs="Arial"/>
+          <w:kern w:val="2"/>
+          <w:sz w:val="28"/>
+          <w:szCs w:val="28"/>
+          <w14:ligatures w14:val="standardContextual"/>
+        </w:rPr>
+        <w:t xml:space="preserve">on </w:t>
+      </w:r>
+      <w:r>
+        <w:rPr>
+          <w:rFonts w:ascii="Arial" w:eastAsiaTheme="minorHAnsi" w:hAnsi="Arial" w:cs="Arial"/>
+          <w:b/>
+          <w:bCs/>
+          <w:kern w:val="2"/>
+          <w:sz w:val="28"/>
+          <w:szCs w:val="28"/>
+          <w14:ligatures w14:val="standardContextual"/>
+        </w:rPr>
+        <w:t>Layer</w:t>
+      </w:r>
+      <w:r>
+        <w:rPr>
+          <w:rFonts w:ascii="Arial" w:eastAsiaTheme="minorHAnsi" w:hAnsi="Arial" w:cs="Arial"/>
+          <w:b/>
+          <w:bCs/>
+          <w:kern w:val="2"/>
+          <w:sz w:val="28"/>
+          <w:szCs w:val="28"/>
+          <w14:ligatures w14:val="standardContextual"/>
+        </w:rPr>
+        <w:t xml:space="preserve"> 3</w:t>
       </w:r>
     </w:p>
     <w:p>
@@ -9453,6 +9777,8 @@
         </w:numPr>
         <w:rPr>
           <w:rFonts w:ascii="Arial" w:eastAsiaTheme="minorHAnsi" w:hAnsi="Arial" w:cs="Arial"/>
+          <w:b/>
+          <w:bCs/>
           <w:kern w:val="2"/>
           <w:sz w:val="28"/>
           <w:szCs w:val="28"/>
@@ -9479,7 +9805,7 @@
           <w:szCs w:val="28"/>
           <w14:ligatures w14:val="standardContextual"/>
         </w:rPr>
-        <w:t xml:space="preserve"> Connects devices within the same network (typically a LAN) and forwards data based on MAC </w:t>
+        <w:t xml:space="preserve"> </w:t>
       </w:r>
       <w:r>
         <w:rPr>
@@ -9489,7 +9815,7 @@
           <w:szCs w:val="28"/>
           <w14:ligatures w14:val="standardContextual"/>
         </w:rPr>
-        <w:t>addresses. (</w:t>
+        <w:t>Forwards data to the correct device using MAC addresses</w:t>
       </w:r>
       <w:r>
         <w:rPr>
@@ -9499,7 +9825,29 @@
           <w:szCs w:val="28"/>
           <w14:ligatures w14:val="standardContextual"/>
         </w:rPr>
-        <w:t>operates at Layer 2 – Data Link).</w:t>
+        <w:t xml:space="preserve"> </w:t>
+      </w:r>
+      <w:r>
+        <w:rPr>
+          <w:rFonts w:ascii="Arial" w:eastAsiaTheme="minorHAnsi" w:hAnsi="Arial" w:cs="Arial"/>
+          <w:kern w:val="2"/>
+          <w:sz w:val="28"/>
+          <w:szCs w:val="28"/>
+          <w14:ligatures w14:val="standardContextual"/>
+        </w:rPr>
+        <w:t xml:space="preserve">on </w:t>
+      </w:r>
+      <w:r>
+        <w:rPr>
+          <w:rFonts w:ascii="Arial" w:eastAsiaTheme="minorHAnsi" w:hAnsi="Arial" w:cs="Arial"/>
+          <w:b/>
+          <w:bCs/>
+          <w:kern w:val="2"/>
+          <w:sz w:val="28"/>
+          <w:szCs w:val="28"/>
+          <w14:ligatures w14:val="standardContextual"/>
+        </w:rPr>
+        <w:t>Layer 2</w:t>
       </w:r>
     </w:p>
     <w:p>
@@ -9511,6 +9859,8 @@
         </w:numPr>
         <w:rPr>
           <w:rFonts w:ascii="Arial" w:eastAsiaTheme="minorHAnsi" w:hAnsi="Arial" w:cs="Arial"/>
+          <w:b/>
+          <w:bCs/>
           <w:kern w:val="2"/>
           <w:sz w:val="28"/>
           <w:szCs w:val="28"/>
@@ -9537,7 +9887,7 @@
           <w:szCs w:val="28"/>
           <w14:ligatures w14:val="standardContextual"/>
         </w:rPr>
-        <w:t xml:space="preserve"> A basic networking device that broadcasts data to all devices on a network segment; it operates </w:t>
+        <w:t xml:space="preserve"> A basic networking device that broadcasts data </w:t>
       </w:r>
       <w:r>
         <w:rPr>
@@ -9547,7 +9897,7 @@
           <w:szCs w:val="28"/>
           <w14:ligatures w14:val="standardContextual"/>
         </w:rPr>
-        <w:t>on</w:t>
+        <w:t xml:space="preserve">signals </w:t>
       </w:r>
       <w:r>
         <w:rPr>
@@ -9557,7 +9907,29 @@
           <w:szCs w:val="28"/>
           <w14:ligatures w14:val="standardContextual"/>
         </w:rPr>
-        <w:t xml:space="preserve"> Layer 1 (Physical Layer) and is largely obsolete today.</w:t>
+        <w:t>to all devices on a network segment</w:t>
+      </w:r>
+      <w:r>
+        <w:rPr>
+          <w:rFonts w:ascii="Arial" w:eastAsiaTheme="minorHAnsi" w:hAnsi="Arial" w:cs="Arial"/>
+          <w:kern w:val="2"/>
+          <w:sz w:val="28"/>
+          <w:szCs w:val="28"/>
+          <w14:ligatures w14:val="standardContextual"/>
+        </w:rPr>
+        <w:t xml:space="preserve"> on  </w:t>
+      </w:r>
+      <w:r>
+        <w:rPr>
+          <w:rFonts w:ascii="Arial" w:eastAsiaTheme="minorHAnsi" w:hAnsi="Arial" w:cs="Arial"/>
+          <w:b/>
+          <w:bCs/>
+          <w:kern w:val="2"/>
+          <w:sz w:val="28"/>
+          <w:szCs w:val="28"/>
+          <w14:ligatures w14:val="standardContextual"/>
+        </w:rPr>
+        <w:t>Layer 1</w:t>
       </w:r>
     </w:p>
     <w:p>
@@ -9681,7 +10053,7 @@
                     <pic:cNvPicPr/>
                   </pic:nvPicPr>
                   <pic:blipFill>
-                    <a:blip r:embed="rId8"/>
+                    <a:blip r:embed="rId10"/>
                     <a:stretch>
                       <a:fillRect/>
                     </a:stretch>
@@ -9834,6 +10206,7 @@
           <w:sz w:val="28"/>
           <w:szCs w:val="28"/>
         </w:rPr>
+        <w:lastRenderedPageBreak/>
         <w:t>Protocol</w:t>
       </w:r>
       <w:r>
@@ -9997,7 +10370,6 @@
           <w:sz w:val="28"/>
           <w:szCs w:val="28"/>
         </w:rPr>
-        <w:lastRenderedPageBreak/>
         <w:t>Full-Duplex</w:t>
       </w:r>
       <w:r>
@@ -10149,10 +10521,1016 @@
           <w:rFonts w:ascii="Arial" w:hAnsi="Arial" w:cs="Arial"/>
           <w:b/>
           <w:bCs/>
+          <w:sz w:val="28"/>
+          <w:szCs w:val="28"/>
+        </w:rPr>
+      </w:pPr>
+      <w:r>
+        <w:rPr>
+          <w:rFonts w:ascii="Arial" w:hAnsi="Arial" w:cs="Arial"/>
+          <w:b/>
+          <w:bCs/>
+          <w:sz w:val="28"/>
+          <w:szCs w:val="28"/>
+        </w:rPr>
+        <w:br/>
+      </w:r>
+      <w:r>
+        <w:rPr>
+          <w:rFonts w:ascii="Arial" w:hAnsi="Arial" w:cs="Arial"/>
+          <w:b/>
+          <w:bCs/>
           <w:color w:val="156082" w:themeColor="accent1"/>
           <w:sz w:val="28"/>
           <w:szCs w:val="28"/>
         </w:rPr>
+        <w:t xml:space="preserve">OSI </w:t>
+      </w:r>
+      <w:r>
+        <w:rPr>
+          <w:rFonts w:ascii="Arial" w:hAnsi="Arial" w:cs="Arial"/>
+          <w:b/>
+          <w:bCs/>
+          <w:color w:val="156082" w:themeColor="accent1"/>
+          <w:sz w:val="28"/>
+          <w:szCs w:val="28"/>
+        </w:rPr>
+        <w:t>Model</w:t>
+      </w:r>
+    </w:p>
+    <w:p>
+      <w:pPr>
+        <w:spacing w:line="276" w:lineRule="auto"/>
+        <w:rPr>
+          <w:rFonts w:ascii="Arial" w:hAnsi="Arial" w:cs="Arial"/>
+          <w:sz w:val="28"/>
+          <w:szCs w:val="28"/>
+        </w:rPr>
+      </w:pPr>
+    </w:p>
+    <w:p>
+      <w:pPr>
+        <w:spacing w:line="276" w:lineRule="auto"/>
+        <w:rPr>
+          <w:rFonts w:ascii="Arial" w:hAnsi="Arial" w:cs="Arial"/>
+          <w:b/>
+          <w:bCs/>
+          <w:sz w:val="28"/>
+          <w:szCs w:val="28"/>
+        </w:rPr>
+      </w:pPr>
+      <w:r>
+        <w:rPr>
+          <w:rFonts w:ascii="Arial" w:hAnsi="Arial" w:cs="Arial"/>
+          <w:b/>
+          <w:bCs/>
+          <w:sz w:val="28"/>
+          <w:szCs w:val="28"/>
+        </w:rPr>
+        <w:t>The 7 Layers (Top to Bottom)</w:t>
+      </w:r>
+    </w:p>
+    <w:tbl>
+      <w:tblPr>
+        <w:tblW w:w="0" w:type="auto"/>
+        <w:tblCellSpacing w:w="15" w:type="dxa"/>
+        <w:tblCellMar>
+          <w:top w:w="15" w:type="dxa"/>
+          <w:left w:w="15" w:type="dxa"/>
+          <w:bottom w:w="15" w:type="dxa"/>
+          <w:right w:w="15" w:type="dxa"/>
+        </w:tblCellMar>
+        <w:tblLook w:val="04A0" w:firstRow="1" w:lastRow="0" w:firstColumn="1" w:lastColumn="0" w:noHBand="0" w:noVBand="1"/>
+      </w:tblPr>
+      <w:tblGrid>
+        <w:gridCol w:w="823"/>
+        <w:gridCol w:w="1756"/>
+        <w:gridCol w:w="3713"/>
+        <w:gridCol w:w="3068"/>
+      </w:tblGrid>
+      <w:tr>
+        <w:trPr>
+          <w:tblHeader/>
+          <w:tblCellSpacing w:w="15" w:type="dxa"/>
+        </w:trPr>
+        <w:tc>
+          <w:tcPr>
+            <w:tcW w:w="0" w:type="auto"/>
+            <w:vAlign w:val="center"/>
+            <w:hideMark/>
+          </w:tcPr>
+          <w:p>
+            <w:pPr>
+              <w:spacing w:line="276" w:lineRule="auto"/>
+              <w:rPr>
+                <w:rFonts w:ascii="Arial" w:hAnsi="Arial" w:cs="Arial"/>
+                <w:b/>
+                <w:bCs/>
+                <w:sz w:val="28"/>
+                <w:szCs w:val="28"/>
+              </w:rPr>
+            </w:pPr>
+            <w:r>
+              <w:rPr>
+                <w:rFonts w:ascii="Arial" w:hAnsi="Arial" w:cs="Arial"/>
+                <w:b/>
+                <w:bCs/>
+                <w:sz w:val="28"/>
+                <w:szCs w:val="28"/>
+              </w:rPr>
+              <w:t>Layer</w:t>
+            </w:r>
+          </w:p>
+        </w:tc>
+        <w:tc>
+          <w:tcPr>
+            <w:tcW w:w="0" w:type="auto"/>
+            <w:vAlign w:val="center"/>
+            <w:hideMark/>
+          </w:tcPr>
+          <w:p>
+            <w:pPr>
+              <w:spacing w:line="276" w:lineRule="auto"/>
+              <w:rPr>
+                <w:rFonts w:ascii="Arial" w:hAnsi="Arial" w:cs="Arial"/>
+                <w:b/>
+                <w:bCs/>
+                <w:sz w:val="28"/>
+                <w:szCs w:val="28"/>
+              </w:rPr>
+            </w:pPr>
+            <w:r>
+              <w:rPr>
+                <w:rFonts w:ascii="Arial" w:hAnsi="Arial" w:cs="Arial"/>
+                <w:b/>
+                <w:bCs/>
+                <w:sz w:val="28"/>
+                <w:szCs w:val="28"/>
+              </w:rPr>
+              <w:t>Name</w:t>
+            </w:r>
+          </w:p>
+        </w:tc>
+        <w:tc>
+          <w:tcPr>
+            <w:tcW w:w="0" w:type="auto"/>
+            <w:vAlign w:val="center"/>
+            <w:hideMark/>
+          </w:tcPr>
+          <w:p>
+            <w:pPr>
+              <w:spacing w:line="276" w:lineRule="auto"/>
+              <w:rPr>
+                <w:rFonts w:ascii="Arial" w:hAnsi="Arial" w:cs="Arial"/>
+                <w:b/>
+                <w:bCs/>
+                <w:sz w:val="28"/>
+                <w:szCs w:val="28"/>
+              </w:rPr>
+            </w:pPr>
+            <w:r>
+              <w:rPr>
+                <w:rFonts w:ascii="Arial" w:hAnsi="Arial" w:cs="Arial"/>
+                <w:b/>
+                <w:bCs/>
+                <w:sz w:val="28"/>
+                <w:szCs w:val="28"/>
+              </w:rPr>
+              <w:t>Function</w:t>
+            </w:r>
+          </w:p>
+        </w:tc>
+        <w:tc>
+          <w:tcPr>
+            <w:tcW w:w="0" w:type="auto"/>
+            <w:vAlign w:val="center"/>
+            <w:hideMark/>
+          </w:tcPr>
+          <w:p>
+            <w:pPr>
+              <w:spacing w:line="276" w:lineRule="auto"/>
+              <w:rPr>
+                <w:rFonts w:ascii="Arial" w:hAnsi="Arial" w:cs="Arial"/>
+                <w:b/>
+                <w:bCs/>
+                <w:sz w:val="28"/>
+                <w:szCs w:val="28"/>
+              </w:rPr>
+            </w:pPr>
+            <w:r>
+              <w:rPr>
+                <w:rFonts w:ascii="Arial" w:hAnsi="Arial" w:cs="Arial"/>
+                <w:b/>
+                <w:bCs/>
+                <w:sz w:val="28"/>
+                <w:szCs w:val="28"/>
+              </w:rPr>
+              <w:t>Examples/Protocols</w:t>
+            </w:r>
+          </w:p>
+        </w:tc>
+      </w:tr>
+      <w:tr>
+        <w:trPr>
+          <w:tblCellSpacing w:w="15" w:type="dxa"/>
+        </w:trPr>
+        <w:tc>
+          <w:tcPr>
+            <w:tcW w:w="0" w:type="auto"/>
+            <w:vAlign w:val="center"/>
+            <w:hideMark/>
+          </w:tcPr>
+          <w:p>
+            <w:pPr>
+              <w:spacing w:line="276" w:lineRule="auto"/>
+              <w:rPr>
+                <w:rFonts w:ascii="Arial" w:hAnsi="Arial" w:cs="Arial"/>
+                <w:sz w:val="28"/>
+                <w:szCs w:val="28"/>
+              </w:rPr>
+            </w:pPr>
+            <w:r>
+              <w:rPr>
+                <w:rFonts w:ascii="Arial" w:hAnsi="Arial" w:cs="Arial"/>
+                <w:sz w:val="28"/>
+                <w:szCs w:val="28"/>
+              </w:rPr>
+              <w:t>7</w:t>
+            </w:r>
+          </w:p>
+        </w:tc>
+        <w:tc>
+          <w:tcPr>
+            <w:tcW w:w="0" w:type="auto"/>
+            <w:vAlign w:val="center"/>
+            <w:hideMark/>
+          </w:tcPr>
+          <w:p>
+            <w:pPr>
+              <w:spacing w:line="276" w:lineRule="auto"/>
+              <w:rPr>
+                <w:rFonts w:ascii="Arial" w:hAnsi="Arial" w:cs="Arial"/>
+                <w:sz w:val="28"/>
+                <w:szCs w:val="28"/>
+              </w:rPr>
+            </w:pPr>
+            <w:r>
+              <w:rPr>
+                <w:rFonts w:ascii="Arial" w:hAnsi="Arial" w:cs="Arial"/>
+                <w:b/>
+                <w:bCs/>
+                <w:sz w:val="28"/>
+                <w:szCs w:val="28"/>
+              </w:rPr>
+              <w:t>Application</w:t>
+            </w:r>
+          </w:p>
+        </w:tc>
+        <w:tc>
+          <w:tcPr>
+            <w:tcW w:w="0" w:type="auto"/>
+            <w:vAlign w:val="center"/>
+            <w:hideMark/>
+          </w:tcPr>
+          <w:p>
+            <w:pPr>
+              <w:spacing w:line="276" w:lineRule="auto"/>
+              <w:rPr>
+                <w:rFonts w:ascii="Arial" w:hAnsi="Arial" w:cs="Arial"/>
+                <w:sz w:val="28"/>
+                <w:szCs w:val="28"/>
+              </w:rPr>
+            </w:pPr>
+            <w:r>
+              <w:rPr>
+                <w:rFonts w:ascii="Arial" w:hAnsi="Arial" w:cs="Arial"/>
+                <w:sz w:val="28"/>
+                <w:szCs w:val="28"/>
+              </w:rPr>
+              <w:t>Interface between user and network; where apps interact with network services</w:t>
+            </w:r>
+          </w:p>
+        </w:tc>
+        <w:tc>
+          <w:tcPr>
+            <w:tcW w:w="0" w:type="auto"/>
+            <w:vAlign w:val="center"/>
+            <w:hideMark/>
+          </w:tcPr>
+          <w:p>
+            <w:pPr>
+              <w:spacing w:line="276" w:lineRule="auto"/>
+              <w:rPr>
+                <w:rFonts w:ascii="Arial" w:hAnsi="Arial" w:cs="Arial"/>
+                <w:sz w:val="28"/>
+                <w:szCs w:val="28"/>
+              </w:rPr>
+            </w:pPr>
+            <w:r>
+              <w:rPr>
+                <w:rFonts w:ascii="Arial" w:hAnsi="Arial" w:cs="Arial"/>
+                <w:sz w:val="28"/>
+                <w:szCs w:val="28"/>
+              </w:rPr>
+              <w:t>HTTP, HTTPS, FTP, SMTP, DNS</w:t>
+            </w:r>
+          </w:p>
+        </w:tc>
+      </w:tr>
+      <w:tr>
+        <w:trPr>
+          <w:tblCellSpacing w:w="15" w:type="dxa"/>
+        </w:trPr>
+        <w:tc>
+          <w:tcPr>
+            <w:tcW w:w="0" w:type="auto"/>
+            <w:vAlign w:val="center"/>
+            <w:hideMark/>
+          </w:tcPr>
+          <w:p>
+            <w:pPr>
+              <w:spacing w:line="276" w:lineRule="auto"/>
+              <w:rPr>
+                <w:rFonts w:ascii="Arial" w:hAnsi="Arial" w:cs="Arial"/>
+                <w:sz w:val="28"/>
+                <w:szCs w:val="28"/>
+              </w:rPr>
+            </w:pPr>
+            <w:r>
+              <w:rPr>
+                <w:rFonts w:ascii="Arial" w:hAnsi="Arial" w:cs="Arial"/>
+                <w:sz w:val="28"/>
+                <w:szCs w:val="28"/>
+              </w:rPr>
+              <w:t>6</w:t>
+            </w:r>
+          </w:p>
+        </w:tc>
+        <w:tc>
+          <w:tcPr>
+            <w:tcW w:w="0" w:type="auto"/>
+            <w:vAlign w:val="center"/>
+            <w:hideMark/>
+          </w:tcPr>
+          <w:p>
+            <w:pPr>
+              <w:spacing w:line="276" w:lineRule="auto"/>
+              <w:rPr>
+                <w:rFonts w:ascii="Arial" w:hAnsi="Arial" w:cs="Arial"/>
+                <w:sz w:val="28"/>
+                <w:szCs w:val="28"/>
+              </w:rPr>
+            </w:pPr>
+            <w:r>
+              <w:rPr>
+                <w:rFonts w:ascii="Arial" w:hAnsi="Arial" w:cs="Arial"/>
+                <w:b/>
+                <w:bCs/>
+                <w:sz w:val="28"/>
+                <w:szCs w:val="28"/>
+              </w:rPr>
+              <w:t>Presentation</w:t>
+            </w:r>
+          </w:p>
+        </w:tc>
+        <w:tc>
+          <w:tcPr>
+            <w:tcW w:w="0" w:type="auto"/>
+            <w:vAlign w:val="center"/>
+            <w:hideMark/>
+          </w:tcPr>
+          <w:p>
+            <w:pPr>
+              <w:spacing w:line="276" w:lineRule="auto"/>
+              <w:rPr>
+                <w:rFonts w:ascii="Arial" w:hAnsi="Arial" w:cs="Arial"/>
+                <w:sz w:val="28"/>
+                <w:szCs w:val="28"/>
+              </w:rPr>
+            </w:pPr>
+            <w:r>
+              <w:rPr>
+                <w:rFonts w:ascii="Arial" w:hAnsi="Arial" w:cs="Arial"/>
+                <w:sz w:val="28"/>
+                <w:szCs w:val="28"/>
+              </w:rPr>
+              <w:t>Formats, encrypts/decrypts, and compresses data</w:t>
+            </w:r>
+          </w:p>
+        </w:tc>
+        <w:tc>
+          <w:tcPr>
+            <w:tcW w:w="0" w:type="auto"/>
+            <w:vAlign w:val="center"/>
+            <w:hideMark/>
+          </w:tcPr>
+          <w:p>
+            <w:pPr>
+              <w:spacing w:line="276" w:lineRule="auto"/>
+              <w:rPr>
+                <w:rFonts w:ascii="Arial" w:hAnsi="Arial" w:cs="Arial"/>
+                <w:sz w:val="28"/>
+                <w:szCs w:val="28"/>
+              </w:rPr>
+            </w:pPr>
+            <w:r>
+              <w:rPr>
+                <w:rFonts w:ascii="Arial" w:hAnsi="Arial" w:cs="Arial"/>
+                <w:sz w:val="28"/>
+                <w:szCs w:val="28"/>
+              </w:rPr>
+              <w:t xml:space="preserve">SSL/TLS, JPEG, </w:t>
+            </w:r>
+            <w:r>
+              <w:rPr>
+                <w:rFonts w:ascii="Arial" w:hAnsi="Arial" w:cs="Arial"/>
+                <w:sz w:val="28"/>
+                <w:szCs w:val="28"/>
+              </w:rPr>
+              <w:t xml:space="preserve">  </w:t>
+            </w:r>
+            <w:r>
+              <w:rPr>
+                <w:rFonts w:ascii="Arial" w:hAnsi="Arial" w:cs="Arial"/>
+                <w:sz w:val="28"/>
+                <w:szCs w:val="28"/>
+              </w:rPr>
+              <w:t>ASCII</w:t>
+            </w:r>
+          </w:p>
+        </w:tc>
+      </w:tr>
+      <w:tr>
+        <w:trPr>
+          <w:tblCellSpacing w:w="15" w:type="dxa"/>
+        </w:trPr>
+        <w:tc>
+          <w:tcPr>
+            <w:tcW w:w="0" w:type="auto"/>
+            <w:vAlign w:val="center"/>
+            <w:hideMark/>
+          </w:tcPr>
+          <w:p>
+            <w:pPr>
+              <w:spacing w:line="276" w:lineRule="auto"/>
+              <w:rPr>
+                <w:rFonts w:ascii="Arial" w:hAnsi="Arial" w:cs="Arial"/>
+                <w:sz w:val="28"/>
+                <w:szCs w:val="28"/>
+              </w:rPr>
+            </w:pPr>
+            <w:r>
+              <w:rPr>
+                <w:rFonts w:ascii="Arial" w:hAnsi="Arial" w:cs="Arial"/>
+                <w:sz w:val="28"/>
+                <w:szCs w:val="28"/>
+              </w:rPr>
+              <w:t>5</w:t>
+            </w:r>
+          </w:p>
+        </w:tc>
+        <w:tc>
+          <w:tcPr>
+            <w:tcW w:w="0" w:type="auto"/>
+            <w:vAlign w:val="center"/>
+            <w:hideMark/>
+          </w:tcPr>
+          <w:p>
+            <w:pPr>
+              <w:spacing w:line="276" w:lineRule="auto"/>
+              <w:rPr>
+                <w:rFonts w:ascii="Arial" w:hAnsi="Arial" w:cs="Arial"/>
+                <w:sz w:val="28"/>
+                <w:szCs w:val="28"/>
+              </w:rPr>
+            </w:pPr>
+            <w:r>
+              <w:rPr>
+                <w:rFonts w:ascii="Arial" w:hAnsi="Arial" w:cs="Arial"/>
+                <w:b/>
+                <w:bCs/>
+                <w:sz w:val="28"/>
+                <w:szCs w:val="28"/>
+              </w:rPr>
+              <w:t>Session</w:t>
+            </w:r>
+          </w:p>
+        </w:tc>
+        <w:tc>
+          <w:tcPr>
+            <w:tcW w:w="0" w:type="auto"/>
+            <w:vAlign w:val="center"/>
+            <w:hideMark/>
+          </w:tcPr>
+          <w:p>
+            <w:pPr>
+              <w:spacing w:line="276" w:lineRule="auto"/>
+              <w:rPr>
+                <w:rFonts w:ascii="Arial" w:hAnsi="Arial" w:cs="Arial"/>
+                <w:sz w:val="28"/>
+                <w:szCs w:val="28"/>
+              </w:rPr>
+            </w:pPr>
+            <w:r>
+              <w:rPr>
+                <w:rFonts w:ascii="Arial" w:hAnsi="Arial" w:cs="Arial"/>
+                <w:sz w:val="28"/>
+                <w:szCs w:val="28"/>
+              </w:rPr>
+              <w:t>Establishes, manages, and terminates connections (sessions) between devices</w:t>
+            </w:r>
+          </w:p>
+        </w:tc>
+        <w:tc>
+          <w:tcPr>
+            <w:tcW w:w="0" w:type="auto"/>
+            <w:vAlign w:val="center"/>
+            <w:hideMark/>
+          </w:tcPr>
+          <w:p>
+            <w:pPr>
+              <w:spacing w:line="276" w:lineRule="auto"/>
+              <w:rPr>
+                <w:rFonts w:ascii="Arial" w:hAnsi="Arial" w:cs="Arial"/>
+                <w:sz w:val="28"/>
+                <w:szCs w:val="28"/>
+              </w:rPr>
+            </w:pPr>
+            <w:r>
+              <w:rPr>
+                <w:rFonts w:ascii="Arial" w:hAnsi="Arial" w:cs="Arial"/>
+                <w:sz w:val="28"/>
+                <w:szCs w:val="28"/>
+              </w:rPr>
+              <w:t xml:space="preserve">  </w:t>
+            </w:r>
+            <w:r>
+              <w:rPr>
+                <w:rFonts w:ascii="Arial" w:hAnsi="Arial" w:cs="Arial"/>
+                <w:sz w:val="28"/>
+                <w:szCs w:val="28"/>
+              </w:rPr>
+              <w:t>NetBIOS, RPC</w:t>
+            </w:r>
+          </w:p>
+        </w:tc>
+      </w:tr>
+      <w:tr>
+        <w:trPr>
+          <w:tblCellSpacing w:w="15" w:type="dxa"/>
+        </w:trPr>
+        <w:tc>
+          <w:tcPr>
+            <w:tcW w:w="0" w:type="auto"/>
+            <w:vAlign w:val="center"/>
+            <w:hideMark/>
+          </w:tcPr>
+          <w:p>
+            <w:pPr>
+              <w:spacing w:line="276" w:lineRule="auto"/>
+              <w:rPr>
+                <w:rFonts w:ascii="Arial" w:hAnsi="Arial" w:cs="Arial"/>
+                <w:sz w:val="28"/>
+                <w:szCs w:val="28"/>
+              </w:rPr>
+            </w:pPr>
+            <w:r>
+              <w:rPr>
+                <w:rFonts w:ascii="Arial" w:hAnsi="Arial" w:cs="Arial"/>
+                <w:sz w:val="28"/>
+                <w:szCs w:val="28"/>
+              </w:rPr>
+              <w:t>4</w:t>
+            </w:r>
+          </w:p>
+        </w:tc>
+        <w:tc>
+          <w:tcPr>
+            <w:tcW w:w="0" w:type="auto"/>
+            <w:vAlign w:val="center"/>
+            <w:hideMark/>
+          </w:tcPr>
+          <w:p>
+            <w:pPr>
+              <w:spacing w:line="276" w:lineRule="auto"/>
+              <w:rPr>
+                <w:rFonts w:ascii="Arial" w:hAnsi="Arial" w:cs="Arial"/>
+                <w:sz w:val="28"/>
+                <w:szCs w:val="28"/>
+              </w:rPr>
+            </w:pPr>
+            <w:r>
+              <w:rPr>
+                <w:rFonts w:ascii="Arial" w:hAnsi="Arial" w:cs="Arial"/>
+                <w:b/>
+                <w:bCs/>
+                <w:sz w:val="28"/>
+                <w:szCs w:val="28"/>
+              </w:rPr>
+              <w:t>Transport</w:t>
+            </w:r>
+          </w:p>
+        </w:tc>
+        <w:tc>
+          <w:tcPr>
+            <w:tcW w:w="0" w:type="auto"/>
+            <w:vAlign w:val="center"/>
+            <w:hideMark/>
+          </w:tcPr>
+          <w:p>
+            <w:pPr>
+              <w:spacing w:line="276" w:lineRule="auto"/>
+              <w:rPr>
+                <w:rFonts w:ascii="Arial" w:hAnsi="Arial" w:cs="Arial"/>
+                <w:sz w:val="28"/>
+                <w:szCs w:val="28"/>
+              </w:rPr>
+            </w:pPr>
+            <w:r>
+              <w:rPr>
+                <w:rFonts w:ascii="Arial" w:hAnsi="Arial" w:cs="Arial"/>
+                <w:sz w:val="28"/>
+                <w:szCs w:val="28"/>
+              </w:rPr>
+              <w:t>Ensures reliable data delivery, handles error checking and flow control</w:t>
+            </w:r>
+          </w:p>
+        </w:tc>
+        <w:tc>
+          <w:tcPr>
+            <w:tcW w:w="0" w:type="auto"/>
+            <w:vAlign w:val="center"/>
+            <w:hideMark/>
+          </w:tcPr>
+          <w:p>
+            <w:pPr>
+              <w:spacing w:line="276" w:lineRule="auto"/>
+              <w:rPr>
+                <w:rFonts w:ascii="Arial" w:hAnsi="Arial" w:cs="Arial"/>
+                <w:sz w:val="28"/>
+                <w:szCs w:val="28"/>
+              </w:rPr>
+            </w:pPr>
+            <w:r>
+              <w:rPr>
+                <w:rFonts w:ascii="Arial" w:hAnsi="Arial" w:cs="Arial"/>
+                <w:sz w:val="28"/>
+                <w:szCs w:val="28"/>
+              </w:rPr>
+              <w:t xml:space="preserve">   </w:t>
+            </w:r>
+            <w:r>
+              <w:rPr>
+                <w:rFonts w:ascii="Arial" w:hAnsi="Arial" w:cs="Arial"/>
+                <w:sz w:val="28"/>
+                <w:szCs w:val="28"/>
+              </w:rPr>
+              <w:t>TCP, UDP</w:t>
+            </w:r>
+          </w:p>
+        </w:tc>
+      </w:tr>
+      <w:tr>
+        <w:trPr>
+          <w:tblCellSpacing w:w="15" w:type="dxa"/>
+        </w:trPr>
+        <w:tc>
+          <w:tcPr>
+            <w:tcW w:w="0" w:type="auto"/>
+            <w:vAlign w:val="center"/>
+            <w:hideMark/>
+          </w:tcPr>
+          <w:p>
+            <w:pPr>
+              <w:spacing w:line="276" w:lineRule="auto"/>
+              <w:rPr>
+                <w:rFonts w:ascii="Arial" w:hAnsi="Arial" w:cs="Arial"/>
+                <w:sz w:val="28"/>
+                <w:szCs w:val="28"/>
+              </w:rPr>
+            </w:pPr>
+            <w:r>
+              <w:rPr>
+                <w:rFonts w:ascii="Arial" w:hAnsi="Arial" w:cs="Arial"/>
+                <w:sz w:val="28"/>
+                <w:szCs w:val="28"/>
+              </w:rPr>
+              <w:lastRenderedPageBreak/>
+              <w:t>3</w:t>
+            </w:r>
+          </w:p>
+        </w:tc>
+        <w:tc>
+          <w:tcPr>
+            <w:tcW w:w="0" w:type="auto"/>
+            <w:vAlign w:val="center"/>
+            <w:hideMark/>
+          </w:tcPr>
+          <w:p>
+            <w:pPr>
+              <w:spacing w:line="276" w:lineRule="auto"/>
+              <w:rPr>
+                <w:rFonts w:ascii="Arial" w:hAnsi="Arial" w:cs="Arial"/>
+                <w:sz w:val="28"/>
+                <w:szCs w:val="28"/>
+              </w:rPr>
+            </w:pPr>
+            <w:r>
+              <w:rPr>
+                <w:rFonts w:ascii="Arial" w:hAnsi="Arial" w:cs="Arial"/>
+                <w:b/>
+                <w:bCs/>
+                <w:sz w:val="28"/>
+                <w:szCs w:val="28"/>
+              </w:rPr>
+              <w:t>Network</w:t>
+            </w:r>
+          </w:p>
+        </w:tc>
+        <w:tc>
+          <w:tcPr>
+            <w:tcW w:w="0" w:type="auto"/>
+            <w:vAlign w:val="center"/>
+            <w:hideMark/>
+          </w:tcPr>
+          <w:p>
+            <w:pPr>
+              <w:spacing w:line="276" w:lineRule="auto"/>
+              <w:rPr>
+                <w:rFonts w:ascii="Arial" w:hAnsi="Arial" w:cs="Arial"/>
+                <w:sz w:val="28"/>
+                <w:szCs w:val="28"/>
+              </w:rPr>
+            </w:pPr>
+            <w:r>
+              <w:rPr>
+                <w:rFonts w:ascii="Arial" w:hAnsi="Arial" w:cs="Arial"/>
+                <w:sz w:val="28"/>
+                <w:szCs w:val="28"/>
+              </w:rPr>
+              <w:t>Handles logical addressing and routing between different networks</w:t>
+            </w:r>
+          </w:p>
+        </w:tc>
+        <w:tc>
+          <w:tcPr>
+            <w:tcW w:w="0" w:type="auto"/>
+            <w:vAlign w:val="center"/>
+            <w:hideMark/>
+          </w:tcPr>
+          <w:p>
+            <w:pPr>
+              <w:spacing w:line="276" w:lineRule="auto"/>
+              <w:rPr>
+                <w:rFonts w:ascii="Arial" w:hAnsi="Arial" w:cs="Arial"/>
+                <w:sz w:val="28"/>
+                <w:szCs w:val="28"/>
+              </w:rPr>
+            </w:pPr>
+            <w:r>
+              <w:rPr>
+                <w:rFonts w:ascii="Arial" w:hAnsi="Arial" w:cs="Arial"/>
+                <w:sz w:val="28"/>
+                <w:szCs w:val="28"/>
+              </w:rPr>
+              <w:t xml:space="preserve">   </w:t>
+            </w:r>
+            <w:r>
+              <w:rPr>
+                <w:rFonts w:ascii="Arial" w:hAnsi="Arial" w:cs="Arial"/>
+                <w:sz w:val="28"/>
+                <w:szCs w:val="28"/>
+              </w:rPr>
+              <w:t>IP, ICMP, routers</w:t>
+            </w:r>
+          </w:p>
+        </w:tc>
+      </w:tr>
+      <w:tr>
+        <w:trPr>
+          <w:tblCellSpacing w:w="15" w:type="dxa"/>
+        </w:trPr>
+        <w:tc>
+          <w:tcPr>
+            <w:tcW w:w="0" w:type="auto"/>
+            <w:vAlign w:val="center"/>
+            <w:hideMark/>
+          </w:tcPr>
+          <w:p>
+            <w:pPr>
+              <w:spacing w:line="276" w:lineRule="auto"/>
+              <w:rPr>
+                <w:rFonts w:ascii="Arial" w:hAnsi="Arial" w:cs="Arial"/>
+                <w:sz w:val="28"/>
+                <w:szCs w:val="28"/>
+              </w:rPr>
+            </w:pPr>
+            <w:r>
+              <w:rPr>
+                <w:rFonts w:ascii="Arial" w:hAnsi="Arial" w:cs="Arial"/>
+                <w:sz w:val="28"/>
+                <w:szCs w:val="28"/>
+              </w:rPr>
+              <w:t>2</w:t>
+            </w:r>
+          </w:p>
+        </w:tc>
+        <w:tc>
+          <w:tcPr>
+            <w:tcW w:w="0" w:type="auto"/>
+            <w:vAlign w:val="center"/>
+            <w:hideMark/>
+          </w:tcPr>
+          <w:p>
+            <w:pPr>
+              <w:spacing w:line="276" w:lineRule="auto"/>
+              <w:rPr>
+                <w:rFonts w:ascii="Arial" w:hAnsi="Arial" w:cs="Arial"/>
+                <w:sz w:val="28"/>
+                <w:szCs w:val="28"/>
+              </w:rPr>
+            </w:pPr>
+            <w:r>
+              <w:rPr>
+                <w:rFonts w:ascii="Arial" w:hAnsi="Arial" w:cs="Arial"/>
+                <w:b/>
+                <w:bCs/>
+                <w:sz w:val="28"/>
+                <w:szCs w:val="28"/>
+              </w:rPr>
+              <w:t>Data Link</w:t>
+            </w:r>
+          </w:p>
+        </w:tc>
+        <w:tc>
+          <w:tcPr>
+            <w:tcW w:w="0" w:type="auto"/>
+            <w:vAlign w:val="center"/>
+            <w:hideMark/>
+          </w:tcPr>
+          <w:p>
+            <w:pPr>
+              <w:spacing w:line="276" w:lineRule="auto"/>
+              <w:rPr>
+                <w:rFonts w:ascii="Arial" w:hAnsi="Arial" w:cs="Arial"/>
+                <w:sz w:val="28"/>
+                <w:szCs w:val="28"/>
+              </w:rPr>
+            </w:pPr>
+            <w:r>
+              <w:rPr>
+                <w:rFonts w:ascii="Arial" w:hAnsi="Arial" w:cs="Arial"/>
+                <w:sz w:val="28"/>
+                <w:szCs w:val="28"/>
+              </w:rPr>
+              <w:t>Handles physical addressing (MAC) and error detection within the same network</w:t>
+            </w:r>
+          </w:p>
+        </w:tc>
+        <w:tc>
+          <w:tcPr>
+            <w:tcW w:w="0" w:type="auto"/>
+            <w:vAlign w:val="center"/>
+            <w:hideMark/>
+          </w:tcPr>
+          <w:p>
+            <w:pPr>
+              <w:spacing w:line="276" w:lineRule="auto"/>
+              <w:rPr>
+                <w:rFonts w:ascii="Arial" w:hAnsi="Arial" w:cs="Arial"/>
+                <w:sz w:val="28"/>
+                <w:szCs w:val="28"/>
+              </w:rPr>
+            </w:pPr>
+            <w:r>
+              <w:rPr>
+                <w:rFonts w:ascii="Arial" w:hAnsi="Arial" w:cs="Arial"/>
+                <w:sz w:val="28"/>
+                <w:szCs w:val="28"/>
+              </w:rPr>
+              <w:t>Ethernet, switches, MAC addresses</w:t>
+            </w:r>
+          </w:p>
+        </w:tc>
+      </w:tr>
+      <w:tr>
+        <w:trPr>
+          <w:tblCellSpacing w:w="15" w:type="dxa"/>
+        </w:trPr>
+        <w:tc>
+          <w:tcPr>
+            <w:tcW w:w="0" w:type="auto"/>
+            <w:vAlign w:val="center"/>
+            <w:hideMark/>
+          </w:tcPr>
+          <w:p>
+            <w:pPr>
+              <w:spacing w:line="276" w:lineRule="auto"/>
+              <w:rPr>
+                <w:rFonts w:ascii="Arial" w:hAnsi="Arial" w:cs="Arial"/>
+                <w:sz w:val="28"/>
+                <w:szCs w:val="28"/>
+              </w:rPr>
+            </w:pPr>
+            <w:r>
+              <w:rPr>
+                <w:rFonts w:ascii="Arial" w:hAnsi="Arial" w:cs="Arial"/>
+                <w:sz w:val="28"/>
+                <w:szCs w:val="28"/>
+              </w:rPr>
+              <w:t>1</w:t>
+            </w:r>
+          </w:p>
+        </w:tc>
+        <w:tc>
+          <w:tcPr>
+            <w:tcW w:w="0" w:type="auto"/>
+            <w:vAlign w:val="center"/>
+            <w:hideMark/>
+          </w:tcPr>
+          <w:p>
+            <w:pPr>
+              <w:spacing w:line="276" w:lineRule="auto"/>
+              <w:rPr>
+                <w:rFonts w:ascii="Arial" w:hAnsi="Arial" w:cs="Arial"/>
+                <w:sz w:val="28"/>
+                <w:szCs w:val="28"/>
+              </w:rPr>
+            </w:pPr>
+            <w:r>
+              <w:rPr>
+                <w:rFonts w:ascii="Arial" w:hAnsi="Arial" w:cs="Arial"/>
+                <w:b/>
+                <w:bCs/>
+                <w:sz w:val="28"/>
+                <w:szCs w:val="28"/>
+              </w:rPr>
+              <w:t>Physical</w:t>
+            </w:r>
+          </w:p>
+        </w:tc>
+        <w:tc>
+          <w:tcPr>
+            <w:tcW w:w="0" w:type="auto"/>
+            <w:vAlign w:val="center"/>
+            <w:hideMark/>
+          </w:tcPr>
+          <w:p>
+            <w:pPr>
+              <w:spacing w:line="276" w:lineRule="auto"/>
+              <w:rPr>
+                <w:rFonts w:ascii="Arial" w:hAnsi="Arial" w:cs="Arial"/>
+                <w:sz w:val="28"/>
+                <w:szCs w:val="28"/>
+              </w:rPr>
+            </w:pPr>
+            <w:r>
+              <w:rPr>
+                <w:rFonts w:ascii="Arial" w:hAnsi="Arial" w:cs="Arial"/>
+                <w:sz w:val="28"/>
+                <w:szCs w:val="28"/>
+              </w:rPr>
+              <w:t>Transmits raw bits over a physical medium</w:t>
+            </w:r>
+          </w:p>
+        </w:tc>
+        <w:tc>
+          <w:tcPr>
+            <w:tcW w:w="0" w:type="auto"/>
+            <w:vAlign w:val="center"/>
+            <w:hideMark/>
+          </w:tcPr>
+          <w:p>
+            <w:pPr>
+              <w:spacing w:line="276" w:lineRule="auto"/>
+              <w:rPr>
+                <w:rFonts w:ascii="Arial" w:hAnsi="Arial" w:cs="Arial"/>
+                <w:sz w:val="28"/>
+                <w:szCs w:val="28"/>
+              </w:rPr>
+            </w:pPr>
+            <w:r>
+              <w:rPr>
+                <w:rFonts w:ascii="Arial" w:hAnsi="Arial" w:cs="Arial"/>
+                <w:sz w:val="28"/>
+                <w:szCs w:val="28"/>
+              </w:rPr>
+              <w:t>Cables, hubs, radio signals</w:t>
+            </w:r>
+          </w:p>
+        </w:tc>
+      </w:tr>
+    </w:tbl>
+    <w:p>
+      <w:pPr>
+        <w:spacing w:line="276" w:lineRule="auto"/>
+        <w:rPr>
+          <w:rFonts w:ascii="Arial" w:hAnsi="Arial" w:cs="Arial"/>
+          <w:b/>
+          <w:bCs/>
+          <w:sz w:val="28"/>
+          <w:szCs w:val="28"/>
+        </w:rPr>
       </w:pPr>
       <w:r>
         <w:rPr>
@@ -10164,6 +11542,687 @@
         </w:rPr>
         <w:br/>
       </w:r>
+      <w:r>
+        <w:rPr>
+          <w:rFonts w:ascii="Arial" w:hAnsi="Arial" w:cs="Arial"/>
+          <w:b/>
+          <w:bCs/>
+          <w:sz w:val="28"/>
+          <w:szCs w:val="28"/>
+        </w:rPr>
+        <w:t>Easy Way to Remember (Top to Bottom)</w:t>
+      </w:r>
+    </w:p>
+    <w:p>
+      <w:pPr>
+        <w:spacing w:line="276" w:lineRule="auto"/>
+        <w:rPr>
+          <w:rFonts w:ascii="Arial" w:hAnsi="Arial" w:cs="Arial"/>
+          <w:sz w:val="28"/>
+          <w:szCs w:val="28"/>
+        </w:rPr>
+      </w:pPr>
+      <w:r>
+        <w:rPr>
+          <w:rFonts w:ascii="Arial" w:hAnsi="Arial" w:cs="Arial"/>
+          <w:b/>
+          <w:bCs/>
+          <w:sz w:val="28"/>
+          <w:szCs w:val="28"/>
+        </w:rPr>
+        <w:t>"All People Seem To Need Data Processing"</w:t>
+      </w:r>
+    </w:p>
+    <w:p>
+      <w:pPr>
+        <w:numPr>
+          <w:ilvl w:val="0"/>
+          <w:numId w:val="47"/>
+        </w:numPr>
+        <w:spacing w:line="276" w:lineRule="auto"/>
+        <w:rPr>
+          <w:rFonts w:ascii="Arial" w:hAnsi="Arial" w:cs="Arial"/>
+          <w:sz w:val="28"/>
+          <w:szCs w:val="28"/>
+        </w:rPr>
+      </w:pPr>
+      <w:r>
+        <w:rPr>
+          <w:rFonts w:ascii="Arial" w:hAnsi="Arial" w:cs="Arial"/>
+          <w:b/>
+          <w:bCs/>
+          <w:sz w:val="28"/>
+          <w:szCs w:val="28"/>
+        </w:rPr>
+        <w:t>A</w:t>
+      </w:r>
+      <w:r>
+        <w:rPr>
+          <w:rFonts w:ascii="Arial" w:hAnsi="Arial" w:cs="Arial"/>
+          <w:sz w:val="28"/>
+          <w:szCs w:val="28"/>
+        </w:rPr>
+        <w:t>pplication</w:t>
+      </w:r>
+    </w:p>
+    <w:p>
+      <w:pPr>
+        <w:numPr>
+          <w:ilvl w:val="0"/>
+          <w:numId w:val="47"/>
+        </w:numPr>
+        <w:spacing w:line="276" w:lineRule="auto"/>
+        <w:rPr>
+          <w:rFonts w:ascii="Arial" w:hAnsi="Arial" w:cs="Arial"/>
+          <w:sz w:val="28"/>
+          <w:szCs w:val="28"/>
+        </w:rPr>
+      </w:pPr>
+      <w:r>
+        <w:rPr>
+          <w:rFonts w:ascii="Arial" w:hAnsi="Arial" w:cs="Arial"/>
+          <w:b/>
+          <w:bCs/>
+          <w:sz w:val="28"/>
+          <w:szCs w:val="28"/>
+        </w:rPr>
+        <w:t>P</w:t>
+      </w:r>
+      <w:r>
+        <w:rPr>
+          <w:rFonts w:ascii="Arial" w:hAnsi="Arial" w:cs="Arial"/>
+          <w:sz w:val="28"/>
+          <w:szCs w:val="28"/>
+        </w:rPr>
+        <w:t>resentation</w:t>
+      </w:r>
+    </w:p>
+    <w:p>
+      <w:pPr>
+        <w:numPr>
+          <w:ilvl w:val="0"/>
+          <w:numId w:val="47"/>
+        </w:numPr>
+        <w:spacing w:line="276" w:lineRule="auto"/>
+        <w:rPr>
+          <w:rFonts w:ascii="Arial" w:hAnsi="Arial" w:cs="Arial"/>
+          <w:sz w:val="28"/>
+          <w:szCs w:val="28"/>
+        </w:rPr>
+      </w:pPr>
+      <w:r>
+        <w:rPr>
+          <w:rFonts w:ascii="Arial" w:hAnsi="Arial" w:cs="Arial"/>
+          <w:b/>
+          <w:bCs/>
+          <w:sz w:val="28"/>
+          <w:szCs w:val="28"/>
+        </w:rPr>
+        <w:t>S</w:t>
+      </w:r>
+      <w:r>
+        <w:rPr>
+          <w:rFonts w:ascii="Arial" w:hAnsi="Arial" w:cs="Arial"/>
+          <w:sz w:val="28"/>
+          <w:szCs w:val="28"/>
+        </w:rPr>
+        <w:t>ession</w:t>
+      </w:r>
+    </w:p>
+    <w:p>
+      <w:pPr>
+        <w:numPr>
+          <w:ilvl w:val="0"/>
+          <w:numId w:val="47"/>
+        </w:numPr>
+        <w:spacing w:line="276" w:lineRule="auto"/>
+        <w:rPr>
+          <w:rFonts w:ascii="Arial" w:hAnsi="Arial" w:cs="Arial"/>
+          <w:sz w:val="28"/>
+          <w:szCs w:val="28"/>
+        </w:rPr>
+      </w:pPr>
+      <w:r>
+        <w:rPr>
+          <w:rFonts w:ascii="Arial" w:hAnsi="Arial" w:cs="Arial"/>
+          <w:b/>
+          <w:bCs/>
+          <w:sz w:val="28"/>
+          <w:szCs w:val="28"/>
+        </w:rPr>
+        <w:t>T</w:t>
+      </w:r>
+      <w:r>
+        <w:rPr>
+          <w:rFonts w:ascii="Arial" w:hAnsi="Arial" w:cs="Arial"/>
+          <w:sz w:val="28"/>
+          <w:szCs w:val="28"/>
+        </w:rPr>
+        <w:t>ransport</w:t>
+      </w:r>
+    </w:p>
+    <w:p>
+      <w:pPr>
+        <w:numPr>
+          <w:ilvl w:val="0"/>
+          <w:numId w:val="47"/>
+        </w:numPr>
+        <w:spacing w:line="276" w:lineRule="auto"/>
+        <w:rPr>
+          <w:rFonts w:ascii="Arial" w:hAnsi="Arial" w:cs="Arial"/>
+          <w:sz w:val="28"/>
+          <w:szCs w:val="28"/>
+        </w:rPr>
+      </w:pPr>
+      <w:r>
+        <w:rPr>
+          <w:rFonts w:ascii="Arial" w:hAnsi="Arial" w:cs="Arial"/>
+          <w:b/>
+          <w:bCs/>
+          <w:sz w:val="28"/>
+          <w:szCs w:val="28"/>
+        </w:rPr>
+        <w:t>N</w:t>
+      </w:r>
+      <w:r>
+        <w:rPr>
+          <w:rFonts w:ascii="Arial" w:hAnsi="Arial" w:cs="Arial"/>
+          <w:sz w:val="28"/>
+          <w:szCs w:val="28"/>
+        </w:rPr>
+        <w:t>etwork</w:t>
+      </w:r>
+    </w:p>
+    <w:p>
+      <w:pPr>
+        <w:numPr>
+          <w:ilvl w:val="0"/>
+          <w:numId w:val="47"/>
+        </w:numPr>
+        <w:spacing w:line="276" w:lineRule="auto"/>
+        <w:rPr>
+          <w:rFonts w:ascii="Arial" w:hAnsi="Arial" w:cs="Arial"/>
+          <w:sz w:val="28"/>
+          <w:szCs w:val="28"/>
+        </w:rPr>
+      </w:pPr>
+      <w:r>
+        <w:rPr>
+          <w:rFonts w:ascii="Arial" w:hAnsi="Arial" w:cs="Arial"/>
+          <w:b/>
+          <w:bCs/>
+          <w:sz w:val="28"/>
+          <w:szCs w:val="28"/>
+        </w:rPr>
+        <w:t>D</w:t>
+      </w:r>
+      <w:r>
+        <w:rPr>
+          <w:rFonts w:ascii="Arial" w:hAnsi="Arial" w:cs="Arial"/>
+          <w:sz w:val="28"/>
+          <w:szCs w:val="28"/>
+        </w:rPr>
+        <w:t>ata Link</w:t>
+      </w:r>
+    </w:p>
+    <w:p>
+      <w:pPr>
+        <w:numPr>
+          <w:ilvl w:val="0"/>
+          <w:numId w:val="47"/>
+        </w:numPr>
+        <w:spacing w:line="276" w:lineRule="auto"/>
+        <w:rPr>
+          <w:rFonts w:ascii="Arial" w:hAnsi="Arial" w:cs="Arial"/>
+          <w:sz w:val="28"/>
+          <w:szCs w:val="28"/>
+        </w:rPr>
+      </w:pPr>
+      <w:r>
+        <w:rPr>
+          <w:rFonts w:ascii="Arial" w:hAnsi="Arial" w:cs="Arial"/>
+          <w:b/>
+          <w:bCs/>
+          <w:sz w:val="28"/>
+          <w:szCs w:val="28"/>
+        </w:rPr>
+        <w:t>P</w:t>
+      </w:r>
+      <w:r>
+        <w:rPr>
+          <w:rFonts w:ascii="Arial" w:hAnsi="Arial" w:cs="Arial"/>
+          <w:sz w:val="28"/>
+          <w:szCs w:val="28"/>
+        </w:rPr>
+        <w:t>hysical</w:t>
+      </w:r>
+    </w:p>
+    <w:p>
+      <w:pPr>
+        <w:spacing w:line="276" w:lineRule="auto"/>
+        <w:rPr>
+          <w:rFonts w:ascii="Arial" w:hAnsi="Arial" w:cs="Arial"/>
+          <w:sz w:val="28"/>
+          <w:szCs w:val="28"/>
+        </w:rPr>
+      </w:pPr>
+      <w:r>
+        <w:rPr>
+          <w:rFonts w:ascii="Arial" w:hAnsi="Arial" w:cs="Arial"/>
+          <w:b/>
+          <w:bCs/>
+          <w:color w:val="156082" w:themeColor="accent1"/>
+          <w:sz w:val="28"/>
+          <w:szCs w:val="28"/>
+        </w:rPr>
+        <w:t xml:space="preserve">Networking </w:t>
+      </w:r>
+      <w:r>
+        <w:rPr>
+          <w:rFonts w:ascii="Arial" w:hAnsi="Arial" w:cs="Arial"/>
+          <w:b/>
+          <w:bCs/>
+          <w:color w:val="156082" w:themeColor="accent1"/>
+          <w:sz w:val="28"/>
+          <w:szCs w:val="28"/>
+        </w:rPr>
+        <w:t>Types</w:t>
+      </w:r>
+    </w:p>
+    <w:p>
+      <w:pPr>
+        <w:spacing w:line="276" w:lineRule="auto"/>
+        <w:rPr>
+          <w:rFonts w:ascii="Arial" w:hAnsi="Arial" w:cs="Arial"/>
+          <w:sz w:val="28"/>
+          <w:szCs w:val="28"/>
+        </w:rPr>
+      </w:pPr>
+    </w:p>
+    <w:tbl>
+      <w:tblPr>
+        <w:tblW w:w="9500" w:type="dxa"/>
+        <w:tblBorders>
+          <w:top w:val="single" w:sz="4" w:space="0" w:color="auto"/>
+          <w:left w:val="single" w:sz="4" w:space="0" w:color="auto"/>
+          <w:bottom w:val="single" w:sz="4" w:space="0" w:color="auto"/>
+          <w:right w:val="single" w:sz="4" w:space="0" w:color="auto"/>
+          <w:insideH w:val="single" w:sz="4" w:space="0" w:color="auto"/>
+          <w:insideV w:val="single" w:sz="4" w:space="0" w:color="auto"/>
+        </w:tblBorders>
+        <w:tblCellMar>
+          <w:left w:w="10" w:type="dxa"/>
+          <w:right w:w="10" w:type="dxa"/>
+        </w:tblCellMar>
+        <w:tblLook w:val="04A0" w:firstRow="1" w:lastRow="0" w:firstColumn="1" w:lastColumn="0" w:noHBand="0" w:noVBand="1"/>
+      </w:tblPr>
+      <w:tblGrid>
+        <w:gridCol w:w="2425"/>
+        <w:gridCol w:w="3690"/>
+        <w:gridCol w:w="3385"/>
+      </w:tblGrid>
+      <w:tr>
+        <w:tblPrEx>
+          <w:tblCellMar>
+            <w:top w:w="0" w:type="dxa"/>
+            <w:bottom w:w="0" w:type="dxa"/>
+          </w:tblCellMar>
+        </w:tblPrEx>
+        <w:trPr>
+          <w:tblHeader/>
+        </w:trPr>
+        <w:tc>
+          <w:tcPr>
+            <w:tcW w:w="2425" w:type="dxa"/>
+            <w:shd w:val="clear" w:color="auto" w:fill="2F5496"/>
+          </w:tcPr>
+          <w:p>
+            <w:r>
+              <w:rPr>
+                <w:b/>
+                <w:bCs/>
+                <w:color w:val="FFFFFF"/>
+              </w:rPr>
+              <w:t>Network Type</w:t>
+            </w:r>
+          </w:p>
+        </w:tc>
+        <w:tc>
+          <w:tcPr>
+            <w:tcW w:w="3690" w:type="dxa"/>
+            <w:shd w:val="clear" w:color="auto" w:fill="2F5496"/>
+          </w:tcPr>
+          <w:p>
+            <w:r>
+              <w:rPr>
+                <w:b/>
+                <w:bCs/>
+                <w:color w:val="FFFFFF"/>
+              </w:rPr>
+              <w:t>Definition</w:t>
+            </w:r>
+          </w:p>
+        </w:tc>
+        <w:tc>
+          <w:tcPr>
+            <w:tcW w:w="3385" w:type="dxa"/>
+            <w:shd w:val="clear" w:color="auto" w:fill="2F5496"/>
+          </w:tcPr>
+          <w:p>
+            <w:r>
+              <w:rPr>
+                <w:b/>
+                <w:bCs/>
+                <w:color w:val="FFFFFF"/>
+              </w:rPr>
+              <w:t>Example(s)</w:t>
+            </w:r>
+          </w:p>
+        </w:tc>
+      </w:tr>
+      <w:tr>
+        <w:tblPrEx>
+          <w:tblCellMar>
+            <w:top w:w="0" w:type="dxa"/>
+            <w:bottom w:w="0" w:type="dxa"/>
+          </w:tblCellMar>
+        </w:tblPrEx>
+        <w:tc>
+          <w:tcPr>
+            <w:tcW w:w="2425" w:type="dxa"/>
+          </w:tcPr>
+          <w:p>
+            <w:pPr>
+              <w:rPr>
+                <w:b/>
+                <w:bCs/>
+              </w:rPr>
+            </w:pPr>
+            <w:r>
+              <w:rPr>
+                <w:b/>
+                <w:bCs/>
+              </w:rPr>
+              <w:t>PAN</w:t>
+            </w:r>
+            <w:r>
+              <w:rPr>
+                <w:b/>
+                <w:bCs/>
+              </w:rPr>
+              <w:t xml:space="preserve"> (Personal Area Network)</w:t>
+            </w:r>
+          </w:p>
+        </w:tc>
+        <w:tc>
+          <w:tcPr>
+            <w:tcW w:w="3690" w:type="dxa"/>
+          </w:tcPr>
+          <w:p>
+            <w:r>
+              <w:t>Connects personal devices around one person.</w:t>
+            </w:r>
+          </w:p>
+        </w:tc>
+        <w:tc>
+          <w:tcPr>
+            <w:tcW w:w="3385" w:type="dxa"/>
+          </w:tcPr>
+          <w:p>
+            <w:r>
+              <w:t>Bluetooth headphones, smartwatch, USB-connected devices</w:t>
+            </w:r>
+          </w:p>
+        </w:tc>
+      </w:tr>
+      <w:tr>
+        <w:tblPrEx>
+          <w:tblCellMar>
+            <w:top w:w="0" w:type="dxa"/>
+            <w:bottom w:w="0" w:type="dxa"/>
+          </w:tblCellMar>
+        </w:tblPrEx>
+        <w:tc>
+          <w:tcPr>
+            <w:tcW w:w="2425" w:type="dxa"/>
+          </w:tcPr>
+          <w:p>
+            <w:pPr>
+              <w:rPr>
+                <w:b/>
+                <w:bCs/>
+              </w:rPr>
+            </w:pPr>
+            <w:r>
+              <w:rPr>
+                <w:b/>
+                <w:bCs/>
+              </w:rPr>
+              <w:lastRenderedPageBreak/>
+              <w:t>LAN</w:t>
+            </w:r>
+            <w:r>
+              <w:rPr>
+                <w:b/>
+                <w:bCs/>
+              </w:rPr>
+              <w:t xml:space="preserve"> </w:t>
+            </w:r>
+            <w:r>
+              <w:rPr>
+                <w:b/>
+                <w:bCs/>
+              </w:rPr>
+              <w:t>(</w:t>
+            </w:r>
+            <w:r>
+              <w:rPr>
+                <w:b/>
+                <w:bCs/>
+              </w:rPr>
+              <w:t xml:space="preserve">Local </w:t>
+            </w:r>
+            <w:r>
+              <w:rPr>
+                <w:b/>
+                <w:bCs/>
+              </w:rPr>
+              <w:t>Area Network)</w:t>
+            </w:r>
+          </w:p>
+        </w:tc>
+        <w:tc>
+          <w:tcPr>
+            <w:tcW w:w="3690" w:type="dxa"/>
+          </w:tcPr>
+          <w:p>
+            <w:r>
+              <w:t>Connect</w:t>
+            </w:r>
+            <w:r>
+              <w:t xml:space="preserve"> devices within a building or campus.</w:t>
+            </w:r>
+          </w:p>
+        </w:tc>
+        <w:tc>
+          <w:tcPr>
+            <w:tcW w:w="3385" w:type="dxa"/>
+          </w:tcPr>
+          <w:p>
+            <w:r>
+              <w:t>Office Wi-Fi network, home network, school computer lab</w:t>
+            </w:r>
+          </w:p>
+        </w:tc>
+      </w:tr>
+      <w:tr>
+        <w:tblPrEx>
+          <w:tblCellMar>
+            <w:top w:w="0" w:type="dxa"/>
+            <w:bottom w:w="0" w:type="dxa"/>
+          </w:tblCellMar>
+        </w:tblPrEx>
+        <w:tc>
+          <w:tcPr>
+            <w:tcW w:w="2425" w:type="dxa"/>
+          </w:tcPr>
+          <w:p>
+            <w:pPr>
+              <w:rPr>
+                <w:b/>
+                <w:bCs/>
+              </w:rPr>
+            </w:pPr>
+            <w:r>
+              <w:rPr>
+                <w:b/>
+                <w:bCs/>
+              </w:rPr>
+              <w:t>MAN</w:t>
+            </w:r>
+            <w:r>
+              <w:rPr>
+                <w:b/>
+                <w:bCs/>
+              </w:rPr>
+              <w:t xml:space="preserve"> </w:t>
+            </w:r>
+            <w:r>
+              <w:rPr>
+                <w:b/>
+                <w:bCs/>
+              </w:rPr>
+              <w:t>(</w:t>
+            </w:r>
+            <w:r>
+              <w:rPr>
+                <w:b/>
+                <w:bCs/>
+              </w:rPr>
+              <w:t>Metropolitan</w:t>
+            </w:r>
+            <w:r>
+              <w:rPr>
+                <w:b/>
+                <w:bCs/>
+              </w:rPr>
+              <w:t xml:space="preserve"> Area Network)</w:t>
+            </w:r>
+          </w:p>
+        </w:tc>
+        <w:tc>
+          <w:tcPr>
+            <w:tcW w:w="3690" w:type="dxa"/>
+          </w:tcPr>
+          <w:p>
+            <w:r>
+              <w:t>Connects multiple LANs across a city or metropolitan area.</w:t>
+            </w:r>
+          </w:p>
+        </w:tc>
+        <w:tc>
+          <w:tcPr>
+            <w:tcW w:w="3385" w:type="dxa"/>
+          </w:tcPr>
+          <w:p>
+            <w:r>
+              <w:t>City government network linking offices, university connecting multiple campus buildings</w:t>
+            </w:r>
+          </w:p>
+        </w:tc>
+      </w:tr>
+      <w:tr>
+        <w:tblPrEx>
+          <w:tblCellMar>
+            <w:top w:w="0" w:type="dxa"/>
+            <w:bottom w:w="0" w:type="dxa"/>
+          </w:tblCellMar>
+        </w:tblPrEx>
+        <w:tc>
+          <w:tcPr>
+            <w:tcW w:w="2425" w:type="dxa"/>
+          </w:tcPr>
+          <w:p>
+            <w:pPr>
+              <w:rPr>
+                <w:b/>
+                <w:bCs/>
+              </w:rPr>
+            </w:pPr>
+            <w:r>
+              <w:rPr>
+                <w:b/>
+                <w:bCs/>
+              </w:rPr>
+              <w:t>WAN</w:t>
+            </w:r>
+            <w:r>
+              <w:rPr>
+                <w:b/>
+                <w:bCs/>
+              </w:rPr>
+              <w:t xml:space="preserve"> </w:t>
+            </w:r>
+            <w:r>
+              <w:rPr>
+                <w:b/>
+                <w:bCs/>
+              </w:rPr>
+              <w:t>(</w:t>
+            </w:r>
+            <w:r>
+              <w:rPr>
+                <w:b/>
+                <w:bCs/>
+              </w:rPr>
+              <w:t>Wide</w:t>
+            </w:r>
+            <w:r>
+              <w:rPr>
+                <w:b/>
+                <w:bCs/>
+              </w:rPr>
+              <w:t xml:space="preserve"> Area Network)</w:t>
+            </w:r>
+          </w:p>
+        </w:tc>
+        <w:tc>
+          <w:tcPr>
+            <w:tcW w:w="3690" w:type="dxa"/>
+          </w:tcPr>
+          <w:p>
+            <w:r>
+              <w:t>Connect</w:t>
+            </w:r>
+            <w:r>
+              <w:t xml:space="preserve"> networks across countries and the world.</w:t>
+            </w:r>
+          </w:p>
+        </w:tc>
+        <w:tc>
+          <w:tcPr>
+            <w:tcW w:w="3385" w:type="dxa"/>
+          </w:tcPr>
+          <w:p>
+            <w:r>
+              <w:t>The Internet, a multinational company's network linking offices worldwide</w:t>
+            </w:r>
+          </w:p>
+        </w:tc>
+      </w:tr>
+    </w:tbl>
+    <w:p>
+      <w:pPr>
+        <w:spacing w:line="276" w:lineRule="auto"/>
+        <w:rPr>
+          <w:rFonts w:ascii="Arial" w:hAnsi="Arial" w:cs="Arial"/>
+          <w:b/>
+          <w:bCs/>
+          <w:color w:val="156082" w:themeColor="accent1"/>
+          <w:sz w:val="28"/>
+          <w:szCs w:val="28"/>
+        </w:rPr>
+      </w:pPr>
       <w:r>
         <w:rPr>
           <w:rFonts w:ascii="Arial" w:hAnsi="Arial" w:cs="Arial"/>
@@ -10545,6 +12604,7 @@
           <w:sz w:val="28"/>
           <w:szCs w:val="28"/>
         </w:rPr>
+        <w:lastRenderedPageBreak/>
         <w:drawing>
           <wp:inline distT="0" distB="0" distL="0" distR="0" wp14:anchorId="1CEC18C1" wp14:editId="75AAE012">
             <wp:extent cx="5005415" cy="2232380"/>
@@ -10567,7 +12627,7 @@
                     <pic:cNvPicPr/>
                   </pic:nvPicPr>
                   <pic:blipFill>
-                    <a:blip r:embed="rId9">
+                    <a:blip r:embed="rId11">
                       <a:extLst>
                         <a:ext uri="{28A0092B-C50C-407E-A947-70E740481C1C}">
                           <a14:useLocalDpi xmlns:a14="http://schemas.microsoft.com/office/drawing/2010/main" val="0"/>
@@ -10905,7 +12965,67 @@
           <w:sz w:val="28"/>
           <w:szCs w:val="28"/>
         </w:rPr>
-        <w:t xml:space="preserve"> provides multipoint protection through various security features combined into a single solution.</w:t>
+        <w:t xml:space="preserve"> </w:t>
+      </w:r>
+      <w:r>
+        <w:rPr>
+          <w:rFonts w:ascii="Arial" w:hAnsi="Arial" w:cs="Arial"/>
+          <w:sz w:val="28"/>
+          <w:szCs w:val="28"/>
+        </w:rPr>
+        <w:t xml:space="preserve">provides both </w:t>
+      </w:r>
+      <w:r>
+        <w:rPr>
+          <w:rFonts w:ascii="Arial" w:hAnsi="Arial" w:cs="Arial"/>
+          <w:b/>
+          <w:bCs/>
+          <w:sz w:val="28"/>
+          <w:szCs w:val="28"/>
+        </w:rPr>
+        <w:t>IPS</w:t>
+      </w:r>
+      <w:r>
+        <w:rPr>
+          <w:rFonts w:ascii="Arial" w:hAnsi="Arial" w:cs="Arial"/>
+          <w:sz w:val="28"/>
+          <w:szCs w:val="28"/>
+        </w:rPr>
+        <w:t xml:space="preserve"> and I</w:t>
+      </w:r>
+      <w:r>
+        <w:rPr>
+          <w:rFonts w:ascii="Arial" w:hAnsi="Arial" w:cs="Arial"/>
+          <w:b/>
+          <w:bCs/>
+          <w:sz w:val="28"/>
+          <w:szCs w:val="28"/>
+        </w:rPr>
+        <w:t>DS</w:t>
+      </w:r>
+      <w:r>
+        <w:rPr>
+          <w:rFonts w:ascii="Arial" w:hAnsi="Arial" w:cs="Arial"/>
+          <w:sz w:val="28"/>
+          <w:szCs w:val="28"/>
+        </w:rPr>
+        <w:t xml:space="preserve"> </w:t>
+      </w:r>
+      <w:r>
+        <w:rPr>
+          <w:rFonts w:ascii="Arial" w:hAnsi="Arial" w:cs="Arial"/>
+          <w:sz w:val="28"/>
+          <w:szCs w:val="28"/>
+        </w:rPr>
+        <w:t xml:space="preserve">all in one </w:t>
+      </w:r>
+      <w:r>
+        <w:rPr>
+          <w:rFonts w:ascii="Arial" w:hAnsi="Arial" w:cs="Arial"/>
+          <w:sz w:val="28"/>
+          <w:szCs w:val="28"/>
+        </w:rPr>
+        <w:t>protection through various security features combined into a single solution.</w:t>
       </w:r>
     </w:p>
     <w:p>
@@ -11041,6 +13161,7 @@
           <w:sz w:val="28"/>
           <w:szCs w:val="28"/>
         </w:rPr>
+        <w:lastRenderedPageBreak/>
         <w:t xml:space="preserve">Network Topologies </w:t>
       </w:r>
     </w:p>
@@ -11203,7 +13324,6 @@
           <w:sz w:val="28"/>
           <w:szCs w:val="28"/>
         </w:rPr>
-        <w:lastRenderedPageBreak/>
         <w:t>Ring Topology</w:t>
       </w:r>
       <w:r>
@@ -11352,7 +13472,27 @@
           <w:bCs/>
           <w:sz w:val="28"/>
           <w:szCs w:val="28"/>
-          <w:highlight w:val="yellow"/>
+        </w:rPr>
+        <w:t>nicknamed</w:t>
+      </w:r>
+      <w:r>
+        <w:rPr>
+          <w:rFonts w:ascii="Arial" w:hAnsi="Arial" w:cs="Arial"/>
+          <w:b/>
+          <w:bCs/>
+          <w:color w:val="156082" w:themeColor="accent1"/>
+          <w:sz w:val="28"/>
+          <w:szCs w:val="28"/>
+        </w:rPr>
+        <w:t xml:space="preserve"> </w:t>
+      </w:r>
+      <w:r>
+        <w:rPr>
+          <w:rFonts w:ascii="Arial" w:hAnsi="Arial" w:cs="Arial"/>
+          <w:b/>
+          <w:bCs/>
+          <w:sz w:val="28"/>
+          <w:szCs w:val="28"/>
         </w:rPr>
         <w:t>(Hub-and-Spoke):</w:t>
       </w:r>
@@ -11439,66 +13579,12 @@
       <w:r>
         <w:rPr>
           <w:rFonts w:ascii="Arial" w:hAnsi="Arial" w:cs="Arial"/>
-          <w:sz w:val="28"/>
-          <w:szCs w:val="28"/>
-        </w:rPr>
-        <w:t xml:space="preserve">If one device or cable </w:t>
-      </w:r>
-      <w:r>
-        <w:rPr>
-          <w:rFonts w:ascii="Arial" w:hAnsi="Arial" w:cs="Arial"/>
-          <w:sz w:val="28"/>
-          <w:szCs w:val="28"/>
-        </w:rPr>
-        <w:t>fails,</w:t>
-      </w:r>
-      <w:r>
-        <w:rPr>
-          <w:rFonts w:ascii="Arial" w:hAnsi="Arial" w:cs="Arial"/>
-          <w:sz w:val="28"/>
-          <w:szCs w:val="28"/>
-        </w:rPr>
-        <w:t xml:space="preserve"> </w:t>
-      </w:r>
-      <w:r>
-        <w:rPr>
-          <w:rFonts w:ascii="Arial" w:hAnsi="Arial" w:cs="Arial"/>
-          <w:sz w:val="28"/>
-          <w:szCs w:val="28"/>
-        </w:rPr>
-        <w:t>then</w:t>
-      </w:r>
-      <w:r>
-        <w:rPr>
-          <w:rFonts w:ascii="Arial" w:hAnsi="Arial" w:cs="Arial"/>
-          <w:sz w:val="28"/>
-          <w:szCs w:val="28"/>
-        </w:rPr>
-        <w:t xml:space="preserve"> only that device is affected </w:t>
-      </w:r>
-    </w:p>
-    <w:p>
-      <w:pPr>
-        <w:numPr>
-          <w:ilvl w:val="0"/>
-          <w:numId w:val="34"/>
-        </w:numPr>
-        <w:spacing w:line="276" w:lineRule="auto"/>
-        <w:rPr>
-          <w:rFonts w:ascii="Arial" w:hAnsi="Arial" w:cs="Arial"/>
-          <w:sz w:val="28"/>
-          <w:szCs w:val="28"/>
-        </w:rPr>
-      </w:pPr>
-      <w:r>
-        <w:rPr>
-          <w:rFonts w:ascii="Arial" w:hAnsi="Arial" w:cs="Arial"/>
-          <w:b/>
-          <w:bCs/>
-          <w:sz w:val="28"/>
-          <w:szCs w:val="28"/>
-        </w:rPr>
-        <w:t>Critical dependency</w:t>
+          <w:b/>
+          <w:bCs/>
+          <w:sz w:val="28"/>
+          <w:szCs w:val="28"/>
+        </w:rPr>
+        <w:t>Single point of failure</w:t>
       </w:r>
       <w:r>
         <w:rPr>
@@ -11611,6 +13697,7 @@
           <w:sz w:val="28"/>
           <w:szCs w:val="28"/>
         </w:rPr>
+        <w:lastRenderedPageBreak/>
         <w:t xml:space="preserve">Data can reroute if one connection fails </w:t>
       </w:r>
     </w:p>
@@ -11803,15 +13890,13 @@
           <w:rFonts w:ascii="Arial" w:hAnsi="Arial" w:cs="Arial"/>
           <w:sz w:val="28"/>
           <w:szCs w:val="28"/>
-          <w:highlight w:val="yellow"/>
-        </w:rPr>
-      </w:pPr>
-      <w:r>
-        <w:rPr>
-          <w:rFonts w:ascii="Arial" w:hAnsi="Arial" w:cs="Arial"/>
-          <w:sz w:val="28"/>
-          <w:szCs w:val="28"/>
-          <w:highlight w:val="yellow"/>
+        </w:rPr>
+      </w:pPr>
+      <w:r>
+        <w:rPr>
+          <w:rFonts w:ascii="Arial" w:hAnsi="Arial" w:cs="Arial"/>
+          <w:sz w:val="28"/>
+          <w:szCs w:val="28"/>
         </w:rPr>
         <w:t xml:space="preserve">Syntax </w:t>
       </w:r>
@@ -11820,7 +13905,6 @@
           <w:rFonts w:ascii="Arial" w:hAnsi="Arial" w:cs="Arial"/>
           <w:sz w:val="28"/>
           <w:szCs w:val="28"/>
-          <w:highlight w:val="yellow"/>
         </w:rPr>
         <w:t>Highlighting</w:t>
       </w:r>
@@ -11836,15 +13920,13 @@
           <w:rFonts w:ascii="Arial" w:hAnsi="Arial" w:cs="Arial"/>
           <w:sz w:val="28"/>
           <w:szCs w:val="28"/>
-          <w:highlight w:val="yellow"/>
-        </w:rPr>
-      </w:pPr>
-      <w:r>
-        <w:rPr>
-          <w:rFonts w:ascii="Arial" w:hAnsi="Arial" w:cs="Arial"/>
-          <w:sz w:val="28"/>
-          <w:szCs w:val="28"/>
-          <w:highlight w:val="yellow"/>
+        </w:rPr>
+      </w:pPr>
+      <w:r>
+        <w:rPr>
+          <w:rFonts w:ascii="Arial" w:hAnsi="Arial" w:cs="Arial"/>
+          <w:sz w:val="28"/>
+          <w:szCs w:val="28"/>
         </w:rPr>
         <w:t>Line numbering</w:t>
       </w:r>
@@ -11860,15 +13942,13 @@
           <w:rFonts w:ascii="Arial" w:hAnsi="Arial" w:cs="Arial"/>
           <w:sz w:val="28"/>
           <w:szCs w:val="28"/>
-          <w:highlight w:val="yellow"/>
-        </w:rPr>
-      </w:pPr>
-      <w:r>
-        <w:rPr>
-          <w:rFonts w:ascii="Arial" w:hAnsi="Arial" w:cs="Arial"/>
-          <w:sz w:val="28"/>
-          <w:szCs w:val="28"/>
-          <w:highlight w:val="yellow"/>
+        </w:rPr>
+      </w:pPr>
+      <w:r>
+        <w:rPr>
+          <w:rFonts w:ascii="Arial" w:hAnsi="Arial" w:cs="Arial"/>
+          <w:sz w:val="28"/>
+          <w:szCs w:val="28"/>
         </w:rPr>
         <w:t>Basic code formatting</w:t>
       </w:r>
@@ -11884,15 +13964,13 @@
           <w:rFonts w:ascii="Arial" w:hAnsi="Arial" w:cs="Arial"/>
           <w:sz w:val="28"/>
           <w:szCs w:val="28"/>
-          <w:highlight w:val="yellow"/>
-        </w:rPr>
-      </w:pPr>
-      <w:r>
-        <w:rPr>
-          <w:rFonts w:ascii="Arial" w:hAnsi="Arial" w:cs="Arial"/>
-          <w:sz w:val="28"/>
-          <w:szCs w:val="28"/>
-          <w:highlight w:val="yellow"/>
+        </w:rPr>
+      </w:pPr>
+      <w:r>
+        <w:rPr>
+          <w:rFonts w:ascii="Arial" w:hAnsi="Arial" w:cs="Arial"/>
+          <w:sz w:val="28"/>
+          <w:szCs w:val="28"/>
         </w:rPr>
         <w:t>Lightweight and fast</w:t>
       </w:r>
@@ -11908,15 +13986,13 @@
           <w:rFonts w:ascii="Arial" w:hAnsi="Arial" w:cs="Arial"/>
           <w:sz w:val="28"/>
           <w:szCs w:val="28"/>
-          <w:highlight w:val="yellow"/>
-        </w:rPr>
-      </w:pPr>
-      <w:r>
-        <w:rPr>
-          <w:rFonts w:ascii="Arial" w:hAnsi="Arial" w:cs="Arial"/>
-          <w:sz w:val="28"/>
-          <w:szCs w:val="28"/>
-          <w:highlight w:val="yellow"/>
+        </w:rPr>
+      </w:pPr>
+      <w:r>
+        <w:rPr>
+          <w:rFonts w:ascii="Arial" w:hAnsi="Arial" w:cs="Arial"/>
+          <w:sz w:val="28"/>
+          <w:szCs w:val="28"/>
         </w:rPr>
         <w:t>Highly customizable (via plugins/extensions)</w:t>
       </w:r>
@@ -12052,7 +14128,6 @@
                 <w:rFonts w:ascii="Arial" w:hAnsi="Arial" w:cs="Arial"/>
                 <w:sz w:val="28"/>
                 <w:szCs w:val="28"/>
-                <w:highlight w:val="yellow"/>
               </w:rPr>
             </w:pPr>
             <w:r>
@@ -12060,7 +14135,6 @@
                 <w:rFonts w:ascii="Arial" w:hAnsi="Arial" w:cs="Arial"/>
                 <w:sz w:val="28"/>
                 <w:szCs w:val="28"/>
-                <w:highlight w:val="yellow"/>
               </w:rPr>
               <w:t>Notepad++</w:t>
             </w:r>
@@ -12079,7 +14153,6 @@
                 <w:rFonts w:ascii="Arial" w:hAnsi="Arial" w:cs="Arial"/>
                 <w:sz w:val="28"/>
                 <w:szCs w:val="28"/>
-                <w:highlight w:val="yellow"/>
               </w:rPr>
             </w:pPr>
             <w:r>
@@ -12087,7 +14160,6 @@
                 <w:rFonts w:ascii="Arial" w:hAnsi="Arial" w:cs="Arial"/>
                 <w:sz w:val="28"/>
                 <w:szCs w:val="28"/>
-                <w:highlight w:val="yellow"/>
               </w:rPr>
               <w:t>Windows-only, supports multiple languages, plugin support</w:t>
             </w:r>
@@ -12111,7 +14183,6 @@
                 <w:rFonts w:ascii="Arial" w:hAnsi="Arial" w:cs="Arial"/>
                 <w:sz w:val="28"/>
                 <w:szCs w:val="28"/>
-                <w:highlight w:val="yellow"/>
               </w:rPr>
             </w:pPr>
             <w:r>
@@ -12119,7 +14190,6 @@
                 <w:rFonts w:ascii="Arial" w:hAnsi="Arial" w:cs="Arial"/>
                 <w:sz w:val="28"/>
                 <w:szCs w:val="28"/>
-                <w:highlight w:val="yellow"/>
               </w:rPr>
               <w:t>Sublime Text</w:t>
             </w:r>
@@ -12138,7 +14208,6 @@
                 <w:rFonts w:ascii="Arial" w:hAnsi="Arial" w:cs="Arial"/>
                 <w:sz w:val="28"/>
                 <w:szCs w:val="28"/>
-                <w:highlight w:val="yellow"/>
               </w:rPr>
             </w:pPr>
             <w:r>
@@ -12146,7 +14215,6 @@
                 <w:rFonts w:ascii="Arial" w:hAnsi="Arial" w:cs="Arial"/>
                 <w:sz w:val="28"/>
                 <w:szCs w:val="28"/>
-                <w:highlight w:val="yellow"/>
               </w:rPr>
               <w:t>Fast, customizable, supports large files</w:t>
             </w:r>
@@ -12170,7 +14238,6 @@
                 <w:rFonts w:ascii="Arial" w:hAnsi="Arial" w:cs="Arial"/>
                 <w:sz w:val="28"/>
                 <w:szCs w:val="28"/>
-                <w:highlight w:val="yellow"/>
               </w:rPr>
             </w:pPr>
             <w:r>
@@ -12178,7 +14245,6 @@
                 <w:rFonts w:ascii="Arial" w:hAnsi="Arial" w:cs="Arial"/>
                 <w:sz w:val="28"/>
                 <w:szCs w:val="28"/>
-                <w:highlight w:val="yellow"/>
               </w:rPr>
               <w:t>Atom</w:t>
             </w:r>
@@ -12197,7 +14263,6 @@
                 <w:rFonts w:ascii="Arial" w:hAnsi="Arial" w:cs="Arial"/>
                 <w:sz w:val="28"/>
                 <w:szCs w:val="28"/>
-                <w:highlight w:val="yellow"/>
               </w:rPr>
             </w:pPr>
             <w:r>
@@ -12205,7 +14270,6 @@
                 <w:rFonts w:ascii="Arial" w:hAnsi="Arial" w:cs="Arial"/>
                 <w:sz w:val="28"/>
                 <w:szCs w:val="28"/>
-                <w:highlight w:val="yellow"/>
               </w:rPr>
               <w:t xml:space="preserve">Developed by GitHub, </w:t>
             </w:r>
@@ -12214,7 +14278,6 @@
                 <w:rFonts w:ascii="Arial" w:hAnsi="Arial" w:cs="Arial"/>
                 <w:sz w:val="28"/>
                 <w:szCs w:val="28"/>
-                <w:highlight w:val="yellow"/>
               </w:rPr>
               <w:t xml:space="preserve">a </w:t>
             </w:r>
@@ -12223,7 +14286,6 @@
                 <w:rFonts w:ascii="Arial" w:hAnsi="Arial" w:cs="Arial"/>
                 <w:sz w:val="28"/>
                 <w:szCs w:val="28"/>
-                <w:highlight w:val="yellow"/>
               </w:rPr>
               <w:t>hackable, modern interface</w:t>
             </w:r>
@@ -12247,7 +14309,6 @@
                 <w:rFonts w:ascii="Arial" w:hAnsi="Arial" w:cs="Arial"/>
                 <w:sz w:val="28"/>
                 <w:szCs w:val="28"/>
-                <w:highlight w:val="yellow"/>
               </w:rPr>
             </w:pPr>
             <w:r>
@@ -12255,8 +14316,8 @@
                 <w:rFonts w:ascii="Arial" w:hAnsi="Arial" w:cs="Arial"/>
                 <w:sz w:val="28"/>
                 <w:szCs w:val="28"/>
-                <w:highlight w:val="yellow"/>
-              </w:rPr>
+              </w:rPr>
+              <w:lastRenderedPageBreak/>
               <w:t>Visual Studio Code</w:t>
             </w:r>
           </w:p>
@@ -12274,7 +14335,6 @@
                 <w:rFonts w:ascii="Arial" w:hAnsi="Arial" w:cs="Arial"/>
                 <w:sz w:val="28"/>
                 <w:szCs w:val="28"/>
-                <w:highlight w:val="yellow"/>
               </w:rPr>
             </w:pPr>
             <w:r>
@@ -12282,7 +14342,6 @@
                 <w:rFonts w:ascii="Arial" w:hAnsi="Arial" w:cs="Arial"/>
                 <w:sz w:val="28"/>
                 <w:szCs w:val="28"/>
-                <w:highlight w:val="yellow"/>
               </w:rPr>
               <w:t>Extensible, Git integration, debugging tools</w:t>
             </w:r>
@@ -12399,17 +14458,14 @@
           <w:rFonts w:ascii="Arial" w:hAnsi="Arial" w:cs="Arial"/>
           <w:sz w:val="28"/>
           <w:szCs w:val="28"/>
-          <w:highlight w:val="yellow"/>
-        </w:rPr>
-      </w:pPr>
-      <w:r>
-        <w:rPr>
-          <w:rFonts w:ascii="Arial" w:hAnsi="Arial" w:cs="Arial"/>
-          <w:sz w:val="28"/>
-          <w:szCs w:val="28"/>
-          <w:highlight w:val="yellow"/>
-        </w:rPr>
-        <w:lastRenderedPageBreak/>
+        </w:rPr>
+      </w:pPr>
+      <w:r>
+        <w:rPr>
+          <w:rFonts w:ascii="Arial" w:hAnsi="Arial" w:cs="Arial"/>
+          <w:sz w:val="28"/>
+          <w:szCs w:val="28"/>
+        </w:rPr>
         <w:t>Code editor with advanced autocomplete</w:t>
       </w:r>
     </w:p>
@@ -12424,15 +14480,13 @@
           <w:rFonts w:ascii="Arial" w:hAnsi="Arial" w:cs="Arial"/>
           <w:sz w:val="28"/>
           <w:szCs w:val="28"/>
-          <w:highlight w:val="yellow"/>
-        </w:rPr>
-      </w:pPr>
-      <w:r>
-        <w:rPr>
-          <w:rFonts w:ascii="Arial" w:hAnsi="Arial" w:cs="Arial"/>
-          <w:sz w:val="28"/>
-          <w:szCs w:val="28"/>
-          <w:highlight w:val="yellow"/>
+        </w:rPr>
+      </w:pPr>
+      <w:r>
+        <w:rPr>
+          <w:rFonts w:ascii="Arial" w:hAnsi="Arial" w:cs="Arial"/>
+          <w:sz w:val="28"/>
+          <w:szCs w:val="28"/>
         </w:rPr>
         <w:t>Debugger for step-through execution</w:t>
       </w:r>
@@ -12448,15 +14502,13 @@
           <w:rFonts w:ascii="Arial" w:hAnsi="Arial" w:cs="Arial"/>
           <w:sz w:val="28"/>
           <w:szCs w:val="28"/>
-          <w:highlight w:val="yellow"/>
-        </w:rPr>
-      </w:pPr>
-      <w:r>
-        <w:rPr>
-          <w:rFonts w:ascii="Arial" w:hAnsi="Arial" w:cs="Arial"/>
-          <w:sz w:val="28"/>
-          <w:szCs w:val="28"/>
-          <w:highlight w:val="yellow"/>
+        </w:rPr>
+      </w:pPr>
+      <w:r>
+        <w:rPr>
+          <w:rFonts w:ascii="Arial" w:hAnsi="Arial" w:cs="Arial"/>
+          <w:sz w:val="28"/>
+          <w:szCs w:val="28"/>
         </w:rPr>
         <w:t>Build automation tools</w:t>
       </w:r>
@@ -12472,15 +14524,13 @@
           <w:rFonts w:ascii="Arial" w:hAnsi="Arial" w:cs="Arial"/>
           <w:sz w:val="28"/>
           <w:szCs w:val="28"/>
-          <w:highlight w:val="yellow"/>
-        </w:rPr>
-      </w:pPr>
-      <w:r>
-        <w:rPr>
-          <w:rFonts w:ascii="Arial" w:hAnsi="Arial" w:cs="Arial"/>
-          <w:sz w:val="28"/>
-          <w:szCs w:val="28"/>
-          <w:highlight w:val="yellow"/>
+        </w:rPr>
+      </w:pPr>
+      <w:r>
+        <w:rPr>
+          <w:rFonts w:ascii="Arial" w:hAnsi="Arial" w:cs="Arial"/>
+          <w:sz w:val="28"/>
+          <w:szCs w:val="28"/>
         </w:rPr>
         <w:t>Project and file management</w:t>
       </w:r>
@@ -12496,15 +14546,13 @@
           <w:rFonts w:ascii="Arial" w:hAnsi="Arial" w:cs="Arial"/>
           <w:sz w:val="28"/>
           <w:szCs w:val="28"/>
-          <w:highlight w:val="yellow"/>
-        </w:rPr>
-      </w:pPr>
-      <w:r>
-        <w:rPr>
-          <w:rFonts w:ascii="Arial" w:hAnsi="Arial" w:cs="Arial"/>
-          <w:sz w:val="28"/>
-          <w:szCs w:val="28"/>
-          <w:highlight w:val="yellow"/>
+        </w:rPr>
+      </w:pPr>
+      <w:r>
+        <w:rPr>
+          <w:rFonts w:ascii="Arial" w:hAnsi="Arial" w:cs="Arial"/>
+          <w:sz w:val="28"/>
+          <w:szCs w:val="28"/>
         </w:rPr>
         <w:t>Version control integration (e.g., Git)</w:t>
       </w:r>
@@ -12520,15 +14568,13 @@
           <w:rFonts w:ascii="Arial" w:hAnsi="Arial" w:cs="Arial"/>
           <w:sz w:val="28"/>
           <w:szCs w:val="28"/>
-          <w:highlight w:val="yellow"/>
-        </w:rPr>
-      </w:pPr>
-      <w:r>
-        <w:rPr>
-          <w:rFonts w:ascii="Arial" w:hAnsi="Arial" w:cs="Arial"/>
-          <w:sz w:val="28"/>
-          <w:szCs w:val="28"/>
-          <w:highlight w:val="yellow"/>
+        </w:rPr>
+      </w:pPr>
+      <w:r>
+        <w:rPr>
+          <w:rFonts w:ascii="Arial" w:hAnsi="Arial" w:cs="Arial"/>
+          <w:sz w:val="28"/>
+          <w:szCs w:val="28"/>
         </w:rPr>
         <w:t>GUI design tools (in some IDEs)</w:t>
       </w:r>
@@ -12688,7 +14734,6 @@
                 <w:rFonts w:ascii="Arial" w:hAnsi="Arial" w:cs="Arial"/>
                 <w:sz w:val="28"/>
                 <w:szCs w:val="28"/>
-                <w:highlight w:val="yellow"/>
               </w:rPr>
             </w:pPr>
             <w:r>
@@ -12696,7 +14741,6 @@
                 <w:rFonts w:ascii="Arial" w:hAnsi="Arial" w:cs="Arial"/>
                 <w:sz w:val="28"/>
                 <w:szCs w:val="28"/>
-                <w:highlight w:val="yellow"/>
               </w:rPr>
               <w:t>PyCharm</w:t>
             </w:r>
@@ -12716,7 +14760,6 @@
                 <w:rFonts w:ascii="Arial" w:hAnsi="Arial" w:cs="Arial"/>
                 <w:sz w:val="28"/>
                 <w:szCs w:val="28"/>
-                <w:highlight w:val="yellow"/>
               </w:rPr>
             </w:pPr>
             <w:r>
@@ -12724,7 +14767,6 @@
                 <w:rFonts w:ascii="Arial" w:hAnsi="Arial" w:cs="Arial"/>
                 <w:sz w:val="28"/>
                 <w:szCs w:val="28"/>
-                <w:highlight w:val="yellow"/>
               </w:rPr>
               <w:t>Python development</w:t>
             </w:r>
@@ -12743,7 +14785,6 @@
                 <w:rFonts w:ascii="Arial" w:hAnsi="Arial" w:cs="Arial"/>
                 <w:sz w:val="28"/>
                 <w:szCs w:val="28"/>
-                <w:highlight w:val="yellow"/>
               </w:rPr>
             </w:pPr>
             <w:r>
@@ -12751,7 +14792,6 @@
                 <w:rFonts w:ascii="Arial" w:hAnsi="Arial" w:cs="Arial"/>
                 <w:sz w:val="28"/>
                 <w:szCs w:val="28"/>
-                <w:highlight w:val="yellow"/>
               </w:rPr>
               <w:t>Python</w:t>
             </w:r>
@@ -12776,7 +14816,6 @@
                 <w:rFonts w:ascii="Arial" w:hAnsi="Arial" w:cs="Arial"/>
                 <w:sz w:val="28"/>
                 <w:szCs w:val="28"/>
-                <w:highlight w:val="yellow"/>
               </w:rPr>
             </w:pPr>
             <w:r>
@@ -12784,7 +14823,6 @@
                 <w:rFonts w:ascii="Arial" w:hAnsi="Arial" w:cs="Arial"/>
                 <w:sz w:val="28"/>
                 <w:szCs w:val="28"/>
-                <w:highlight w:val="yellow"/>
               </w:rPr>
               <w:t>Visual Studio</w:t>
             </w:r>
@@ -12804,7 +14842,6 @@
                 <w:rFonts w:ascii="Arial" w:hAnsi="Arial" w:cs="Arial"/>
                 <w:sz w:val="28"/>
                 <w:szCs w:val="28"/>
-                <w:highlight w:val="yellow"/>
               </w:rPr>
             </w:pPr>
             <w:r>
@@ -12812,7 +14849,6 @@
                 <w:rFonts w:ascii="Arial" w:hAnsi="Arial" w:cs="Arial"/>
                 <w:sz w:val="28"/>
                 <w:szCs w:val="28"/>
-                <w:highlight w:val="yellow"/>
               </w:rPr>
               <w:t>Windows, .NET development</w:t>
             </w:r>
@@ -12831,7 +14867,6 @@
                 <w:rFonts w:ascii="Arial" w:hAnsi="Arial" w:cs="Arial"/>
                 <w:sz w:val="28"/>
                 <w:szCs w:val="28"/>
-                <w:highlight w:val="yellow"/>
               </w:rPr>
             </w:pPr>
             <w:r>
@@ -12839,7 +14874,6 @@
                 <w:rFonts w:ascii="Arial" w:hAnsi="Arial" w:cs="Arial"/>
                 <w:sz w:val="28"/>
                 <w:szCs w:val="28"/>
-                <w:highlight w:val="yellow"/>
               </w:rPr>
               <w:t>C#, C++, VB</w:t>
             </w:r>
@@ -12864,7 +14898,6 @@
                 <w:rFonts w:ascii="Arial" w:hAnsi="Arial" w:cs="Arial"/>
                 <w:sz w:val="28"/>
                 <w:szCs w:val="28"/>
-                <w:highlight w:val="yellow"/>
               </w:rPr>
             </w:pPr>
             <w:r>
@@ -12872,7 +14905,6 @@
                 <w:rFonts w:ascii="Arial" w:hAnsi="Arial" w:cs="Arial"/>
                 <w:sz w:val="28"/>
                 <w:szCs w:val="28"/>
-                <w:highlight w:val="yellow"/>
               </w:rPr>
               <w:t>IntelliJ IDEA</w:t>
             </w:r>
@@ -12892,7 +14924,6 @@
                 <w:rFonts w:ascii="Arial" w:hAnsi="Arial" w:cs="Arial"/>
                 <w:sz w:val="28"/>
                 <w:szCs w:val="28"/>
-                <w:highlight w:val="yellow"/>
               </w:rPr>
             </w:pPr>
             <w:r>
@@ -12900,7 +14931,6 @@
                 <w:rFonts w:ascii="Arial" w:hAnsi="Arial" w:cs="Arial"/>
                 <w:sz w:val="28"/>
                 <w:szCs w:val="28"/>
-                <w:highlight w:val="yellow"/>
               </w:rPr>
               <w:t>Java enterprise applications</w:t>
             </w:r>
@@ -12919,7 +14949,6 @@
                 <w:rFonts w:ascii="Arial" w:hAnsi="Arial" w:cs="Arial"/>
                 <w:sz w:val="28"/>
                 <w:szCs w:val="28"/>
-                <w:highlight w:val="yellow"/>
               </w:rPr>
             </w:pPr>
             <w:r>
@@ -12927,7 +14956,6 @@
                 <w:rFonts w:ascii="Arial" w:hAnsi="Arial" w:cs="Arial"/>
                 <w:sz w:val="28"/>
                 <w:szCs w:val="28"/>
-                <w:highlight w:val="yellow"/>
               </w:rPr>
               <w:t>Java</w:t>
             </w:r>
@@ -12936,7 +14964,6 @@
                 <w:rFonts w:ascii="Arial" w:hAnsi="Arial" w:cs="Arial"/>
                 <w:sz w:val="28"/>
                 <w:szCs w:val="28"/>
-                <w:highlight w:val="yellow"/>
               </w:rPr>
               <w:t>, Kotlin</w:t>
             </w:r>
@@ -12961,7 +14988,6 @@
                 <w:rFonts w:ascii="Arial" w:hAnsi="Arial" w:cs="Arial"/>
                 <w:sz w:val="28"/>
                 <w:szCs w:val="28"/>
-                <w:highlight w:val="yellow"/>
               </w:rPr>
             </w:pPr>
             <w:r>
@@ -12969,7 +14995,6 @@
                 <w:rFonts w:ascii="Arial" w:hAnsi="Arial" w:cs="Arial"/>
                 <w:sz w:val="28"/>
                 <w:szCs w:val="28"/>
-                <w:highlight w:val="yellow"/>
               </w:rPr>
               <w:t>Eclipse</w:t>
             </w:r>
@@ -12989,7 +15014,6 @@
                 <w:rFonts w:ascii="Arial" w:hAnsi="Arial" w:cs="Arial"/>
                 <w:sz w:val="28"/>
                 <w:szCs w:val="28"/>
-                <w:highlight w:val="yellow"/>
               </w:rPr>
             </w:pPr>
             <w:r>
@@ -12997,7 +15021,6 @@
                 <w:rFonts w:ascii="Arial" w:hAnsi="Arial" w:cs="Arial"/>
                 <w:sz w:val="28"/>
                 <w:szCs w:val="28"/>
-                <w:highlight w:val="yellow"/>
               </w:rPr>
               <w:t>Open-source development</w:t>
             </w:r>
@@ -13016,7 +15039,6 @@
                 <w:rFonts w:ascii="Arial" w:hAnsi="Arial" w:cs="Arial"/>
                 <w:sz w:val="28"/>
                 <w:szCs w:val="28"/>
-                <w:highlight w:val="yellow"/>
               </w:rPr>
             </w:pPr>
             <w:r>
@@ -13024,7 +15046,6 @@
                 <w:rFonts w:ascii="Arial" w:hAnsi="Arial" w:cs="Arial"/>
                 <w:sz w:val="28"/>
                 <w:szCs w:val="28"/>
-                <w:highlight w:val="yellow"/>
               </w:rPr>
               <w:t>Java, C++, PHP</w:t>
             </w:r>
@@ -13212,18 +15233,21 @@
         <w:spacing w:line="276" w:lineRule="auto"/>
         <w:rPr>
           <w:rFonts w:ascii="Arial" w:hAnsi="Arial" w:cs="Arial"/>
-          <w:sz w:val="28"/>
-          <w:szCs w:val="28"/>
-        </w:rPr>
-      </w:pPr>
-      <w:r>
-        <w:rPr>
-          <w:rFonts w:ascii="Arial" w:eastAsia="Times New Roman" w:hAnsi="Arial" w:cs="Arial"/>
-          <w:b/>
-          <w:bCs/>
-          <w:sz w:val="28"/>
-          <w:szCs w:val="28"/>
-          <w:highlight w:val="yellow"/>
+          <w:b/>
+          <w:bCs/>
+          <w:color w:val="156082" w:themeColor="accent1"/>
+          <w:sz w:val="28"/>
+          <w:szCs w:val="28"/>
+        </w:rPr>
+      </w:pPr>
+      <w:r>
+        <w:rPr>
+          <w:rFonts w:ascii="Arial" w:hAnsi="Arial" w:cs="Arial"/>
+          <w:b/>
+          <w:bCs/>
+          <w:color w:val="156082" w:themeColor="accent1"/>
+          <w:sz w:val="28"/>
+          <w:szCs w:val="28"/>
         </w:rPr>
         <w:t>Cloud Computing Models</w:t>
       </w:r>
@@ -13326,7 +15350,15 @@
           <w:sz w:val="28"/>
           <w:szCs w:val="28"/>
         </w:rPr>
-        <w:t>SaaS delivers fully functional software applications over the internet, requiring no local installation.</w:t>
+        <w:t>Ready to use software</w:t>
+      </w:r>
+      <w:r>
+        <w:rPr>
+          <w:rFonts w:ascii="Arial" w:eastAsia="Times New Roman" w:hAnsi="Arial" w:cs="Arial"/>
+          <w:sz w:val="28"/>
+          <w:szCs w:val="28"/>
+        </w:rPr>
+        <w:t xml:space="preserve"> delivered over the internet</w:t>
       </w:r>
     </w:p>
     <w:p>
@@ -13372,8 +15404,58 @@
           <w:sz w:val="28"/>
           <w:szCs w:val="28"/>
         </w:rPr>
-        <w:lastRenderedPageBreak/>
         <w:t>Subscription-based pricing.</w:t>
+      </w:r>
+    </w:p>
+    <w:p>
+      <w:pPr>
+        <w:pStyle w:val="ListParagraph"/>
+        <w:numPr>
+          <w:ilvl w:val="0"/>
+          <w:numId w:val="45"/>
+        </w:numPr>
+        <w:spacing w:after="0" w:line="276" w:lineRule="auto"/>
+        <w:rPr>
+          <w:rFonts w:ascii="Arial" w:eastAsia="Times New Roman" w:hAnsi="Arial" w:cs="Arial"/>
+          <w:sz w:val="28"/>
+          <w:szCs w:val="28"/>
+        </w:rPr>
+      </w:pPr>
+      <w:r>
+        <w:rPr>
+          <w:rFonts w:ascii="Arial" w:eastAsia="Times New Roman" w:hAnsi="Arial" w:cs="Arial"/>
+          <w:b/>
+          <w:bCs/>
+          <w:sz w:val="28"/>
+          <w:szCs w:val="28"/>
+        </w:rPr>
+        <w:t>Examples</w:t>
+      </w:r>
+      <w:r>
+        <w:rPr>
+          <w:rFonts w:ascii="Arial" w:eastAsia="Times New Roman" w:hAnsi="Arial" w:cs="Arial"/>
+          <w:sz w:val="28"/>
+          <w:szCs w:val="28"/>
+        </w:rPr>
+        <w:t xml:space="preserve"> </w:t>
+      </w:r>
+      <w:r>
+        <w:rPr>
+          <w:rFonts w:ascii="Arial" w:eastAsia="Times New Roman" w:hAnsi="Arial" w:cs="Arial"/>
+          <w:b/>
+          <w:bCs/>
+          <w:sz w:val="28"/>
+          <w:szCs w:val="28"/>
+        </w:rPr>
+        <w:t>of SaaS</w:t>
+      </w:r>
+      <w:r>
+        <w:rPr>
+          <w:rFonts w:ascii="Arial" w:eastAsia="Times New Roman" w:hAnsi="Arial" w:cs="Arial"/>
+          <w:sz w:val="28"/>
+          <w:szCs w:val="28"/>
+        </w:rPr>
+        <w:t>:</w:t>
       </w:r>
     </w:p>
     <w:p>
@@ -13396,7 +15478,87 @@
           <w:sz w:val="28"/>
           <w:szCs w:val="28"/>
         </w:rPr>
-        <w:t>Providers handle updates and security.</w:t>
+        <w:t>Web-based Email</w:t>
+      </w:r>
+      <w:r>
+        <w:rPr>
+          <w:rFonts w:ascii="Arial" w:eastAsia="Times New Roman" w:hAnsi="Arial" w:cs="Arial"/>
+          <w:sz w:val="28"/>
+          <w:szCs w:val="28"/>
+        </w:rPr>
+        <w:t xml:space="preserve"> (Gmail, Yahoo, </w:t>
+      </w:r>
+      <w:proofErr w:type="spellStart"/>
+      <w:r>
+        <w:rPr>
+          <w:rFonts w:ascii="Arial" w:eastAsia="Times New Roman" w:hAnsi="Arial" w:cs="Arial"/>
+          <w:sz w:val="28"/>
+          <w:szCs w:val="28"/>
+        </w:rPr>
+        <w:t>etc</w:t>
+      </w:r>
+      <w:proofErr w:type="spellEnd"/>
+      <w:r>
+        <w:rPr>
+          <w:rFonts w:ascii="Arial" w:eastAsia="Times New Roman" w:hAnsi="Arial" w:cs="Arial"/>
+          <w:sz w:val="28"/>
+          <w:szCs w:val="28"/>
+        </w:rPr>
+        <w:t>)</w:t>
+      </w:r>
+    </w:p>
+    <w:p>
+      <w:pPr>
+        <w:pStyle w:val="ListParagraph"/>
+        <w:numPr>
+          <w:ilvl w:val="1"/>
+          <w:numId w:val="45"/>
+        </w:numPr>
+        <w:spacing w:after="0" w:line="276" w:lineRule="auto"/>
+        <w:rPr>
+          <w:rFonts w:ascii="Arial" w:eastAsia="Times New Roman" w:hAnsi="Arial" w:cs="Arial"/>
+          <w:sz w:val="28"/>
+          <w:szCs w:val="28"/>
+        </w:rPr>
+      </w:pPr>
+      <w:r>
+        <w:rPr>
+          <w:rFonts w:ascii="Arial" w:eastAsia="Times New Roman" w:hAnsi="Arial" w:cs="Arial"/>
+          <w:sz w:val="28"/>
+          <w:szCs w:val="28"/>
+        </w:rPr>
+        <w:t>Microsoft 365 (Word, Excel, Outlook)</w:t>
+      </w:r>
+    </w:p>
+    <w:p>
+      <w:pPr>
+        <w:pStyle w:val="ListParagraph"/>
+        <w:numPr>
+          <w:ilvl w:val="1"/>
+          <w:numId w:val="45"/>
+        </w:numPr>
+        <w:spacing w:after="0" w:line="276" w:lineRule="auto"/>
+        <w:rPr>
+          <w:rFonts w:ascii="Arial" w:eastAsia="Times New Roman" w:hAnsi="Arial" w:cs="Arial"/>
+          <w:sz w:val="28"/>
+          <w:szCs w:val="28"/>
+        </w:rPr>
+      </w:pPr>
+      <w:r>
+        <w:rPr>
+          <w:rFonts w:ascii="Arial" w:eastAsia="Times New Roman" w:hAnsi="Arial" w:cs="Arial"/>
+          <w:sz w:val="28"/>
+          <w:szCs w:val="28"/>
+        </w:rPr>
+        <w:t>Dropbox, Salesforce, Zoom</w:t>
+      </w:r>
+      <w:r>
+        <w:rPr>
+          <w:rFonts w:ascii="Arial" w:eastAsia="Times New Roman" w:hAnsi="Arial" w:cs="Arial"/>
+          <w:sz w:val="28"/>
+          <w:szCs w:val="28"/>
+        </w:rPr>
+        <w:tab/>
       </w:r>
     </w:p>
     <w:p>
@@ -13421,25 +15583,7 @@
           <w:sz w:val="28"/>
           <w:szCs w:val="28"/>
         </w:rPr>
-        <w:t>Examples</w:t>
-      </w:r>
-      <w:r>
-        <w:rPr>
-          <w:rFonts w:ascii="Arial" w:eastAsia="Times New Roman" w:hAnsi="Arial" w:cs="Arial"/>
-          <w:sz w:val="28"/>
-          <w:szCs w:val="28"/>
-        </w:rPr>
-        <w:t xml:space="preserve"> </w:t>
-      </w:r>
-      <w:r>
-        <w:rPr>
-          <w:rFonts w:ascii="Arial" w:eastAsia="Times New Roman" w:hAnsi="Arial" w:cs="Arial"/>
-          <w:b/>
-          <w:bCs/>
-          <w:sz w:val="28"/>
-          <w:szCs w:val="28"/>
-        </w:rPr>
-        <w:t>of SaaS</w:t>
+        <w:t>Use Cases of SaaS</w:t>
       </w:r>
       <w:r>
         <w:rPr>
@@ -13459,18 +15603,18 @@
         </w:numPr>
         <w:spacing w:after="0" w:line="276" w:lineRule="auto"/>
         <w:rPr>
-          <w:rFonts w:ascii="Arial" w:eastAsia="Times New Roman" w:hAnsi="Arial" w:cs="Arial"/>
-          <w:sz w:val="28"/>
-          <w:szCs w:val="28"/>
-        </w:rPr>
-      </w:pPr>
-      <w:r>
-        <w:rPr>
-          <w:rFonts w:ascii="Arial" w:eastAsia="Times New Roman" w:hAnsi="Arial" w:cs="Arial"/>
-          <w:sz w:val="28"/>
-          <w:szCs w:val="28"/>
-        </w:rPr>
-        <w:t>Google Workspace (Docs, Sheets, Gmail)</w:t>
+          <w:rFonts w:ascii="Arial" w:hAnsi="Arial" w:cs="Arial"/>
+          <w:sz w:val="28"/>
+          <w:szCs w:val="28"/>
+        </w:rPr>
+      </w:pPr>
+      <w:r>
+        <w:rPr>
+          <w:rFonts w:ascii="Arial" w:eastAsia="Times New Roman" w:hAnsi="Arial" w:cs="Arial"/>
+          <w:sz w:val="28"/>
+          <w:szCs w:val="28"/>
+        </w:rPr>
+        <w:t>Cloud computing model suits a company needing IT help desks and other services</w:t>
       </w:r>
     </w:p>
     <w:p>
@@ -13482,18 +15626,50 @@
         </w:numPr>
         <w:spacing w:after="0" w:line="276" w:lineRule="auto"/>
         <w:rPr>
-          <w:rFonts w:ascii="Arial" w:eastAsia="Times New Roman" w:hAnsi="Arial" w:cs="Arial"/>
-          <w:sz w:val="28"/>
-          <w:szCs w:val="28"/>
-        </w:rPr>
-      </w:pPr>
-      <w:r>
-        <w:rPr>
-          <w:rFonts w:ascii="Arial" w:eastAsia="Times New Roman" w:hAnsi="Arial" w:cs="Arial"/>
-          <w:sz w:val="28"/>
-          <w:szCs w:val="28"/>
-        </w:rPr>
-        <w:t>Web-based Email</w:t>
+          <w:rFonts w:ascii="Arial" w:hAnsi="Arial" w:cs="Arial"/>
+          <w:sz w:val="28"/>
+          <w:szCs w:val="28"/>
+        </w:rPr>
+      </w:pPr>
+      <w:r>
+        <w:rPr>
+          <w:rFonts w:ascii="Arial" w:eastAsia="Times New Roman" w:hAnsi="Arial" w:cs="Arial"/>
+          <w:sz w:val="28"/>
+          <w:szCs w:val="28"/>
+        </w:rPr>
+        <w:t>WGU uses it</w:t>
+      </w:r>
+    </w:p>
+    <w:p>
+      <w:pPr>
+        <w:spacing w:after="0" w:line="276" w:lineRule="auto"/>
+        <w:rPr>
+          <w:rFonts w:ascii="Arial" w:hAnsi="Arial" w:cs="Arial"/>
+          <w:sz w:val="28"/>
+          <w:szCs w:val="28"/>
+        </w:rPr>
+      </w:pPr>
+    </w:p>
+    <w:p>
+      <w:pPr>
+        <w:spacing w:after="0" w:line="276" w:lineRule="auto"/>
+        <w:rPr>
+          <w:rFonts w:ascii="Arial" w:eastAsia="Times New Roman" w:hAnsi="Arial" w:cs="Arial"/>
+          <w:b/>
+          <w:bCs/>
+          <w:sz w:val="28"/>
+          <w:szCs w:val="28"/>
+        </w:rPr>
+      </w:pPr>
+      <w:r>
+        <w:rPr>
+          <w:rFonts w:ascii="Arial" w:eastAsia="Times New Roman" w:hAnsi="Arial" w:cs="Arial"/>
+          <w:b/>
+          <w:bCs/>
+          <w:sz w:val="28"/>
+          <w:szCs w:val="28"/>
+        </w:rPr>
+        <w:t>Infrastructure as a Service (IaaS)</w:t>
       </w:r>
     </w:p>
     <w:p>
@@ -13516,7 +15692,7 @@
           <w:sz w:val="28"/>
           <w:szCs w:val="28"/>
         </w:rPr>
-        <w:t>Microsoft 365 (Word, Excel, Outlook)</w:t>
+        <w:t>provides virtualized computing resources over the internet, such as servers, storage, networking, and virtualization.</w:t>
       </w:r>
     </w:p>
     <w:p>
@@ -13539,7 +15715,69 @@
           <w:sz w:val="28"/>
           <w:szCs w:val="28"/>
         </w:rPr>
-        <w:t>Dropbox, Salesforce, Zoom</w:t>
+        <w:t>On-demand computing infrastructure.</w:t>
+      </w:r>
+    </w:p>
+    <w:p>
+      <w:pPr>
+        <w:pStyle w:val="ListParagraph"/>
+        <w:numPr>
+          <w:ilvl w:val="1"/>
+          <w:numId w:val="45"/>
+        </w:numPr>
+        <w:spacing w:after="0" w:line="276" w:lineRule="auto"/>
+        <w:rPr>
+          <w:rFonts w:ascii="Arial" w:eastAsia="Times New Roman" w:hAnsi="Arial" w:cs="Arial"/>
+          <w:sz w:val="28"/>
+          <w:szCs w:val="28"/>
+        </w:rPr>
+      </w:pPr>
+      <w:r>
+        <w:rPr>
+          <w:rFonts w:ascii="Arial" w:eastAsia="Times New Roman" w:hAnsi="Arial" w:cs="Arial"/>
+          <w:sz w:val="28"/>
+          <w:szCs w:val="28"/>
+        </w:rPr>
+        <w:t>Scalable resources (CPU, RAM, storage).</w:t>
+      </w:r>
+    </w:p>
+    <w:p>
+      <w:pPr>
+        <w:pStyle w:val="ListParagraph"/>
+        <w:numPr>
+          <w:ilvl w:val="1"/>
+          <w:numId w:val="45"/>
+        </w:numPr>
+        <w:spacing w:after="0" w:line="276" w:lineRule="auto"/>
+        <w:rPr>
+          <w:rFonts w:ascii="Arial" w:eastAsia="Times New Roman" w:hAnsi="Arial" w:cs="Arial"/>
+          <w:sz w:val="28"/>
+          <w:szCs w:val="28"/>
+        </w:rPr>
+      </w:pPr>
+      <w:r>
+        <w:rPr>
+          <w:rFonts w:ascii="Arial" w:eastAsia="Times New Roman" w:hAnsi="Arial" w:cs="Arial"/>
+          <w:sz w:val="28"/>
+          <w:szCs w:val="28"/>
+        </w:rPr>
+        <w:t>Pay-as-you-go pricing model.</w:t>
+      </w:r>
+      <w:r>
+        <w:rPr>
+          <w:rFonts w:ascii="Arial" w:eastAsia="Times New Roman" w:hAnsi="Arial" w:cs="Arial"/>
+          <w:sz w:val="28"/>
+          <w:szCs w:val="28"/>
+        </w:rPr>
+        <w:br/>
+      </w:r>
+      <w:r>
+        <w:rPr>
+          <w:rFonts w:ascii="Arial" w:eastAsia="Times New Roman" w:hAnsi="Arial" w:cs="Arial"/>
+          <w:sz w:val="28"/>
+          <w:szCs w:val="28"/>
+        </w:rPr>
+        <w:br/>
       </w:r>
     </w:p>
     <w:p>
@@ -13552,27 +15790,21 @@
         <w:spacing w:after="0" w:line="276" w:lineRule="auto"/>
         <w:rPr>
           <w:rFonts w:ascii="Arial" w:eastAsia="Times New Roman" w:hAnsi="Arial" w:cs="Arial"/>
-          <w:sz w:val="28"/>
-          <w:szCs w:val="28"/>
-        </w:rPr>
-      </w:pPr>
-      <w:r>
-        <w:rPr>
-          <w:rFonts w:ascii="Arial" w:eastAsia="Times New Roman" w:hAnsi="Arial" w:cs="Arial"/>
-          <w:b/>
-          <w:bCs/>
-          <w:sz w:val="28"/>
-          <w:szCs w:val="28"/>
-        </w:rPr>
-        <w:t>Use Cases of SaaS</w:t>
-      </w:r>
-      <w:r>
-        <w:rPr>
-          <w:rFonts w:ascii="Arial" w:eastAsia="Times New Roman" w:hAnsi="Arial" w:cs="Arial"/>
-          <w:sz w:val="28"/>
-          <w:szCs w:val="28"/>
-        </w:rPr>
-        <w:t>:</w:t>
+          <w:b/>
+          <w:bCs/>
+          <w:sz w:val="28"/>
+          <w:szCs w:val="28"/>
+        </w:rPr>
+      </w:pPr>
+      <w:r>
+        <w:rPr>
+          <w:rFonts w:ascii="Arial" w:eastAsia="Times New Roman" w:hAnsi="Arial" w:cs="Arial"/>
+          <w:b/>
+          <w:bCs/>
+          <w:sz w:val="28"/>
+          <w:szCs w:val="28"/>
+        </w:rPr>
+        <w:t>Examples of IaaS:</w:t>
       </w:r>
     </w:p>
     <w:p>
@@ -13584,18 +15816,19 @@
         </w:numPr>
         <w:spacing w:after="0" w:line="276" w:lineRule="auto"/>
         <w:rPr>
-          <w:rFonts w:ascii="Arial" w:hAnsi="Arial" w:cs="Arial"/>
-          <w:sz w:val="28"/>
-          <w:szCs w:val="28"/>
-        </w:rPr>
-      </w:pPr>
-      <w:r>
-        <w:rPr>
-          <w:rFonts w:ascii="Arial" w:eastAsia="Times New Roman" w:hAnsi="Arial" w:cs="Arial"/>
-          <w:sz w:val="28"/>
-          <w:szCs w:val="28"/>
-        </w:rPr>
-        <w:t>Cloud computing model suits a company needing IT help desks and other services</w:t>
+          <w:rFonts w:ascii="Arial" w:eastAsia="Times New Roman" w:hAnsi="Arial" w:cs="Arial"/>
+          <w:sz w:val="28"/>
+          <w:szCs w:val="28"/>
+        </w:rPr>
+      </w:pPr>
+      <w:r>
+        <w:rPr>
+          <w:rFonts w:ascii="Arial" w:eastAsia="Times New Roman" w:hAnsi="Arial" w:cs="Arial"/>
+          <w:sz w:val="28"/>
+          <w:szCs w:val="28"/>
+        </w:rPr>
+        <w:lastRenderedPageBreak/>
+        <w:t>Amazon Web Services (AWS) EC2</w:t>
       </w:r>
     </w:p>
     <w:p>
@@ -13607,562 +15840,18 @@
         </w:numPr>
         <w:spacing w:after="0" w:line="276" w:lineRule="auto"/>
         <w:rPr>
-          <w:rFonts w:ascii="Arial" w:hAnsi="Arial" w:cs="Arial"/>
-          <w:sz w:val="28"/>
-          <w:szCs w:val="28"/>
-        </w:rPr>
-      </w:pPr>
-      <w:r>
-        <w:rPr>
-          <w:rFonts w:ascii="Arial" w:eastAsia="Times New Roman" w:hAnsi="Arial" w:cs="Arial"/>
-          <w:sz w:val="28"/>
-          <w:szCs w:val="28"/>
-        </w:rPr>
-        <w:t>WGU uses it</w:t>
-      </w:r>
-    </w:p>
-    <w:p>
-      <w:pPr>
-        <w:spacing w:after="0" w:line="276" w:lineRule="auto"/>
-        <w:rPr>
-          <w:rFonts w:ascii="Arial" w:hAnsi="Arial" w:cs="Arial"/>
-          <w:sz w:val="28"/>
-          <w:szCs w:val="28"/>
-        </w:rPr>
-      </w:pPr>
-    </w:p>
-    <w:p>
-      <w:pPr>
-        <w:spacing w:after="0" w:line="276" w:lineRule="auto"/>
-        <w:rPr>
-          <w:rFonts w:ascii="Arial" w:hAnsi="Arial" w:cs="Arial"/>
-          <w:sz w:val="28"/>
-          <w:szCs w:val="28"/>
-        </w:rPr>
-      </w:pPr>
-    </w:p>
-    <w:p>
-      <w:pPr>
-        <w:spacing w:after="0" w:line="276" w:lineRule="auto"/>
-        <w:rPr>
-          <w:rFonts w:ascii="Arial" w:eastAsia="Times New Roman" w:hAnsi="Arial" w:cs="Arial"/>
-          <w:b/>
-          <w:bCs/>
-          <w:sz w:val="28"/>
-          <w:szCs w:val="28"/>
-        </w:rPr>
-      </w:pPr>
-    </w:p>
-    <w:p>
-      <w:pPr>
-        <w:spacing w:after="0" w:line="276" w:lineRule="auto"/>
-        <w:rPr>
-          <w:rFonts w:ascii="Arial" w:eastAsia="Times New Roman" w:hAnsi="Arial" w:cs="Arial"/>
-          <w:b/>
-          <w:bCs/>
-          <w:sz w:val="28"/>
-          <w:szCs w:val="28"/>
-        </w:rPr>
-      </w:pPr>
-      <w:r>
-        <w:rPr>
-          <w:rFonts w:ascii="Arial" w:eastAsia="Times New Roman" w:hAnsi="Arial" w:cs="Arial"/>
-          <w:b/>
-          <w:bCs/>
-          <w:sz w:val="28"/>
-          <w:szCs w:val="28"/>
-        </w:rPr>
-        <w:t>Business</w:t>
-      </w:r>
-      <w:r>
-        <w:rPr>
-          <w:rFonts w:ascii="Arial" w:eastAsia="Times New Roman" w:hAnsi="Arial" w:cs="Arial"/>
-          <w:b/>
-          <w:bCs/>
-          <w:sz w:val="28"/>
-          <w:szCs w:val="28"/>
-        </w:rPr>
-        <w:t xml:space="preserve"> P</w:t>
-      </w:r>
-      <w:r>
-        <w:rPr>
-          <w:rFonts w:ascii="Arial" w:eastAsia="Times New Roman" w:hAnsi="Arial" w:cs="Arial"/>
-          <w:b/>
-          <w:bCs/>
-          <w:sz w:val="28"/>
-          <w:szCs w:val="28"/>
-        </w:rPr>
-        <w:t xml:space="preserve">rocess </w:t>
-      </w:r>
-      <w:r>
-        <w:rPr>
-          <w:rFonts w:ascii="Arial" w:eastAsia="Times New Roman" w:hAnsi="Arial" w:cs="Arial"/>
-          <w:b/>
-          <w:bCs/>
-          <w:sz w:val="28"/>
-          <w:szCs w:val="28"/>
-        </w:rPr>
-        <w:t>as</w:t>
-      </w:r>
-      <w:r>
-        <w:rPr>
-          <w:rFonts w:ascii="Arial" w:eastAsia="Times New Roman" w:hAnsi="Arial" w:cs="Arial"/>
-          <w:b/>
-          <w:bCs/>
-          <w:sz w:val="28"/>
-          <w:szCs w:val="28"/>
-        </w:rPr>
-        <w:t xml:space="preserve"> a Service (</w:t>
-      </w:r>
-      <w:proofErr w:type="spellStart"/>
-      <w:r>
-        <w:rPr>
-          <w:rFonts w:ascii="Arial" w:eastAsia="Times New Roman" w:hAnsi="Arial" w:cs="Arial"/>
-          <w:b/>
-          <w:bCs/>
-          <w:sz w:val="28"/>
-          <w:szCs w:val="28"/>
-        </w:rPr>
-        <w:t>BpasS</w:t>
-      </w:r>
-      <w:proofErr w:type="spellEnd"/>
-      <w:r>
-        <w:rPr>
-          <w:rFonts w:ascii="Arial" w:eastAsia="Times New Roman" w:hAnsi="Arial" w:cs="Arial"/>
-          <w:b/>
-          <w:bCs/>
-          <w:sz w:val="28"/>
-          <w:szCs w:val="28"/>
-        </w:rPr>
-        <w:t>)</w:t>
-      </w:r>
-      <w:r>
-        <w:rPr>
-          <w:rFonts w:ascii="Arial" w:eastAsia="Times New Roman" w:hAnsi="Arial" w:cs="Arial"/>
-          <w:b/>
-          <w:bCs/>
-          <w:sz w:val="28"/>
-          <w:szCs w:val="28"/>
-        </w:rPr>
-        <w:br/>
-      </w:r>
-    </w:p>
-    <w:p>
-      <w:pPr>
-        <w:pStyle w:val="ListParagraph"/>
-        <w:numPr>
-          <w:ilvl w:val="0"/>
-          <w:numId w:val="17"/>
-        </w:numPr>
-        <w:spacing w:after="0" w:line="276" w:lineRule="auto"/>
-        <w:rPr>
-          <w:rFonts w:ascii="Arial" w:eastAsia="Times New Roman" w:hAnsi="Arial" w:cs="Arial"/>
-          <w:sz w:val="28"/>
-          <w:szCs w:val="28"/>
-        </w:rPr>
-      </w:pPr>
-      <w:r>
-        <w:rPr>
-          <w:rFonts w:ascii="Arial" w:eastAsia="Times New Roman" w:hAnsi="Arial" w:cs="Arial"/>
-          <w:sz w:val="28"/>
-          <w:szCs w:val="28"/>
-        </w:rPr>
-        <w:t>Delivers standardized and automated business processes Provided through a subscription-based pricing model</w:t>
-      </w:r>
-    </w:p>
-    <w:p>
-      <w:pPr>
-        <w:pStyle w:val="ListParagraph"/>
-        <w:numPr>
-          <w:ilvl w:val="0"/>
-          <w:numId w:val="17"/>
-        </w:numPr>
-        <w:spacing w:after="0" w:line="276" w:lineRule="auto"/>
-        <w:rPr>
-          <w:rFonts w:ascii="Arial" w:eastAsia="Times New Roman" w:hAnsi="Arial" w:cs="Arial"/>
-          <w:sz w:val="28"/>
-          <w:szCs w:val="28"/>
-        </w:rPr>
-      </w:pPr>
-      <w:r>
-        <w:rPr>
-          <w:rFonts w:ascii="Arial" w:eastAsia="Times New Roman" w:hAnsi="Arial" w:cs="Arial"/>
-          <w:sz w:val="28"/>
-          <w:szCs w:val="28"/>
-        </w:rPr>
-        <w:t>Allows organizations to outsource specific business functions such as HR, finance, and customer service</w:t>
-      </w:r>
-    </w:p>
-    <w:p>
-      <w:pPr>
-        <w:pStyle w:val="ListParagraph"/>
-        <w:numPr>
-          <w:ilvl w:val="0"/>
-          <w:numId w:val="17"/>
-        </w:numPr>
-        <w:spacing w:after="0" w:line="276" w:lineRule="auto"/>
-        <w:rPr>
-          <w:rFonts w:ascii="Arial" w:eastAsia="Times New Roman" w:hAnsi="Arial" w:cs="Arial"/>
-          <w:sz w:val="28"/>
-          <w:szCs w:val="28"/>
-        </w:rPr>
-      </w:pPr>
-      <w:r>
-        <w:rPr>
-          <w:rFonts w:ascii="Arial" w:eastAsia="Times New Roman" w:hAnsi="Arial" w:cs="Arial"/>
-          <w:sz w:val="28"/>
-          <w:szCs w:val="28"/>
-        </w:rPr>
-        <w:t>Eliminates the need to manage underlying infrastructure or software</w:t>
-      </w:r>
-    </w:p>
-    <w:p>
-      <w:pPr>
-        <w:spacing w:after="0" w:line="276" w:lineRule="auto"/>
-        <w:rPr>
-          <w:rFonts w:ascii="Arial" w:eastAsia="Times New Roman" w:hAnsi="Arial" w:cs="Arial"/>
-          <w:b/>
-          <w:bCs/>
-          <w:sz w:val="28"/>
-          <w:szCs w:val="28"/>
-        </w:rPr>
-      </w:pPr>
-    </w:p>
-    <w:p>
-      <w:pPr>
-        <w:spacing w:after="0" w:line="276" w:lineRule="auto"/>
-        <w:rPr>
-          <w:rFonts w:ascii="Arial" w:eastAsia="Times New Roman" w:hAnsi="Arial" w:cs="Arial"/>
-          <w:b/>
-          <w:bCs/>
-          <w:sz w:val="28"/>
-          <w:szCs w:val="28"/>
-        </w:rPr>
-      </w:pPr>
-      <w:r>
-        <w:rPr>
-          <w:rFonts w:ascii="Arial" w:eastAsia="Times New Roman" w:hAnsi="Arial" w:cs="Arial"/>
-          <w:b/>
-          <w:bCs/>
-          <w:sz w:val="28"/>
-          <w:szCs w:val="28"/>
-        </w:rPr>
-        <w:t xml:space="preserve">Examples of </w:t>
-      </w:r>
-      <w:proofErr w:type="spellStart"/>
-      <w:r>
-        <w:rPr>
-          <w:rFonts w:ascii="Arial" w:eastAsia="Times New Roman" w:hAnsi="Arial" w:cs="Arial"/>
-          <w:b/>
-          <w:bCs/>
-          <w:sz w:val="28"/>
-          <w:szCs w:val="28"/>
-        </w:rPr>
-        <w:t>BPaaS</w:t>
-      </w:r>
-      <w:proofErr w:type="spellEnd"/>
-    </w:p>
-    <w:p>
-      <w:pPr>
-        <w:numPr>
-          <w:ilvl w:val="0"/>
-          <w:numId w:val="6"/>
-        </w:numPr>
-        <w:spacing w:after="0" w:line="276" w:lineRule="auto"/>
-        <w:rPr>
-          <w:rFonts w:ascii="Arial" w:eastAsia="Times New Roman" w:hAnsi="Arial" w:cs="Arial"/>
-          <w:sz w:val="28"/>
-          <w:szCs w:val="28"/>
-        </w:rPr>
-      </w:pPr>
-      <w:r>
-        <w:rPr>
-          <w:rFonts w:ascii="Arial" w:eastAsia="Times New Roman" w:hAnsi="Arial" w:cs="Arial"/>
-          <w:sz w:val="28"/>
-          <w:szCs w:val="28"/>
-        </w:rPr>
-        <w:t>ADP</w:t>
-      </w:r>
-    </w:p>
-    <w:p>
-      <w:pPr>
-        <w:numPr>
-          <w:ilvl w:val="0"/>
-          <w:numId w:val="6"/>
-        </w:numPr>
-        <w:spacing w:after="0" w:line="276" w:lineRule="auto"/>
-        <w:rPr>
-          <w:rFonts w:ascii="Arial" w:eastAsia="Times New Roman" w:hAnsi="Arial" w:cs="Arial"/>
-          <w:sz w:val="28"/>
-          <w:szCs w:val="28"/>
-        </w:rPr>
-      </w:pPr>
-      <w:r>
-        <w:rPr>
-          <w:rFonts w:ascii="Arial" w:eastAsia="Times New Roman" w:hAnsi="Arial" w:cs="Arial"/>
-          <w:sz w:val="28"/>
-          <w:szCs w:val="28"/>
-        </w:rPr>
-        <w:t>Zendesk</w:t>
-      </w:r>
-    </w:p>
-    <w:p>
-      <w:pPr>
-        <w:numPr>
-          <w:ilvl w:val="0"/>
-          <w:numId w:val="6"/>
-        </w:numPr>
-        <w:spacing w:after="0" w:line="276" w:lineRule="auto"/>
-        <w:rPr>
-          <w:rFonts w:ascii="Arial" w:eastAsia="Times New Roman" w:hAnsi="Arial" w:cs="Arial"/>
-          <w:sz w:val="28"/>
-          <w:szCs w:val="28"/>
-        </w:rPr>
-      </w:pPr>
-      <w:r>
-        <w:rPr>
-          <w:rFonts w:ascii="Arial" w:eastAsia="Times New Roman" w:hAnsi="Arial" w:cs="Arial"/>
-          <w:sz w:val="28"/>
-          <w:szCs w:val="28"/>
-        </w:rPr>
-        <w:t>Workday</w:t>
-      </w:r>
-    </w:p>
-    <w:p>
-      <w:pPr>
-        <w:spacing w:after="0" w:line="276" w:lineRule="auto"/>
-        <w:rPr>
-          <w:rFonts w:ascii="Arial" w:eastAsia="Times New Roman" w:hAnsi="Arial" w:cs="Arial"/>
-          <w:b/>
-          <w:bCs/>
-          <w:sz w:val="28"/>
-          <w:szCs w:val="28"/>
-        </w:rPr>
-      </w:pPr>
-    </w:p>
-    <w:p>
-      <w:pPr>
-        <w:spacing w:after="0" w:line="276" w:lineRule="auto"/>
-        <w:rPr>
-          <w:rFonts w:ascii="Arial" w:eastAsia="Times New Roman" w:hAnsi="Arial" w:cs="Arial"/>
-          <w:b/>
-          <w:bCs/>
-          <w:sz w:val="28"/>
-          <w:szCs w:val="28"/>
-        </w:rPr>
-      </w:pPr>
-      <w:r>
-        <w:rPr>
-          <w:rFonts w:ascii="Arial" w:eastAsia="Times New Roman" w:hAnsi="Arial" w:cs="Arial"/>
-          <w:b/>
-          <w:bCs/>
-          <w:sz w:val="28"/>
-          <w:szCs w:val="28"/>
-        </w:rPr>
-        <w:t xml:space="preserve">Use Cases of </w:t>
-      </w:r>
-      <w:proofErr w:type="spellStart"/>
-      <w:r>
-        <w:rPr>
-          <w:rFonts w:ascii="Arial" w:eastAsia="Times New Roman" w:hAnsi="Arial" w:cs="Arial"/>
-          <w:b/>
-          <w:bCs/>
-          <w:sz w:val="28"/>
-          <w:szCs w:val="28"/>
-        </w:rPr>
-        <w:t>BPaaS</w:t>
-      </w:r>
-      <w:proofErr w:type="spellEnd"/>
-    </w:p>
-    <w:p>
-      <w:pPr>
-        <w:numPr>
-          <w:ilvl w:val="0"/>
-          <w:numId w:val="32"/>
-        </w:numPr>
-        <w:spacing w:after="0" w:line="276" w:lineRule="auto"/>
-        <w:rPr>
-          <w:rFonts w:ascii="Arial" w:eastAsia="Times New Roman" w:hAnsi="Arial" w:cs="Arial"/>
-          <w:sz w:val="28"/>
-          <w:szCs w:val="28"/>
-        </w:rPr>
-      </w:pPr>
-      <w:r>
-        <w:rPr>
-          <w:rFonts w:ascii="Arial" w:eastAsia="Times New Roman" w:hAnsi="Arial" w:cs="Arial"/>
-          <w:sz w:val="28"/>
-          <w:szCs w:val="28"/>
-        </w:rPr>
-        <w:t xml:space="preserve">Small and medium-sized businesses using </w:t>
-      </w:r>
-      <w:proofErr w:type="spellStart"/>
-      <w:r>
-        <w:rPr>
-          <w:rFonts w:ascii="Arial" w:eastAsia="Times New Roman" w:hAnsi="Arial" w:cs="Arial"/>
-          <w:sz w:val="28"/>
-          <w:szCs w:val="28"/>
-        </w:rPr>
-        <w:t>BPaaS</w:t>
-      </w:r>
-      <w:proofErr w:type="spellEnd"/>
-      <w:r>
-        <w:rPr>
-          <w:rFonts w:ascii="Arial" w:eastAsia="Times New Roman" w:hAnsi="Arial" w:cs="Arial"/>
-          <w:sz w:val="28"/>
-          <w:szCs w:val="28"/>
-        </w:rPr>
-        <w:t xml:space="preserve"> to access enterprise-level processes without high upfront costs</w:t>
-      </w:r>
-    </w:p>
-    <w:p>
-      <w:pPr>
-        <w:numPr>
-          <w:ilvl w:val="0"/>
-          <w:numId w:val="32"/>
-        </w:numPr>
-        <w:spacing w:after="0" w:line="276" w:lineRule="auto"/>
-        <w:rPr>
-          <w:rFonts w:ascii="Arial" w:eastAsia="Times New Roman" w:hAnsi="Arial" w:cs="Arial"/>
-          <w:sz w:val="28"/>
-          <w:szCs w:val="28"/>
-        </w:rPr>
-      </w:pPr>
-      <w:r>
-        <w:rPr>
-          <w:rFonts w:ascii="Arial" w:eastAsia="Times New Roman" w:hAnsi="Arial" w:cs="Arial"/>
-          <w:sz w:val="28"/>
-          <w:szCs w:val="28"/>
-        </w:rPr>
-        <w:t>Organizations scaling rapidly that need flexible business process support</w:t>
-      </w:r>
-    </w:p>
-    <w:p>
-      <w:pPr>
-        <w:numPr>
-          <w:ilvl w:val="0"/>
-          <w:numId w:val="32"/>
-        </w:numPr>
-        <w:spacing w:after="0" w:line="276" w:lineRule="auto"/>
-        <w:rPr>
-          <w:rFonts w:ascii="Arial" w:eastAsia="Times New Roman" w:hAnsi="Arial" w:cs="Arial"/>
-          <w:sz w:val="28"/>
-          <w:szCs w:val="28"/>
-        </w:rPr>
-      </w:pPr>
-      <w:r>
-        <w:rPr>
-          <w:rFonts w:ascii="Arial" w:eastAsia="Times New Roman" w:hAnsi="Arial" w:cs="Arial"/>
-          <w:sz w:val="28"/>
-          <w:szCs w:val="28"/>
-        </w:rPr>
-        <w:lastRenderedPageBreak/>
-        <w:t>Companies reducing operational costs by outsourcing non-core functions</w:t>
-      </w:r>
-    </w:p>
-    <w:p>
-      <w:pPr>
-        <w:numPr>
-          <w:ilvl w:val="0"/>
-          <w:numId w:val="32"/>
-        </w:numPr>
-        <w:spacing w:after="0" w:line="276" w:lineRule="auto"/>
-        <w:rPr>
-          <w:rFonts w:ascii="Arial" w:eastAsia="Times New Roman" w:hAnsi="Arial" w:cs="Arial"/>
-          <w:sz w:val="28"/>
-          <w:szCs w:val="28"/>
-        </w:rPr>
-      </w:pPr>
-      <w:r>
-        <w:rPr>
-          <w:rFonts w:ascii="Arial" w:eastAsia="Times New Roman" w:hAnsi="Arial" w:cs="Arial"/>
-          <w:sz w:val="28"/>
-          <w:szCs w:val="28"/>
-        </w:rPr>
-        <w:t>Businesses seeking automation to improve efficiency and reduce human error</w:t>
-      </w:r>
-    </w:p>
-    <w:p>
-      <w:pPr>
-        <w:numPr>
-          <w:ilvl w:val="0"/>
-          <w:numId w:val="32"/>
-        </w:numPr>
-        <w:spacing w:after="0" w:line="276" w:lineRule="auto"/>
-        <w:rPr>
-          <w:rFonts w:ascii="Arial" w:eastAsia="Times New Roman" w:hAnsi="Arial" w:cs="Arial"/>
-          <w:sz w:val="28"/>
-          <w:szCs w:val="28"/>
-        </w:rPr>
-      </w:pPr>
-      <w:r>
-        <w:rPr>
-          <w:rFonts w:ascii="Arial" w:eastAsia="Times New Roman" w:hAnsi="Arial" w:cs="Arial"/>
-          <w:sz w:val="28"/>
-          <w:szCs w:val="28"/>
-        </w:rPr>
-        <w:t xml:space="preserve">Global organizations </w:t>
-      </w:r>
-      <w:proofErr w:type="gramStart"/>
-      <w:r>
-        <w:rPr>
-          <w:rFonts w:ascii="Arial" w:eastAsia="Times New Roman" w:hAnsi="Arial" w:cs="Arial"/>
-          <w:sz w:val="28"/>
-          <w:szCs w:val="28"/>
-        </w:rPr>
-        <w:t>needing</w:t>
-      </w:r>
-      <w:proofErr w:type="gramEnd"/>
-      <w:r>
-        <w:rPr>
-          <w:rFonts w:ascii="Arial" w:eastAsia="Times New Roman" w:hAnsi="Arial" w:cs="Arial"/>
-          <w:sz w:val="28"/>
-          <w:szCs w:val="28"/>
-        </w:rPr>
-        <w:t xml:space="preserve"> standardized processes across multiple locations</w:t>
-      </w:r>
-    </w:p>
-    <w:p>
-      <w:pPr>
-        <w:spacing w:after="0" w:line="276" w:lineRule="auto"/>
-        <w:rPr>
-          <w:rFonts w:ascii="Arial" w:eastAsia="Times New Roman" w:hAnsi="Arial" w:cs="Arial"/>
-          <w:b/>
-          <w:bCs/>
-          <w:sz w:val="28"/>
-          <w:szCs w:val="28"/>
-        </w:rPr>
-      </w:pPr>
-    </w:p>
-    <w:p>
-      <w:pPr>
-        <w:spacing w:after="0" w:line="276" w:lineRule="auto"/>
-        <w:rPr>
-          <w:rFonts w:ascii="Arial" w:hAnsi="Arial" w:cs="Arial"/>
-          <w:sz w:val="28"/>
-          <w:szCs w:val="28"/>
-        </w:rPr>
-      </w:pPr>
-    </w:p>
-    <w:p>
-      <w:pPr>
-        <w:spacing w:after="0" w:line="276" w:lineRule="auto"/>
-        <w:rPr>
-          <w:rFonts w:ascii="Arial" w:eastAsia="Times New Roman" w:hAnsi="Arial" w:cs="Arial"/>
-          <w:b/>
-          <w:bCs/>
-          <w:sz w:val="28"/>
-          <w:szCs w:val="28"/>
-        </w:rPr>
-      </w:pPr>
-      <w:r>
-        <w:rPr>
-          <w:rFonts w:ascii="Arial" w:eastAsia="Times New Roman" w:hAnsi="Arial" w:cs="Arial"/>
-          <w:b/>
-          <w:bCs/>
-          <w:sz w:val="28"/>
-          <w:szCs w:val="28"/>
-        </w:rPr>
-        <w:t>Infrastructure as a Service (IaaS)</w:t>
+          <w:rFonts w:ascii="Arial" w:eastAsia="Times New Roman" w:hAnsi="Arial" w:cs="Arial"/>
+          <w:sz w:val="28"/>
+          <w:szCs w:val="28"/>
+        </w:rPr>
+      </w:pPr>
+      <w:r>
+        <w:rPr>
+          <w:rFonts w:ascii="Arial" w:eastAsia="Times New Roman" w:hAnsi="Arial" w:cs="Arial"/>
+          <w:sz w:val="28"/>
+          <w:szCs w:val="28"/>
+        </w:rPr>
+        <w:t>Microsoft Azure Virtual Machines</w:t>
       </w:r>
     </w:p>
     <w:p>
@@ -14185,7 +15874,54 @@
           <w:sz w:val="28"/>
           <w:szCs w:val="28"/>
         </w:rPr>
-        <w:t>provides virtualized computing resources over the internet, such as servers, storage, networking, and virtualization.</w:t>
+        <w:t>Google Compute Engine (GCE)</w:t>
+      </w:r>
+    </w:p>
+    <w:p>
+      <w:pPr>
+        <w:spacing w:after="0" w:line="276" w:lineRule="auto"/>
+        <w:rPr>
+          <w:rFonts w:ascii="Arial" w:eastAsia="Times New Roman" w:hAnsi="Arial" w:cs="Arial"/>
+          <w:sz w:val="28"/>
+          <w:szCs w:val="28"/>
+        </w:rPr>
+      </w:pPr>
+    </w:p>
+    <w:p>
+      <w:pPr>
+        <w:spacing w:after="0" w:line="276" w:lineRule="auto"/>
+        <w:rPr>
+          <w:rFonts w:ascii="Arial" w:eastAsia="Times New Roman" w:hAnsi="Arial" w:cs="Arial"/>
+          <w:sz w:val="28"/>
+          <w:szCs w:val="28"/>
+        </w:rPr>
+      </w:pPr>
+    </w:p>
+    <w:p>
+      <w:pPr>
+        <w:pStyle w:val="ListParagraph"/>
+        <w:numPr>
+          <w:ilvl w:val="0"/>
+          <w:numId w:val="45"/>
+        </w:numPr>
+        <w:spacing w:after="0" w:line="276" w:lineRule="auto"/>
+        <w:rPr>
+          <w:rFonts w:ascii="Arial" w:eastAsia="Times New Roman" w:hAnsi="Arial" w:cs="Arial"/>
+          <w:b/>
+          <w:bCs/>
+          <w:sz w:val="28"/>
+          <w:szCs w:val="28"/>
+        </w:rPr>
+      </w:pPr>
+      <w:r>
+        <w:rPr>
+          <w:rFonts w:ascii="Arial" w:eastAsia="Times New Roman" w:hAnsi="Arial" w:cs="Arial"/>
+          <w:b/>
+          <w:bCs/>
+          <w:sz w:val="28"/>
+          <w:szCs w:val="28"/>
+        </w:rPr>
+        <w:t>Use Cases of IaaS:</w:t>
       </w:r>
     </w:p>
     <w:p>
@@ -14208,7 +15944,7 @@
           <w:sz w:val="28"/>
           <w:szCs w:val="28"/>
         </w:rPr>
-        <w:t>On-demand computing infrastructure.</w:t>
+        <w:t xml:space="preserve">Hosting websites and applications. </w:t>
       </w:r>
     </w:p>
     <w:p>
@@ -14218,20 +15954,20 @@
           <w:ilvl w:val="1"/>
           <w:numId w:val="45"/>
         </w:numPr>
-        <w:spacing w:after="0" w:line="276" w:lineRule="auto"/>
-        <w:rPr>
-          <w:rFonts w:ascii="Arial" w:eastAsia="Times New Roman" w:hAnsi="Arial" w:cs="Arial"/>
-          <w:sz w:val="28"/>
-          <w:szCs w:val="28"/>
-        </w:rPr>
-      </w:pPr>
-      <w:r>
-        <w:rPr>
-          <w:rFonts w:ascii="Arial" w:eastAsia="Times New Roman" w:hAnsi="Arial" w:cs="Arial"/>
-          <w:sz w:val="28"/>
-          <w:szCs w:val="28"/>
-        </w:rPr>
-        <w:t>Scalable resources (CPU, RAM, storage).</w:t>
+        <w:spacing w:line="276" w:lineRule="auto"/>
+        <w:rPr>
+          <w:rFonts w:ascii="Arial" w:eastAsia="Times New Roman" w:hAnsi="Arial" w:cs="Arial"/>
+          <w:sz w:val="28"/>
+          <w:szCs w:val="28"/>
+        </w:rPr>
+      </w:pPr>
+      <w:r>
+        <w:rPr>
+          <w:rFonts w:ascii="Arial" w:eastAsia="Times New Roman" w:hAnsi="Arial" w:cs="Arial"/>
+          <w:sz w:val="28"/>
+          <w:szCs w:val="28"/>
+        </w:rPr>
+        <w:t xml:space="preserve">Running virtual machines and custom environments </w:t>
       </w:r>
     </w:p>
     <w:p>
@@ -14254,15 +15990,172 @@
           <w:sz w:val="28"/>
           <w:szCs w:val="28"/>
         </w:rPr>
-        <w:t>Pay-as-you-go pricing model.</w:t>
-      </w:r>
-      <w:r>
-        <w:rPr>
-          <w:rFonts w:ascii="Arial" w:eastAsia="Times New Roman" w:hAnsi="Arial" w:cs="Arial"/>
+        <w:t>Disaster recovery and backup solutions</w:t>
+      </w:r>
+    </w:p>
+    <w:p>
+      <w:pPr>
+        <w:spacing w:after="0" w:line="276" w:lineRule="auto"/>
+        <w:rPr>
+          <w:rFonts w:ascii="Arial" w:hAnsi="Arial" w:cs="Arial"/>
+          <w:sz w:val="28"/>
+          <w:szCs w:val="28"/>
+        </w:rPr>
+      </w:pPr>
+    </w:p>
+    <w:p>
+      <w:pPr>
+        <w:spacing w:after="0" w:line="276" w:lineRule="auto"/>
+        <w:rPr>
+          <w:rFonts w:ascii="Arial" w:eastAsia="Times New Roman" w:hAnsi="Arial" w:cs="Arial"/>
+          <w:sz w:val="28"/>
+          <w:szCs w:val="28"/>
+        </w:rPr>
+      </w:pPr>
+      <w:r>
+        <w:rPr>
+          <w:rFonts w:ascii="Arial" w:hAnsi="Arial" w:cs="Arial"/>
           <w:sz w:val="28"/>
           <w:szCs w:val="28"/>
         </w:rPr>
         <w:br/>
+      </w:r>
+    </w:p>
+    <w:p>
+      <w:pPr>
+        <w:spacing w:after="0" w:line="276" w:lineRule="auto"/>
+        <w:rPr>
+          <w:rFonts w:ascii="Arial" w:eastAsia="Times New Roman" w:hAnsi="Arial" w:cs="Arial"/>
+          <w:b/>
+          <w:bCs/>
+          <w:sz w:val="28"/>
+          <w:szCs w:val="28"/>
+        </w:rPr>
+      </w:pPr>
+      <w:r>
+        <w:rPr>
+          <w:rFonts w:ascii="Arial" w:eastAsia="Times New Roman" w:hAnsi="Arial" w:cs="Arial"/>
+          <w:b/>
+          <w:bCs/>
+          <w:sz w:val="28"/>
+          <w:szCs w:val="28"/>
+        </w:rPr>
+        <w:t>Desktop as a Service (DaaS)</w:t>
+      </w:r>
+    </w:p>
+    <w:p>
+      <w:pPr>
+        <w:pStyle w:val="ListParagraph"/>
+        <w:numPr>
+          <w:ilvl w:val="1"/>
+          <w:numId w:val="45"/>
+        </w:numPr>
+        <w:spacing w:after="0" w:line="276" w:lineRule="auto"/>
+        <w:rPr>
+          <w:rFonts w:ascii="Arial" w:eastAsia="Times New Roman" w:hAnsi="Arial" w:cs="Arial"/>
+          <w:sz w:val="28"/>
+          <w:szCs w:val="28"/>
+        </w:rPr>
+      </w:pPr>
+      <w:r>
+        <w:rPr>
+          <w:rFonts w:ascii="Arial" w:eastAsia="Times New Roman" w:hAnsi="Arial" w:cs="Arial"/>
+          <w:sz w:val="28"/>
+          <w:szCs w:val="28"/>
+        </w:rPr>
+        <w:t>DaaS delivers cloud-hosted virtual desktops to users, allowing access from any device.</w:t>
+      </w:r>
+    </w:p>
+    <w:p>
+      <w:pPr>
+        <w:pStyle w:val="ListParagraph"/>
+        <w:numPr>
+          <w:ilvl w:val="1"/>
+          <w:numId w:val="45"/>
+        </w:numPr>
+        <w:spacing w:after="0" w:line="276" w:lineRule="auto"/>
+        <w:rPr>
+          <w:rFonts w:ascii="Arial" w:eastAsia="Times New Roman" w:hAnsi="Arial" w:cs="Arial"/>
+          <w:sz w:val="28"/>
+          <w:szCs w:val="28"/>
+        </w:rPr>
+      </w:pPr>
+      <w:r>
+        <w:rPr>
+          <w:rFonts w:ascii="Arial" w:eastAsia="Times New Roman" w:hAnsi="Arial" w:cs="Arial"/>
+          <w:sz w:val="28"/>
+          <w:szCs w:val="28"/>
+        </w:rPr>
+        <w:t>Secure remote desktop access.</w:t>
+      </w:r>
+    </w:p>
+    <w:p>
+      <w:pPr>
+        <w:pStyle w:val="ListParagraph"/>
+        <w:numPr>
+          <w:ilvl w:val="1"/>
+          <w:numId w:val="45"/>
+        </w:numPr>
+        <w:spacing w:after="0" w:line="276" w:lineRule="auto"/>
+        <w:rPr>
+          <w:rFonts w:ascii="Arial" w:eastAsia="Times New Roman" w:hAnsi="Arial" w:cs="Arial"/>
+          <w:sz w:val="28"/>
+          <w:szCs w:val="28"/>
+        </w:rPr>
+      </w:pPr>
+      <w:r>
+        <w:rPr>
+          <w:rFonts w:ascii="Arial" w:eastAsia="Times New Roman" w:hAnsi="Arial" w:cs="Arial"/>
+          <w:sz w:val="28"/>
+          <w:szCs w:val="28"/>
+        </w:rPr>
+        <w:t>Centralized management of virtual desktops.</w:t>
+      </w:r>
+    </w:p>
+    <w:p>
+      <w:pPr>
+        <w:pStyle w:val="ListParagraph"/>
+        <w:numPr>
+          <w:ilvl w:val="1"/>
+          <w:numId w:val="45"/>
+        </w:numPr>
+        <w:spacing w:after="0" w:line="276" w:lineRule="auto"/>
+        <w:rPr>
+          <w:rFonts w:ascii="Arial" w:eastAsia="Times New Roman" w:hAnsi="Arial" w:cs="Arial"/>
+          <w:sz w:val="28"/>
+          <w:szCs w:val="28"/>
+        </w:rPr>
+      </w:pPr>
+      <w:r>
+        <w:rPr>
+          <w:rFonts w:ascii="Arial" w:eastAsia="Times New Roman" w:hAnsi="Arial" w:cs="Arial"/>
+          <w:sz w:val="28"/>
+          <w:szCs w:val="28"/>
+        </w:rPr>
+        <w:t>Supports multiple operating systems.</w:t>
+      </w:r>
+    </w:p>
+    <w:p>
+      <w:pPr>
+        <w:pStyle w:val="ListParagraph"/>
+        <w:numPr>
+          <w:ilvl w:val="1"/>
+          <w:numId w:val="45"/>
+        </w:numPr>
+        <w:spacing w:after="0" w:line="276" w:lineRule="auto"/>
+        <w:rPr>
+          <w:rFonts w:ascii="Arial" w:eastAsia="Times New Roman" w:hAnsi="Arial" w:cs="Arial"/>
+          <w:sz w:val="28"/>
+          <w:szCs w:val="28"/>
+        </w:rPr>
+      </w:pPr>
+      <w:r>
+        <w:rPr>
+          <w:rFonts w:ascii="Arial" w:eastAsia="Times New Roman" w:hAnsi="Arial" w:cs="Arial"/>
+          <w:sz w:val="28"/>
+          <w:szCs w:val="28"/>
+        </w:rPr>
+        <w:t>Pay-per-user model.</w:t>
       </w:r>
       <w:r>
         <w:rPr>
@@ -14283,21 +16176,27 @@
         <w:spacing w:after="0" w:line="276" w:lineRule="auto"/>
         <w:rPr>
           <w:rFonts w:ascii="Arial" w:eastAsia="Times New Roman" w:hAnsi="Arial" w:cs="Arial"/>
-          <w:b/>
-          <w:bCs/>
-          <w:sz w:val="28"/>
-          <w:szCs w:val="28"/>
-        </w:rPr>
-      </w:pPr>
-      <w:r>
-        <w:rPr>
-          <w:rFonts w:ascii="Arial" w:eastAsia="Times New Roman" w:hAnsi="Arial" w:cs="Arial"/>
-          <w:b/>
-          <w:bCs/>
-          <w:sz w:val="28"/>
-          <w:szCs w:val="28"/>
-        </w:rPr>
-        <w:t>Examples of IaaS:</w:t>
+          <w:sz w:val="28"/>
+          <w:szCs w:val="28"/>
+        </w:rPr>
+      </w:pPr>
+      <w:r>
+        <w:rPr>
+          <w:rFonts w:ascii="Arial" w:eastAsia="Times New Roman" w:hAnsi="Arial" w:cs="Arial"/>
+          <w:b/>
+          <w:bCs/>
+          <w:sz w:val="28"/>
+          <w:szCs w:val="28"/>
+        </w:rPr>
+        <w:t>Examples of DaaS</w:t>
+      </w:r>
+      <w:r>
+        <w:rPr>
+          <w:rFonts w:ascii="Arial" w:eastAsia="Times New Roman" w:hAnsi="Arial" w:cs="Arial"/>
+          <w:sz w:val="28"/>
+          <w:szCs w:val="28"/>
+        </w:rPr>
+        <w:t>:</w:t>
       </w:r>
     </w:p>
     <w:p>
@@ -14320,7 +16219,15 @@
           <w:sz w:val="28"/>
           <w:szCs w:val="28"/>
         </w:rPr>
-        <w:t>Amazon Web Services (AWS) EC2</w:t>
+        <w:t xml:space="preserve">Amazon </w:t>
+      </w:r>
+      <w:r>
+        <w:rPr>
+          <w:rFonts w:ascii="Arial" w:eastAsia="Times New Roman" w:hAnsi="Arial" w:cs="Arial"/>
+          <w:sz w:val="28"/>
+          <w:szCs w:val="28"/>
+        </w:rPr>
+        <w:t>Workspaces</w:t>
       </w:r>
     </w:p>
     <w:p>
@@ -14343,7 +16250,7 @@
           <w:sz w:val="28"/>
           <w:szCs w:val="28"/>
         </w:rPr>
-        <w:t>Microsoft Azure Virtual Machines</w:t>
+        <w:t>Microsoft Azure Virtual Desktop</w:t>
       </w:r>
     </w:p>
     <w:p>
@@ -14366,28 +16273,8 @@
           <w:sz w:val="28"/>
           <w:szCs w:val="28"/>
         </w:rPr>
-        <w:t>Google Compute Engine (GCE)</w:t>
-      </w:r>
-    </w:p>
-    <w:p>
-      <w:pPr>
-        <w:spacing w:after="0" w:line="276" w:lineRule="auto"/>
-        <w:rPr>
-          <w:rFonts w:ascii="Arial" w:eastAsia="Times New Roman" w:hAnsi="Arial" w:cs="Arial"/>
-          <w:sz w:val="28"/>
-          <w:szCs w:val="28"/>
-        </w:rPr>
-      </w:pPr>
-    </w:p>
-    <w:p>
-      <w:pPr>
-        <w:spacing w:after="0" w:line="276" w:lineRule="auto"/>
-        <w:rPr>
-          <w:rFonts w:ascii="Arial" w:eastAsia="Times New Roman" w:hAnsi="Arial" w:cs="Arial"/>
-          <w:sz w:val="28"/>
-          <w:szCs w:val="28"/>
-        </w:rPr>
-      </w:pPr>
+        <w:t>Citrix Virtual Apps and Desktops</w:t>
+      </w:r>
     </w:p>
     <w:p>
       <w:pPr>
@@ -14413,7 +16300,7 @@
           <w:sz w:val="28"/>
           <w:szCs w:val="28"/>
         </w:rPr>
-        <w:t>Use Cases of IaaS:</w:t>
+        <w:t>Use Cases of DaaS:</w:t>
       </w:r>
     </w:p>
     <w:p>
@@ -14436,7 +16323,47 @@
           <w:sz w:val="28"/>
           <w:szCs w:val="28"/>
         </w:rPr>
-        <w:t xml:space="preserve">Hosting websites and applications. </w:t>
+        <w:t>Remote work and telecommuting.</w:t>
+      </w:r>
+    </w:p>
+    <w:p>
+      <w:pPr>
+        <w:spacing w:after="0" w:line="276" w:lineRule="auto"/>
+        <w:rPr>
+          <w:rFonts w:ascii="Arial" w:eastAsia="Times New Roman" w:hAnsi="Arial" w:cs="Arial"/>
+          <w:sz w:val="28"/>
+          <w:szCs w:val="28"/>
+        </w:rPr>
+      </w:pPr>
+      <w:r>
+        <w:rPr>
+          <w:rFonts w:ascii="Arial" w:hAnsi="Arial" w:cs="Arial"/>
+          <w:sz w:val="28"/>
+          <w:szCs w:val="28"/>
+        </w:rPr>
+        <w:br/>
+      </w:r>
+    </w:p>
+    <w:p>
+      <w:pPr>
+        <w:spacing w:after="0" w:line="276" w:lineRule="auto"/>
+        <w:rPr>
+          <w:rFonts w:ascii="Arial" w:eastAsia="Times New Roman" w:hAnsi="Arial" w:cs="Arial"/>
+          <w:b/>
+          <w:bCs/>
+          <w:sz w:val="28"/>
+          <w:szCs w:val="28"/>
+        </w:rPr>
+      </w:pPr>
+      <w:r>
+        <w:rPr>
+          <w:rFonts w:ascii="Arial" w:eastAsia="Times New Roman" w:hAnsi="Arial" w:cs="Arial"/>
+          <w:b/>
+          <w:bCs/>
+          <w:sz w:val="28"/>
+          <w:szCs w:val="28"/>
+        </w:rPr>
+        <w:t>Platform as a Service (PaaS)</w:t>
       </w:r>
     </w:p>
     <w:p>
@@ -14446,20 +16373,28 @@
           <w:ilvl w:val="1"/>
           <w:numId w:val="45"/>
         </w:numPr>
-        <w:spacing w:line="276" w:lineRule="auto"/>
-        <w:rPr>
-          <w:rFonts w:ascii="Arial" w:eastAsia="Times New Roman" w:hAnsi="Arial" w:cs="Arial"/>
-          <w:sz w:val="28"/>
-          <w:szCs w:val="28"/>
-        </w:rPr>
-      </w:pPr>
-      <w:r>
-        <w:rPr>
-          <w:rFonts w:ascii="Arial" w:eastAsia="Times New Roman" w:hAnsi="Arial" w:cs="Arial"/>
-          <w:sz w:val="28"/>
-          <w:szCs w:val="28"/>
-        </w:rPr>
-        <w:t xml:space="preserve">Running virtual machines and custom environments </w:t>
+        <w:spacing w:after="0" w:line="276" w:lineRule="auto"/>
+        <w:rPr>
+          <w:rFonts w:ascii="Arial" w:eastAsia="Times New Roman" w:hAnsi="Arial" w:cs="Arial"/>
+          <w:sz w:val="28"/>
+          <w:szCs w:val="28"/>
+        </w:rPr>
+      </w:pPr>
+      <w:r>
+        <w:rPr>
+          <w:rFonts w:ascii="Arial" w:eastAsia="Times New Roman" w:hAnsi="Arial" w:cs="Arial"/>
+          <w:sz w:val="28"/>
+          <w:szCs w:val="28"/>
+        </w:rPr>
+        <w:t>A platform</w:t>
+      </w:r>
+      <w:r>
+        <w:rPr>
+          <w:rFonts w:ascii="Arial" w:eastAsia="Times New Roman" w:hAnsi="Arial" w:cs="Arial"/>
+          <w:sz w:val="28"/>
+          <w:szCs w:val="28"/>
+        </w:rPr>
+        <w:t xml:space="preserve"> for developers to build, test, and deploy applications without worrying about the underlying infrastructure.</w:t>
       </w:r>
     </w:p>
     <w:p>
@@ -14482,57 +16417,7 @@
           <w:sz w:val="28"/>
           <w:szCs w:val="28"/>
         </w:rPr>
-        <w:t>Disaster recovery and backup solutions</w:t>
-      </w:r>
-    </w:p>
-    <w:p>
-      <w:pPr>
-        <w:spacing w:after="0" w:line="276" w:lineRule="auto"/>
-        <w:rPr>
-          <w:rFonts w:ascii="Arial" w:hAnsi="Arial" w:cs="Arial"/>
-          <w:sz w:val="28"/>
-          <w:szCs w:val="28"/>
-        </w:rPr>
-      </w:pPr>
-    </w:p>
-    <w:p>
-      <w:pPr>
-        <w:spacing w:after="0" w:line="276" w:lineRule="auto"/>
-        <w:rPr>
-          <w:rFonts w:ascii="Arial" w:eastAsia="Times New Roman" w:hAnsi="Arial" w:cs="Arial"/>
-          <w:sz w:val="28"/>
-          <w:szCs w:val="28"/>
-        </w:rPr>
-      </w:pPr>
-      <w:r>
-        <w:rPr>
-          <w:rFonts w:ascii="Arial" w:hAnsi="Arial" w:cs="Arial"/>
-          <w:sz w:val="28"/>
-          <w:szCs w:val="28"/>
-        </w:rPr>
-        <w:br/>
-      </w:r>
-    </w:p>
-    <w:p>
-      <w:pPr>
-        <w:spacing w:after="0" w:line="276" w:lineRule="auto"/>
-        <w:rPr>
-          <w:rFonts w:ascii="Arial" w:eastAsia="Times New Roman" w:hAnsi="Arial" w:cs="Arial"/>
-          <w:b/>
-          <w:bCs/>
-          <w:sz w:val="28"/>
-          <w:szCs w:val="28"/>
-        </w:rPr>
-      </w:pPr>
-      <w:r>
-        <w:rPr>
-          <w:rFonts w:ascii="Arial" w:eastAsia="Times New Roman" w:hAnsi="Arial" w:cs="Arial"/>
-          <w:b/>
-          <w:bCs/>
-          <w:sz w:val="28"/>
-          <w:szCs w:val="28"/>
-        </w:rPr>
-        <w:t>Desktop as a Service (DaaS)</w:t>
+        <w:t>Includes development tools, databases, and runtime environments.</w:t>
       </w:r>
     </w:p>
     <w:p>
@@ -14555,7 +16440,7 @@
           <w:sz w:val="28"/>
           <w:szCs w:val="28"/>
         </w:rPr>
-        <w:t>DaaS delivers cloud-hosted virtual desktops to users, allowing access from any device.</w:t>
+        <w:t>Automates infrastructure management.</w:t>
       </w:r>
     </w:p>
     <w:p>
@@ -14578,7 +16463,8 @@
           <w:sz w:val="28"/>
           <w:szCs w:val="28"/>
         </w:rPr>
-        <w:t>Secure remote desktop access.</w:t>
+        <w:lastRenderedPageBreak/>
+        <w:t>Supports various programming languages.</w:t>
       </w:r>
     </w:p>
     <w:p>
@@ -14601,7 +16487,40 @@
           <w:sz w:val="28"/>
           <w:szCs w:val="28"/>
         </w:rPr>
-        <w:t>Centralized management of virtual desktops.</w:t>
+        <w:t>Developers focus on coding while the provider handles scaling and maintenance.</w:t>
+      </w:r>
+    </w:p>
+    <w:p>
+      <w:pPr>
+        <w:pStyle w:val="ListParagraph"/>
+        <w:numPr>
+          <w:ilvl w:val="0"/>
+          <w:numId w:val="45"/>
+        </w:numPr>
+        <w:spacing w:after="0" w:line="276" w:lineRule="auto"/>
+        <w:rPr>
+          <w:rFonts w:ascii="Arial" w:eastAsia="Times New Roman" w:hAnsi="Arial" w:cs="Arial"/>
+          <w:sz w:val="28"/>
+          <w:szCs w:val="28"/>
+        </w:rPr>
+      </w:pPr>
+      <w:r>
+        <w:rPr>
+          <w:rFonts w:ascii="Arial" w:eastAsia="Times New Roman" w:hAnsi="Arial" w:cs="Arial"/>
+          <w:b/>
+          <w:bCs/>
+          <w:sz w:val="28"/>
+          <w:szCs w:val="28"/>
+        </w:rPr>
+        <w:t>Examples of PaaS</w:t>
+      </w:r>
+      <w:r>
+        <w:rPr>
+          <w:rFonts w:ascii="Arial" w:eastAsia="Times New Roman" w:hAnsi="Arial" w:cs="Arial"/>
+          <w:sz w:val="28"/>
+          <w:szCs w:val="28"/>
+        </w:rPr>
+        <w:t>:</w:t>
       </w:r>
     </w:p>
     <w:p>
@@ -14624,8 +16543,7 @@
           <w:sz w:val="28"/>
           <w:szCs w:val="28"/>
         </w:rPr>
-        <w:lastRenderedPageBreak/>
-        <w:t>Supports multiple operating systems.</w:t>
+        <w:t>Google App Engine</w:t>
       </w:r>
     </w:p>
     <w:p>
@@ -14648,15 +16566,30 @@
           <w:sz w:val="28"/>
           <w:szCs w:val="28"/>
         </w:rPr>
-        <w:t>Pay-per-user model.</w:t>
-      </w:r>
-      <w:r>
-        <w:rPr>
-          <w:rFonts w:ascii="Arial" w:eastAsia="Times New Roman" w:hAnsi="Arial" w:cs="Arial"/>
-          <w:sz w:val="28"/>
-          <w:szCs w:val="28"/>
-        </w:rPr>
-        <w:br/>
+        <w:t>Microsoft Azure App Service</w:t>
+      </w:r>
+    </w:p>
+    <w:p>
+      <w:pPr>
+        <w:pStyle w:val="ListParagraph"/>
+        <w:numPr>
+          <w:ilvl w:val="1"/>
+          <w:numId w:val="45"/>
+        </w:numPr>
+        <w:spacing w:after="0" w:line="276" w:lineRule="auto"/>
+        <w:rPr>
+          <w:rFonts w:ascii="Arial" w:eastAsia="Times New Roman" w:hAnsi="Arial" w:cs="Arial"/>
+          <w:sz w:val="28"/>
+          <w:szCs w:val="28"/>
+        </w:rPr>
+      </w:pPr>
+      <w:r>
+        <w:rPr>
+          <w:rFonts w:ascii="Arial" w:eastAsia="Times New Roman" w:hAnsi="Arial" w:cs="Arial"/>
+          <w:sz w:val="28"/>
+          <w:szCs w:val="28"/>
+        </w:rPr>
+        <w:t>AWS Elastic Beanstalk</w:t>
       </w:r>
     </w:p>
     <w:p>
@@ -14681,7 +16614,7 @@
           <w:sz w:val="28"/>
           <w:szCs w:val="28"/>
         </w:rPr>
-        <w:t>Examples of DaaS</w:t>
+        <w:t>Use Cases of PaaS</w:t>
       </w:r>
       <w:r>
         <w:rPr>
@@ -14712,24 +16645,11 @@
           <w:sz w:val="28"/>
           <w:szCs w:val="28"/>
         </w:rPr>
-        <w:t xml:space="preserve">Amazon </w:t>
-      </w:r>
-      <w:r>
-        <w:rPr>
-          <w:rFonts w:ascii="Arial" w:eastAsia="Times New Roman" w:hAnsi="Arial" w:cs="Arial"/>
-          <w:sz w:val="28"/>
-          <w:szCs w:val="28"/>
-        </w:rPr>
-        <w:t>Workspaces</w:t>
-      </w:r>
-    </w:p>
-    <w:p>
-      <w:pPr>
-        <w:pStyle w:val="ListParagraph"/>
-        <w:numPr>
-          <w:ilvl w:val="1"/>
-          <w:numId w:val="45"/>
-        </w:numPr>
+        <w:t>A category of internet and cloud-based services provides software development tools</w:t>
+      </w:r>
+    </w:p>
+    <w:p>
+      <w:pPr>
         <w:spacing w:after="0" w:line="276" w:lineRule="auto"/>
         <w:rPr>
           <w:rFonts w:ascii="Arial" w:eastAsia="Times New Roman" w:hAnsi="Arial" w:cs="Arial"/>
@@ -14737,428 +16657,27 @@
           <w:szCs w:val="28"/>
         </w:rPr>
       </w:pPr>
-      <w:r>
-        <w:rPr>
-          <w:rFonts w:ascii="Arial" w:eastAsia="Times New Roman" w:hAnsi="Arial" w:cs="Arial"/>
-          <w:sz w:val="28"/>
-          <w:szCs w:val="28"/>
-        </w:rPr>
-        <w:t>Microsoft Azure Virtual Desktop</w:t>
-      </w:r>
-    </w:p>
-    <w:p>
-      <w:pPr>
-        <w:pStyle w:val="ListParagraph"/>
-        <w:numPr>
-          <w:ilvl w:val="1"/>
-          <w:numId w:val="45"/>
-        </w:numPr>
-        <w:spacing w:after="0" w:line="276" w:lineRule="auto"/>
-        <w:rPr>
-          <w:rFonts w:ascii="Arial" w:eastAsia="Times New Roman" w:hAnsi="Arial" w:cs="Arial"/>
-          <w:sz w:val="28"/>
-          <w:szCs w:val="28"/>
-        </w:rPr>
-      </w:pPr>
-      <w:r>
-        <w:rPr>
-          <w:rFonts w:ascii="Arial" w:eastAsia="Times New Roman" w:hAnsi="Arial" w:cs="Arial"/>
-          <w:sz w:val="28"/>
-          <w:szCs w:val="28"/>
-        </w:rPr>
-        <w:t>Citrix Virtual Apps and Desktops</w:t>
-      </w:r>
-    </w:p>
-    <w:p>
-      <w:pPr>
-        <w:pStyle w:val="ListParagraph"/>
-        <w:numPr>
-          <w:ilvl w:val="0"/>
-          <w:numId w:val="45"/>
-        </w:numPr>
-        <w:spacing w:after="0" w:line="276" w:lineRule="auto"/>
-        <w:rPr>
-          <w:rFonts w:ascii="Arial" w:eastAsia="Times New Roman" w:hAnsi="Arial" w:cs="Arial"/>
-          <w:b/>
-          <w:bCs/>
-          <w:sz w:val="28"/>
-          <w:szCs w:val="28"/>
-        </w:rPr>
-      </w:pPr>
-      <w:r>
-        <w:rPr>
-          <w:rFonts w:ascii="Arial" w:eastAsia="Times New Roman" w:hAnsi="Arial" w:cs="Arial"/>
-          <w:b/>
-          <w:bCs/>
-          <w:sz w:val="28"/>
-          <w:szCs w:val="28"/>
-        </w:rPr>
-        <w:t>Use Cases of DaaS:</w:t>
-      </w:r>
-    </w:p>
-    <w:p>
-      <w:pPr>
-        <w:pStyle w:val="ListParagraph"/>
-        <w:numPr>
-          <w:ilvl w:val="1"/>
-          <w:numId w:val="45"/>
-        </w:numPr>
-        <w:spacing w:after="0" w:line="276" w:lineRule="auto"/>
-        <w:rPr>
-          <w:rFonts w:ascii="Arial" w:eastAsia="Times New Roman" w:hAnsi="Arial" w:cs="Arial"/>
-          <w:sz w:val="28"/>
-          <w:szCs w:val="28"/>
-        </w:rPr>
-      </w:pPr>
-      <w:r>
-        <w:rPr>
-          <w:rFonts w:ascii="Arial" w:eastAsia="Times New Roman" w:hAnsi="Arial" w:cs="Arial"/>
-          <w:sz w:val="28"/>
-          <w:szCs w:val="28"/>
-        </w:rPr>
-        <w:t>Remote work and telecommuting.</w:t>
-      </w:r>
-    </w:p>
-    <w:p>
-      <w:pPr>
-        <w:spacing w:after="0" w:line="276" w:lineRule="auto"/>
-        <w:rPr>
-          <w:rFonts w:ascii="Arial" w:eastAsia="Times New Roman" w:hAnsi="Arial" w:cs="Arial"/>
-          <w:sz w:val="28"/>
-          <w:szCs w:val="28"/>
-        </w:rPr>
-      </w:pPr>
-      <w:r>
-        <w:rPr>
-          <w:rFonts w:ascii="Arial" w:hAnsi="Arial" w:cs="Arial"/>
-          <w:sz w:val="28"/>
-          <w:szCs w:val="28"/>
-        </w:rPr>
-        <w:br/>
-      </w:r>
-    </w:p>
-    <w:p>
-      <w:pPr>
-        <w:spacing w:after="0" w:line="276" w:lineRule="auto"/>
-        <w:rPr>
-          <w:rFonts w:ascii="Arial" w:eastAsia="Times New Roman" w:hAnsi="Arial" w:cs="Arial"/>
-          <w:b/>
-          <w:bCs/>
-          <w:sz w:val="28"/>
-          <w:szCs w:val="28"/>
-        </w:rPr>
-      </w:pPr>
-      <w:r>
-        <w:rPr>
-          <w:rFonts w:ascii="Arial" w:eastAsia="Times New Roman" w:hAnsi="Arial" w:cs="Arial"/>
-          <w:b/>
-          <w:bCs/>
-          <w:sz w:val="28"/>
-          <w:szCs w:val="28"/>
-        </w:rPr>
-        <w:t>Platform as a Service (PaaS)</w:t>
-      </w:r>
-    </w:p>
-    <w:p>
-      <w:pPr>
-        <w:pStyle w:val="ListParagraph"/>
-        <w:numPr>
-          <w:ilvl w:val="1"/>
-          <w:numId w:val="45"/>
-        </w:numPr>
-        <w:spacing w:after="0" w:line="276" w:lineRule="auto"/>
-        <w:rPr>
-          <w:rFonts w:ascii="Arial" w:eastAsia="Times New Roman" w:hAnsi="Arial" w:cs="Arial"/>
-          <w:sz w:val="28"/>
-          <w:szCs w:val="28"/>
-        </w:rPr>
-      </w:pPr>
-      <w:r>
-        <w:rPr>
-          <w:rFonts w:ascii="Arial" w:eastAsia="Times New Roman" w:hAnsi="Arial" w:cs="Arial"/>
-          <w:sz w:val="28"/>
-          <w:szCs w:val="28"/>
-        </w:rPr>
-        <w:t>PaaS provides a managed environment for developers to build, test, and deploy applications without worrying about the underlying infrastructure.</w:t>
-      </w:r>
-    </w:p>
-    <w:p>
-      <w:pPr>
-        <w:pStyle w:val="ListParagraph"/>
-        <w:numPr>
-          <w:ilvl w:val="1"/>
-          <w:numId w:val="45"/>
-        </w:numPr>
-        <w:spacing w:after="0" w:line="276" w:lineRule="auto"/>
-        <w:rPr>
-          <w:rFonts w:ascii="Arial" w:eastAsia="Times New Roman" w:hAnsi="Arial" w:cs="Arial"/>
-          <w:sz w:val="28"/>
-          <w:szCs w:val="28"/>
-        </w:rPr>
-      </w:pPr>
-      <w:r>
-        <w:rPr>
-          <w:rFonts w:ascii="Arial" w:eastAsia="Times New Roman" w:hAnsi="Arial" w:cs="Arial"/>
-          <w:sz w:val="28"/>
-          <w:szCs w:val="28"/>
-        </w:rPr>
-        <w:t>Includes development tools, databases, and runtime environments.</w:t>
-      </w:r>
-    </w:p>
-    <w:p>
-      <w:pPr>
-        <w:pStyle w:val="ListParagraph"/>
-        <w:numPr>
-          <w:ilvl w:val="1"/>
-          <w:numId w:val="45"/>
-        </w:numPr>
-        <w:spacing w:after="0" w:line="276" w:lineRule="auto"/>
-        <w:rPr>
-          <w:rFonts w:ascii="Arial" w:eastAsia="Times New Roman" w:hAnsi="Arial" w:cs="Arial"/>
-          <w:sz w:val="28"/>
-          <w:szCs w:val="28"/>
-        </w:rPr>
-      </w:pPr>
-      <w:r>
-        <w:rPr>
-          <w:rFonts w:ascii="Arial" w:eastAsia="Times New Roman" w:hAnsi="Arial" w:cs="Arial"/>
-          <w:sz w:val="28"/>
-          <w:szCs w:val="28"/>
-        </w:rPr>
-        <w:t>Automates infrastructure management.</w:t>
-      </w:r>
-    </w:p>
-    <w:p>
-      <w:pPr>
-        <w:pStyle w:val="ListParagraph"/>
-        <w:numPr>
-          <w:ilvl w:val="1"/>
-          <w:numId w:val="45"/>
-        </w:numPr>
-        <w:spacing w:after="0" w:line="276" w:lineRule="auto"/>
-        <w:rPr>
-          <w:rFonts w:ascii="Arial" w:eastAsia="Times New Roman" w:hAnsi="Arial" w:cs="Arial"/>
-          <w:sz w:val="28"/>
-          <w:szCs w:val="28"/>
-        </w:rPr>
-      </w:pPr>
-      <w:r>
-        <w:rPr>
-          <w:rFonts w:ascii="Arial" w:eastAsia="Times New Roman" w:hAnsi="Arial" w:cs="Arial"/>
-          <w:sz w:val="28"/>
-          <w:szCs w:val="28"/>
-        </w:rPr>
-        <w:t>Supports various programming languages.</w:t>
-      </w:r>
-    </w:p>
-    <w:p>
-      <w:pPr>
-        <w:pStyle w:val="ListParagraph"/>
-        <w:numPr>
-          <w:ilvl w:val="1"/>
-          <w:numId w:val="45"/>
-        </w:numPr>
-        <w:spacing w:after="0" w:line="276" w:lineRule="auto"/>
-        <w:rPr>
-          <w:rFonts w:ascii="Arial" w:eastAsia="Times New Roman" w:hAnsi="Arial" w:cs="Arial"/>
-          <w:sz w:val="28"/>
-          <w:szCs w:val="28"/>
-        </w:rPr>
-      </w:pPr>
-      <w:r>
-        <w:rPr>
-          <w:rFonts w:ascii="Arial" w:eastAsia="Times New Roman" w:hAnsi="Arial" w:cs="Arial"/>
-          <w:sz w:val="28"/>
-          <w:szCs w:val="28"/>
-        </w:rPr>
-        <w:t>Developers focus on coding while the provider handles scaling and maintenance.</w:t>
-      </w:r>
-    </w:p>
-    <w:p>
-      <w:pPr>
-        <w:pStyle w:val="ListParagraph"/>
-        <w:numPr>
-          <w:ilvl w:val="0"/>
-          <w:numId w:val="45"/>
-        </w:numPr>
-        <w:spacing w:after="0" w:line="276" w:lineRule="auto"/>
-        <w:rPr>
-          <w:rFonts w:ascii="Arial" w:eastAsia="Times New Roman" w:hAnsi="Arial" w:cs="Arial"/>
-          <w:sz w:val="28"/>
-          <w:szCs w:val="28"/>
-        </w:rPr>
-      </w:pPr>
-      <w:r>
-        <w:rPr>
-          <w:rFonts w:ascii="Arial" w:eastAsia="Times New Roman" w:hAnsi="Arial" w:cs="Arial"/>
-          <w:b/>
-          <w:bCs/>
-          <w:sz w:val="28"/>
-          <w:szCs w:val="28"/>
-        </w:rPr>
-        <w:t>Examples of PaaS</w:t>
-      </w:r>
-      <w:r>
-        <w:rPr>
-          <w:rFonts w:ascii="Arial" w:eastAsia="Times New Roman" w:hAnsi="Arial" w:cs="Arial"/>
-          <w:sz w:val="28"/>
-          <w:szCs w:val="28"/>
-        </w:rPr>
-        <w:t>:</w:t>
-      </w:r>
-    </w:p>
-    <w:p>
-      <w:pPr>
-        <w:pStyle w:val="ListParagraph"/>
-        <w:numPr>
-          <w:ilvl w:val="1"/>
-          <w:numId w:val="45"/>
-        </w:numPr>
-        <w:spacing w:after="0" w:line="276" w:lineRule="auto"/>
-        <w:rPr>
-          <w:rFonts w:ascii="Arial" w:eastAsia="Times New Roman" w:hAnsi="Arial" w:cs="Arial"/>
-          <w:sz w:val="28"/>
-          <w:szCs w:val="28"/>
-        </w:rPr>
-      </w:pPr>
-      <w:r>
-        <w:rPr>
-          <w:rFonts w:ascii="Arial" w:eastAsia="Times New Roman" w:hAnsi="Arial" w:cs="Arial"/>
-          <w:sz w:val="28"/>
-          <w:szCs w:val="28"/>
-        </w:rPr>
-        <w:t>Google App Engine</w:t>
-      </w:r>
-    </w:p>
-    <w:p>
-      <w:pPr>
-        <w:pStyle w:val="ListParagraph"/>
-        <w:numPr>
-          <w:ilvl w:val="1"/>
-          <w:numId w:val="45"/>
-        </w:numPr>
-        <w:spacing w:after="0" w:line="276" w:lineRule="auto"/>
-        <w:rPr>
-          <w:rFonts w:ascii="Arial" w:eastAsia="Times New Roman" w:hAnsi="Arial" w:cs="Arial"/>
-          <w:sz w:val="28"/>
-          <w:szCs w:val="28"/>
-        </w:rPr>
-      </w:pPr>
-      <w:r>
-        <w:rPr>
-          <w:rFonts w:ascii="Arial" w:eastAsia="Times New Roman" w:hAnsi="Arial" w:cs="Arial"/>
-          <w:sz w:val="28"/>
-          <w:szCs w:val="28"/>
-        </w:rPr>
-        <w:t>Microsoft Azure App Service</w:t>
-      </w:r>
-    </w:p>
-    <w:p>
-      <w:pPr>
-        <w:pStyle w:val="ListParagraph"/>
-        <w:numPr>
-          <w:ilvl w:val="1"/>
-          <w:numId w:val="45"/>
-        </w:numPr>
-        <w:spacing w:after="0" w:line="276" w:lineRule="auto"/>
-        <w:rPr>
-          <w:rFonts w:ascii="Arial" w:eastAsia="Times New Roman" w:hAnsi="Arial" w:cs="Arial"/>
-          <w:sz w:val="28"/>
-          <w:szCs w:val="28"/>
-        </w:rPr>
-      </w:pPr>
-      <w:r>
-        <w:rPr>
-          <w:rFonts w:ascii="Arial" w:eastAsia="Times New Roman" w:hAnsi="Arial" w:cs="Arial"/>
-          <w:sz w:val="28"/>
-          <w:szCs w:val="28"/>
-        </w:rPr>
-        <w:t>AWS Elastic Beanstalk</w:t>
-      </w:r>
-    </w:p>
-    <w:p>
-      <w:pPr>
-        <w:pStyle w:val="ListParagraph"/>
-        <w:numPr>
-          <w:ilvl w:val="0"/>
-          <w:numId w:val="45"/>
-        </w:numPr>
-        <w:spacing w:after="0" w:line="276" w:lineRule="auto"/>
-        <w:rPr>
-          <w:rFonts w:ascii="Arial" w:eastAsia="Times New Roman" w:hAnsi="Arial" w:cs="Arial"/>
-          <w:sz w:val="28"/>
-          <w:szCs w:val="28"/>
-        </w:rPr>
-      </w:pPr>
-      <w:r>
-        <w:rPr>
-          <w:rFonts w:ascii="Arial" w:eastAsia="Times New Roman" w:hAnsi="Arial" w:cs="Arial"/>
-          <w:b/>
-          <w:bCs/>
-          <w:sz w:val="28"/>
-          <w:szCs w:val="28"/>
-        </w:rPr>
-        <w:t>Use Cases of PaaS</w:t>
-      </w:r>
-      <w:r>
-        <w:rPr>
-          <w:rFonts w:ascii="Arial" w:eastAsia="Times New Roman" w:hAnsi="Arial" w:cs="Arial"/>
-          <w:sz w:val="28"/>
-          <w:szCs w:val="28"/>
-        </w:rPr>
-        <w:t>:</w:t>
-      </w:r>
-    </w:p>
-    <w:p>
-      <w:pPr>
-        <w:pStyle w:val="ListParagraph"/>
-        <w:numPr>
-          <w:ilvl w:val="1"/>
-          <w:numId w:val="45"/>
-        </w:numPr>
-        <w:spacing w:after="0" w:line="276" w:lineRule="auto"/>
-        <w:rPr>
-          <w:rFonts w:ascii="Arial" w:eastAsia="Times New Roman" w:hAnsi="Arial" w:cs="Arial"/>
-          <w:sz w:val="28"/>
-          <w:szCs w:val="28"/>
-        </w:rPr>
-      </w:pPr>
-      <w:r>
-        <w:rPr>
-          <w:rFonts w:ascii="Arial" w:eastAsia="Times New Roman" w:hAnsi="Arial" w:cs="Arial"/>
-          <w:sz w:val="28"/>
-          <w:szCs w:val="28"/>
-        </w:rPr>
-        <w:t>A category of internet and cloud-based services provides software development tools</w:t>
-      </w:r>
-    </w:p>
-    <w:p>
-      <w:pPr>
-        <w:spacing w:after="0" w:line="276" w:lineRule="auto"/>
-        <w:rPr>
-          <w:rFonts w:ascii="Arial" w:eastAsia="Times New Roman" w:hAnsi="Arial" w:cs="Arial"/>
-          <w:sz w:val="28"/>
-          <w:szCs w:val="28"/>
-        </w:rPr>
-      </w:pPr>
     </w:p>
     <w:p>
       <w:pPr>
         <w:spacing w:line="276" w:lineRule="auto"/>
         <w:rPr>
           <w:rFonts w:ascii="Arial" w:hAnsi="Arial" w:cs="Arial"/>
-          <w:sz w:val="28"/>
-          <w:szCs w:val="28"/>
-        </w:rPr>
-      </w:pPr>
-      <w:r>
-        <w:rPr>
-          <w:rFonts w:ascii="Arial" w:eastAsia="Times New Roman" w:hAnsi="Arial" w:cs="Arial"/>
-          <w:b/>
-          <w:bCs/>
-          <w:sz w:val="28"/>
-          <w:szCs w:val="28"/>
-          <w:highlight w:val="yellow"/>
+          <w:b/>
+          <w:bCs/>
+          <w:color w:val="156082" w:themeColor="accent1"/>
+          <w:sz w:val="28"/>
+          <w:szCs w:val="28"/>
+        </w:rPr>
+      </w:pPr>
+      <w:r>
+        <w:rPr>
+          <w:rFonts w:ascii="Arial" w:hAnsi="Arial" w:cs="Arial"/>
+          <w:b/>
+          <w:bCs/>
+          <w:color w:val="156082" w:themeColor="accent1"/>
+          <w:sz w:val="28"/>
+          <w:szCs w:val="28"/>
         </w:rPr>
         <w:t>Tech Stacks: MERN, MEVN, MEAN, LAMP</w:t>
       </w:r>
@@ -15263,7 +16782,6 @@
           <w:sz w:val="28"/>
           <w:szCs w:val="28"/>
         </w:rPr>
-        <w:lastRenderedPageBreak/>
         <w:t>It consists of:</w:t>
       </w:r>
     </w:p>
@@ -15459,18 +16977,7 @@
           <w:sz w:val="28"/>
           <w:szCs w:val="28"/>
         </w:rPr>
-        <w:t xml:space="preserve"> </w:t>
-      </w:r>
-      <w:r>
-        <w:rPr>
-          <w:rFonts w:ascii="Arial" w:eastAsia="Times New Roman" w:hAnsi="Arial" w:cs="Arial"/>
-          <w:b/>
-          <w:bCs/>
-          <w:sz w:val="28"/>
-          <w:szCs w:val="28"/>
-          <w:highlight w:val="yellow"/>
-        </w:rPr>
-        <w:t>is similar to MEAN</w:t>
+        <w:t xml:space="preserve"> is similar to MEAN</w:t>
       </w:r>
     </w:p>
     <w:p>
@@ -15493,26 +17000,196 @@
           <w:sz w:val="28"/>
           <w:szCs w:val="28"/>
         </w:rPr>
-        <w:t xml:space="preserve">It is like MERN but </w:t>
-      </w:r>
-      <w:r>
-        <w:rPr>
-          <w:rFonts w:ascii="Arial" w:eastAsia="Times New Roman" w:hAnsi="Arial" w:cs="Arial"/>
-          <w:b/>
-          <w:bCs/>
-          <w:sz w:val="28"/>
-          <w:szCs w:val="28"/>
-          <w:highlight w:val="yellow"/>
-        </w:rPr>
-        <w:t>replaces React with Vue.js</w:t>
-      </w:r>
-      <w:r>
-        <w:rPr>
-          <w:rFonts w:ascii="Arial" w:eastAsia="Times New Roman" w:hAnsi="Arial" w:cs="Arial"/>
-          <w:sz w:val="28"/>
-          <w:szCs w:val="28"/>
-        </w:rPr>
-        <w:t>, another JavaScript framework for the frontend.</w:t>
+        <w:t>It consists of:</w:t>
+      </w:r>
+    </w:p>
+    <w:p>
+      <w:pPr>
+        <w:pStyle w:val="ListParagraph"/>
+        <w:numPr>
+          <w:ilvl w:val="2"/>
+          <w:numId w:val="31"/>
+        </w:numPr>
+        <w:spacing w:after="0" w:line="276" w:lineRule="auto"/>
+        <w:rPr>
+          <w:rFonts w:ascii="Arial" w:eastAsia="Times New Roman" w:hAnsi="Arial" w:cs="Arial"/>
+          <w:sz w:val="28"/>
+          <w:szCs w:val="28"/>
+        </w:rPr>
+      </w:pPr>
+      <w:r>
+        <w:rPr>
+          <w:rFonts w:ascii="Arial" w:eastAsia="Times New Roman" w:hAnsi="Arial" w:cs="Arial"/>
+          <w:b/>
+          <w:bCs/>
+          <w:sz w:val="28"/>
+          <w:szCs w:val="28"/>
+        </w:rPr>
+        <w:t>M</w:t>
+      </w:r>
+      <w:r>
+        <w:rPr>
+          <w:rFonts w:ascii="Arial" w:eastAsia="Times New Roman" w:hAnsi="Arial" w:cs="Arial"/>
+          <w:sz w:val="28"/>
+          <w:szCs w:val="28"/>
+        </w:rPr>
+        <w:t>ongoDB – NoSQL database.</w:t>
+      </w:r>
+    </w:p>
+    <w:p>
+      <w:pPr>
+        <w:pStyle w:val="ListParagraph"/>
+        <w:numPr>
+          <w:ilvl w:val="2"/>
+          <w:numId w:val="31"/>
+        </w:numPr>
+        <w:spacing w:after="0" w:line="276" w:lineRule="auto"/>
+        <w:rPr>
+          <w:rFonts w:ascii="Arial" w:eastAsia="Times New Roman" w:hAnsi="Arial" w:cs="Arial"/>
+          <w:sz w:val="28"/>
+          <w:szCs w:val="28"/>
+        </w:rPr>
+      </w:pPr>
+      <w:r>
+        <w:rPr>
+          <w:rFonts w:ascii="Arial" w:eastAsia="Times New Roman" w:hAnsi="Arial" w:cs="Arial"/>
+          <w:b/>
+          <w:bCs/>
+          <w:sz w:val="28"/>
+          <w:szCs w:val="28"/>
+        </w:rPr>
+        <w:t>E</w:t>
+      </w:r>
+      <w:r>
+        <w:rPr>
+          <w:rFonts w:ascii="Arial" w:eastAsia="Times New Roman" w:hAnsi="Arial" w:cs="Arial"/>
+          <w:sz w:val="28"/>
+          <w:szCs w:val="28"/>
+        </w:rPr>
+        <w:t>xpress.js – Backend web framework.</w:t>
+      </w:r>
+    </w:p>
+    <w:p>
+      <w:pPr>
+        <w:pStyle w:val="ListParagraph"/>
+        <w:numPr>
+          <w:ilvl w:val="2"/>
+          <w:numId w:val="31"/>
+        </w:numPr>
+        <w:spacing w:after="0" w:line="276" w:lineRule="auto"/>
+        <w:rPr>
+          <w:rFonts w:ascii="Arial" w:eastAsia="Times New Roman" w:hAnsi="Arial" w:cs="Arial"/>
+          <w:sz w:val="28"/>
+          <w:szCs w:val="28"/>
+        </w:rPr>
+      </w:pPr>
+      <w:r>
+        <w:rPr>
+          <w:rFonts w:ascii="Arial" w:eastAsia="Times New Roman" w:hAnsi="Arial" w:cs="Arial"/>
+          <w:b/>
+          <w:bCs/>
+          <w:sz w:val="28"/>
+          <w:szCs w:val="28"/>
+        </w:rPr>
+        <w:t>V</w:t>
+      </w:r>
+      <w:r>
+        <w:rPr>
+          <w:rFonts w:ascii="Arial" w:eastAsia="Times New Roman" w:hAnsi="Arial" w:cs="Arial"/>
+          <w:sz w:val="28"/>
+          <w:szCs w:val="28"/>
+        </w:rPr>
+        <w:t>ue.js – JavaScript framework for frontend UI.</w:t>
+      </w:r>
+    </w:p>
+    <w:p>
+      <w:pPr>
+        <w:pStyle w:val="ListParagraph"/>
+        <w:numPr>
+          <w:ilvl w:val="2"/>
+          <w:numId w:val="31"/>
+        </w:numPr>
+        <w:spacing w:after="0" w:line="276" w:lineRule="auto"/>
+        <w:rPr>
+          <w:rFonts w:ascii="Arial" w:eastAsia="Times New Roman" w:hAnsi="Arial" w:cs="Arial"/>
+          <w:sz w:val="28"/>
+          <w:szCs w:val="28"/>
+        </w:rPr>
+      </w:pPr>
+      <w:r>
+        <w:rPr>
+          <w:rFonts w:ascii="Arial" w:eastAsia="Times New Roman" w:hAnsi="Arial" w:cs="Arial"/>
+          <w:b/>
+          <w:bCs/>
+          <w:sz w:val="28"/>
+          <w:szCs w:val="28"/>
+        </w:rPr>
+        <w:t>N</w:t>
+      </w:r>
+      <w:r>
+        <w:rPr>
+          <w:rFonts w:ascii="Arial" w:eastAsia="Times New Roman" w:hAnsi="Arial" w:cs="Arial"/>
+          <w:sz w:val="28"/>
+          <w:szCs w:val="28"/>
+        </w:rPr>
+        <w:t>ode.js – JavaScript runtime for server-side execution.</w:t>
+      </w:r>
+    </w:p>
+    <w:p>
+      <w:pPr>
+        <w:spacing w:after="0" w:line="276" w:lineRule="auto"/>
+        <w:rPr>
+          <w:rFonts w:ascii="Arial" w:eastAsia="Times New Roman" w:hAnsi="Arial" w:cs="Arial"/>
+          <w:sz w:val="28"/>
+          <w:szCs w:val="28"/>
+        </w:rPr>
+      </w:pPr>
+    </w:p>
+    <w:p>
+      <w:pPr>
+        <w:pStyle w:val="ListParagraph"/>
+        <w:numPr>
+          <w:ilvl w:val="0"/>
+          <w:numId w:val="8"/>
+        </w:numPr>
+        <w:spacing w:after="0" w:line="276" w:lineRule="auto"/>
+        <w:rPr>
+          <w:rFonts w:ascii="Arial" w:eastAsia="Times New Roman" w:hAnsi="Arial" w:cs="Arial"/>
+          <w:b/>
+          <w:bCs/>
+          <w:sz w:val="28"/>
+          <w:szCs w:val="28"/>
+        </w:rPr>
+      </w:pPr>
+      <w:r>
+        <w:rPr>
+          <w:rFonts w:ascii="Arial" w:eastAsia="Times New Roman" w:hAnsi="Arial" w:cs="Arial"/>
+          <w:b/>
+          <w:bCs/>
+          <w:sz w:val="28"/>
+          <w:szCs w:val="28"/>
+        </w:rPr>
+        <w:t>MEAN Stack (MongoDB, Express.js, Angular, Node.js</w:t>
+      </w:r>
+      <w:r>
+        <w:rPr>
+          <w:rFonts w:ascii="Arial" w:eastAsia="Times New Roman" w:hAnsi="Arial" w:cs="Arial"/>
+          <w:b/>
+          <w:bCs/>
+          <w:sz w:val="28"/>
+          <w:szCs w:val="28"/>
+        </w:rPr>
+        <w:t xml:space="preserve">) is </w:t>
+      </w:r>
+      <w:r>
+        <w:rPr>
+          <w:rFonts w:ascii="Arial" w:eastAsia="Times New Roman" w:hAnsi="Arial" w:cs="Arial"/>
+          <w:b/>
+          <w:bCs/>
+          <w:sz w:val="28"/>
+          <w:szCs w:val="28"/>
+        </w:rPr>
+        <w:t>similar to MEVN</w:t>
       </w:r>
     </w:p>
     <w:p>
@@ -15535,256 +17212,7 @@
           <w:sz w:val="28"/>
           <w:szCs w:val="28"/>
         </w:rPr>
-        <w:t>It consists of:</w:t>
-      </w:r>
-    </w:p>
-    <w:p>
-      <w:pPr>
-        <w:pStyle w:val="ListParagraph"/>
-        <w:numPr>
-          <w:ilvl w:val="2"/>
-          <w:numId w:val="31"/>
-        </w:numPr>
-        <w:spacing w:after="0" w:line="276" w:lineRule="auto"/>
-        <w:rPr>
-          <w:rFonts w:ascii="Arial" w:eastAsia="Times New Roman" w:hAnsi="Arial" w:cs="Arial"/>
-          <w:sz w:val="28"/>
-          <w:szCs w:val="28"/>
-        </w:rPr>
-      </w:pPr>
-      <w:r>
-        <w:rPr>
-          <w:rFonts w:ascii="Arial" w:eastAsia="Times New Roman" w:hAnsi="Arial" w:cs="Arial"/>
-          <w:b/>
-          <w:bCs/>
-          <w:sz w:val="28"/>
-          <w:szCs w:val="28"/>
-        </w:rPr>
-        <w:t>M</w:t>
-      </w:r>
-      <w:r>
-        <w:rPr>
-          <w:rFonts w:ascii="Arial" w:eastAsia="Times New Roman" w:hAnsi="Arial" w:cs="Arial"/>
-          <w:sz w:val="28"/>
-          <w:szCs w:val="28"/>
-        </w:rPr>
-        <w:t>ongoDB – NoSQL database.</w:t>
-      </w:r>
-    </w:p>
-    <w:p>
-      <w:pPr>
-        <w:pStyle w:val="ListParagraph"/>
-        <w:numPr>
-          <w:ilvl w:val="2"/>
-          <w:numId w:val="31"/>
-        </w:numPr>
-        <w:spacing w:after="0" w:line="276" w:lineRule="auto"/>
-        <w:rPr>
-          <w:rFonts w:ascii="Arial" w:eastAsia="Times New Roman" w:hAnsi="Arial" w:cs="Arial"/>
-          <w:sz w:val="28"/>
-          <w:szCs w:val="28"/>
-        </w:rPr>
-      </w:pPr>
-      <w:r>
-        <w:rPr>
-          <w:rFonts w:ascii="Arial" w:eastAsia="Times New Roman" w:hAnsi="Arial" w:cs="Arial"/>
-          <w:b/>
-          <w:bCs/>
-          <w:sz w:val="28"/>
-          <w:szCs w:val="28"/>
-        </w:rPr>
-        <w:t>E</w:t>
-      </w:r>
-      <w:r>
-        <w:rPr>
-          <w:rFonts w:ascii="Arial" w:eastAsia="Times New Roman" w:hAnsi="Arial" w:cs="Arial"/>
-          <w:sz w:val="28"/>
-          <w:szCs w:val="28"/>
-        </w:rPr>
-        <w:t>xpress.js – Backend web framework.</w:t>
-      </w:r>
-    </w:p>
-    <w:p>
-      <w:pPr>
-        <w:pStyle w:val="ListParagraph"/>
-        <w:numPr>
-          <w:ilvl w:val="2"/>
-          <w:numId w:val="31"/>
-        </w:numPr>
-        <w:spacing w:after="0" w:line="276" w:lineRule="auto"/>
-        <w:rPr>
-          <w:rFonts w:ascii="Arial" w:eastAsia="Times New Roman" w:hAnsi="Arial" w:cs="Arial"/>
-          <w:sz w:val="28"/>
-          <w:szCs w:val="28"/>
-        </w:rPr>
-      </w:pPr>
-      <w:r>
-        <w:rPr>
-          <w:rFonts w:ascii="Arial" w:eastAsia="Times New Roman" w:hAnsi="Arial" w:cs="Arial"/>
-          <w:b/>
-          <w:bCs/>
-          <w:sz w:val="28"/>
-          <w:szCs w:val="28"/>
-        </w:rPr>
-        <w:t>V</w:t>
-      </w:r>
-      <w:r>
-        <w:rPr>
-          <w:rFonts w:ascii="Arial" w:eastAsia="Times New Roman" w:hAnsi="Arial" w:cs="Arial"/>
-          <w:sz w:val="28"/>
-          <w:szCs w:val="28"/>
-        </w:rPr>
-        <w:t>ue.js – JavaScript framework for frontend UI.</w:t>
-      </w:r>
-    </w:p>
-    <w:p>
-      <w:pPr>
-        <w:pStyle w:val="ListParagraph"/>
-        <w:numPr>
-          <w:ilvl w:val="2"/>
-          <w:numId w:val="31"/>
-        </w:numPr>
-        <w:spacing w:after="0" w:line="276" w:lineRule="auto"/>
-        <w:rPr>
-          <w:rFonts w:ascii="Arial" w:eastAsia="Times New Roman" w:hAnsi="Arial" w:cs="Arial"/>
-          <w:sz w:val="28"/>
-          <w:szCs w:val="28"/>
-        </w:rPr>
-      </w:pPr>
-      <w:r>
-        <w:rPr>
-          <w:rFonts w:ascii="Arial" w:eastAsia="Times New Roman" w:hAnsi="Arial" w:cs="Arial"/>
-          <w:b/>
-          <w:bCs/>
-          <w:sz w:val="28"/>
-          <w:szCs w:val="28"/>
-        </w:rPr>
-        <w:t>N</w:t>
-      </w:r>
-      <w:r>
-        <w:rPr>
-          <w:rFonts w:ascii="Arial" w:eastAsia="Times New Roman" w:hAnsi="Arial" w:cs="Arial"/>
-          <w:sz w:val="28"/>
-          <w:szCs w:val="28"/>
-        </w:rPr>
-        <w:t>ode.js – JavaScript runtime for server-side execution.</w:t>
-      </w:r>
-    </w:p>
-    <w:p>
-      <w:pPr>
-        <w:spacing w:after="0" w:line="276" w:lineRule="auto"/>
-        <w:rPr>
-          <w:rFonts w:ascii="Arial" w:eastAsia="Times New Roman" w:hAnsi="Arial" w:cs="Arial"/>
-          <w:sz w:val="28"/>
-          <w:szCs w:val="28"/>
-        </w:rPr>
-      </w:pPr>
-    </w:p>
-    <w:p>
-      <w:pPr>
-        <w:pStyle w:val="ListParagraph"/>
-        <w:numPr>
-          <w:ilvl w:val="0"/>
-          <w:numId w:val="8"/>
-        </w:numPr>
-        <w:spacing w:after="0" w:line="276" w:lineRule="auto"/>
-        <w:rPr>
-          <w:rFonts w:ascii="Arial" w:eastAsia="Times New Roman" w:hAnsi="Arial" w:cs="Arial"/>
-          <w:b/>
-          <w:bCs/>
-          <w:sz w:val="28"/>
-          <w:szCs w:val="28"/>
-        </w:rPr>
-      </w:pPr>
-      <w:r>
-        <w:rPr>
-          <w:rFonts w:ascii="Arial" w:eastAsia="Times New Roman" w:hAnsi="Arial" w:cs="Arial"/>
-          <w:b/>
-          <w:bCs/>
-          <w:sz w:val="28"/>
-          <w:szCs w:val="28"/>
-        </w:rPr>
-        <w:t xml:space="preserve">MEAN Stack (MongoDB, Express.js, Angular, Node.js) </w:t>
-      </w:r>
-      <w:r>
-        <w:rPr>
-          <w:rFonts w:ascii="Arial" w:eastAsia="Times New Roman" w:hAnsi="Arial" w:cs="Arial"/>
-          <w:b/>
-          <w:bCs/>
-          <w:sz w:val="28"/>
-          <w:szCs w:val="28"/>
-          <w:highlight w:val="yellow"/>
-        </w:rPr>
-        <w:t xml:space="preserve">is </w:t>
-      </w:r>
-      <w:proofErr w:type="gramStart"/>
-      <w:r>
-        <w:rPr>
-          <w:rFonts w:ascii="Arial" w:eastAsia="Times New Roman" w:hAnsi="Arial" w:cs="Arial"/>
-          <w:b/>
-          <w:bCs/>
-          <w:sz w:val="28"/>
-          <w:szCs w:val="28"/>
-          <w:highlight w:val="yellow"/>
-        </w:rPr>
-        <w:t>similar to</w:t>
-      </w:r>
-      <w:proofErr w:type="gramEnd"/>
-      <w:r>
-        <w:rPr>
-          <w:rFonts w:ascii="Arial" w:eastAsia="Times New Roman" w:hAnsi="Arial" w:cs="Arial"/>
-          <w:b/>
-          <w:bCs/>
-          <w:sz w:val="28"/>
-          <w:szCs w:val="28"/>
-          <w:highlight w:val="yellow"/>
-        </w:rPr>
-        <w:t xml:space="preserve"> MEVN</w:t>
-      </w:r>
-    </w:p>
-    <w:p>
-      <w:pPr>
-        <w:pStyle w:val="ListParagraph"/>
-        <w:numPr>
-          <w:ilvl w:val="1"/>
-          <w:numId w:val="8"/>
-        </w:numPr>
-        <w:spacing w:after="0" w:line="276" w:lineRule="auto"/>
-        <w:rPr>
-          <w:rFonts w:ascii="Arial" w:eastAsia="Times New Roman" w:hAnsi="Arial" w:cs="Arial"/>
-          <w:sz w:val="28"/>
-          <w:szCs w:val="28"/>
-        </w:rPr>
-      </w:pPr>
-      <w:r>
-        <w:rPr>
-          <w:rFonts w:ascii="Arial" w:eastAsia="Times New Roman" w:hAnsi="Arial" w:cs="Arial"/>
-          <w:sz w:val="28"/>
-          <w:szCs w:val="28"/>
-        </w:rPr>
-        <w:t>It is a full JavaScript stack for building dynamic web applications.</w:t>
-      </w:r>
-    </w:p>
-    <w:p>
-      <w:pPr>
-        <w:pStyle w:val="ListParagraph"/>
-        <w:numPr>
-          <w:ilvl w:val="1"/>
-          <w:numId w:val="8"/>
-        </w:numPr>
-        <w:spacing w:after="0" w:line="276" w:lineRule="auto"/>
-        <w:rPr>
-          <w:rFonts w:ascii="Arial" w:eastAsia="Times New Roman" w:hAnsi="Arial" w:cs="Arial"/>
-          <w:sz w:val="28"/>
-          <w:szCs w:val="28"/>
-        </w:rPr>
-      </w:pPr>
-      <w:r>
-        <w:rPr>
-          <w:rFonts w:ascii="Arial" w:eastAsia="Times New Roman" w:hAnsi="Arial" w:cs="Arial"/>
-          <w:sz w:val="28"/>
-          <w:szCs w:val="28"/>
-        </w:rPr>
+        <w:lastRenderedPageBreak/>
         <w:t xml:space="preserve">It </w:t>
       </w:r>
       <w:r>
@@ -15995,29 +17423,6 @@
           <w:sz w:val="28"/>
           <w:szCs w:val="28"/>
         </w:rPr>
-        <w:t xml:space="preserve">It is a traditional open-source web stack used for backend-heavy applications. </w:t>
-      </w:r>
-    </w:p>
-    <w:p>
-      <w:pPr>
-        <w:pStyle w:val="ListParagraph"/>
-        <w:numPr>
-          <w:ilvl w:val="1"/>
-          <w:numId w:val="8"/>
-        </w:numPr>
-        <w:spacing w:after="0" w:line="276" w:lineRule="auto"/>
-        <w:rPr>
-          <w:rFonts w:ascii="Arial" w:eastAsia="Times New Roman" w:hAnsi="Arial" w:cs="Arial"/>
-          <w:sz w:val="28"/>
-          <w:szCs w:val="28"/>
-        </w:rPr>
-      </w:pPr>
-      <w:r>
-        <w:rPr>
-          <w:rFonts w:ascii="Arial" w:eastAsia="Times New Roman" w:hAnsi="Arial" w:cs="Arial"/>
-          <w:sz w:val="28"/>
-          <w:szCs w:val="28"/>
-        </w:rPr>
         <w:t>It consists of:</w:t>
       </w:r>
     </w:p>
@@ -16109,7 +17514,6 @@
           <w:sz w:val="28"/>
           <w:szCs w:val="28"/>
         </w:rPr>
-        <w:lastRenderedPageBreak/>
         <w:t>M</w:t>
       </w:r>
       <w:r>
@@ -16195,16 +17599,6 @@
         </w:rPr>
         <w:t xml:space="preserve">Malware Types </w:t>
       </w:r>
-    </w:p>
-    <w:p>
-      <w:pPr>
-        <w:spacing w:after="0" w:line="276" w:lineRule="auto"/>
-        <w:rPr>
-          <w:rFonts w:ascii="Arial" w:eastAsia="Times New Roman" w:hAnsi="Arial" w:cs="Arial"/>
-          <w:sz w:val="28"/>
-          <w:szCs w:val="28"/>
-        </w:rPr>
-      </w:pPr>
     </w:p>
     <w:p>
       <w:pPr>
@@ -16250,7 +17644,7 @@
         </w:trPr>
         <w:tc>
           <w:tcPr>
-            <w:tcW w:w="1845" w:type="dxa"/>
+            <w:tcW w:w="1843" w:type="dxa"/>
             <w:vAlign w:val="center"/>
             <w:hideMark/>
           </w:tcPr>
@@ -16279,7 +17673,7 @@
         </w:tc>
         <w:tc>
           <w:tcPr>
-            <w:tcW w:w="2298" w:type="dxa"/>
+            <w:tcW w:w="2180" w:type="dxa"/>
             <w:vAlign w:val="center"/>
             <w:hideMark/>
           </w:tcPr>
@@ -16308,7 +17702,7 @@
         </w:tc>
         <w:tc>
           <w:tcPr>
-            <w:tcW w:w="1375" w:type="dxa"/>
+            <w:tcW w:w="1522" w:type="dxa"/>
             <w:vAlign w:val="center"/>
             <w:hideMark/>
           </w:tcPr>
@@ -16400,7 +17794,7 @@
         </w:trPr>
         <w:tc>
           <w:tcPr>
-            <w:tcW w:w="1845" w:type="dxa"/>
+            <w:tcW w:w="1843" w:type="dxa"/>
             <w:vAlign w:val="center"/>
             <w:hideMark/>
           </w:tcPr>
@@ -16427,7 +17821,7 @@
         </w:tc>
         <w:tc>
           <w:tcPr>
-            <w:tcW w:w="2298" w:type="dxa"/>
+            <w:tcW w:w="2180" w:type="dxa"/>
             <w:vAlign w:val="center"/>
             <w:hideMark/>
           </w:tcPr>
@@ -16452,7 +17846,7 @@
         </w:tc>
         <w:tc>
           <w:tcPr>
-            <w:tcW w:w="1375" w:type="dxa"/>
+            <w:tcW w:w="1522" w:type="dxa"/>
             <w:vAlign w:val="center"/>
             <w:hideMark/>
           </w:tcPr>
@@ -16532,7 +17926,7 @@
         </w:trPr>
         <w:tc>
           <w:tcPr>
-            <w:tcW w:w="1845" w:type="dxa"/>
+            <w:tcW w:w="1843" w:type="dxa"/>
             <w:vAlign w:val="center"/>
             <w:hideMark/>
           </w:tcPr>
@@ -16559,7 +17953,7 @@
         </w:tc>
         <w:tc>
           <w:tcPr>
-            <w:tcW w:w="2298" w:type="dxa"/>
+            <w:tcW w:w="2180" w:type="dxa"/>
             <w:vAlign w:val="center"/>
             <w:hideMark/>
           </w:tcPr>
@@ -16584,7 +17978,7 @@
         </w:tc>
         <w:tc>
           <w:tcPr>
-            <w:tcW w:w="1375" w:type="dxa"/>
+            <w:tcW w:w="1522" w:type="dxa"/>
             <w:vAlign w:val="center"/>
             <w:hideMark/>
           </w:tcPr>
@@ -16664,7 +18058,7 @@
         </w:trPr>
         <w:tc>
           <w:tcPr>
-            <w:tcW w:w="1845" w:type="dxa"/>
+            <w:tcW w:w="1843" w:type="dxa"/>
             <w:vAlign w:val="center"/>
             <w:hideMark/>
           </w:tcPr>
@@ -16691,7 +18085,7 @@
         </w:tc>
         <w:tc>
           <w:tcPr>
-            <w:tcW w:w="2298" w:type="dxa"/>
+            <w:tcW w:w="2180" w:type="dxa"/>
             <w:vAlign w:val="center"/>
             <w:hideMark/>
           </w:tcPr>
@@ -16716,7 +18110,7 @@
         </w:tc>
         <w:tc>
           <w:tcPr>
-            <w:tcW w:w="1375" w:type="dxa"/>
+            <w:tcW w:w="1522" w:type="dxa"/>
             <w:vAlign w:val="center"/>
             <w:hideMark/>
           </w:tcPr>
@@ -16806,7 +18200,208 @@
         </w:trPr>
         <w:tc>
           <w:tcPr>
-            <w:tcW w:w="1845" w:type="dxa"/>
+            <w:tcW w:w="1843" w:type="dxa"/>
+            <w:vAlign w:val="center"/>
+          </w:tcPr>
+          <w:p>
+            <w:pPr>
+              <w:spacing w:after="0" w:line="276" w:lineRule="auto"/>
+              <w:rPr>
+                <w:rFonts w:ascii="Arial" w:eastAsia="Times New Roman" w:hAnsi="Arial" w:cs="Arial"/>
+                <w:b/>
+                <w:bCs/>
+                <w:sz w:val="28"/>
+                <w:szCs w:val="28"/>
+              </w:rPr>
+            </w:pPr>
+            <w:r>
+              <w:rPr>
+                <w:rFonts w:ascii="Arial" w:eastAsia="Times New Roman" w:hAnsi="Arial" w:cs="Arial"/>
+                <w:b/>
+                <w:bCs/>
+                <w:sz w:val="28"/>
+                <w:szCs w:val="28"/>
+              </w:rPr>
+              <w:t>Macro Virus</w:t>
+            </w:r>
+          </w:p>
+        </w:tc>
+        <w:tc>
+          <w:tcPr>
+            <w:tcW w:w="2180" w:type="dxa"/>
+            <w:vAlign w:val="center"/>
+          </w:tcPr>
+          <w:p>
+            <w:pPr>
+              <w:spacing w:after="0" w:line="276" w:lineRule="auto"/>
+              <w:rPr>
+                <w:rFonts w:ascii="Arial" w:eastAsia="Times New Roman" w:hAnsi="Arial" w:cs="Arial"/>
+                <w:sz w:val="28"/>
+                <w:szCs w:val="28"/>
+              </w:rPr>
+            </w:pPr>
+            <w:r>
+              <w:rPr>
+                <w:rFonts w:ascii="Arial" w:eastAsia="Times New Roman" w:hAnsi="Arial" w:cs="Arial"/>
+                <w:sz w:val="28"/>
+                <w:szCs w:val="28"/>
+              </w:rPr>
+              <w:t xml:space="preserve">A type of malware written </w:t>
+            </w:r>
+            <w:r>
+              <w:rPr>
+                <w:rFonts w:ascii="Arial" w:eastAsia="Times New Roman" w:hAnsi="Arial" w:cs="Arial"/>
+                <w:sz w:val="28"/>
+                <w:szCs w:val="28"/>
+              </w:rPr>
+              <w:lastRenderedPageBreak/>
+              <w:t>for document files</w:t>
+            </w:r>
+            <w:r>
+              <w:rPr>
+                <w:rFonts w:ascii="Arial" w:eastAsia="Times New Roman" w:hAnsi="Arial" w:cs="Arial"/>
+                <w:sz w:val="28"/>
+                <w:szCs w:val="28"/>
+              </w:rPr>
+              <w:t xml:space="preserve"> such</w:t>
+            </w:r>
+            <w:r>
+              <w:rPr>
+                <w:rFonts w:ascii="Arial" w:eastAsia="Times New Roman" w:hAnsi="Arial" w:cs="Arial"/>
+                <w:sz w:val="28"/>
+                <w:szCs w:val="28"/>
+              </w:rPr>
+              <w:t xml:space="preserve"> Microsoft Word or Excel that automatically executes when the host document is opened</w:t>
+            </w:r>
+            <w:r>
+              <w:rPr>
+                <w:rFonts w:ascii="Arial" w:eastAsia="Times New Roman" w:hAnsi="Arial" w:cs="Arial"/>
+                <w:sz w:val="28"/>
+                <w:szCs w:val="28"/>
+              </w:rPr>
+              <w:t>.</w:t>
+            </w:r>
+          </w:p>
+        </w:tc>
+        <w:tc>
+          <w:tcPr>
+            <w:tcW w:w="1522" w:type="dxa"/>
+            <w:vAlign w:val="center"/>
+          </w:tcPr>
+          <w:p>
+            <w:pPr>
+              <w:spacing w:after="0" w:line="276" w:lineRule="auto"/>
+              <w:rPr>
+                <w:rFonts w:ascii="Arial" w:eastAsia="Times New Roman" w:hAnsi="Arial" w:cs="Arial"/>
+                <w:sz w:val="28"/>
+                <w:szCs w:val="28"/>
+              </w:rPr>
+            </w:pPr>
+            <w:r>
+              <w:rPr>
+                <w:rFonts w:ascii="Arial" w:eastAsia="Times New Roman" w:hAnsi="Arial" w:cs="Arial"/>
+                <w:sz w:val="28"/>
+                <w:szCs w:val="28"/>
+              </w:rPr>
+              <w:lastRenderedPageBreak/>
+              <w:t xml:space="preserve">Attaches itself to </w:t>
+            </w:r>
+            <w:r>
+              <w:rPr>
+                <w:rFonts w:ascii="Arial" w:eastAsia="Times New Roman" w:hAnsi="Arial" w:cs="Arial"/>
+                <w:sz w:val="28"/>
+                <w:szCs w:val="28"/>
+              </w:rPr>
+              <w:lastRenderedPageBreak/>
+              <w:t>document templates and macros rather than executable files; activates when the file is opened and macros are enabled</w:t>
+            </w:r>
+          </w:p>
+        </w:tc>
+        <w:tc>
+          <w:tcPr>
+            <w:tcW w:w="0" w:type="auto"/>
+            <w:vAlign w:val="center"/>
+          </w:tcPr>
+          <w:p>
+            <w:pPr>
+              <w:spacing w:after="0" w:line="276" w:lineRule="auto"/>
+              <w:rPr>
+                <w:rFonts w:ascii="Arial" w:eastAsia="Times New Roman" w:hAnsi="Arial" w:cs="Arial"/>
+                <w:sz w:val="28"/>
+                <w:szCs w:val="28"/>
+              </w:rPr>
+            </w:pPr>
+            <w:r>
+              <w:rPr>
+                <w:rFonts w:ascii="Arial" w:eastAsia="Times New Roman" w:hAnsi="Arial" w:cs="Arial"/>
+                <w:sz w:val="28"/>
+                <w:szCs w:val="28"/>
+              </w:rPr>
+              <w:lastRenderedPageBreak/>
+              <w:t xml:space="preserve">Spreads through </w:t>
+            </w:r>
+            <w:r>
+              <w:rPr>
+                <w:rFonts w:ascii="Arial" w:eastAsia="Times New Roman" w:hAnsi="Arial" w:cs="Arial"/>
+                <w:sz w:val="28"/>
+                <w:szCs w:val="28"/>
+              </w:rPr>
+              <w:lastRenderedPageBreak/>
+              <w:t>infected email attachments, shared documents, or downloaded files; often relies on social engineering to trick users into enabling macros.</w:t>
+            </w:r>
+          </w:p>
+        </w:tc>
+        <w:tc>
+          <w:tcPr>
+            <w:tcW w:w="0" w:type="auto"/>
+            <w:vAlign w:val="center"/>
+          </w:tcPr>
+          <w:p>
+            <w:pPr>
+              <w:rPr>
+                <w:rFonts w:ascii="Arial" w:eastAsia="Times New Roman" w:hAnsi="Arial" w:cs="Arial"/>
+                <w:sz w:val="28"/>
+                <w:szCs w:val="28"/>
+              </w:rPr>
+            </w:pPr>
+            <w:r>
+              <w:rPr>
+                <w:rFonts w:ascii="Arial" w:eastAsia="Times New Roman" w:hAnsi="Arial" w:cs="Arial"/>
+                <w:sz w:val="28"/>
+                <w:szCs w:val="28"/>
+              </w:rPr>
+              <w:lastRenderedPageBreak/>
+              <w:t xml:space="preserve">Melissa virus (1999) </w:t>
+            </w:r>
+            <w:r>
+              <w:rPr>
+                <w:rFonts w:ascii="Arial" w:eastAsia="Times New Roman" w:hAnsi="Arial" w:cs="Arial"/>
+                <w:sz w:val="28"/>
+                <w:szCs w:val="28"/>
+              </w:rPr>
+              <w:lastRenderedPageBreak/>
+              <w:t>spread via infected Word documents attached to emails, which mass-emailed itself to contacts once opened.</w:t>
+            </w:r>
+          </w:p>
+          <w:p>
+            <w:pPr>
+              <w:spacing w:after="0" w:line="276" w:lineRule="auto"/>
+              <w:rPr>
+                <w:rFonts w:ascii="Arial" w:eastAsia="Times New Roman" w:hAnsi="Arial" w:cs="Arial"/>
+                <w:sz w:val="28"/>
+                <w:szCs w:val="28"/>
+              </w:rPr>
+            </w:pPr>
+          </w:p>
+        </w:tc>
+      </w:tr>
+      <w:tr>
+        <w:trPr>
+          <w:tblCellSpacing w:w="15" w:type="dxa"/>
+        </w:trPr>
+        <w:tc>
+          <w:tcPr>
+            <w:tcW w:w="1843" w:type="dxa"/>
             <w:vAlign w:val="center"/>
             <w:hideMark/>
           </w:tcPr>
@@ -16827,13 +18422,14 @@
                 <w:sz w:val="28"/>
                 <w:szCs w:val="28"/>
               </w:rPr>
+              <w:lastRenderedPageBreak/>
               <w:t>Ransomware</w:t>
             </w:r>
           </w:p>
         </w:tc>
         <w:tc>
           <w:tcPr>
-            <w:tcW w:w="2298" w:type="dxa"/>
+            <w:tcW w:w="2180" w:type="dxa"/>
             <w:vAlign w:val="center"/>
             <w:hideMark/>
           </w:tcPr>
@@ -16874,7 +18470,7 @@
         </w:tc>
         <w:tc>
           <w:tcPr>
-            <w:tcW w:w="1375" w:type="dxa"/>
+            <w:tcW w:w="1522" w:type="dxa"/>
             <w:vAlign w:val="center"/>
             <w:hideMark/>
           </w:tcPr>
@@ -16964,7 +18560,7 @@
         </w:trPr>
         <w:tc>
           <w:tcPr>
-            <w:tcW w:w="1845" w:type="dxa"/>
+            <w:tcW w:w="1843" w:type="dxa"/>
             <w:vAlign w:val="center"/>
             <w:hideMark/>
           </w:tcPr>
@@ -16991,7 +18587,7 @@
         </w:tc>
         <w:tc>
           <w:tcPr>
-            <w:tcW w:w="2298" w:type="dxa"/>
+            <w:tcW w:w="2180" w:type="dxa"/>
             <w:vAlign w:val="center"/>
             <w:hideMark/>
           </w:tcPr>
@@ -17016,7 +18612,7 @@
         </w:tc>
         <w:tc>
           <w:tcPr>
-            <w:tcW w:w="1375" w:type="dxa"/>
+            <w:tcW w:w="1522" w:type="dxa"/>
             <w:vAlign w:val="center"/>
             <w:hideMark/>
           </w:tcPr>
@@ -17096,7 +18692,7 @@
         </w:trPr>
         <w:tc>
           <w:tcPr>
-            <w:tcW w:w="1845" w:type="dxa"/>
+            <w:tcW w:w="1843" w:type="dxa"/>
             <w:vAlign w:val="center"/>
           </w:tcPr>
           <w:p>
@@ -17134,7 +18730,7 @@
         </w:tc>
         <w:tc>
           <w:tcPr>
-            <w:tcW w:w="2298" w:type="dxa"/>
+            <w:tcW w:w="2180" w:type="dxa"/>
             <w:vAlign w:val="center"/>
           </w:tcPr>
           <w:p>
@@ -17152,22 +18748,13 @@
                 <w:sz w:val="28"/>
                 <w:szCs w:val="28"/>
               </w:rPr>
-              <w:t xml:space="preserve">Virus that hides its presence by </w:t>
-            </w:r>
-            <w:r>
-              <w:rPr>
-                <w:rFonts w:ascii="Arial" w:eastAsia="Times New Roman" w:hAnsi="Arial" w:cs="Arial"/>
-                <w:sz w:val="28"/>
-                <w:szCs w:val="28"/>
-              </w:rPr>
-              <w:lastRenderedPageBreak/>
-              <w:t>manipulating system functions during detection</w:t>
+              <w:t>Virus that hides its presence by manipulating system functions during detection</w:t>
             </w:r>
           </w:p>
         </w:tc>
         <w:tc>
           <w:tcPr>
-            <w:tcW w:w="1375" w:type="dxa"/>
+            <w:tcW w:w="1522" w:type="dxa"/>
             <w:vAlign w:val="center"/>
           </w:tcPr>
           <w:p>
@@ -17185,7 +18772,6 @@
                 <w:sz w:val="28"/>
                 <w:szCs w:val="28"/>
               </w:rPr>
-              <w:lastRenderedPageBreak/>
               <w:t>Conceals infection</w:t>
             </w:r>
           </w:p>
@@ -17210,16 +18796,7 @@
                 <w:sz w:val="28"/>
                 <w:szCs w:val="28"/>
               </w:rPr>
-              <w:t xml:space="preserve">User action (opening </w:t>
-            </w:r>
-            <w:r>
-              <w:rPr>
-                <w:rFonts w:ascii="Arial" w:eastAsia="Times New Roman" w:hAnsi="Arial" w:cs="Arial"/>
-                <w:sz w:val="28"/>
-                <w:szCs w:val="28"/>
-              </w:rPr>
-              <w:lastRenderedPageBreak/>
-              <w:t>infected file/program)</w:t>
+              <w:t>User action (opening infected file/program)</w:t>
             </w:r>
           </w:p>
         </w:tc>
@@ -17243,7 +18820,6 @@
                 <w:sz w:val="28"/>
                 <w:szCs w:val="28"/>
               </w:rPr>
-              <w:lastRenderedPageBreak/>
               <w:t>Frodo (4096), Whale</w:t>
             </w:r>
           </w:p>
@@ -17255,7 +18831,7 @@
         </w:trPr>
         <w:tc>
           <w:tcPr>
-            <w:tcW w:w="1845" w:type="dxa"/>
+            <w:tcW w:w="1843" w:type="dxa"/>
             <w:vAlign w:val="center"/>
             <w:hideMark/>
           </w:tcPr>
@@ -17276,13 +18852,14 @@
                 <w:sz w:val="28"/>
                 <w:szCs w:val="28"/>
               </w:rPr>
+              <w:lastRenderedPageBreak/>
               <w:t>Spyware / Keylogger</w:t>
             </w:r>
           </w:p>
         </w:tc>
         <w:tc>
           <w:tcPr>
-            <w:tcW w:w="2298" w:type="dxa"/>
+            <w:tcW w:w="2180" w:type="dxa"/>
             <w:vAlign w:val="center"/>
             <w:hideMark/>
           </w:tcPr>
@@ -17307,7 +18884,7 @@
         </w:tc>
         <w:tc>
           <w:tcPr>
-            <w:tcW w:w="1375" w:type="dxa"/>
+            <w:tcW w:w="1522" w:type="dxa"/>
             <w:vAlign w:val="center"/>
             <w:hideMark/>
           </w:tcPr>
@@ -17387,7 +18964,7 @@
         </w:trPr>
         <w:tc>
           <w:tcPr>
-            <w:tcW w:w="1845" w:type="dxa"/>
+            <w:tcW w:w="1843" w:type="dxa"/>
             <w:vAlign w:val="center"/>
             <w:hideMark/>
           </w:tcPr>
@@ -17414,7 +18991,7 @@
         </w:tc>
         <w:tc>
           <w:tcPr>
-            <w:tcW w:w="2298" w:type="dxa"/>
+            <w:tcW w:w="2180" w:type="dxa"/>
             <w:vAlign w:val="center"/>
             <w:hideMark/>
           </w:tcPr>
@@ -17439,7 +19016,7 @@
         </w:tc>
         <w:tc>
           <w:tcPr>
-            <w:tcW w:w="1375" w:type="dxa"/>
+            <w:tcW w:w="1522" w:type="dxa"/>
             <w:vAlign w:val="center"/>
             <w:hideMark/>
           </w:tcPr>
@@ -17535,7 +19112,7 @@
       </w:pPr>
     </w:p>
     <w:sectPr>
-      <w:headerReference w:type="default" r:id="rId10"/>
+      <w:headerReference w:type="default" r:id="rId12"/>
       <w:pgSz w:w="12240" w:h="15840"/>
       <w:pgMar w:top="1440" w:right="1440" w:bottom="1440" w:left="1440" w:header="720" w:footer="720" w:gutter="0"/>
       <w:cols w:space="720"/>
@@ -19891,6 +21468,155 @@
     </w:lvl>
   </w:abstractNum>
   <w:abstractNum w:abstractNumId="19" w15:restartNumberingAfterBreak="0">
+    <w:nsid w:val="47350419"/>
+    <w:multiLevelType w:val="multilevel"/>
+    <w:tmpl w:val="EA70732C"/>
+    <w:lvl w:ilvl="0">
+      <w:start w:val="1"/>
+      <w:numFmt w:val="bullet"/>
+      <w:lvlText w:val=""/>
+      <w:lvlJc w:val="left"/>
+      <w:pPr>
+        <w:tabs>
+          <w:tab w:val="num" w:pos="720"/>
+        </w:tabs>
+        <w:ind w:left="720" w:hanging="360"/>
+      </w:pPr>
+      <w:rPr>
+        <w:rFonts w:ascii="Symbol" w:hAnsi="Symbol" w:hint="default"/>
+        <w:sz w:val="20"/>
+      </w:rPr>
+    </w:lvl>
+    <w:lvl w:ilvl="1" w:tentative="1">
+      <w:start w:val="1"/>
+      <w:numFmt w:val="bullet"/>
+      <w:lvlText w:val="o"/>
+      <w:lvlJc w:val="left"/>
+      <w:pPr>
+        <w:tabs>
+          <w:tab w:val="num" w:pos="1440"/>
+        </w:tabs>
+        <w:ind w:left="1440" w:hanging="360"/>
+      </w:pPr>
+      <w:rPr>
+        <w:rFonts w:ascii="Courier New" w:hAnsi="Courier New" w:hint="default"/>
+        <w:sz w:val="20"/>
+      </w:rPr>
+    </w:lvl>
+    <w:lvl w:ilvl="2" w:tentative="1">
+      <w:start w:val="1"/>
+      <w:numFmt w:val="bullet"/>
+      <w:lvlText w:val=""/>
+      <w:lvlJc w:val="left"/>
+      <w:pPr>
+        <w:tabs>
+          <w:tab w:val="num" w:pos="2160"/>
+        </w:tabs>
+        <w:ind w:left="2160" w:hanging="360"/>
+      </w:pPr>
+      <w:rPr>
+        <w:rFonts w:ascii="Wingdings" w:hAnsi="Wingdings" w:hint="default"/>
+        <w:sz w:val="20"/>
+      </w:rPr>
+    </w:lvl>
+    <w:lvl w:ilvl="3" w:tentative="1">
+      <w:start w:val="1"/>
+      <w:numFmt w:val="bullet"/>
+      <w:lvlText w:val=""/>
+      <w:lvlJc w:val="left"/>
+      <w:pPr>
+        <w:tabs>
+          <w:tab w:val="num" w:pos="2880"/>
+        </w:tabs>
+        <w:ind w:left="2880" w:hanging="360"/>
+      </w:pPr>
+      <w:rPr>
+        <w:rFonts w:ascii="Wingdings" w:hAnsi="Wingdings" w:hint="default"/>
+        <w:sz w:val="20"/>
+      </w:rPr>
+    </w:lvl>
+    <w:lvl w:ilvl="4" w:tentative="1">
+      <w:start w:val="1"/>
+      <w:numFmt w:val="bullet"/>
+      <w:lvlText w:val=""/>
+      <w:lvlJc w:val="left"/>
+      <w:pPr>
+        <w:tabs>
+          <w:tab w:val="num" w:pos="3600"/>
+        </w:tabs>
+        <w:ind w:left="3600" w:hanging="360"/>
+      </w:pPr>
+      <w:rPr>
+        <w:rFonts w:ascii="Wingdings" w:hAnsi="Wingdings" w:hint="default"/>
+        <w:sz w:val="20"/>
+      </w:rPr>
+    </w:lvl>
+    <w:lvl w:ilvl="5" w:tentative="1">
+      <w:start w:val="1"/>
+      <w:numFmt w:val="bullet"/>
+      <w:lvlText w:val=""/>
+      <w:lvlJc w:val="left"/>
+      <w:pPr>
+        <w:tabs>
+          <w:tab w:val="num" w:pos="4320"/>
+        </w:tabs>
+        <w:ind w:left="4320" w:hanging="360"/>
+      </w:pPr>
+      <w:rPr>
+        <w:rFonts w:ascii="Wingdings" w:hAnsi="Wingdings" w:hint="default"/>
+        <w:sz w:val="20"/>
+      </w:rPr>
+    </w:lvl>
+    <w:lvl w:ilvl="6" w:tentative="1">
+      <w:start w:val="1"/>
+      <w:numFmt w:val="bullet"/>
+      <w:lvlText w:val=""/>
+      <w:lvlJc w:val="left"/>
+      <w:pPr>
+        <w:tabs>
+          <w:tab w:val="num" w:pos="5040"/>
+        </w:tabs>
+        <w:ind w:left="5040" w:hanging="360"/>
+      </w:pPr>
+      <w:rPr>
+        <w:rFonts w:ascii="Wingdings" w:hAnsi="Wingdings" w:hint="default"/>
+        <w:sz w:val="20"/>
+      </w:rPr>
+    </w:lvl>
+    <w:lvl w:ilvl="7" w:tentative="1">
+      <w:start w:val="1"/>
+      <w:numFmt w:val="bullet"/>
+      <w:lvlText w:val=""/>
+      <w:lvlJc w:val="left"/>
+      <w:pPr>
+        <w:tabs>
+          <w:tab w:val="num" w:pos="5760"/>
+        </w:tabs>
+        <w:ind w:left="5760" w:hanging="360"/>
+      </w:pPr>
+      <w:rPr>
+        <w:rFonts w:ascii="Wingdings" w:hAnsi="Wingdings" w:hint="default"/>
+        <w:sz w:val="20"/>
+      </w:rPr>
+    </w:lvl>
+    <w:lvl w:ilvl="8" w:tentative="1">
+      <w:start w:val="1"/>
+      <w:numFmt w:val="bullet"/>
+      <w:lvlText w:val=""/>
+      <w:lvlJc w:val="left"/>
+      <w:pPr>
+        <w:tabs>
+          <w:tab w:val="num" w:pos="6480"/>
+        </w:tabs>
+        <w:ind w:left="6480" w:hanging="360"/>
+      </w:pPr>
+      <w:rPr>
+        <w:rFonts w:ascii="Wingdings" w:hAnsi="Wingdings" w:hint="default"/>
+        <w:sz w:val="20"/>
+      </w:rPr>
+    </w:lvl>
+  </w:abstractNum>
+  <w:abstractNum w:abstractNumId="20" w15:restartNumberingAfterBreak="0">
     <w:nsid w:val="47A00685"/>
     <w:multiLevelType w:val="hybridMultilevel"/>
     <w:tmpl w:val="61B83626"/>
@@ -20003,7 +21729,7 @@
       </w:rPr>
     </w:lvl>
   </w:abstractNum>
-  <w:abstractNum w:abstractNumId="20" w15:restartNumberingAfterBreak="0">
+  <w:abstractNum w:abstractNumId="21" w15:restartNumberingAfterBreak="0">
     <w:nsid w:val="4B2349D6"/>
     <w:multiLevelType w:val="multilevel"/>
     <w:tmpl w:val="A81E1C5C"/>
@@ -20152,7 +21878,7 @@
       </w:rPr>
     </w:lvl>
   </w:abstractNum>
-  <w:abstractNum w:abstractNumId="21" w15:restartNumberingAfterBreak="0">
+  <w:abstractNum w:abstractNumId="22" w15:restartNumberingAfterBreak="0">
     <w:nsid w:val="4E7BDED1"/>
     <w:multiLevelType w:val="hybridMultilevel"/>
     <w:tmpl w:val="FFFFFFFF"/>
@@ -20265,7 +21991,7 @@
       </w:rPr>
     </w:lvl>
   </w:abstractNum>
-  <w:abstractNum w:abstractNumId="22" w15:restartNumberingAfterBreak="0">
+  <w:abstractNum w:abstractNumId="23" w15:restartNumberingAfterBreak="0">
     <w:nsid w:val="52090D1E"/>
     <w:multiLevelType w:val="hybridMultilevel"/>
     <w:tmpl w:val="80BE7B96"/>
@@ -20378,7 +22104,7 @@
       </w:rPr>
     </w:lvl>
   </w:abstractNum>
-  <w:abstractNum w:abstractNumId="23" w15:restartNumberingAfterBreak="0">
+  <w:abstractNum w:abstractNumId="24" w15:restartNumberingAfterBreak="0">
     <w:nsid w:val="54D072DC"/>
     <w:multiLevelType w:val="multilevel"/>
     <w:tmpl w:val="595ECA68"/>
@@ -20527,7 +22253,7 @@
       </w:rPr>
     </w:lvl>
   </w:abstractNum>
-  <w:abstractNum w:abstractNumId="24" w15:restartNumberingAfterBreak="0">
+  <w:abstractNum w:abstractNumId="25" w15:restartNumberingAfterBreak="0">
     <w:nsid w:val="5AFCF2C8"/>
     <w:multiLevelType w:val="hybridMultilevel"/>
     <w:tmpl w:val="FFFFFFFF"/>
@@ -20640,7 +22366,7 @@
       </w:rPr>
     </w:lvl>
   </w:abstractNum>
-  <w:abstractNum w:abstractNumId="25" w15:restartNumberingAfterBreak="0">
+  <w:abstractNum w:abstractNumId="26" w15:restartNumberingAfterBreak="0">
     <w:nsid w:val="5B70C025"/>
     <w:multiLevelType w:val="hybridMultilevel"/>
     <w:tmpl w:val="A2BCACF8"/>
@@ -20753,7 +22479,7 @@
       </w:rPr>
     </w:lvl>
   </w:abstractNum>
-  <w:abstractNum w:abstractNumId="26" w15:restartNumberingAfterBreak="0">
+  <w:abstractNum w:abstractNumId="27" w15:restartNumberingAfterBreak="0">
     <w:nsid w:val="5E482786"/>
     <w:multiLevelType w:val="multilevel"/>
     <w:tmpl w:val="D7EADCAC"/>
@@ -20902,7 +22628,7 @@
       </w:rPr>
     </w:lvl>
   </w:abstractNum>
-  <w:abstractNum w:abstractNumId="27" w15:restartNumberingAfterBreak="0">
+  <w:abstractNum w:abstractNumId="28" w15:restartNumberingAfterBreak="0">
     <w:nsid w:val="60A618B3"/>
     <w:multiLevelType w:val="hybridMultilevel"/>
     <w:tmpl w:val="FFFFFFFF"/>
@@ -21015,7 +22741,7 @@
       </w:rPr>
     </w:lvl>
   </w:abstractNum>
-  <w:abstractNum w:abstractNumId="28" w15:restartNumberingAfterBreak="0">
+  <w:abstractNum w:abstractNumId="29" w15:restartNumberingAfterBreak="0">
     <w:nsid w:val="624F3DF0"/>
     <w:multiLevelType w:val="multilevel"/>
     <w:tmpl w:val="B100D636"/>
@@ -21164,7 +22890,7 @@
       </w:rPr>
     </w:lvl>
   </w:abstractNum>
-  <w:abstractNum w:abstractNumId="29" w15:restartNumberingAfterBreak="0">
+  <w:abstractNum w:abstractNumId="30" w15:restartNumberingAfterBreak="0">
     <w:nsid w:val="63D29CB3"/>
     <w:multiLevelType w:val="hybridMultilevel"/>
     <w:tmpl w:val="B7D616D2"/>
@@ -21222,7 +22948,7 @@
       <w:lvlJc w:val="left"/>
     </w:lvl>
   </w:abstractNum>
-  <w:abstractNum w:abstractNumId="30" w15:restartNumberingAfterBreak="0">
+  <w:abstractNum w:abstractNumId="31" w15:restartNumberingAfterBreak="0">
     <w:nsid w:val="64BF3B22"/>
     <w:multiLevelType w:val="multilevel"/>
     <w:tmpl w:val="78D85AE2"/>
@@ -21371,7 +23097,7 @@
       </w:rPr>
     </w:lvl>
   </w:abstractNum>
-  <w:abstractNum w:abstractNumId="31" w15:restartNumberingAfterBreak="0">
+  <w:abstractNum w:abstractNumId="32" w15:restartNumberingAfterBreak="0">
     <w:nsid w:val="65C62D28"/>
     <w:multiLevelType w:val="hybridMultilevel"/>
     <w:tmpl w:val="F81C082A"/>
@@ -21429,7 +23155,7 @@
       <w:lvlJc w:val="left"/>
     </w:lvl>
   </w:abstractNum>
-  <w:abstractNum w:abstractNumId="32" w15:restartNumberingAfterBreak="0">
+  <w:abstractNum w:abstractNumId="33" w15:restartNumberingAfterBreak="0">
     <w:nsid w:val="66855A12"/>
     <w:multiLevelType w:val="multilevel"/>
     <w:tmpl w:val="735E621E"/>
@@ -21578,7 +23304,7 @@
       </w:rPr>
     </w:lvl>
   </w:abstractNum>
-  <w:abstractNum w:abstractNumId="33" w15:restartNumberingAfterBreak="0">
+  <w:abstractNum w:abstractNumId="34" w15:restartNumberingAfterBreak="0">
     <w:nsid w:val="6734019E"/>
     <w:multiLevelType w:val="hybridMultilevel"/>
     <w:tmpl w:val="FFFFFFFF"/>
@@ -21691,7 +23417,7 @@
       </w:rPr>
     </w:lvl>
   </w:abstractNum>
-  <w:abstractNum w:abstractNumId="34" w15:restartNumberingAfterBreak="0">
+  <w:abstractNum w:abstractNumId="35" w15:restartNumberingAfterBreak="0">
     <w:nsid w:val="69925ACE"/>
     <w:multiLevelType w:val="multilevel"/>
     <w:tmpl w:val="D4D0E98C"/>
@@ -21840,7 +23566,7 @@
       </w:rPr>
     </w:lvl>
   </w:abstractNum>
-  <w:abstractNum w:abstractNumId="35" w15:restartNumberingAfterBreak="0">
+  <w:abstractNum w:abstractNumId="36" w15:restartNumberingAfterBreak="0">
     <w:nsid w:val="6CD7560E"/>
     <w:multiLevelType w:val="multilevel"/>
     <w:tmpl w:val="2F82F2CA"/>
@@ -21989,7 +23715,7 @@
       </w:rPr>
     </w:lvl>
   </w:abstractNum>
-  <w:abstractNum w:abstractNumId="36" w15:restartNumberingAfterBreak="0">
+  <w:abstractNum w:abstractNumId="37" w15:restartNumberingAfterBreak="0">
     <w:nsid w:val="6FE629BE"/>
     <w:multiLevelType w:val="multilevel"/>
     <w:tmpl w:val="49B2BCB6"/>
@@ -22138,7 +23864,7 @@
       </w:rPr>
     </w:lvl>
   </w:abstractNum>
-  <w:abstractNum w:abstractNumId="37" w15:restartNumberingAfterBreak="0">
+  <w:abstractNum w:abstractNumId="38" w15:restartNumberingAfterBreak="0">
     <w:nsid w:val="7061645E"/>
     <w:multiLevelType w:val="hybridMultilevel"/>
     <w:tmpl w:val="FFFFFFFF"/>
@@ -22251,7 +23977,7 @@
       </w:rPr>
     </w:lvl>
   </w:abstractNum>
-  <w:abstractNum w:abstractNumId="38" w15:restartNumberingAfterBreak="0">
+  <w:abstractNum w:abstractNumId="39" w15:restartNumberingAfterBreak="0">
     <w:nsid w:val="7111644D"/>
     <w:multiLevelType w:val="hybridMultilevel"/>
     <w:tmpl w:val="73166C52"/>
@@ -22364,7 +24090,7 @@
       </w:rPr>
     </w:lvl>
   </w:abstractNum>
-  <w:abstractNum w:abstractNumId="39" w15:restartNumberingAfterBreak="0">
+  <w:abstractNum w:abstractNumId="40" w15:restartNumberingAfterBreak="0">
     <w:nsid w:val="71F87679"/>
     <w:multiLevelType w:val="hybridMultilevel"/>
     <w:tmpl w:val="FFFFFFFF"/>
@@ -22477,7 +24203,7 @@
       </w:rPr>
     </w:lvl>
   </w:abstractNum>
-  <w:abstractNum w:abstractNumId="40" w15:restartNumberingAfterBreak="0">
+  <w:abstractNum w:abstractNumId="41" w15:restartNumberingAfterBreak="0">
     <w:nsid w:val="72B00855"/>
     <w:multiLevelType w:val="multilevel"/>
     <w:tmpl w:val="9DBCC280"/>
@@ -22626,7 +24352,7 @@
       </w:rPr>
     </w:lvl>
   </w:abstractNum>
-  <w:abstractNum w:abstractNumId="41" w15:restartNumberingAfterBreak="0">
+  <w:abstractNum w:abstractNumId="42" w15:restartNumberingAfterBreak="0">
     <w:nsid w:val="7700E593"/>
     <w:multiLevelType w:val="hybridMultilevel"/>
     <w:tmpl w:val="2C9A84F4"/>
@@ -22739,7 +24465,7 @@
       </w:rPr>
     </w:lvl>
   </w:abstractNum>
-  <w:abstractNum w:abstractNumId="42" w15:restartNumberingAfterBreak="0">
+  <w:abstractNum w:abstractNumId="43" w15:restartNumberingAfterBreak="0">
     <w:nsid w:val="77D01405"/>
     <w:multiLevelType w:val="hybridMultilevel"/>
     <w:tmpl w:val="FFFFFFFF"/>
@@ -22852,7 +24578,7 @@
       </w:rPr>
     </w:lvl>
   </w:abstractNum>
-  <w:abstractNum w:abstractNumId="43" w15:restartNumberingAfterBreak="0">
+  <w:abstractNum w:abstractNumId="44" w15:restartNumberingAfterBreak="0">
     <w:nsid w:val="790802D5"/>
     <w:multiLevelType w:val="hybridMultilevel"/>
     <w:tmpl w:val="B8BED44A"/>
@@ -22965,7 +24691,7 @@
       </w:rPr>
     </w:lvl>
   </w:abstractNum>
-  <w:abstractNum w:abstractNumId="44" w15:restartNumberingAfterBreak="0">
+  <w:abstractNum w:abstractNumId="45" w15:restartNumberingAfterBreak="0">
     <w:nsid w:val="7C9886C9"/>
     <w:multiLevelType w:val="hybridMultilevel"/>
     <w:tmpl w:val="FFFFFFFF"/>
@@ -23078,7 +24804,7 @@
       </w:rPr>
     </w:lvl>
   </w:abstractNum>
-  <w:abstractNum w:abstractNumId="45" w15:restartNumberingAfterBreak="0">
+  <w:abstractNum w:abstractNumId="46" w15:restartNumberingAfterBreak="0">
     <w:nsid w:val="7F095943"/>
     <w:multiLevelType w:val="multilevel"/>
     <w:tmpl w:val="54164E60"/>
@@ -23228,49 +24954,49 @@
     </w:lvl>
   </w:abstractNum>
   <w:num w:numId="1" w16cid:durableId="869492597">
-    <w:abstractNumId w:val="41"/>
+    <w:abstractNumId w:val="42"/>
   </w:num>
   <w:num w:numId="2" w16cid:durableId="1032147545">
-    <w:abstractNumId w:val="23"/>
+    <w:abstractNumId w:val="24"/>
   </w:num>
   <w:num w:numId="3" w16cid:durableId="1102988517">
-    <w:abstractNumId w:val="33"/>
+    <w:abstractNumId w:val="34"/>
   </w:num>
   <w:num w:numId="4" w16cid:durableId="124783417">
-    <w:abstractNumId w:val="24"/>
+    <w:abstractNumId w:val="25"/>
   </w:num>
   <w:num w:numId="5" w16cid:durableId="1262421687">
     <w:abstractNumId w:val="8"/>
   </w:num>
   <w:num w:numId="6" w16cid:durableId="1264537352">
-    <w:abstractNumId w:val="28"/>
+    <w:abstractNumId w:val="29"/>
   </w:num>
   <w:num w:numId="7" w16cid:durableId="1277132106">
-    <w:abstractNumId w:val="19"/>
+    <w:abstractNumId w:val="20"/>
   </w:num>
   <w:num w:numId="8" w16cid:durableId="1344430322">
     <w:abstractNumId w:val="1"/>
   </w:num>
   <w:num w:numId="9" w16cid:durableId="1361777704">
-    <w:abstractNumId w:val="32"/>
+    <w:abstractNumId w:val="33"/>
   </w:num>
   <w:num w:numId="10" w16cid:durableId="1396513312">
     <w:abstractNumId w:val="6"/>
   </w:num>
   <w:num w:numId="11" w16cid:durableId="1458642928">
-    <w:abstractNumId w:val="38"/>
+    <w:abstractNumId w:val="39"/>
   </w:num>
   <w:num w:numId="12" w16cid:durableId="1570384569">
     <w:abstractNumId w:val="2"/>
   </w:num>
   <w:num w:numId="13" w16cid:durableId="1614441459">
-    <w:abstractNumId w:val="39"/>
+    <w:abstractNumId w:val="40"/>
   </w:num>
   <w:num w:numId="14" w16cid:durableId="1644583227">
-    <w:abstractNumId w:val="35"/>
+    <w:abstractNumId w:val="36"/>
   </w:num>
   <w:num w:numId="15" w16cid:durableId="1653633096">
-    <w:abstractNumId w:val="21"/>
+    <w:abstractNumId w:val="22"/>
   </w:num>
   <w:num w:numId="16" w16cid:durableId="169107598">
     <w:abstractNumId w:val="17"/>
@@ -23285,31 +25011,31 @@
     <w:abstractNumId w:val="15"/>
   </w:num>
   <w:num w:numId="20" w16cid:durableId="1857421894">
-    <w:abstractNumId w:val="25"/>
+    <w:abstractNumId w:val="26"/>
   </w:num>
   <w:num w:numId="21" w16cid:durableId="188875240">
     <w:abstractNumId w:val="12"/>
   </w:num>
   <w:num w:numId="22" w16cid:durableId="194390803">
-    <w:abstractNumId w:val="44"/>
+    <w:abstractNumId w:val="45"/>
   </w:num>
   <w:num w:numId="23" w16cid:durableId="2114280900">
-    <w:abstractNumId w:val="22"/>
+    <w:abstractNumId w:val="23"/>
   </w:num>
   <w:num w:numId="24" w16cid:durableId="2125687118">
     <w:abstractNumId w:val="4"/>
   </w:num>
   <w:num w:numId="25" w16cid:durableId="2126387214">
-    <w:abstractNumId w:val="43"/>
+    <w:abstractNumId w:val="44"/>
   </w:num>
   <w:num w:numId="26" w16cid:durableId="305009174">
-    <w:abstractNumId w:val="31"/>
+    <w:abstractNumId w:val="32"/>
   </w:num>
   <w:num w:numId="27" w16cid:durableId="329454823">
-    <w:abstractNumId w:val="40"/>
+    <w:abstractNumId w:val="41"/>
   </w:num>
   <w:num w:numId="28" w16cid:durableId="378282306">
-    <w:abstractNumId w:val="30"/>
+    <w:abstractNumId w:val="31"/>
   </w:num>
   <w:num w:numId="29" w16cid:durableId="411971411">
     <w:abstractNumId w:val="18"/>
@@ -23318,37 +25044,37 @@
     <w:abstractNumId w:val="14"/>
   </w:num>
   <w:num w:numId="31" w16cid:durableId="429589704">
-    <w:abstractNumId w:val="42"/>
+    <w:abstractNumId w:val="43"/>
   </w:num>
   <w:num w:numId="32" w16cid:durableId="429929287">
-    <w:abstractNumId w:val="34"/>
+    <w:abstractNumId w:val="35"/>
   </w:num>
   <w:num w:numId="33" w16cid:durableId="545725386">
-    <w:abstractNumId w:val="45"/>
+    <w:abstractNumId w:val="46"/>
   </w:num>
   <w:num w:numId="34" w16cid:durableId="549652184">
-    <w:abstractNumId w:val="20"/>
+    <w:abstractNumId w:val="21"/>
   </w:num>
   <w:num w:numId="35" w16cid:durableId="550730418">
     <w:abstractNumId w:val="9"/>
   </w:num>
   <w:num w:numId="36" w16cid:durableId="625046096">
-    <w:abstractNumId w:val="36"/>
+    <w:abstractNumId w:val="37"/>
   </w:num>
   <w:num w:numId="37" w16cid:durableId="625507423">
     <w:abstractNumId w:val="13"/>
   </w:num>
   <w:num w:numId="38" w16cid:durableId="666790544">
-    <w:abstractNumId w:val="26"/>
+    <w:abstractNumId w:val="27"/>
   </w:num>
   <w:num w:numId="39" w16cid:durableId="680595414">
     <w:abstractNumId w:val="10"/>
   </w:num>
   <w:num w:numId="40" w16cid:durableId="766002844">
-    <w:abstractNumId w:val="27"/>
+    <w:abstractNumId w:val="28"/>
   </w:num>
   <w:num w:numId="41" w16cid:durableId="787701144">
-    <w:abstractNumId w:val="29"/>
+    <w:abstractNumId w:val="30"/>
   </w:num>
   <w:num w:numId="42" w16cid:durableId="807288016">
     <w:abstractNumId w:val="16"/>
@@ -23357,13 +25083,16 @@
     <w:abstractNumId w:val="11"/>
   </w:num>
   <w:num w:numId="44" w16cid:durableId="855460644">
-    <w:abstractNumId w:val="37"/>
+    <w:abstractNumId w:val="38"/>
   </w:num>
   <w:num w:numId="45" w16cid:durableId="886143361">
     <w:abstractNumId w:val="5"/>
   </w:num>
   <w:num w:numId="46" w16cid:durableId="993023307">
     <w:abstractNumId w:val="0"/>
+  </w:num>
+  <w:num w:numId="47" w16cid:durableId="1559895782">
+    <w:abstractNumId w:val="19"/>
   </w:num>
   <w:numIdMacAtCleanup w:val="24"/>
 </w:numbering>
@@ -23971,7 +25700,6 @@
   <w:style w:type="character" w:default="1" w:styleId="DefaultParagraphFont">
     <w:name w:val="Default Paragraph Font"/>
     <w:uiPriority w:val="1"/>
-    <w:semiHidden/>
     <w:unhideWhenUsed/>
   </w:style>
   <w:style w:type="table" w:default="1" w:styleId="TableNormal">

--- a/Student_Notes.docx
+++ b/Student_Notes.docx
@@ -308,20 +308,7 @@
           <w:szCs w:val="28"/>
           <w14:ligatures w14:val="standardContextual"/>
         </w:rPr>
-        <w:t>Arithmetic Logic Unit</w:t>
-      </w:r>
-      <w:r>
-        <w:rPr>
-          <w:rFonts w:ascii="Arial" w:eastAsiaTheme="minorHAnsi" w:hAnsi="Arial" w:cs="Arial"/>
-          <w:b/>
-          <w:bCs/>
-          <w:color w:val="002855"/>
-          <w:kern w:val="2"/>
-          <w:sz w:val="28"/>
-          <w:szCs w:val="28"/>
-          <w14:ligatures w14:val="standardContextual"/>
-        </w:rPr>
-        <w:t>)</w:t>
+        <w:t>Arithmetic Logic Unit)</w:t>
       </w:r>
       <w:r>
         <w:rPr>
@@ -2173,10 +2160,10 @@
           <w:szCs w:val="28"/>
         </w:rPr>
         <w:drawing>
-          <wp:inline distT="0" distB="0" distL="0" distR="0" wp14:anchorId="6F42F8A8" wp14:editId="294232E3">
+          <wp:inline distT="0" distB="0" distL="0" distR="0" wp14:anchorId="1DAAB96F" wp14:editId="39989344">
             <wp:extent cx="3123210" cy="3007092"/>
             <wp:effectExtent l="0" t="0" r="1270" b="3175"/>
-            <wp:docPr id="1554306759" name="Picture 2"/>
+            <wp:docPr id="218319117" name="Picture 2"/>
             <wp:cNvGraphicFramePr>
               <a:graphicFrameLocks xmlns:a="http://schemas.openxmlformats.org/drawingml/2006/main" noChangeAspect="1"/>
             </wp:cNvGraphicFramePr>
@@ -2232,13 +2219,196 @@
       <w:r>
         <w:rPr>
           <w:rFonts w:ascii="Arial" w:hAnsi="Arial" w:cs="Arial"/>
+          <w:sz w:val="28"/>
+          <w:szCs w:val="28"/>
+        </w:rPr>
+        <w:t xml:space="preserve">It </w:t>
+      </w:r>
+      <w:r>
+        <w:rPr>
+          <w:rFonts w:ascii="Arial" w:hAnsi="Arial" w:cs="Arial"/>
+          <w:sz w:val="28"/>
+          <w:szCs w:val="28"/>
+        </w:rPr>
+        <w:t>excels at centralized, high-performance applications.</w:t>
+      </w:r>
+    </w:p>
+    <w:p>
+      <w:pPr>
+        <w:pStyle w:val="ListParagraph"/>
+        <w:numPr>
+          <w:ilvl w:val="0"/>
+          <w:numId w:val="20"/>
+        </w:numPr>
+        <w:spacing w:after="0"/>
+        <w:rPr>
+          <w:rFonts w:ascii="Arial" w:hAnsi="Arial" w:cs="Arial"/>
+          <w:sz w:val="28"/>
+          <w:szCs w:val="28"/>
+        </w:rPr>
+      </w:pPr>
+      <w:r>
+        <w:rPr>
+          <w:rFonts w:ascii="Arial" w:hAnsi="Arial" w:cs="Arial"/>
+          <w:b/>
+          <w:bCs/>
+          <w:sz w:val="28"/>
+          <w:szCs w:val="28"/>
+        </w:rPr>
+        <w:lastRenderedPageBreak/>
+        <w:t xml:space="preserve">For example: </w:t>
+      </w:r>
+      <w:r>
+        <w:rPr>
+          <w:rFonts w:ascii="Arial" w:hAnsi="Arial" w:cs="Arial"/>
+          <w:sz w:val="28"/>
+          <w:szCs w:val="28"/>
+        </w:rPr>
+        <w:t>It’s</w:t>
+      </w:r>
+      <w:r>
+        <w:rPr>
+          <w:rFonts w:ascii="Arial" w:hAnsi="Arial" w:cs="Arial"/>
+          <w:sz w:val="28"/>
+          <w:szCs w:val="28"/>
+        </w:rPr>
+        <w:t xml:space="preserve"> like your </w:t>
+      </w:r>
+      <w:r>
+        <w:rPr>
+          <w:rFonts w:ascii="Arial" w:hAnsi="Arial" w:cs="Arial"/>
+          <w:b/>
+          <w:bCs/>
+          <w:sz w:val="28"/>
+          <w:szCs w:val="28"/>
+        </w:rPr>
+        <w:t>bank account</w:t>
+      </w:r>
+      <w:r>
+        <w:rPr>
+          <w:rFonts w:ascii="Arial" w:hAnsi="Arial" w:cs="Arial"/>
+          <w:sz w:val="28"/>
+          <w:szCs w:val="28"/>
+        </w:rPr>
+        <w:t xml:space="preserve">. </w:t>
+      </w:r>
+    </w:p>
+    <w:p>
+      <w:pPr>
+        <w:pStyle w:val="ListParagraph"/>
+        <w:numPr>
+          <w:ilvl w:val="1"/>
+          <w:numId w:val="20"/>
+        </w:numPr>
+        <w:spacing w:after="0"/>
+        <w:rPr>
+          <w:rFonts w:ascii="Arial" w:hAnsi="Arial" w:cs="Arial"/>
+          <w:sz w:val="28"/>
+          <w:szCs w:val="28"/>
+        </w:rPr>
+      </w:pPr>
+      <w:r>
+        <w:rPr>
+          <w:rFonts w:ascii="Arial" w:hAnsi="Arial" w:cs="Arial"/>
+          <w:sz w:val="28"/>
+          <w:szCs w:val="28"/>
+        </w:rPr>
+        <w:t xml:space="preserve">Your money is stored centrally. </w:t>
+      </w:r>
+    </w:p>
+    <w:p>
+      <w:pPr>
+        <w:pStyle w:val="ListParagraph"/>
+        <w:numPr>
+          <w:ilvl w:val="1"/>
+          <w:numId w:val="20"/>
+        </w:numPr>
+        <w:spacing w:after="0"/>
+        <w:rPr>
+          <w:rFonts w:ascii="Arial" w:hAnsi="Arial" w:cs="Arial"/>
+          <w:sz w:val="28"/>
+          <w:szCs w:val="28"/>
+        </w:rPr>
+      </w:pPr>
+      <w:r>
+        <w:rPr>
+          <w:rFonts w:ascii="Arial" w:hAnsi="Arial" w:cs="Arial"/>
+          <w:sz w:val="28"/>
+          <w:szCs w:val="28"/>
+        </w:rPr>
+        <w:t xml:space="preserve">You access it whenever you need it. </w:t>
+      </w:r>
+    </w:p>
+    <w:p>
+      <w:pPr>
+        <w:pStyle w:val="ListParagraph"/>
+        <w:numPr>
+          <w:ilvl w:val="1"/>
+          <w:numId w:val="20"/>
+        </w:numPr>
+        <w:spacing w:after="0"/>
+        <w:rPr>
+          <w:rFonts w:ascii="Arial" w:hAnsi="Arial" w:cs="Arial"/>
+          <w:sz w:val="28"/>
+          <w:szCs w:val="28"/>
+        </w:rPr>
+      </w:pPr>
+      <w:r>
+        <w:rPr>
+          <w:rFonts w:ascii="Arial" w:hAnsi="Arial" w:cs="Arial"/>
+          <w:sz w:val="28"/>
+          <w:szCs w:val="28"/>
+        </w:rPr>
+        <w:t xml:space="preserve">The bank maintains the official record. </w:t>
+      </w:r>
+    </w:p>
+    <w:p>
+      <w:pPr>
+        <w:pStyle w:val="ListParagraph"/>
+        <w:spacing w:after="0"/>
+        <w:ind w:left="1080"/>
+        <w:rPr>
+          <w:rFonts w:ascii="Arial" w:hAnsi="Arial" w:cs="Arial"/>
+          <w:sz w:val="28"/>
+          <w:szCs w:val="28"/>
+        </w:rPr>
+      </w:pPr>
+    </w:p>
+    <w:p>
+      <w:pPr>
+        <w:pStyle w:val="ListParagraph"/>
+        <w:spacing w:after="0"/>
+        <w:ind w:left="1080"/>
+        <w:rPr>
+          <w:rFonts w:ascii="Arial" w:hAnsi="Arial" w:cs="Arial"/>
+          <w:sz w:val="28"/>
+          <w:szCs w:val="28"/>
+        </w:rPr>
+      </w:pPr>
+    </w:p>
+    <w:p>
+      <w:pPr>
+        <w:pStyle w:val="ListParagraph"/>
+        <w:numPr>
+          <w:ilvl w:val="0"/>
+          <w:numId w:val="20"/>
+        </w:numPr>
+        <w:spacing w:after="0"/>
+        <w:rPr>
+          <w:rFonts w:ascii="Arial" w:hAnsi="Arial" w:cs="Arial"/>
+          <w:sz w:val="28"/>
+          <w:szCs w:val="28"/>
+        </w:rPr>
+      </w:pPr>
+      <w:r>
+        <w:rPr>
+          <w:rFonts w:ascii="Arial" w:hAnsi="Arial" w:cs="Arial"/>
           <w:b/>
           <w:bCs/>
           <w:color w:val="002855"/>
           <w:sz w:val="28"/>
           <w:szCs w:val="28"/>
         </w:rPr>
-        <w:lastRenderedPageBreak/>
         <w:t>CouchDB</w:t>
       </w:r>
       <w:r>
@@ -2249,14 +2419,18 @@
         </w:rPr>
         <w:t xml:space="preserve"> is a NoSQL document database that stores data as JSON documents and uses multi-master replication to support offline syncing and distributed applications.</w:t>
       </w:r>
-      <w:r>
-        <w:rPr>
-          <w:rFonts w:ascii="Arial" w:hAnsi="Arial" w:cs="Arial"/>
-          <w:sz w:val="28"/>
-          <w:szCs w:val="28"/>
-        </w:rPr>
-        <w:br/>
-      </w:r>
+    </w:p>
+    <w:p>
+      <w:pPr>
+        <w:pStyle w:val="ListParagraph"/>
+        <w:spacing w:after="0"/>
+        <w:ind w:left="1080"/>
+        <w:rPr>
+          <w:rFonts w:ascii="Arial" w:hAnsi="Arial" w:cs="Arial"/>
+          <w:sz w:val="28"/>
+          <w:szCs w:val="28"/>
+        </w:rPr>
+      </w:pPr>
       <w:r>
         <w:rPr>
           <w:rFonts w:ascii="Arial" w:hAnsi="Arial" w:cs="Arial"/>
@@ -2265,10 +2439,10 @@
           <w:szCs w:val="28"/>
         </w:rPr>
         <w:drawing>
-          <wp:inline distT="0" distB="0" distL="0" distR="0" wp14:anchorId="21D9BFE0" wp14:editId="7CF6CE4A">
-            <wp:extent cx="3981876" cy="3342904"/>
-            <wp:effectExtent l="0" t="0" r="0" b="0"/>
-            <wp:docPr id="86780709" name="Picture 3"/>
+          <wp:inline distT="0" distB="0" distL="0" distR="0" wp14:anchorId="47AA3E08" wp14:editId="691AA1E1">
+            <wp:extent cx="4394853" cy="2060278"/>
+            <wp:effectExtent l="0" t="0" r="5715" b="0"/>
+            <wp:docPr id="673046474" name="Picture 1"/>
             <wp:cNvGraphicFramePr>
               <a:graphicFrameLocks xmlns:a="http://schemas.openxmlformats.org/drawingml/2006/main" noChangeAspect="1"/>
             </wp:cNvGraphicFramePr>
@@ -2276,11 +2450,11 @@
               <a:graphicData uri="http://schemas.openxmlformats.org/drawingml/2006/picture">
                 <pic:pic xmlns:pic="http://schemas.openxmlformats.org/drawingml/2006/picture">
                   <pic:nvPicPr>
-                    <pic:cNvPr id="86780709" name="Picture 86780709"/>
+                    <pic:cNvPr id="673046474" name="Picture 673046474"/>
                     <pic:cNvPicPr/>
                   </pic:nvPicPr>
                   <pic:blipFill>
-                    <a:blip r:embed="rId9" cstate="print">
+                    <a:blip r:embed="rId9">
                       <a:extLst>
                         <a:ext uri="{28A0092B-C50C-407E-A947-70E740481C1C}">
                           <a14:useLocalDpi xmlns:a14="http://schemas.microsoft.com/office/drawing/2010/main" val="0"/>
@@ -2294,7 +2468,7 @@
                   <pic:spPr>
                     <a:xfrm>
                       <a:off x="0" y="0"/>
-                      <a:ext cx="3985470" cy="3345922"/>
+                      <a:ext cx="4394853" cy="2060278"/>
                     </a:xfrm>
                     <a:prstGeom prst="rect">
                       <a:avLst/>
@@ -2310,18 +2484,141 @@
     <w:p>
       <w:pPr>
         <w:pStyle w:val="ListParagraph"/>
+        <w:numPr>
+          <w:ilvl w:val="0"/>
+          <w:numId w:val="20"/>
+        </w:numPr>
+        <w:rPr>
+          <w:rFonts w:ascii="Arial" w:hAnsi="Arial" w:cs="Arial"/>
+          <w:sz w:val="28"/>
+          <w:szCs w:val="28"/>
+        </w:rPr>
+      </w:pPr>
+      <w:r>
+        <w:rPr>
+          <w:rFonts w:ascii="Arial" w:hAnsi="Arial" w:cs="Arial"/>
+          <w:sz w:val="28"/>
+          <w:szCs w:val="28"/>
+        </w:rPr>
+        <w:t xml:space="preserve">It </w:t>
+      </w:r>
+      <w:r>
+        <w:rPr>
+          <w:rFonts w:ascii="Arial" w:hAnsi="Arial" w:cs="Arial"/>
+          <w:sz w:val="28"/>
+          <w:szCs w:val="28"/>
+        </w:rPr>
+        <w:t>excels when devices need to work offline and synchronize later.</w:t>
+      </w:r>
+    </w:p>
+    <w:p>
+      <w:pPr>
+        <w:pStyle w:val="ListParagraph"/>
+        <w:numPr>
+          <w:ilvl w:val="0"/>
+          <w:numId w:val="20"/>
+        </w:numPr>
+        <w:rPr>
+          <w:rFonts w:ascii="Arial" w:hAnsi="Arial" w:cs="Arial"/>
+          <w:sz w:val="28"/>
+          <w:szCs w:val="28"/>
+        </w:rPr>
+      </w:pPr>
+      <w:r>
+        <w:rPr>
+          <w:rFonts w:ascii="Arial" w:hAnsi="Arial" w:cs="Arial"/>
+          <w:b/>
+          <w:bCs/>
+          <w:sz w:val="28"/>
+          <w:szCs w:val="28"/>
+        </w:rPr>
+        <w:t>For example</w:t>
+      </w:r>
+      <w:r>
+        <w:rPr>
+          <w:rFonts w:ascii="Arial" w:hAnsi="Arial" w:cs="Arial"/>
+          <w:sz w:val="28"/>
+          <w:szCs w:val="28"/>
+        </w:rPr>
+        <w:t>, it’s</w:t>
+      </w:r>
+      <w:r>
+        <w:rPr>
+          <w:rFonts w:ascii="Arial" w:hAnsi="Arial" w:cs="Arial"/>
+          <w:sz w:val="28"/>
+          <w:szCs w:val="28"/>
+        </w:rPr>
+        <w:t xml:space="preserve"> like your </w:t>
+      </w:r>
+      <w:r>
+        <w:rPr>
+          <w:rFonts w:ascii="Arial" w:hAnsi="Arial" w:cs="Arial"/>
+          <w:b/>
+          <w:bCs/>
+          <w:sz w:val="28"/>
+          <w:szCs w:val="28"/>
+        </w:rPr>
+        <w:t>wallet</w:t>
+      </w:r>
+      <w:r>
+        <w:rPr>
+          <w:rFonts w:ascii="Arial" w:hAnsi="Arial" w:cs="Arial"/>
+          <w:sz w:val="28"/>
+          <w:szCs w:val="28"/>
+        </w:rPr>
+        <w:t xml:space="preserve">. </w:t>
+      </w:r>
+    </w:p>
+    <w:p>
+      <w:pPr>
+        <w:pStyle w:val="ListParagraph"/>
+        <w:numPr>
+          <w:ilvl w:val="1"/>
+          <w:numId w:val="20"/>
+        </w:numPr>
         <w:spacing w:after="0"/>
+        <w:rPr>
+          <w:rFonts w:ascii="Arial" w:hAnsi="Arial" w:cs="Arial"/>
+          <w:sz w:val="28"/>
+          <w:szCs w:val="28"/>
+        </w:rPr>
+      </w:pPr>
+      <w:r>
+        <w:rPr>
+          <w:rFonts w:ascii="Arial" w:hAnsi="Arial" w:cs="Arial"/>
+          <w:sz w:val="28"/>
+          <w:szCs w:val="28"/>
+        </w:rPr>
+        <w:t xml:space="preserve">You carry cash with you and can use it anywhere, even without internet. </w:t>
+      </w:r>
+    </w:p>
+    <w:p>
+      <w:pPr>
+        <w:pStyle w:val="ListParagraph"/>
+        <w:numPr>
+          <w:ilvl w:val="1"/>
+          <w:numId w:val="20"/>
+        </w:numPr>
+        <w:spacing w:after="0"/>
+        <w:rPr>
+          <w:rFonts w:ascii="Arial" w:hAnsi="Arial" w:cs="Arial"/>
+          <w:sz w:val="28"/>
+          <w:szCs w:val="28"/>
+        </w:rPr>
+      </w:pPr>
+      <w:r>
+        <w:rPr>
+          <w:rFonts w:ascii="Arial" w:hAnsi="Arial" w:cs="Arial"/>
+          <w:sz w:val="28"/>
+          <w:szCs w:val="28"/>
+        </w:rPr>
+        <w:t>Later, you reconcile your spending with your bank account.</w:t>
+      </w:r>
+    </w:p>
+    <w:p>
+      <w:pPr>
+        <w:pStyle w:val="ListParagraph"/>
         <w:ind w:left="1080"/>
-        <w:rPr>
-          <w:rFonts w:ascii="Arial" w:hAnsi="Arial" w:cs="Arial"/>
-          <w:sz w:val="28"/>
-          <w:szCs w:val="28"/>
-        </w:rPr>
-      </w:pPr>
-    </w:p>
-    <w:p>
-      <w:pPr>
-        <w:spacing w:after="0"/>
         <w:rPr>
           <w:rFonts w:ascii="Arial" w:hAnsi="Arial" w:cs="Arial"/>
           <w:sz w:val="28"/>
@@ -2340,6 +2637,51 @@
           <w:szCs w:val="28"/>
         </w:rPr>
       </w:pPr>
+      <w:r>
+        <w:rPr>
+          <w:rFonts w:ascii="Arial" w:hAnsi="Arial" w:cs="Arial"/>
+          <w:sz w:val="28"/>
+          <w:szCs w:val="28"/>
+        </w:rPr>
+        <w:br/>
+      </w:r>
+    </w:p>
+    <w:p>
+      <w:pPr>
+        <w:rPr>
+          <w:rFonts w:ascii="Arial" w:hAnsi="Arial" w:cs="Arial"/>
+          <w:sz w:val="28"/>
+          <w:szCs w:val="28"/>
+        </w:rPr>
+      </w:pPr>
+      <w:r>
+        <w:rPr>
+          <w:rFonts w:ascii="Arial" w:hAnsi="Arial" w:cs="Arial"/>
+          <w:b/>
+          <w:bCs/>
+          <w:sz w:val="28"/>
+          <w:szCs w:val="28"/>
+        </w:rPr>
+        <w:br/>
+      </w:r>
+    </w:p>
+    <w:p>
+      <w:pPr>
+        <w:rPr>
+          <w:rFonts w:ascii="Arial" w:hAnsi="Arial" w:cs="Arial"/>
+          <w:sz w:val="28"/>
+          <w:szCs w:val="28"/>
+        </w:rPr>
+      </w:pPr>
+    </w:p>
+    <w:p>
+      <w:pPr>
+        <w:rPr>
+          <w:rFonts w:ascii="Arial" w:hAnsi="Arial" w:cs="Arial"/>
+          <w:sz w:val="28"/>
+          <w:szCs w:val="28"/>
+        </w:rPr>
+      </w:pPr>
     </w:p>
     <w:p>
       <w:pPr>
@@ -2350,12 +2692,35 @@
           <w:szCs w:val="28"/>
         </w:rPr>
       </w:pPr>
-      <w:r>
-        <w:rPr>
-          <w:rFonts w:ascii="Arial" w:hAnsi="Arial" w:cs="Arial"/>
-          <w:sz w:val="28"/>
-          <w:szCs w:val="28"/>
-        </w:rPr>
+    </w:p>
+    <w:p>
+      <w:pPr>
+        <w:pStyle w:val="ListParagraph"/>
+        <w:spacing w:after="0"/>
+        <w:ind w:left="1080"/>
+        <w:rPr>
+          <w:rFonts w:ascii="Arial" w:hAnsi="Arial" w:cs="Arial"/>
+          <w:sz w:val="28"/>
+          <w:szCs w:val="28"/>
+        </w:rPr>
+      </w:pPr>
+    </w:p>
+    <w:p>
+      <w:pPr>
+        <w:spacing w:after="0"/>
+        <w:rPr>
+          <w:rFonts w:ascii="Arial" w:hAnsi="Arial" w:cs="Arial"/>
+          <w:sz w:val="28"/>
+          <w:szCs w:val="28"/>
+        </w:rPr>
+      </w:pPr>
+      <w:r>
+        <w:rPr>
+          <w:rFonts w:ascii="Arial" w:hAnsi="Arial" w:cs="Arial"/>
+          <w:sz w:val="28"/>
+          <w:szCs w:val="28"/>
+        </w:rPr>
+        <w:lastRenderedPageBreak/>
         <w:t xml:space="preserve">An </w:t>
       </w:r>
       <w:r>
@@ -2637,7 +3002,6 @@
           <w:sz w:val="28"/>
           <w:szCs w:val="28"/>
         </w:rPr>
-        <w:lastRenderedPageBreak/>
         <w:t>JavaScript</w:t>
       </w:r>
     </w:p>
@@ -3011,6 +3375,7 @@
           <w:sz w:val="28"/>
           <w:szCs w:val="28"/>
         </w:rPr>
+        <w:lastRenderedPageBreak/>
         <w:t>Rust</w:t>
       </w:r>
     </w:p>
@@ -3258,7 +3623,6 @@
           <w:sz w:val="28"/>
           <w:szCs w:val="28"/>
         </w:rPr>
-        <w:lastRenderedPageBreak/>
         <w:t xml:space="preserve">Example: </w:t>
       </w:r>
       <w:r>
@@ -3284,6 +3648,65 @@
           <w:szCs w:val="28"/>
         </w:rPr>
       </w:pPr>
+      <w:r>
+        <w:rPr>
+          <w:rFonts w:ascii="Arial" w:hAnsi="Arial" w:cs="Arial"/>
+          <w:sz w:val="28"/>
+          <w:szCs w:val="28"/>
+        </w:rPr>
+        <w:t>“Here’s a recommended way to build.”</w:t>
+      </w:r>
+    </w:p>
+    <w:p>
+      <w:pPr>
+        <w:pStyle w:val="ListParagraph"/>
+        <w:numPr>
+          <w:ilvl w:val="0"/>
+          <w:numId w:val="23"/>
+        </w:numPr>
+        <w:spacing w:after="0"/>
+        <w:rPr>
+          <w:rFonts w:ascii="Arial" w:hAnsi="Arial" w:cs="Arial"/>
+          <w:sz w:val="28"/>
+          <w:szCs w:val="28"/>
+        </w:rPr>
+      </w:pPr>
+      <w:r>
+        <w:rPr>
+          <w:rFonts w:ascii="Arial" w:hAnsi="Arial" w:cs="Arial"/>
+          <w:b/>
+          <w:bCs/>
+          <w:sz w:val="28"/>
+          <w:szCs w:val="28"/>
+        </w:rPr>
+        <w:t>AngularJS</w:t>
+      </w:r>
+      <w:r>
+        <w:rPr>
+          <w:rFonts w:ascii="Arial" w:hAnsi="Arial" w:cs="Arial"/>
+          <w:sz w:val="28"/>
+          <w:szCs w:val="28"/>
+        </w:rPr>
+        <w:t xml:space="preserve"> reached end of life on December 31, 2021. </w:t>
+      </w:r>
+      <w:r>
+        <w:rPr>
+          <w:rFonts w:ascii="Arial" w:hAnsi="Arial" w:cs="Arial"/>
+          <w:b/>
+          <w:bCs/>
+          <w:sz w:val="28"/>
+          <w:szCs w:val="28"/>
+        </w:rPr>
+        <w:t>Modern Angular</w:t>
+      </w:r>
+      <w:r>
+        <w:rPr>
+          <w:rFonts w:ascii="Arial" w:hAnsi="Arial" w:cs="Arial"/>
+          <w:sz w:val="28"/>
+          <w:szCs w:val="28"/>
+        </w:rPr>
+        <w:t xml:space="preserve"> (2+) is a separate, actively maintained framework</w:t>
+      </w:r>
     </w:p>
     <w:p>
       <w:pPr>
@@ -3302,11 +3725,46 @@
       <w:r>
         <w:rPr>
           <w:rFonts w:ascii="Arial" w:hAnsi="Arial" w:cs="Arial"/>
+          <w:b/>
+          <w:bCs/>
+          <w:sz w:val="28"/>
+          <w:szCs w:val="28"/>
+        </w:rPr>
+        <w:t>Example:</w:t>
+      </w:r>
+      <w:r>
+        <w:rPr>
+          <w:rFonts w:ascii="Arial" w:hAnsi="Arial" w:cs="Arial"/>
+          <w:sz w:val="28"/>
+          <w:szCs w:val="28"/>
+        </w:rPr>
+        <w:t xml:space="preserve"> </w:t>
+      </w:r>
+      <w:r>
+        <w:rPr>
+          <w:rFonts w:ascii="Arial" w:hAnsi="Arial" w:cs="Arial"/>
+          <w:sz w:val="28"/>
+          <w:szCs w:val="28"/>
+        </w:rPr>
+        <w:t>Angular gives you a full LEGO architecture system and says:</w:t>
+      </w:r>
+      <w:r>
+        <w:rPr>
+          <w:rFonts w:ascii="Arial" w:hAnsi="Arial" w:cs="Arial"/>
           <w:sz w:val="28"/>
           <w:szCs w:val="28"/>
         </w:rPr>
         <w:br/>
-        <w:t>“Here’s a recommended way to build.”</w:t>
+      </w:r>
+      <w:r>
+        <w:rPr>
+          <w:rFonts w:ascii="Arial" w:hAnsi="Arial" w:cs="Arial"/>
+          <w:i/>
+          <w:iCs/>
+          <w:sz w:val="28"/>
+          <w:szCs w:val="28"/>
+        </w:rPr>
+        <w:t>“Follow this official building standard.”</w:t>
       </w:r>
     </w:p>
     <w:p>
@@ -3318,46 +3776,70 @@
         </w:numPr>
         <w:spacing w:after="0"/>
         <w:rPr>
-          <w:rFonts w:ascii="Arial" w:hAnsi="Arial" w:cs="Arial"/>
-          <w:sz w:val="28"/>
-          <w:szCs w:val="28"/>
-        </w:rPr>
-      </w:pPr>
-      <w:r>
-        <w:rPr>
-          <w:rFonts w:ascii="Arial" w:hAnsi="Arial" w:cs="Arial"/>
-          <w:b/>
-          <w:bCs/>
-          <w:sz w:val="28"/>
-          <w:szCs w:val="28"/>
-        </w:rPr>
-        <w:t>AngularJS</w:t>
-      </w:r>
-      <w:r>
-        <w:rPr>
-          <w:rFonts w:ascii="Arial" w:hAnsi="Arial" w:cs="Arial"/>
-          <w:sz w:val="28"/>
-          <w:szCs w:val="28"/>
-        </w:rPr>
-        <w:t xml:space="preserve"> reached end of life on December 31, 2021. </w:t>
-      </w:r>
-      <w:r>
-        <w:rPr>
-          <w:rFonts w:ascii="Arial" w:hAnsi="Arial" w:cs="Arial"/>
-          <w:b/>
-          <w:bCs/>
-          <w:sz w:val="28"/>
-          <w:szCs w:val="28"/>
-        </w:rPr>
-        <w:t>Modern Angular</w:t>
-      </w:r>
-      <w:r>
-        <w:rPr>
-          <w:rFonts w:ascii="Arial" w:hAnsi="Arial" w:cs="Arial"/>
-          <w:sz w:val="28"/>
-          <w:szCs w:val="28"/>
-        </w:rPr>
-        <w:t xml:space="preserve"> (2+) is a separate, actively maintained framework</w:t>
+          <w:rFonts w:ascii="Arial" w:eastAsia="Times New Roman" w:hAnsi="Arial" w:cs="Arial"/>
+          <w:sz w:val="28"/>
+          <w:szCs w:val="28"/>
+        </w:rPr>
+      </w:pPr>
+      <w:r>
+        <w:rPr>
+          <w:rFonts w:ascii="Arial" w:hAnsi="Arial" w:cs="Arial"/>
+          <w:b/>
+          <w:bCs/>
+          <w:sz w:val="28"/>
+          <w:szCs w:val="28"/>
+        </w:rPr>
+        <w:t>Node.js</w:t>
+      </w:r>
+      <w:r>
+        <w:rPr>
+          <w:rFonts w:ascii="Arial" w:hAnsi="Arial" w:cs="Arial"/>
+          <w:sz w:val="28"/>
+          <w:szCs w:val="28"/>
+        </w:rPr>
+        <w:t xml:space="preserve"> </w:t>
+      </w:r>
+      <w:r>
+        <w:rPr>
+          <w:rFonts w:ascii="Arial" w:hAnsi="Arial" w:cs="Arial"/>
+          <w:sz w:val="28"/>
+          <w:szCs w:val="28"/>
+        </w:rPr>
+        <w:t>is a JavaScript runtime environment that executes code outside the browser using an event-driven, non-blocking I/O model</w:t>
+      </w:r>
+      <w:r>
+        <w:rPr>
+          <w:rFonts w:ascii="Arial" w:hAnsi="Arial" w:cs="Arial"/>
+          <w:sz w:val="28"/>
+          <w:szCs w:val="28"/>
+        </w:rPr>
+        <w:t xml:space="preserve">. It is built on </w:t>
+      </w:r>
+      <w:r>
+        <w:rPr>
+          <w:rFonts w:ascii="Arial" w:hAnsi="Arial" w:cs="Arial"/>
+          <w:b/>
+          <w:bCs/>
+          <w:sz w:val="28"/>
+          <w:szCs w:val="28"/>
+        </w:rPr>
+        <w:t>Chrome’s V8 engine</w:t>
+      </w:r>
+      <w:r>
+        <w:rPr>
+          <w:rFonts w:ascii="Arial" w:hAnsi="Arial" w:cs="Arial"/>
+          <w:sz w:val="28"/>
+          <w:szCs w:val="28"/>
+        </w:rPr>
+        <w:t xml:space="preserve"> and commonly used for backend services</w:t>
+      </w:r>
+      <w:r>
+        <w:rPr>
+          <w:rFonts w:ascii="Arial" w:hAnsi="Arial" w:cs="Arial"/>
+          <w:sz w:val="28"/>
+          <w:szCs w:val="28"/>
+        </w:rPr>
+        <w:t xml:space="preserve"> </w:t>
       </w:r>
     </w:p>
     <w:p>
@@ -3369,59 +3851,32 @@
         </w:numPr>
         <w:spacing w:after="0"/>
         <w:rPr>
-          <w:rFonts w:ascii="Arial" w:hAnsi="Arial" w:cs="Arial"/>
-          <w:sz w:val="28"/>
-          <w:szCs w:val="28"/>
-        </w:rPr>
-      </w:pPr>
-      <w:r>
-        <w:rPr>
-          <w:rFonts w:ascii="Arial" w:hAnsi="Arial" w:cs="Arial"/>
-          <w:b/>
-          <w:bCs/>
-          <w:sz w:val="28"/>
-          <w:szCs w:val="28"/>
-        </w:rPr>
-        <w:t>Example:</w:t>
-      </w:r>
-      <w:r>
-        <w:rPr>
-          <w:rFonts w:ascii="Arial" w:hAnsi="Arial" w:cs="Arial"/>
-          <w:sz w:val="28"/>
-          <w:szCs w:val="28"/>
-        </w:rPr>
-        <w:t xml:space="preserve"> </w:t>
-      </w:r>
-      <w:r>
-        <w:rPr>
-          <w:rFonts w:ascii="Arial" w:hAnsi="Arial" w:cs="Arial"/>
-          <w:sz w:val="28"/>
-          <w:szCs w:val="28"/>
-        </w:rPr>
-        <w:t>Angular gives you a full LEGO architecture system and says:</w:t>
-      </w:r>
-      <w:r>
-        <w:rPr>
-          <w:rFonts w:ascii="Arial" w:hAnsi="Arial" w:cs="Arial"/>
-          <w:sz w:val="28"/>
-          <w:szCs w:val="28"/>
-        </w:rPr>
-        <w:br/>
-      </w:r>
-      <w:r>
-        <w:rPr>
-          <w:rFonts w:ascii="Arial" w:hAnsi="Arial" w:cs="Arial"/>
-          <w:i/>
-          <w:iCs/>
-          <w:sz w:val="28"/>
-          <w:szCs w:val="28"/>
-        </w:rPr>
-        <w:t>“Follow this official building standard.”</w:t>
-      </w:r>
-    </w:p>
-    <w:p>
-      <w:pPr>
-        <w:pStyle w:val="ListParagraph"/>
+          <w:rFonts w:ascii="Arial" w:eastAsia="Times New Roman" w:hAnsi="Arial" w:cs="Arial"/>
+          <w:sz w:val="28"/>
+          <w:szCs w:val="28"/>
+        </w:rPr>
+      </w:pPr>
+      <w:r>
+        <w:rPr>
+          <w:rFonts w:ascii="Arial" w:hAnsi="Arial" w:cs="Arial"/>
+          <w:b/>
+          <w:bCs/>
+          <w:sz w:val="28"/>
+          <w:szCs w:val="28"/>
+        </w:rPr>
+        <w:t xml:space="preserve">Example: </w:t>
+      </w:r>
+      <w:r>
+        <w:rPr>
+          <w:rFonts w:ascii="Arial" w:hAnsi="Arial" w:cs="Arial"/>
+          <w:sz w:val="28"/>
+          <w:szCs w:val="28"/>
+        </w:rPr>
+        <w:t>Node.js is the engine that lets JavaScript run outside the browser.</w:t>
+      </w:r>
+    </w:p>
+    <w:p>
+      <w:pPr>
         <w:numPr>
           <w:ilvl w:val="0"/>
           <w:numId w:val="23"/>
@@ -3441,7 +3896,72 @@
           <w:sz w:val="28"/>
           <w:szCs w:val="28"/>
         </w:rPr>
-        <w:t>Node.js</w:t>
+        <w:t>Visual Basic Script</w:t>
+      </w:r>
+      <w:r>
+        <w:rPr>
+          <w:rFonts w:ascii="Arial" w:hAnsi="Arial" w:cs="Arial"/>
+          <w:sz w:val="28"/>
+          <w:szCs w:val="28"/>
+        </w:rPr>
+        <w:t xml:space="preserve"> is a lightweight scripting language developed by Microsoft </w:t>
+      </w:r>
+      <w:r>
+        <w:rPr>
+          <w:rFonts w:ascii="Arial" w:hAnsi="Arial" w:cs="Arial"/>
+          <w:sz w:val="28"/>
+          <w:szCs w:val="28"/>
+        </w:rPr>
+        <w:t xml:space="preserve">and it </w:t>
+      </w:r>
+      <w:r>
+        <w:rPr>
+          <w:rFonts w:ascii="Arial" w:hAnsi="Arial" w:cs="Arial"/>
+          <w:sz w:val="28"/>
+          <w:szCs w:val="28"/>
+        </w:rPr>
+        <w:t xml:space="preserve">can </w:t>
+      </w:r>
+      <w:r>
+        <w:rPr>
+          <w:rFonts w:ascii="Arial" w:hAnsi="Arial" w:cs="Arial"/>
+          <w:sz w:val="28"/>
+          <w:szCs w:val="28"/>
+        </w:rPr>
+        <w:t>interact with</w:t>
+      </w:r>
+      <w:r>
+        <w:rPr>
+          <w:rFonts w:ascii="Arial" w:hAnsi="Arial" w:cs="Arial"/>
+          <w:sz w:val="28"/>
+          <w:szCs w:val="28"/>
+        </w:rPr>
+        <w:t xml:space="preserve"> COM (Component Object Model)</w:t>
+      </w:r>
+    </w:p>
+    <w:p>
+      <w:pPr>
+        <w:pStyle w:val="ListParagraph"/>
+        <w:numPr>
+          <w:ilvl w:val="0"/>
+          <w:numId w:val="23"/>
+        </w:numPr>
+        <w:spacing w:after="0"/>
+        <w:rPr>
+          <w:rFonts w:ascii="Arial" w:eastAsia="Times New Roman" w:hAnsi="Arial" w:cs="Arial"/>
+          <w:sz w:val="28"/>
+          <w:szCs w:val="28"/>
+        </w:rPr>
+      </w:pPr>
+      <w:r>
+        <w:rPr>
+          <w:rFonts w:ascii="Arial" w:hAnsi="Arial" w:cs="Arial"/>
+          <w:b/>
+          <w:bCs/>
+          <w:sz w:val="28"/>
+          <w:szCs w:val="28"/>
+        </w:rPr>
+        <w:t>HTML</w:t>
       </w:r>
       <w:r>
         <w:rPr>
@@ -3457,33 +3977,147 @@
           <w:sz w:val="28"/>
           <w:szCs w:val="28"/>
         </w:rPr>
-        <w:t>is a JavaScript runtime environment that executes code outside the browser using an event-driven, non-blocking I/O model</w:t>
-      </w:r>
-      <w:r>
-        <w:rPr>
-          <w:rFonts w:ascii="Arial" w:hAnsi="Arial" w:cs="Arial"/>
-          <w:sz w:val="28"/>
-          <w:szCs w:val="28"/>
-        </w:rPr>
-        <w:t xml:space="preserve">. It is built on </w:t>
-      </w:r>
-      <w:r>
-        <w:rPr>
-          <w:rFonts w:ascii="Arial" w:hAnsi="Arial" w:cs="Arial"/>
-          <w:b/>
-          <w:bCs/>
-          <w:sz w:val="28"/>
-          <w:szCs w:val="28"/>
-        </w:rPr>
-        <w:t>Chrome’s V8 engine</w:t>
-      </w:r>
-      <w:r>
-        <w:rPr>
-          <w:rFonts w:ascii="Arial" w:hAnsi="Arial" w:cs="Arial"/>
-          <w:sz w:val="28"/>
-          <w:szCs w:val="28"/>
-        </w:rPr>
-        <w:t xml:space="preserve"> and commonly used for backend services</w:t>
+        <w:t xml:space="preserve">is </w:t>
+      </w:r>
+      <w:r>
+        <w:rPr>
+          <w:rFonts w:ascii="Arial" w:hAnsi="Arial" w:cs="Arial"/>
+          <w:sz w:val="28"/>
+          <w:szCs w:val="28"/>
+        </w:rPr>
+        <w:t>use</w:t>
+      </w:r>
+      <w:r>
+        <w:rPr>
+          <w:rFonts w:ascii="Arial" w:hAnsi="Arial" w:cs="Arial"/>
+          <w:sz w:val="28"/>
+          <w:szCs w:val="28"/>
+        </w:rPr>
+        <w:t>d</w:t>
+      </w:r>
+      <w:r>
+        <w:rPr>
+          <w:rFonts w:ascii="Arial" w:hAnsi="Arial" w:cs="Arial"/>
+          <w:sz w:val="28"/>
+          <w:szCs w:val="28"/>
+        </w:rPr>
+        <w:t xml:space="preserve"> to build a static website</w:t>
+      </w:r>
+      <w:r>
+        <w:rPr>
+          <w:rFonts w:ascii="Arial" w:hAnsi="Arial" w:cs="Arial"/>
+          <w:sz w:val="28"/>
+          <w:szCs w:val="28"/>
+        </w:rPr>
+        <w:t xml:space="preserve"> and structures content</w:t>
+      </w:r>
+    </w:p>
+    <w:p>
+      <w:pPr>
+        <w:pStyle w:val="ListParagraph"/>
+        <w:numPr>
+          <w:ilvl w:val="0"/>
+          <w:numId w:val="23"/>
+        </w:numPr>
+        <w:spacing w:after="0"/>
+        <w:rPr>
+          <w:rFonts w:ascii="Arial" w:eastAsia="Times New Roman" w:hAnsi="Arial" w:cs="Arial"/>
+          <w:sz w:val="28"/>
+          <w:szCs w:val="28"/>
+        </w:rPr>
+      </w:pPr>
+      <w:r>
+        <w:rPr>
+          <w:rFonts w:ascii="Arial" w:hAnsi="Arial" w:cs="Arial"/>
+          <w:b/>
+          <w:bCs/>
+          <w:sz w:val="28"/>
+          <w:szCs w:val="28"/>
+        </w:rPr>
+        <w:t>CSS</w:t>
+      </w:r>
+      <w:r>
+        <w:rPr>
+          <w:rFonts w:ascii="Arial" w:hAnsi="Arial" w:cs="Arial"/>
+          <w:sz w:val="28"/>
+          <w:szCs w:val="28"/>
+        </w:rPr>
+        <w:t xml:space="preserve"> is used for formatting a website’s UI.</w:t>
+      </w:r>
+    </w:p>
+    <w:p>
+      <w:pPr>
+        <w:pStyle w:val="ListParagraph"/>
+        <w:numPr>
+          <w:ilvl w:val="0"/>
+          <w:numId w:val="23"/>
+        </w:numPr>
+        <w:spacing w:after="0"/>
+        <w:rPr>
+          <w:rFonts w:ascii="Arial" w:eastAsia="Times New Roman" w:hAnsi="Arial" w:cs="Arial"/>
+          <w:sz w:val="28"/>
+          <w:szCs w:val="28"/>
+        </w:rPr>
+      </w:pPr>
+      <w:r>
+        <w:rPr>
+          <w:rFonts w:ascii="Arial" w:hAnsi="Arial" w:cs="Arial"/>
+          <w:b/>
+          <w:bCs/>
+          <w:sz w:val="28"/>
+          <w:szCs w:val="28"/>
+        </w:rPr>
+        <w:t>Tailwind</w:t>
+      </w:r>
+      <w:r>
+        <w:rPr>
+          <w:rFonts w:ascii="Arial" w:hAnsi="Arial" w:cs="Arial"/>
+          <w:sz w:val="28"/>
+          <w:szCs w:val="28"/>
+        </w:rPr>
+        <w:t xml:space="preserve"> i</w:t>
+      </w:r>
+      <w:r>
+        <w:rPr>
+          <w:rFonts w:ascii="Arial" w:hAnsi="Arial" w:cs="Arial"/>
+          <w:sz w:val="28"/>
+          <w:szCs w:val="28"/>
+        </w:rPr>
+        <w:t>s a tool that allows front-end/web developers to style webpages rather than develop functionality.</w:t>
+      </w:r>
+    </w:p>
+    <w:p>
+      <w:pPr>
+        <w:pStyle w:val="ListParagraph"/>
+        <w:numPr>
+          <w:ilvl w:val="0"/>
+          <w:numId w:val="23"/>
+        </w:numPr>
+        <w:spacing w:after="0"/>
+        <w:rPr>
+          <w:rFonts w:ascii="Arial" w:eastAsia="Times New Roman" w:hAnsi="Arial" w:cs="Arial"/>
+          <w:sz w:val="28"/>
+          <w:szCs w:val="28"/>
+        </w:rPr>
+      </w:pPr>
+      <w:r>
+        <w:rPr>
+          <w:rFonts w:ascii="Arial" w:hAnsi="Arial" w:cs="Arial"/>
+          <w:sz w:val="28"/>
+          <w:szCs w:val="28"/>
+        </w:rPr>
+        <w:lastRenderedPageBreak/>
+        <w:t xml:space="preserve">A </w:t>
+      </w:r>
+      <w:r>
+        <w:rPr>
+          <w:rFonts w:ascii="Arial" w:hAnsi="Arial" w:cs="Arial"/>
+          <w:b/>
+          <w:bCs/>
+          <w:sz w:val="28"/>
+          <w:szCs w:val="28"/>
+        </w:rPr>
+        <w:t>variable</w:t>
       </w:r>
       <w:r>
         <w:rPr>
@@ -3492,6 +4126,88 @@
           <w:szCs w:val="28"/>
         </w:rPr>
         <w:t xml:space="preserve"> </w:t>
+      </w:r>
+      <w:r>
+        <w:rPr>
+          <w:rFonts w:ascii="Arial" w:hAnsi="Arial" w:cs="Arial"/>
+          <w:sz w:val="28"/>
+          <w:szCs w:val="28"/>
+        </w:rPr>
+        <w:t>i</w:t>
+      </w:r>
+      <w:r>
+        <w:rPr>
+          <w:rFonts w:ascii="Arial" w:hAnsi="Arial" w:cs="Arial"/>
+          <w:sz w:val="28"/>
+          <w:szCs w:val="28"/>
+        </w:rPr>
+        <w:t>s a storage location in programming that holds a value that can be changed or retrieved during program execution</w:t>
+      </w:r>
+    </w:p>
+    <w:p>
+      <w:pPr>
+        <w:pStyle w:val="ListParagraph"/>
+        <w:numPr>
+          <w:ilvl w:val="0"/>
+          <w:numId w:val="23"/>
+        </w:numPr>
+        <w:spacing w:after="0"/>
+        <w:rPr>
+          <w:rFonts w:ascii="Arial" w:eastAsia="Times New Roman" w:hAnsi="Arial" w:cs="Arial"/>
+          <w:sz w:val="28"/>
+          <w:szCs w:val="28"/>
+        </w:rPr>
+      </w:pPr>
+      <w:r>
+        <w:rPr>
+          <w:rFonts w:ascii="Arial" w:hAnsi="Arial" w:cs="Arial"/>
+          <w:b/>
+          <w:bCs/>
+          <w:sz w:val="28"/>
+          <w:szCs w:val="28"/>
+        </w:rPr>
+        <w:t>Gnome</w:t>
+      </w:r>
+      <w:r>
+        <w:rPr>
+          <w:rFonts w:ascii="Arial" w:hAnsi="Arial" w:cs="Arial"/>
+          <w:sz w:val="28"/>
+          <w:szCs w:val="28"/>
+        </w:rPr>
+        <w:t xml:space="preserve"> is an example of a graphical user interface shell that is provided in Linux operating systems</w:t>
+      </w:r>
+    </w:p>
+    <w:p>
+      <w:pPr>
+        <w:pStyle w:val="ListParagraph"/>
+        <w:numPr>
+          <w:ilvl w:val="0"/>
+          <w:numId w:val="23"/>
+        </w:numPr>
+        <w:spacing w:after="0"/>
+        <w:rPr>
+          <w:rFonts w:ascii="Arial" w:eastAsia="Times New Roman" w:hAnsi="Arial" w:cs="Arial"/>
+          <w:sz w:val="28"/>
+          <w:szCs w:val="28"/>
+        </w:rPr>
+      </w:pPr>
+      <w:r>
+        <w:rPr>
+          <w:rFonts w:ascii="Arial" w:hAnsi="Arial" w:cs="Arial"/>
+          <w:b/>
+          <w:bCs/>
+          <w:sz w:val="28"/>
+          <w:szCs w:val="28"/>
+        </w:rPr>
+        <w:t>Windows and Linux</w:t>
+      </w:r>
+      <w:r>
+        <w:rPr>
+          <w:rFonts w:ascii="Arial" w:hAnsi="Arial" w:cs="Arial"/>
+          <w:sz w:val="28"/>
+          <w:szCs w:val="28"/>
+        </w:rPr>
+        <w:t xml:space="preserve"> common tasks:</w:t>
       </w:r>
     </w:p>
     <w:p>
@@ -3511,412 +4227,161 @@
       <w:r>
         <w:rPr>
           <w:rFonts w:ascii="Arial" w:hAnsi="Arial" w:cs="Arial"/>
-          <w:b/>
-          <w:bCs/>
-          <w:sz w:val="28"/>
-          <w:szCs w:val="28"/>
-        </w:rPr>
-        <w:t xml:space="preserve">Example: </w:t>
-      </w:r>
-      <w:r>
-        <w:rPr>
-          <w:rFonts w:ascii="Arial" w:hAnsi="Arial" w:cs="Arial"/>
-          <w:sz w:val="28"/>
-          <w:szCs w:val="28"/>
-        </w:rPr>
-        <w:t>Node.js is the engine that lets JavaScript run outside the browser.</w:t>
-      </w:r>
-    </w:p>
-    <w:p>
-      <w:pPr>
+          <w:sz w:val="28"/>
+          <w:szCs w:val="28"/>
+        </w:rPr>
+        <w:t>Create and delete files</w:t>
+      </w:r>
+    </w:p>
+    <w:p>
+      <w:pPr>
+        <w:pStyle w:val="ListParagraph"/>
+        <w:numPr>
+          <w:ilvl w:val="1"/>
+          <w:numId w:val="23"/>
+        </w:numPr>
+        <w:spacing w:after="0"/>
+        <w:rPr>
+          <w:rFonts w:ascii="Arial" w:eastAsia="Times New Roman" w:hAnsi="Arial" w:cs="Arial"/>
+          <w:sz w:val="28"/>
+          <w:szCs w:val="28"/>
+        </w:rPr>
+      </w:pPr>
+      <w:r>
+        <w:rPr>
+          <w:rFonts w:ascii="Arial" w:hAnsi="Arial" w:cs="Arial"/>
+          <w:sz w:val="28"/>
+          <w:szCs w:val="28"/>
+        </w:rPr>
+        <w:t xml:space="preserve">Create and terminate a program </w:t>
+      </w:r>
+    </w:p>
+    <w:p>
+      <w:pPr>
+        <w:pStyle w:val="NormalWeb"/>
         <w:numPr>
           <w:ilvl w:val="0"/>
           <w:numId w:val="23"/>
         </w:numPr>
         <w:spacing w:after="0"/>
         <w:rPr>
-          <w:rFonts w:ascii="Arial" w:eastAsia="Times New Roman" w:hAnsi="Arial" w:cs="Arial"/>
-          <w:sz w:val="28"/>
-          <w:szCs w:val="28"/>
-        </w:rPr>
-      </w:pPr>
-      <w:r>
-        <w:rPr>
-          <w:rFonts w:ascii="Arial" w:hAnsi="Arial" w:cs="Arial"/>
-          <w:b/>
-          <w:bCs/>
-          <w:sz w:val="28"/>
-          <w:szCs w:val="28"/>
-        </w:rPr>
-        <w:t>Visual Basic Script</w:t>
-      </w:r>
-      <w:r>
-        <w:rPr>
-          <w:rFonts w:ascii="Arial" w:hAnsi="Arial" w:cs="Arial"/>
-          <w:sz w:val="28"/>
-          <w:szCs w:val="28"/>
-        </w:rPr>
-        <w:t xml:space="preserve"> is a lightweight scripting language developed by Microsoft </w:t>
-      </w:r>
-      <w:r>
-        <w:rPr>
-          <w:rFonts w:ascii="Arial" w:hAnsi="Arial" w:cs="Arial"/>
-          <w:sz w:val="28"/>
-          <w:szCs w:val="28"/>
-        </w:rPr>
-        <w:t xml:space="preserve">and it </w:t>
-      </w:r>
-      <w:r>
-        <w:rPr>
-          <w:rFonts w:ascii="Arial" w:hAnsi="Arial" w:cs="Arial"/>
-          <w:sz w:val="28"/>
-          <w:szCs w:val="28"/>
-        </w:rPr>
-        <w:t xml:space="preserve">can </w:t>
-      </w:r>
-      <w:r>
-        <w:rPr>
-          <w:rFonts w:ascii="Arial" w:hAnsi="Arial" w:cs="Arial"/>
-          <w:sz w:val="28"/>
-          <w:szCs w:val="28"/>
-        </w:rPr>
-        <w:t>interact with</w:t>
-      </w:r>
-      <w:r>
-        <w:rPr>
-          <w:rFonts w:ascii="Arial" w:hAnsi="Arial" w:cs="Arial"/>
-          <w:sz w:val="28"/>
-          <w:szCs w:val="28"/>
-        </w:rPr>
-        <w:t xml:space="preserve"> COM (Component Object Model)</w:t>
-      </w:r>
-    </w:p>
-    <w:p>
-      <w:pPr>
-        <w:pStyle w:val="ListParagraph"/>
+          <w:rFonts w:ascii="Arial" w:eastAsiaTheme="minorHAnsi" w:hAnsi="Arial" w:cs="Arial"/>
+          <w:kern w:val="2"/>
+          <w:sz w:val="28"/>
+          <w:szCs w:val="28"/>
+          <w14:ligatures w14:val="standardContextual"/>
+        </w:rPr>
+      </w:pPr>
+      <w:r>
+        <w:rPr>
+          <w:rFonts w:ascii="Arial" w:eastAsiaTheme="minorHAnsi" w:hAnsi="Arial" w:cs="Arial"/>
+          <w:kern w:val="2"/>
+          <w:sz w:val="28"/>
+          <w:szCs w:val="28"/>
+          <w14:ligatures w14:val="standardContextual"/>
+        </w:rPr>
+        <w:t xml:space="preserve">User activity is logged </w:t>
+      </w:r>
+      <w:r>
+        <w:rPr>
+          <w:rFonts w:ascii="Arial" w:eastAsiaTheme="minorHAnsi" w:hAnsi="Arial" w:cs="Arial"/>
+          <w:b/>
+          <w:bCs/>
+          <w:kern w:val="2"/>
+          <w:sz w:val="28"/>
+          <w:szCs w:val="28"/>
+          <w14:ligatures w14:val="standardContextual"/>
+        </w:rPr>
+        <w:t>immediately after authentication</w:t>
+      </w:r>
+      <w:r>
+        <w:rPr>
+          <w:rFonts w:ascii="Arial" w:eastAsiaTheme="minorHAnsi" w:hAnsi="Arial" w:cs="Arial"/>
+          <w:kern w:val="2"/>
+          <w:sz w:val="28"/>
+          <w:szCs w:val="28"/>
+          <w14:ligatures w14:val="standardContextual"/>
+        </w:rPr>
+        <w:t>. Once the system confirms the user’s identity, tracking begins.</w:t>
+      </w:r>
+    </w:p>
+    <w:p>
+      <w:pPr>
+        <w:pStyle w:val="NormalWeb"/>
         <w:numPr>
           <w:ilvl w:val="0"/>
           <w:numId w:val="23"/>
         </w:numPr>
         <w:spacing w:after="0"/>
         <w:rPr>
-          <w:rFonts w:ascii="Arial" w:eastAsia="Times New Roman" w:hAnsi="Arial" w:cs="Arial"/>
-          <w:sz w:val="28"/>
-          <w:szCs w:val="28"/>
-        </w:rPr>
-      </w:pPr>
-      <w:r>
-        <w:rPr>
-          <w:rFonts w:ascii="Arial" w:hAnsi="Arial" w:cs="Arial"/>
-          <w:b/>
-          <w:bCs/>
-          <w:sz w:val="28"/>
-          <w:szCs w:val="28"/>
-        </w:rPr>
-        <w:t>HTML</w:t>
-      </w:r>
-      <w:r>
-        <w:rPr>
-          <w:rFonts w:ascii="Arial" w:hAnsi="Arial" w:cs="Arial"/>
-          <w:sz w:val="28"/>
-          <w:szCs w:val="28"/>
-        </w:rPr>
-        <w:t xml:space="preserve"> </w:t>
-      </w:r>
-      <w:r>
-        <w:rPr>
-          <w:rFonts w:ascii="Arial" w:hAnsi="Arial" w:cs="Arial"/>
-          <w:sz w:val="28"/>
-          <w:szCs w:val="28"/>
-        </w:rPr>
-        <w:t xml:space="preserve">is </w:t>
-      </w:r>
-      <w:r>
-        <w:rPr>
-          <w:rFonts w:ascii="Arial" w:hAnsi="Arial" w:cs="Arial"/>
-          <w:sz w:val="28"/>
-          <w:szCs w:val="28"/>
-        </w:rPr>
-        <w:t>use</w:t>
-      </w:r>
-      <w:r>
-        <w:rPr>
-          <w:rFonts w:ascii="Arial" w:hAnsi="Arial" w:cs="Arial"/>
-          <w:sz w:val="28"/>
-          <w:szCs w:val="28"/>
-        </w:rPr>
-        <w:t>d</w:t>
-      </w:r>
-      <w:r>
-        <w:rPr>
-          <w:rFonts w:ascii="Arial" w:hAnsi="Arial" w:cs="Arial"/>
-          <w:sz w:val="28"/>
-          <w:szCs w:val="28"/>
-        </w:rPr>
-        <w:t xml:space="preserve"> to build a static website</w:t>
-      </w:r>
-      <w:r>
-        <w:rPr>
-          <w:rFonts w:ascii="Arial" w:hAnsi="Arial" w:cs="Arial"/>
-          <w:sz w:val="28"/>
-          <w:szCs w:val="28"/>
-        </w:rPr>
-        <w:t xml:space="preserve"> and structures content</w:t>
-      </w:r>
-    </w:p>
-    <w:p>
-      <w:pPr>
-        <w:pStyle w:val="ListParagraph"/>
-        <w:numPr>
-          <w:ilvl w:val="0"/>
-          <w:numId w:val="23"/>
-        </w:numPr>
-        <w:spacing w:after="0"/>
-        <w:rPr>
-          <w:rFonts w:ascii="Arial" w:eastAsia="Times New Roman" w:hAnsi="Arial" w:cs="Arial"/>
-          <w:sz w:val="28"/>
-          <w:szCs w:val="28"/>
-        </w:rPr>
-      </w:pPr>
-      <w:r>
-        <w:rPr>
-          <w:rFonts w:ascii="Arial" w:hAnsi="Arial" w:cs="Arial"/>
-          <w:b/>
-          <w:bCs/>
-          <w:sz w:val="28"/>
-          <w:szCs w:val="28"/>
-        </w:rPr>
-        <w:t>CSS</w:t>
-      </w:r>
-      <w:r>
-        <w:rPr>
-          <w:rFonts w:ascii="Arial" w:hAnsi="Arial" w:cs="Arial"/>
-          <w:sz w:val="28"/>
-          <w:szCs w:val="28"/>
-        </w:rPr>
-        <w:t xml:space="preserve"> is used for formatting a website’s UI.</w:t>
-      </w:r>
-    </w:p>
-    <w:p>
-      <w:pPr>
-        <w:pStyle w:val="ListParagraph"/>
-        <w:numPr>
-          <w:ilvl w:val="0"/>
-          <w:numId w:val="23"/>
-        </w:numPr>
-        <w:spacing w:after="0"/>
-        <w:rPr>
-          <w:rFonts w:ascii="Arial" w:eastAsia="Times New Roman" w:hAnsi="Arial" w:cs="Arial"/>
-          <w:sz w:val="28"/>
-          <w:szCs w:val="28"/>
-        </w:rPr>
-      </w:pPr>
-      <w:r>
-        <w:rPr>
-          <w:rFonts w:ascii="Arial" w:hAnsi="Arial" w:cs="Arial"/>
-          <w:b/>
-          <w:bCs/>
-          <w:sz w:val="28"/>
-          <w:szCs w:val="28"/>
-        </w:rPr>
-        <w:t>Tailwind</w:t>
-      </w:r>
-      <w:r>
-        <w:rPr>
-          <w:rFonts w:ascii="Arial" w:hAnsi="Arial" w:cs="Arial"/>
-          <w:sz w:val="28"/>
-          <w:szCs w:val="28"/>
-        </w:rPr>
-        <w:t xml:space="preserve"> i</w:t>
-      </w:r>
-      <w:r>
-        <w:rPr>
-          <w:rFonts w:ascii="Arial" w:hAnsi="Arial" w:cs="Arial"/>
-          <w:sz w:val="28"/>
-          <w:szCs w:val="28"/>
-        </w:rPr>
-        <w:t>s a tool that allows front-end/web developers to style webpages rather than develop functionality.</w:t>
-      </w:r>
-    </w:p>
-    <w:p>
-      <w:pPr>
-        <w:pStyle w:val="ListParagraph"/>
-        <w:numPr>
-          <w:ilvl w:val="0"/>
-          <w:numId w:val="23"/>
-        </w:numPr>
-        <w:spacing w:after="0"/>
-        <w:rPr>
-          <w:rFonts w:ascii="Arial" w:eastAsia="Times New Roman" w:hAnsi="Arial" w:cs="Arial"/>
-          <w:sz w:val="28"/>
-          <w:szCs w:val="28"/>
-        </w:rPr>
-      </w:pPr>
-      <w:r>
-        <w:rPr>
-          <w:rFonts w:ascii="Arial" w:hAnsi="Arial" w:cs="Arial"/>
-          <w:sz w:val="28"/>
-          <w:szCs w:val="28"/>
-        </w:rPr>
-        <w:t xml:space="preserve">A </w:t>
-      </w:r>
-      <w:r>
-        <w:rPr>
-          <w:rFonts w:ascii="Arial" w:hAnsi="Arial" w:cs="Arial"/>
-          <w:b/>
-          <w:bCs/>
-          <w:sz w:val="28"/>
-          <w:szCs w:val="28"/>
-        </w:rPr>
-        <w:t>variable</w:t>
-      </w:r>
-      <w:r>
-        <w:rPr>
-          <w:rFonts w:ascii="Arial" w:hAnsi="Arial" w:cs="Arial"/>
-          <w:sz w:val="28"/>
-          <w:szCs w:val="28"/>
-        </w:rPr>
-        <w:t xml:space="preserve"> </w:t>
-      </w:r>
-      <w:r>
-        <w:rPr>
-          <w:rFonts w:ascii="Arial" w:hAnsi="Arial" w:cs="Arial"/>
-          <w:sz w:val="28"/>
-          <w:szCs w:val="28"/>
-        </w:rPr>
-        <w:t>i</w:t>
-      </w:r>
-      <w:r>
-        <w:rPr>
-          <w:rFonts w:ascii="Arial" w:hAnsi="Arial" w:cs="Arial"/>
-          <w:sz w:val="28"/>
-          <w:szCs w:val="28"/>
-        </w:rPr>
-        <w:t>s a storage location in programming that holds a value that can be changed or retrieved during program execution</w:t>
-      </w:r>
-    </w:p>
-    <w:p>
-      <w:pPr>
-        <w:pStyle w:val="ListParagraph"/>
-        <w:numPr>
-          <w:ilvl w:val="0"/>
-          <w:numId w:val="23"/>
-        </w:numPr>
-        <w:spacing w:after="0"/>
-        <w:rPr>
-          <w:rFonts w:ascii="Arial" w:eastAsia="Times New Roman" w:hAnsi="Arial" w:cs="Arial"/>
-          <w:sz w:val="28"/>
-          <w:szCs w:val="28"/>
-        </w:rPr>
-      </w:pPr>
-      <w:r>
-        <w:rPr>
-          <w:rFonts w:ascii="Arial" w:hAnsi="Arial" w:cs="Arial"/>
-          <w:b/>
-          <w:bCs/>
-          <w:sz w:val="28"/>
-          <w:szCs w:val="28"/>
-        </w:rPr>
-        <w:t>Gnome</w:t>
-      </w:r>
-      <w:r>
-        <w:rPr>
-          <w:rFonts w:ascii="Arial" w:hAnsi="Arial" w:cs="Arial"/>
-          <w:sz w:val="28"/>
-          <w:szCs w:val="28"/>
-        </w:rPr>
-        <w:t xml:space="preserve"> is an example of a graphical user interface shell that is provided in Linux operating systems</w:t>
-      </w:r>
-    </w:p>
-    <w:p>
-      <w:pPr>
-        <w:pStyle w:val="ListParagraph"/>
-        <w:numPr>
-          <w:ilvl w:val="0"/>
-          <w:numId w:val="23"/>
-        </w:numPr>
-        <w:spacing w:after="0"/>
-        <w:rPr>
-          <w:rFonts w:ascii="Arial" w:eastAsia="Times New Roman" w:hAnsi="Arial" w:cs="Arial"/>
-          <w:sz w:val="28"/>
-          <w:szCs w:val="28"/>
-        </w:rPr>
-      </w:pPr>
-      <w:r>
-        <w:rPr>
-          <w:rFonts w:ascii="Arial" w:hAnsi="Arial" w:cs="Arial"/>
-          <w:b/>
-          <w:bCs/>
-          <w:sz w:val="28"/>
-          <w:szCs w:val="28"/>
-        </w:rPr>
-        <w:t>Windows and Linux</w:t>
-      </w:r>
-      <w:r>
-        <w:rPr>
-          <w:rFonts w:ascii="Arial" w:hAnsi="Arial" w:cs="Arial"/>
-          <w:sz w:val="28"/>
-          <w:szCs w:val="28"/>
-        </w:rPr>
-        <w:t xml:space="preserve"> common tasks:</w:t>
-      </w:r>
-    </w:p>
-    <w:p>
-      <w:pPr>
-        <w:pStyle w:val="ListParagraph"/>
+          <w:rFonts w:ascii="Arial" w:eastAsiaTheme="minorHAnsi" w:hAnsi="Arial" w:cs="Arial"/>
+          <w:kern w:val="2"/>
+          <w:sz w:val="28"/>
+          <w:szCs w:val="28"/>
+          <w14:ligatures w14:val="standardContextual"/>
+        </w:rPr>
+      </w:pPr>
+      <w:r>
+        <w:rPr>
+          <w:rFonts w:ascii="Arial" w:eastAsiaTheme="minorHAnsi" w:hAnsi="Arial" w:cs="Arial"/>
+          <w:kern w:val="2"/>
+          <w:sz w:val="28"/>
+          <w:szCs w:val="28"/>
+          <w14:ligatures w14:val="standardContextual"/>
+        </w:rPr>
+        <w:t>Authentication factors are typically grouped into:</w:t>
+      </w:r>
+    </w:p>
+    <w:p>
+      <w:pPr>
+        <w:pStyle w:val="NormalWeb"/>
         <w:numPr>
           <w:ilvl w:val="1"/>
           <w:numId w:val="23"/>
         </w:numPr>
         <w:spacing w:after="0"/>
         <w:rPr>
-          <w:rFonts w:ascii="Arial" w:eastAsia="Times New Roman" w:hAnsi="Arial" w:cs="Arial"/>
-          <w:sz w:val="28"/>
-          <w:szCs w:val="28"/>
-        </w:rPr>
-      </w:pPr>
-      <w:r>
-        <w:rPr>
-          <w:rFonts w:ascii="Arial" w:hAnsi="Arial" w:cs="Arial"/>
-          <w:sz w:val="28"/>
-          <w:szCs w:val="28"/>
-        </w:rPr>
-        <w:t>Create and delete files</w:t>
-      </w:r>
-    </w:p>
-    <w:p>
-      <w:pPr>
-        <w:pStyle w:val="ListParagraph"/>
+          <w:rFonts w:ascii="Arial" w:eastAsiaTheme="minorEastAsia" w:hAnsi="Arial" w:cs="Arial"/>
+          <w:kern w:val="2"/>
+          <w:sz w:val="28"/>
+          <w:szCs w:val="28"/>
+          <w14:ligatures w14:val="standardContextual"/>
+        </w:rPr>
+      </w:pPr>
+      <w:r>
+        <w:rPr>
+          <w:rFonts w:ascii="Arial" w:eastAsiaTheme="minorEastAsia" w:hAnsi="Arial" w:cs="Arial"/>
+          <w:b/>
+          <w:bCs/>
+          <w:kern w:val="2"/>
+          <w:sz w:val="28"/>
+          <w:szCs w:val="28"/>
+          <w14:ligatures w14:val="standardContextual"/>
+        </w:rPr>
+        <w:t>Something you know (password)</w:t>
+      </w:r>
+      <w:r>
+        <w:rPr>
+          <w:rFonts w:ascii="Arial" w:eastAsiaTheme="minorEastAsia" w:hAnsi="Arial" w:cs="Arial"/>
+          <w:kern w:val="2"/>
+          <w:sz w:val="28"/>
+          <w:szCs w:val="28"/>
+          <w14:ligatures w14:val="standardContextual"/>
+        </w:rPr>
+        <w:t xml:space="preserve"> - provides multiple different answers</w:t>
+      </w:r>
+    </w:p>
+    <w:p>
+      <w:pPr>
+        <w:pStyle w:val="NormalWeb"/>
         <w:numPr>
           <w:ilvl w:val="1"/>
           <w:numId w:val="23"/>
         </w:numPr>
-        <w:spacing w:after="0"/>
-        <w:rPr>
-          <w:rFonts w:ascii="Arial" w:eastAsia="Times New Roman" w:hAnsi="Arial" w:cs="Arial"/>
-          <w:sz w:val="28"/>
-          <w:szCs w:val="28"/>
-        </w:rPr>
-      </w:pPr>
-      <w:r>
-        <w:rPr>
-          <w:rFonts w:ascii="Arial" w:hAnsi="Arial" w:cs="Arial"/>
-          <w:sz w:val="28"/>
-          <w:szCs w:val="28"/>
-        </w:rPr>
-        <w:t xml:space="preserve">Create and terminate a program </w:t>
-      </w:r>
-    </w:p>
-    <w:p>
-      <w:pPr>
-        <w:pStyle w:val="NormalWeb"/>
-        <w:numPr>
-          <w:ilvl w:val="0"/>
-          <w:numId w:val="23"/>
-        </w:numPr>
-        <w:spacing w:after="0"/>
         <w:rPr>
           <w:rFonts w:ascii="Arial" w:eastAsiaTheme="minorHAnsi" w:hAnsi="Arial" w:cs="Arial"/>
+          <w:b/>
+          <w:bCs/>
           <w:kern w:val="2"/>
           <w:sz w:val="28"/>
           <w:szCs w:val="28"/>
@@ -3926,61 +4391,14 @@
       <w:r>
         <w:rPr>
           <w:rFonts w:ascii="Arial" w:eastAsiaTheme="minorHAnsi" w:hAnsi="Arial" w:cs="Arial"/>
+          <w:b/>
+          <w:bCs/>
           <w:kern w:val="2"/>
           <w:sz w:val="28"/>
           <w:szCs w:val="28"/>
           <w14:ligatures w14:val="standardContextual"/>
         </w:rPr>
-        <w:t xml:space="preserve">User activity is logged </w:t>
-      </w:r>
-      <w:r>
-        <w:rPr>
-          <w:rFonts w:ascii="Arial" w:eastAsiaTheme="minorHAnsi" w:hAnsi="Arial" w:cs="Arial"/>
-          <w:b/>
-          <w:bCs/>
-          <w:kern w:val="2"/>
-          <w:sz w:val="28"/>
-          <w:szCs w:val="28"/>
-          <w14:ligatures w14:val="standardContextual"/>
-        </w:rPr>
-        <w:t>immediately after authentication</w:t>
-      </w:r>
-      <w:r>
-        <w:rPr>
-          <w:rFonts w:ascii="Arial" w:eastAsiaTheme="minorHAnsi" w:hAnsi="Arial" w:cs="Arial"/>
-          <w:kern w:val="2"/>
-          <w:sz w:val="28"/>
-          <w:szCs w:val="28"/>
-          <w14:ligatures w14:val="standardContextual"/>
-        </w:rPr>
-        <w:t>. Once the system confirms the user’s identity, tracking begins.</w:t>
-      </w:r>
-    </w:p>
-    <w:p>
-      <w:pPr>
-        <w:pStyle w:val="NormalWeb"/>
-        <w:numPr>
-          <w:ilvl w:val="0"/>
-          <w:numId w:val="23"/>
-        </w:numPr>
-        <w:spacing w:after="0"/>
-        <w:rPr>
-          <w:rFonts w:ascii="Arial" w:eastAsiaTheme="minorHAnsi" w:hAnsi="Arial" w:cs="Arial"/>
-          <w:kern w:val="2"/>
-          <w:sz w:val="28"/>
-          <w:szCs w:val="28"/>
-          <w14:ligatures w14:val="standardContextual"/>
-        </w:rPr>
-      </w:pPr>
-      <w:r>
-        <w:rPr>
-          <w:rFonts w:ascii="Arial" w:eastAsiaTheme="minorHAnsi" w:hAnsi="Arial" w:cs="Arial"/>
-          <w:kern w:val="2"/>
-          <w:sz w:val="28"/>
-          <w:szCs w:val="28"/>
-          <w14:ligatures w14:val="standardContextual"/>
-        </w:rPr>
-        <w:t>Authentication factors are typically grouped into:</w:t>
+        <w:t xml:space="preserve">Something you have (token, phone) </w:t>
       </w:r>
     </w:p>
     <w:p>
@@ -3993,6 +4411,8 @@
         <w:spacing w:after="0"/>
         <w:rPr>
           <w:rFonts w:ascii="Arial" w:eastAsiaTheme="minorEastAsia" w:hAnsi="Arial" w:cs="Arial"/>
+          <w:b/>
+          <w:bCs/>
           <w:kern w:val="2"/>
           <w:sz w:val="28"/>
           <w:szCs w:val="28"/>
@@ -4009,106 +4429,8 @@
           <w:szCs w:val="28"/>
           <w14:ligatures w14:val="standardContextual"/>
         </w:rPr>
-        <w:t>Something you know (password)</w:t>
-      </w:r>
-      <w:r>
-        <w:rPr>
-          <w:rFonts w:ascii="Arial" w:eastAsiaTheme="minorEastAsia" w:hAnsi="Arial" w:cs="Arial"/>
-          <w:kern w:val="2"/>
-          <w:sz w:val="28"/>
-          <w:szCs w:val="28"/>
-          <w14:ligatures w14:val="standardContextual"/>
-        </w:rPr>
-        <w:t xml:space="preserve"> - provides multiple different answers</w:t>
-      </w:r>
-    </w:p>
-    <w:p>
-      <w:pPr>
-        <w:pStyle w:val="NormalWeb"/>
-        <w:numPr>
-          <w:ilvl w:val="1"/>
-          <w:numId w:val="23"/>
-        </w:numPr>
-        <w:rPr>
-          <w:rFonts w:ascii="Arial" w:eastAsiaTheme="minorHAnsi" w:hAnsi="Arial" w:cs="Arial"/>
-          <w:b/>
-          <w:bCs/>
-          <w:kern w:val="2"/>
-          <w:sz w:val="28"/>
-          <w:szCs w:val="28"/>
-          <w14:ligatures w14:val="standardContextual"/>
-        </w:rPr>
-      </w:pPr>
-      <w:r>
-        <w:rPr>
-          <w:rFonts w:ascii="Arial" w:eastAsiaTheme="minorHAnsi" w:hAnsi="Arial" w:cs="Arial"/>
-          <w:b/>
-          <w:bCs/>
-          <w:kern w:val="2"/>
-          <w:sz w:val="28"/>
-          <w:szCs w:val="28"/>
-          <w14:ligatures w14:val="standardContextual"/>
-        </w:rPr>
-        <w:t xml:space="preserve">Something you have (token, phone) </w:t>
-      </w:r>
-    </w:p>
-    <w:p>
-      <w:pPr>
-        <w:pStyle w:val="NormalWeb"/>
-        <w:numPr>
-          <w:ilvl w:val="1"/>
-          <w:numId w:val="23"/>
-        </w:numPr>
-        <w:spacing w:after="0"/>
-        <w:rPr>
-          <w:rFonts w:ascii="Arial" w:eastAsiaTheme="minorEastAsia" w:hAnsi="Arial" w:cs="Arial"/>
-          <w:b/>
-          <w:bCs/>
-          <w:kern w:val="2"/>
-          <w:sz w:val="28"/>
-          <w:szCs w:val="28"/>
-          <w14:ligatures w14:val="standardContextual"/>
-        </w:rPr>
-      </w:pPr>
-      <w:r>
-        <w:rPr>
-          <w:rFonts w:ascii="Arial" w:eastAsiaTheme="minorEastAsia" w:hAnsi="Arial" w:cs="Arial"/>
-          <w:b/>
-          <w:bCs/>
-          <w:kern w:val="2"/>
-          <w:sz w:val="28"/>
-          <w:szCs w:val="28"/>
-          <w14:ligatures w14:val="standardContextual"/>
-        </w:rPr>
-        <w:lastRenderedPageBreak/>
         <w:t>Something you are (biometrics)</w:t>
       </w:r>
-    </w:p>
-    <w:p>
-      <w:pPr>
-        <w:pStyle w:val="NormalWeb"/>
-        <w:spacing w:after="0" w:line="276" w:lineRule="auto"/>
-        <w:rPr>
-          <w:rFonts w:ascii="Arial" w:eastAsiaTheme="minorEastAsia" w:hAnsi="Arial" w:cs="Arial"/>
-          <w:b/>
-          <w:bCs/>
-          <w:sz w:val="28"/>
-          <w:szCs w:val="28"/>
-        </w:rPr>
-      </w:pPr>
-    </w:p>
-    <w:p>
-      <w:pPr>
-        <w:pStyle w:val="NormalWeb"/>
-        <w:spacing w:after="0" w:line="276" w:lineRule="auto"/>
-        <w:rPr>
-          <w:rFonts w:ascii="Arial" w:eastAsiaTheme="minorEastAsia" w:hAnsi="Arial" w:cs="Arial"/>
-          <w:b/>
-          <w:bCs/>
-          <w:sz w:val="28"/>
-          <w:szCs w:val="28"/>
-        </w:rPr>
-      </w:pPr>
     </w:p>
     <w:p>
       <w:pPr>
@@ -4381,6 +4703,7 @@
             <w:pPr>
               <w:spacing w:after="0"/>
             </w:pPr>
+            <w:proofErr w:type="gramStart"/>
             <w:r>
               <w:rPr>
                 <w:rFonts w:ascii="Courier New" w:eastAsia="Courier New" w:hAnsi="Courier New" w:cs="Courier New"/>
@@ -4388,7 +4711,17 @@
                 <w:sz w:val="18"/>
                 <w:szCs w:val="18"/>
               </w:rPr>
-              <w:t>fork()</w:t>
+              <w:t>fork(</w:t>
+            </w:r>
+            <w:proofErr w:type="gramEnd"/>
+            <w:r>
+              <w:rPr>
+                <w:rFonts w:ascii="Courier New" w:eastAsia="Courier New" w:hAnsi="Courier New" w:cs="Courier New"/>
+                <w:color w:val="000000" w:themeColor="text1"/>
+                <w:sz w:val="18"/>
+                <w:szCs w:val="18"/>
+              </w:rPr>
+              <w:t>)</w:t>
             </w:r>
           </w:p>
         </w:tc>
@@ -4482,6 +4815,7 @@
             <w:pPr>
               <w:spacing w:after="0"/>
             </w:pPr>
+            <w:proofErr w:type="gramStart"/>
             <w:r>
               <w:rPr>
                 <w:rFonts w:ascii="Courier New" w:eastAsia="Courier New" w:hAnsi="Courier New" w:cs="Courier New"/>
@@ -4489,7 +4823,18 @@
                 <w:sz w:val="18"/>
                 <w:szCs w:val="18"/>
               </w:rPr>
-              <w:t>exec()</w:t>
+              <w:lastRenderedPageBreak/>
+              <w:t>exec(</w:t>
+            </w:r>
+            <w:proofErr w:type="gramEnd"/>
+            <w:r>
+              <w:rPr>
+                <w:rFonts w:ascii="Courier New" w:eastAsia="Courier New" w:hAnsi="Courier New" w:cs="Courier New"/>
+                <w:color w:val="000000" w:themeColor="text1"/>
+                <w:sz w:val="18"/>
+                <w:szCs w:val="18"/>
+              </w:rPr>
+              <w:t>)</w:t>
             </w:r>
           </w:p>
         </w:tc>
@@ -4553,7 +4898,27 @@
                 <w:sz w:val="20"/>
                 <w:szCs w:val="20"/>
               </w:rPr>
-              <w:t>Replaces the current process with a new program. Often used right after fork().</w:t>
+              <w:t xml:space="preserve">Replaces the current process with a new program. Often used right after </w:t>
+            </w:r>
+            <w:proofErr w:type="gramStart"/>
+            <w:r>
+              <w:rPr>
+                <w:rFonts w:ascii="Arial" w:eastAsia="Arial" w:hAnsi="Arial" w:cs="Arial"/>
+                <w:color w:val="000000" w:themeColor="text1"/>
+                <w:sz w:val="20"/>
+                <w:szCs w:val="20"/>
+              </w:rPr>
+              <w:t>fork(</w:t>
+            </w:r>
+            <w:proofErr w:type="gramEnd"/>
+            <w:r>
+              <w:rPr>
+                <w:rFonts w:ascii="Arial" w:eastAsia="Arial" w:hAnsi="Arial" w:cs="Arial"/>
+                <w:color w:val="000000" w:themeColor="text1"/>
+                <w:sz w:val="20"/>
+                <w:szCs w:val="20"/>
+              </w:rPr>
+              <w:t>).</w:t>
             </w:r>
           </w:p>
         </w:tc>
@@ -4583,6 +4948,7 @@
             <w:pPr>
               <w:spacing w:after="0"/>
             </w:pPr>
+            <w:proofErr w:type="gramStart"/>
             <w:r>
               <w:rPr>
                 <w:rFonts w:ascii="Courier New" w:eastAsia="Courier New" w:hAnsi="Courier New" w:cs="Courier New"/>
@@ -4590,7 +4956,17 @@
                 <w:sz w:val="18"/>
                 <w:szCs w:val="18"/>
               </w:rPr>
-              <w:t>exit()</w:t>
+              <w:t>exit(</w:t>
+            </w:r>
+            <w:proofErr w:type="gramEnd"/>
+            <w:r>
+              <w:rPr>
+                <w:rFonts w:ascii="Courier New" w:eastAsia="Courier New" w:hAnsi="Courier New" w:cs="Courier New"/>
+                <w:color w:val="000000" w:themeColor="text1"/>
+                <w:sz w:val="18"/>
+                <w:szCs w:val="18"/>
+              </w:rPr>
+              <w:t>)</w:t>
             </w:r>
           </w:p>
         </w:tc>
@@ -4684,6 +5060,7 @@
             <w:pPr>
               <w:spacing w:after="0"/>
             </w:pPr>
+            <w:proofErr w:type="gramStart"/>
             <w:r>
               <w:rPr>
                 <w:rFonts w:ascii="Courier New" w:eastAsia="Courier New" w:hAnsi="Courier New" w:cs="Courier New"/>
@@ -4691,7 +5068,17 @@
                 <w:sz w:val="18"/>
                 <w:szCs w:val="18"/>
               </w:rPr>
-              <w:t>wait()</w:t>
+              <w:t>wait(</w:t>
+            </w:r>
+            <w:proofErr w:type="gramEnd"/>
+            <w:r>
+              <w:rPr>
+                <w:rFonts w:ascii="Courier New" w:eastAsia="Courier New" w:hAnsi="Courier New" w:cs="Courier New"/>
+                <w:color w:val="000000" w:themeColor="text1"/>
+                <w:sz w:val="18"/>
+                <w:szCs w:val="18"/>
+              </w:rPr>
+              <w:t>)</w:t>
             </w:r>
           </w:p>
         </w:tc>
@@ -4786,6 +5173,7 @@
               <w:spacing w:after="0"/>
             </w:pPr>
             <w:proofErr w:type="spellStart"/>
+            <w:proofErr w:type="gramStart"/>
             <w:r>
               <w:rPr>
                 <w:rFonts w:ascii="Courier New" w:eastAsia="Courier New" w:hAnsi="Courier New" w:cs="Courier New"/>
@@ -4803,7 +5191,17 @@
                 <w:sz w:val="18"/>
                 <w:szCs w:val="18"/>
               </w:rPr>
-              <w:t>()</w:t>
+              <w:t>(</w:t>
+            </w:r>
+            <w:proofErr w:type="gramEnd"/>
+            <w:r>
+              <w:rPr>
+                <w:rFonts w:ascii="Courier New" w:eastAsia="Courier New" w:hAnsi="Courier New" w:cs="Courier New"/>
+                <w:color w:val="000000" w:themeColor="text1"/>
+                <w:sz w:val="18"/>
+                <w:szCs w:val="18"/>
+              </w:rPr>
+              <w:t>)</w:t>
             </w:r>
           </w:p>
         </w:tc>
@@ -4867,7 +5265,107 @@
                 <w:sz w:val="20"/>
                 <w:szCs w:val="20"/>
               </w:rPr>
-              <w:t>Does what fork() + exec() do together: creates and launches a new process in one step.</w:t>
+              <w:t xml:space="preserve">Does what </w:t>
+            </w:r>
+            <w:proofErr w:type="gramStart"/>
+            <w:r>
+              <w:rPr>
+                <w:rFonts w:ascii="Arial" w:eastAsia="Arial" w:hAnsi="Arial" w:cs="Arial"/>
+                <w:color w:val="000000" w:themeColor="text1"/>
+                <w:sz w:val="20"/>
+                <w:szCs w:val="20"/>
+              </w:rPr>
+              <w:t>fork(</w:t>
+            </w:r>
+            <w:proofErr w:type="gramEnd"/>
+            <w:r>
+              <w:rPr>
+                <w:rFonts w:ascii="Arial" w:eastAsia="Arial" w:hAnsi="Arial" w:cs="Arial"/>
+                <w:color w:val="000000" w:themeColor="text1"/>
+                <w:sz w:val="20"/>
+                <w:szCs w:val="20"/>
+              </w:rPr>
+              <w:t xml:space="preserve">) + </w:t>
+            </w:r>
+            <w:proofErr w:type="gramStart"/>
+            <w:r>
+              <w:rPr>
+                <w:rFonts w:ascii="Arial" w:eastAsia="Arial" w:hAnsi="Arial" w:cs="Arial"/>
+                <w:color w:val="000000" w:themeColor="text1"/>
+                <w:sz w:val="20"/>
+                <w:szCs w:val="20"/>
+              </w:rPr>
+              <w:t>exec(</w:t>
+            </w:r>
+            <w:proofErr w:type="gramEnd"/>
+            <w:r>
+              <w:rPr>
+                <w:rFonts w:ascii="Arial" w:eastAsia="Arial" w:hAnsi="Arial" w:cs="Arial"/>
+                <w:color w:val="000000" w:themeColor="text1"/>
+                <w:sz w:val="20"/>
+                <w:szCs w:val="20"/>
+              </w:rPr>
+              <w:t xml:space="preserve">) </w:t>
+            </w:r>
+            <w:proofErr w:type="gramStart"/>
+            <w:r>
+              <w:rPr>
+                <w:rFonts w:ascii="Arial" w:eastAsia="Arial" w:hAnsi="Arial" w:cs="Arial"/>
+                <w:color w:val="000000" w:themeColor="text1"/>
+                <w:sz w:val="20"/>
+                <w:szCs w:val="20"/>
+              </w:rPr>
+              <w:t>do</w:t>
+            </w:r>
+            <w:proofErr w:type="gramEnd"/>
+            <w:r>
+              <w:rPr>
+                <w:rFonts w:ascii="Arial" w:eastAsia="Arial" w:hAnsi="Arial" w:cs="Arial"/>
+                <w:color w:val="000000" w:themeColor="text1"/>
+                <w:sz w:val="20"/>
+                <w:szCs w:val="20"/>
+              </w:rPr>
+              <w:t xml:space="preserve"> together: </w:t>
+            </w:r>
+            <w:proofErr w:type="gramStart"/>
+            <w:r>
+              <w:rPr>
+                <w:rFonts w:ascii="Arial" w:eastAsia="Arial" w:hAnsi="Arial" w:cs="Arial"/>
+                <w:color w:val="000000" w:themeColor="text1"/>
+                <w:sz w:val="20"/>
+                <w:szCs w:val="20"/>
+              </w:rPr>
+              <w:t>creates</w:t>
+            </w:r>
+            <w:proofErr w:type="gramEnd"/>
+            <w:r>
+              <w:rPr>
+                <w:rFonts w:ascii="Arial" w:eastAsia="Arial" w:hAnsi="Arial" w:cs="Arial"/>
+                <w:color w:val="000000" w:themeColor="text1"/>
+                <w:sz w:val="20"/>
+                <w:szCs w:val="20"/>
+              </w:rPr>
+              <w:t xml:space="preserve"> and </w:t>
+            </w:r>
+            <w:proofErr w:type="gramStart"/>
+            <w:r>
+              <w:rPr>
+                <w:rFonts w:ascii="Arial" w:eastAsia="Arial" w:hAnsi="Arial" w:cs="Arial"/>
+                <w:color w:val="000000" w:themeColor="text1"/>
+                <w:sz w:val="20"/>
+                <w:szCs w:val="20"/>
+              </w:rPr>
+              <w:t>launches</w:t>
+            </w:r>
+            <w:proofErr w:type="gramEnd"/>
+            <w:r>
+              <w:rPr>
+                <w:rFonts w:ascii="Arial" w:eastAsia="Arial" w:hAnsi="Arial" w:cs="Arial"/>
+                <w:color w:val="000000" w:themeColor="text1"/>
+                <w:sz w:val="20"/>
+                <w:szCs w:val="20"/>
+              </w:rPr>
+              <w:t xml:space="preserve"> a new process in one step.</w:t>
             </w:r>
           </w:p>
         </w:tc>
@@ -4898,6 +5396,7 @@
               <w:spacing w:after="0"/>
             </w:pPr>
             <w:proofErr w:type="spellStart"/>
+            <w:proofErr w:type="gramStart"/>
             <w:r>
               <w:rPr>
                 <w:rFonts w:ascii="Courier New" w:eastAsia="Courier New" w:hAnsi="Courier New" w:cs="Courier New"/>
@@ -4915,7 +5414,17 @@
                 <w:sz w:val="18"/>
                 <w:szCs w:val="18"/>
               </w:rPr>
-              <w:t>()</w:t>
+              <w:t>(</w:t>
+            </w:r>
+            <w:proofErr w:type="gramEnd"/>
+            <w:r>
+              <w:rPr>
+                <w:rFonts w:ascii="Courier New" w:eastAsia="Courier New" w:hAnsi="Courier New" w:cs="Courier New"/>
+                <w:color w:val="000000" w:themeColor="text1"/>
+                <w:sz w:val="18"/>
+                <w:szCs w:val="18"/>
+              </w:rPr>
+              <w:t>)</w:t>
             </w:r>
           </w:p>
         </w:tc>
@@ -4979,7 +5488,27 @@
                 <w:sz w:val="20"/>
                 <w:szCs w:val="20"/>
               </w:rPr>
-              <w:t>Forcefully kills a specified process, similar to Linux kill.</w:t>
+              <w:t xml:space="preserve">Forcefully kills a specified process, </w:t>
+            </w:r>
+            <w:proofErr w:type="gramStart"/>
+            <w:r>
+              <w:rPr>
+                <w:rFonts w:ascii="Arial" w:eastAsia="Arial" w:hAnsi="Arial" w:cs="Arial"/>
+                <w:color w:val="000000" w:themeColor="text1"/>
+                <w:sz w:val="20"/>
+                <w:szCs w:val="20"/>
+              </w:rPr>
+              <w:t>similar to</w:t>
+            </w:r>
+            <w:proofErr w:type="gramEnd"/>
+            <w:r>
+              <w:rPr>
+                <w:rFonts w:ascii="Arial" w:eastAsia="Arial" w:hAnsi="Arial" w:cs="Arial"/>
+                <w:color w:val="000000" w:themeColor="text1"/>
+                <w:sz w:val="20"/>
+                <w:szCs w:val="20"/>
+              </w:rPr>
+              <w:t xml:space="preserve"> Linux kill.</w:t>
             </w:r>
           </w:p>
         </w:tc>
@@ -5010,6 +5539,7 @@
               <w:spacing w:after="0"/>
             </w:pPr>
             <w:proofErr w:type="spellStart"/>
+            <w:proofErr w:type="gramStart"/>
             <w:r>
               <w:rPr>
                 <w:rFonts w:ascii="Courier New" w:eastAsia="Courier New" w:hAnsi="Courier New" w:cs="Courier New"/>
@@ -5017,7 +5547,6 @@
                 <w:sz w:val="18"/>
                 <w:szCs w:val="18"/>
               </w:rPr>
-              <w:lastRenderedPageBreak/>
               <w:t>ExitProcess</w:t>
             </w:r>
             <w:proofErr w:type="spellEnd"/>
@@ -5028,7 +5557,17 @@
                 <w:sz w:val="18"/>
                 <w:szCs w:val="18"/>
               </w:rPr>
-              <w:t>()</w:t>
+              <w:t>(</w:t>
+            </w:r>
+            <w:proofErr w:type="gramEnd"/>
+            <w:r>
+              <w:rPr>
+                <w:rFonts w:ascii="Courier New" w:eastAsia="Courier New" w:hAnsi="Courier New" w:cs="Courier New"/>
+                <w:color w:val="000000" w:themeColor="text1"/>
+                <w:sz w:val="18"/>
+                <w:szCs w:val="18"/>
+              </w:rPr>
+              <w:t>)</w:t>
             </w:r>
           </w:p>
         </w:tc>
@@ -5092,7 +5631,27 @@
                 <w:sz w:val="20"/>
                 <w:szCs w:val="20"/>
               </w:rPr>
-              <w:t>Cleanly shuts down the current process, equivalent to Linux exit().</w:t>
+              <w:t xml:space="preserve">Cleanly shuts down the current process, equivalent to Linux </w:t>
+            </w:r>
+            <w:proofErr w:type="gramStart"/>
+            <w:r>
+              <w:rPr>
+                <w:rFonts w:ascii="Arial" w:eastAsia="Arial" w:hAnsi="Arial" w:cs="Arial"/>
+                <w:color w:val="000000" w:themeColor="text1"/>
+                <w:sz w:val="20"/>
+                <w:szCs w:val="20"/>
+              </w:rPr>
+              <w:t>exit(</w:t>
+            </w:r>
+            <w:proofErr w:type="gramEnd"/>
+            <w:r>
+              <w:rPr>
+                <w:rFonts w:ascii="Arial" w:eastAsia="Arial" w:hAnsi="Arial" w:cs="Arial"/>
+                <w:color w:val="000000" w:themeColor="text1"/>
+                <w:sz w:val="20"/>
+                <w:szCs w:val="20"/>
+              </w:rPr>
+              <w:t>).</w:t>
             </w:r>
           </w:p>
         </w:tc>
@@ -5137,9 +5696,9 @@
           <w:sz w:val="20"/>
           <w:szCs w:val="20"/>
         </w:rPr>
-        <w:t xml:space="preserve">Linux separates "copy this process" (fork) from "run a new program" (exec). Windows combines both into </w:t>
-      </w:r>
-      <w:proofErr w:type="spellStart"/>
+        <w:t xml:space="preserve">Linux separates "copy this process" (fork) from "run a new program" (exec). Windows combines </w:t>
+      </w:r>
+      <w:proofErr w:type="gramStart"/>
       <w:r>
         <w:rPr>
           <w:rFonts w:ascii="Arial" w:eastAsia="Arial" w:hAnsi="Arial" w:cs="Arial"/>
@@ -5147,9 +5706,9 @@
           <w:sz w:val="20"/>
           <w:szCs w:val="20"/>
         </w:rPr>
-        <w:t>CreateProcess</w:t>
-      </w:r>
-      <w:proofErr w:type="spellEnd"/>
+        <w:t>both into</w:t>
+      </w:r>
+      <w:proofErr w:type="gramEnd"/>
       <w:r>
         <w:rPr>
           <w:rFonts w:ascii="Arial" w:eastAsia="Arial" w:hAnsi="Arial" w:cs="Arial"/>
@@ -5157,7 +5716,38 @@
           <w:sz w:val="20"/>
           <w:szCs w:val="20"/>
         </w:rPr>
-        <w:t>().</w:t>
+        <w:t xml:space="preserve"> </w:t>
+      </w:r>
+      <w:proofErr w:type="spellStart"/>
+      <w:proofErr w:type="gramStart"/>
+      <w:r>
+        <w:rPr>
+          <w:rFonts w:ascii="Arial" w:eastAsia="Arial" w:hAnsi="Arial" w:cs="Arial"/>
+          <w:color w:val="000000" w:themeColor="text1"/>
+          <w:sz w:val="20"/>
+          <w:szCs w:val="20"/>
+        </w:rPr>
+        <w:t>CreateProcess</w:t>
+      </w:r>
+      <w:proofErr w:type="spellEnd"/>
+      <w:r>
+        <w:rPr>
+          <w:rFonts w:ascii="Arial" w:eastAsia="Arial" w:hAnsi="Arial" w:cs="Arial"/>
+          <w:color w:val="000000" w:themeColor="text1"/>
+          <w:sz w:val="20"/>
+          <w:szCs w:val="20"/>
+        </w:rPr>
+        <w:t>(</w:t>
+      </w:r>
+      <w:proofErr w:type="gramEnd"/>
+      <w:r>
+        <w:rPr>
+          <w:rFonts w:ascii="Arial" w:eastAsia="Arial" w:hAnsi="Arial" w:cs="Arial"/>
+          <w:color w:val="000000" w:themeColor="text1"/>
+          <w:sz w:val="20"/>
+          <w:szCs w:val="20"/>
+        </w:rPr>
+        <w:t>).</w:t>
       </w:r>
     </w:p>
     <w:p>
@@ -5330,6 +5920,7 @@
             <w:pPr>
               <w:spacing w:after="0"/>
             </w:pPr>
+            <w:proofErr w:type="gramStart"/>
             <w:r>
               <w:rPr>
                 <w:rFonts w:ascii="Courier New" w:eastAsia="Courier New" w:hAnsi="Courier New" w:cs="Courier New"/>
@@ -5337,7 +5928,17 @@
                 <w:sz w:val="18"/>
                 <w:szCs w:val="18"/>
               </w:rPr>
-              <w:t>open()</w:t>
+              <w:t>open(</w:t>
+            </w:r>
+            <w:proofErr w:type="gramEnd"/>
+            <w:r>
+              <w:rPr>
+                <w:rFonts w:ascii="Courier New" w:eastAsia="Courier New" w:hAnsi="Courier New" w:cs="Courier New"/>
+                <w:color w:val="000000" w:themeColor="text1"/>
+                <w:sz w:val="18"/>
+                <w:szCs w:val="18"/>
+              </w:rPr>
+              <w:t>)</w:t>
             </w:r>
           </w:p>
         </w:tc>
@@ -5431,6 +6032,7 @@
             <w:pPr>
               <w:spacing w:after="0"/>
             </w:pPr>
+            <w:proofErr w:type="gramStart"/>
             <w:r>
               <w:rPr>
                 <w:rFonts w:ascii="Courier New" w:eastAsia="Courier New" w:hAnsi="Courier New" w:cs="Courier New"/>
@@ -5438,7 +6040,17 @@
                 <w:sz w:val="18"/>
                 <w:szCs w:val="18"/>
               </w:rPr>
-              <w:t>read()</w:t>
+              <w:t>read(</w:t>
+            </w:r>
+            <w:proofErr w:type="gramEnd"/>
+            <w:r>
+              <w:rPr>
+                <w:rFonts w:ascii="Courier New" w:eastAsia="Courier New" w:hAnsi="Courier New" w:cs="Courier New"/>
+                <w:color w:val="000000" w:themeColor="text1"/>
+                <w:sz w:val="18"/>
+                <w:szCs w:val="18"/>
+              </w:rPr>
+              <w:t>)</w:t>
             </w:r>
           </w:p>
         </w:tc>
@@ -5532,6 +6144,7 @@
             <w:pPr>
               <w:spacing w:after="0"/>
             </w:pPr>
+            <w:proofErr w:type="gramStart"/>
             <w:r>
               <w:rPr>
                 <w:rFonts w:ascii="Courier New" w:eastAsia="Courier New" w:hAnsi="Courier New" w:cs="Courier New"/>
@@ -5539,7 +6152,17 @@
                 <w:sz w:val="18"/>
                 <w:szCs w:val="18"/>
               </w:rPr>
-              <w:t>write()</w:t>
+              <w:t>write(</w:t>
+            </w:r>
+            <w:proofErr w:type="gramEnd"/>
+            <w:r>
+              <w:rPr>
+                <w:rFonts w:ascii="Courier New" w:eastAsia="Courier New" w:hAnsi="Courier New" w:cs="Courier New"/>
+                <w:color w:val="000000" w:themeColor="text1"/>
+                <w:sz w:val="18"/>
+                <w:szCs w:val="18"/>
+              </w:rPr>
+              <w:t>)</w:t>
             </w:r>
           </w:p>
         </w:tc>
@@ -5633,6 +6256,7 @@
             <w:pPr>
               <w:spacing w:after="0"/>
             </w:pPr>
+            <w:proofErr w:type="gramStart"/>
             <w:r>
               <w:rPr>
                 <w:rFonts w:ascii="Courier New" w:eastAsia="Courier New" w:hAnsi="Courier New" w:cs="Courier New"/>
@@ -5640,7 +6264,17 @@
                 <w:sz w:val="18"/>
                 <w:szCs w:val="18"/>
               </w:rPr>
-              <w:t>close()</w:t>
+              <w:t>close(</w:t>
+            </w:r>
+            <w:proofErr w:type="gramEnd"/>
+            <w:r>
+              <w:rPr>
+                <w:rFonts w:ascii="Courier New" w:eastAsia="Courier New" w:hAnsi="Courier New" w:cs="Courier New"/>
+                <w:color w:val="000000" w:themeColor="text1"/>
+                <w:sz w:val="18"/>
+                <w:szCs w:val="18"/>
+              </w:rPr>
+              <w:t>)</w:t>
             </w:r>
           </w:p>
         </w:tc>
@@ -5697,6 +6331,7 @@
             <w:pPr>
               <w:spacing w:after="0"/>
             </w:pPr>
+            <w:proofErr w:type="gramStart"/>
             <w:r>
               <w:rPr>
                 <w:rFonts w:ascii="Arial" w:eastAsia="Arial" w:hAnsi="Arial" w:cs="Arial"/>
@@ -5704,7 +6339,17 @@
                 <w:sz w:val="20"/>
                 <w:szCs w:val="20"/>
               </w:rPr>
-              <w:t>Releases the file descriptor when done; frees up OS resources.</w:t>
+              <w:t>Releases</w:t>
+            </w:r>
+            <w:proofErr w:type="gramEnd"/>
+            <w:r>
+              <w:rPr>
+                <w:rFonts w:ascii="Arial" w:eastAsia="Arial" w:hAnsi="Arial" w:cs="Arial"/>
+                <w:color w:val="000000" w:themeColor="text1"/>
+                <w:sz w:val="20"/>
+                <w:szCs w:val="20"/>
+              </w:rPr>
+              <w:t xml:space="preserve"> the file descriptor when done; frees up OS resources.</w:t>
             </w:r>
           </w:p>
         </w:tc>
@@ -5734,6 +6379,7 @@
             <w:pPr>
               <w:spacing w:after="0"/>
             </w:pPr>
+            <w:proofErr w:type="gramStart"/>
             <w:r>
               <w:rPr>
                 <w:rFonts w:ascii="Courier New" w:eastAsia="Courier New" w:hAnsi="Courier New" w:cs="Courier New"/>
@@ -5741,7 +6387,17 @@
                 <w:sz w:val="18"/>
                 <w:szCs w:val="18"/>
               </w:rPr>
-              <w:t>unlink()</w:t>
+              <w:t>unlink(</w:t>
+            </w:r>
+            <w:proofErr w:type="gramEnd"/>
+            <w:r>
+              <w:rPr>
+                <w:rFonts w:ascii="Courier New" w:eastAsia="Courier New" w:hAnsi="Courier New" w:cs="Courier New"/>
+                <w:color w:val="000000" w:themeColor="text1"/>
+                <w:sz w:val="18"/>
+                <w:szCs w:val="18"/>
+              </w:rPr>
+              <w:t>)</w:t>
             </w:r>
           </w:p>
         </w:tc>
@@ -5836,6 +6492,7 @@
               <w:spacing w:after="0"/>
             </w:pPr>
             <w:proofErr w:type="spellStart"/>
+            <w:proofErr w:type="gramStart"/>
             <w:r>
               <w:rPr>
                 <w:rFonts w:ascii="Courier New" w:eastAsia="Courier New" w:hAnsi="Courier New" w:cs="Courier New"/>
@@ -5853,7 +6510,17 @@
                 <w:sz w:val="18"/>
                 <w:szCs w:val="18"/>
               </w:rPr>
-              <w:t>()</w:t>
+              <w:t>(</w:t>
+            </w:r>
+            <w:proofErr w:type="gramEnd"/>
+            <w:r>
+              <w:rPr>
+                <w:rFonts w:ascii="Courier New" w:eastAsia="Courier New" w:hAnsi="Courier New" w:cs="Courier New"/>
+                <w:color w:val="000000" w:themeColor="text1"/>
+                <w:sz w:val="18"/>
+                <w:szCs w:val="18"/>
+              </w:rPr>
+              <w:t>)</w:t>
             </w:r>
           </w:p>
         </w:tc>
@@ -5948,6 +6615,7 @@
               <w:spacing w:after="0"/>
             </w:pPr>
             <w:proofErr w:type="spellStart"/>
+            <w:proofErr w:type="gramStart"/>
             <w:r>
               <w:rPr>
                 <w:rFonts w:ascii="Courier New" w:eastAsia="Courier New" w:hAnsi="Courier New" w:cs="Courier New"/>
@@ -5965,7 +6633,17 @@
                 <w:sz w:val="18"/>
                 <w:szCs w:val="18"/>
               </w:rPr>
-              <w:t>()</w:t>
+              <w:t>(</w:t>
+            </w:r>
+            <w:proofErr w:type="gramEnd"/>
+            <w:r>
+              <w:rPr>
+                <w:rFonts w:ascii="Courier New" w:eastAsia="Courier New" w:hAnsi="Courier New" w:cs="Courier New"/>
+                <w:color w:val="000000" w:themeColor="text1"/>
+                <w:sz w:val="18"/>
+                <w:szCs w:val="18"/>
+              </w:rPr>
+              <w:t>)</w:t>
             </w:r>
           </w:p>
         </w:tc>
@@ -6060,6 +6738,7 @@
               <w:spacing w:after="0"/>
             </w:pPr>
             <w:proofErr w:type="spellStart"/>
+            <w:proofErr w:type="gramStart"/>
             <w:r>
               <w:rPr>
                 <w:rFonts w:ascii="Courier New" w:eastAsia="Courier New" w:hAnsi="Courier New" w:cs="Courier New"/>
@@ -6077,7 +6756,17 @@
                 <w:sz w:val="18"/>
                 <w:szCs w:val="18"/>
               </w:rPr>
-              <w:t>()</w:t>
+              <w:t>(</w:t>
+            </w:r>
+            <w:proofErr w:type="gramEnd"/>
+            <w:r>
+              <w:rPr>
+                <w:rFonts w:ascii="Courier New" w:eastAsia="Courier New" w:hAnsi="Courier New" w:cs="Courier New"/>
+                <w:color w:val="000000" w:themeColor="text1"/>
+                <w:sz w:val="18"/>
+                <w:szCs w:val="18"/>
+              </w:rPr>
+              <w:t>)</w:t>
             </w:r>
           </w:p>
         </w:tc>
@@ -6172,6 +6861,7 @@
               <w:spacing w:after="0"/>
             </w:pPr>
             <w:proofErr w:type="spellStart"/>
+            <w:proofErr w:type="gramStart"/>
             <w:r>
               <w:rPr>
                 <w:rFonts w:ascii="Courier New" w:eastAsia="Courier New" w:hAnsi="Courier New" w:cs="Courier New"/>
@@ -6189,7 +6879,17 @@
                 <w:sz w:val="18"/>
                 <w:szCs w:val="18"/>
               </w:rPr>
-              <w:t>()</w:t>
+              <w:t>(</w:t>
+            </w:r>
+            <w:proofErr w:type="gramEnd"/>
+            <w:r>
+              <w:rPr>
+                <w:rFonts w:ascii="Courier New" w:eastAsia="Courier New" w:hAnsi="Courier New" w:cs="Courier New"/>
+                <w:color w:val="000000" w:themeColor="text1"/>
+                <w:sz w:val="18"/>
+                <w:szCs w:val="18"/>
+              </w:rPr>
+              <w:t>)</w:t>
             </w:r>
           </w:p>
         </w:tc>
@@ -6253,7 +6953,27 @@
                 <w:sz w:val="20"/>
                 <w:szCs w:val="20"/>
               </w:rPr>
-              <w:t>Releases the handle, equivalent to Linux close(). Used for files, processes, and more.</w:t>
+              <w:t xml:space="preserve">Releases the handle, equivalent to Linux </w:t>
+            </w:r>
+            <w:proofErr w:type="gramStart"/>
+            <w:r>
+              <w:rPr>
+                <w:rFonts w:ascii="Arial" w:eastAsia="Arial" w:hAnsi="Arial" w:cs="Arial"/>
+                <w:color w:val="000000" w:themeColor="text1"/>
+                <w:sz w:val="20"/>
+                <w:szCs w:val="20"/>
+              </w:rPr>
+              <w:t>close(</w:t>
+            </w:r>
+            <w:proofErr w:type="gramEnd"/>
+            <w:r>
+              <w:rPr>
+                <w:rFonts w:ascii="Arial" w:eastAsia="Arial" w:hAnsi="Arial" w:cs="Arial"/>
+                <w:color w:val="000000" w:themeColor="text1"/>
+                <w:sz w:val="20"/>
+                <w:szCs w:val="20"/>
+              </w:rPr>
+              <w:t>). Used for files, processes, and more.</w:t>
             </w:r>
           </w:p>
         </w:tc>
@@ -6284,6 +7004,7 @@
               <w:spacing w:after="0"/>
             </w:pPr>
             <w:proofErr w:type="spellStart"/>
+            <w:proofErr w:type="gramStart"/>
             <w:r>
               <w:rPr>
                 <w:rFonts w:ascii="Courier New" w:eastAsia="Courier New" w:hAnsi="Courier New" w:cs="Courier New"/>
@@ -6301,7 +7022,17 @@
                 <w:sz w:val="18"/>
                 <w:szCs w:val="18"/>
               </w:rPr>
-              <w:t>()</w:t>
+              <w:t>(</w:t>
+            </w:r>
+            <w:proofErr w:type="gramEnd"/>
+            <w:r>
+              <w:rPr>
+                <w:rFonts w:ascii="Courier New" w:eastAsia="Courier New" w:hAnsi="Courier New" w:cs="Courier New"/>
+                <w:color w:val="000000" w:themeColor="text1"/>
+                <w:sz w:val="18"/>
+                <w:szCs w:val="18"/>
+              </w:rPr>
+              <w:t>)</w:t>
             </w:r>
           </w:p>
         </w:tc>
@@ -6365,7 +7096,27 @@
                 <w:sz w:val="20"/>
                 <w:szCs w:val="20"/>
               </w:rPr>
-              <w:t>Deletes a file, equivalent to Linux unlink().</w:t>
+              <w:t xml:space="preserve">Deletes a file, equivalent to Linux </w:t>
+            </w:r>
+            <w:proofErr w:type="gramStart"/>
+            <w:r>
+              <w:rPr>
+                <w:rFonts w:ascii="Arial" w:eastAsia="Arial" w:hAnsi="Arial" w:cs="Arial"/>
+                <w:color w:val="000000" w:themeColor="text1"/>
+                <w:sz w:val="20"/>
+                <w:szCs w:val="20"/>
+              </w:rPr>
+              <w:t>unlink(</w:t>
+            </w:r>
+            <w:proofErr w:type="gramEnd"/>
+            <w:r>
+              <w:rPr>
+                <w:rFonts w:ascii="Arial" w:eastAsia="Arial" w:hAnsi="Arial" w:cs="Arial"/>
+                <w:color w:val="000000" w:themeColor="text1"/>
+                <w:sz w:val="20"/>
+                <w:szCs w:val="20"/>
+              </w:rPr>
+              <w:t>).</w:t>
             </w:r>
           </w:p>
         </w:tc>
@@ -6381,6 +7132,7 @@
           <w:sz w:val="22"/>
           <w:szCs w:val="22"/>
         </w:rPr>
+        <w:lastRenderedPageBreak/>
         <w:t xml:space="preserve"> </w:t>
       </w:r>
     </w:p>
@@ -6517,7 +7269,6 @@
           <w:sz w:val="28"/>
           <w:szCs w:val="28"/>
         </w:rPr>
-        <w:lastRenderedPageBreak/>
         <w:t>Non-volatile: Retains data even when the power is off.</w:t>
       </w:r>
     </w:p>
@@ -6993,6 +7744,7 @@
           <w:szCs w:val="28"/>
           <w14:ligatures w14:val="standardContextual"/>
         </w:rPr>
+        <w:lastRenderedPageBreak/>
         <w:t>Operating System: 4 GB</w:t>
       </w:r>
     </w:p>
@@ -7207,7 +7959,6 @@
           <w:szCs w:val="28"/>
           <w14:ligatures w14:val="standardContextual"/>
         </w:rPr>
-        <w:lastRenderedPageBreak/>
         <w:t>Step 3: Only whole instances can run.</w:t>
       </w:r>
     </w:p>
@@ -7643,6 +8394,7 @@
           <w:sz w:val="28"/>
           <w:szCs w:val="28"/>
         </w:rPr>
+        <w:lastRenderedPageBreak/>
         <w:t>Uses Flash Memory</w:t>
       </w:r>
       <w:r>
@@ -7833,7 +8585,6 @@
           <w:sz w:val="28"/>
           <w:szCs w:val="28"/>
         </w:rPr>
-        <w:lastRenderedPageBreak/>
         <w:t>Performance is limited by mechanical movement (seek time, rotation speed)</w:t>
       </w:r>
     </w:p>
@@ -8169,7 +8920,16 @@
           <w:sz w:val="28"/>
           <w:szCs w:val="28"/>
         </w:rPr>
-        <w:t>The chipset is like the traffic control system and road manager for that highway. It controls traffic lights, directs which routes cars take, and ensures everything flows smoothly without collisions or congestion.</w:t>
+        <w:t xml:space="preserve">The chipset is like the traffic control system and road manager for that highway. It controls traffic lights, directs which routes </w:t>
+      </w:r>
+      <w:r>
+        <w:rPr>
+          <w:rFonts w:ascii="Arial" w:hAnsi="Arial" w:cs="Arial"/>
+          <w:sz w:val="28"/>
+          <w:szCs w:val="28"/>
+        </w:rPr>
+        <w:lastRenderedPageBreak/>
+        <w:t>cars take, and ensures everything flows smoothly without collisions or congestion.</w:t>
       </w:r>
     </w:p>
     <w:p>
@@ -8284,7 +9044,6 @@
           <w:sz w:val="28"/>
           <w:szCs w:val="28"/>
         </w:rPr>
-        <w:lastRenderedPageBreak/>
         <w:t xml:space="preserve">The </w:t>
       </w:r>
       <w:r>
@@ -8956,7 +9715,6 @@
           <w:sz w:val="28"/>
           <w:szCs w:val="28"/>
         </w:rPr>
-        <w:lastRenderedPageBreak/>
         <w:t xml:space="preserve">A </w:t>
       </w:r>
       <w:r>
@@ -9424,6 +10182,7 @@
           <w:sz w:val="28"/>
           <w:szCs w:val="28"/>
         </w:rPr>
+        <w:lastRenderedPageBreak/>
         <w:t xml:space="preserve">Smaller than virtual machines as they only include the application and its dependencies (no guest OS). </w:t>
       </w:r>
     </w:p>
@@ -9544,7 +10303,6 @@
           <w:sz w:val="28"/>
           <w:szCs w:val="28"/>
         </w:rPr>
-        <w:lastRenderedPageBreak/>
         <w:t>A Docker container running a Node.js app with MongoDB as a sidecar container.</w:t>
       </w:r>
     </w:p>
@@ -9917,7 +10675,7 @@
           <w:szCs w:val="28"/>
           <w14:ligatures w14:val="standardContextual"/>
         </w:rPr>
-        <w:t xml:space="preserve"> on  </w:t>
+        <w:t xml:space="preserve"> on </w:t>
       </w:r>
       <w:r>
         <w:rPr>
@@ -10097,6 +10855,7 @@
           <w:szCs w:val="28"/>
           <w14:ligatures w14:val="standardContextual"/>
         </w:rPr>
+        <w:lastRenderedPageBreak/>
         <w:t>Fiber Optics Lines</w:t>
       </w:r>
       <w:r>
@@ -10206,7 +10965,6 @@
           <w:sz w:val="28"/>
           <w:szCs w:val="28"/>
         </w:rPr>
-        <w:lastRenderedPageBreak/>
         <w:t>Protocol</w:t>
       </w:r>
       <w:r>
@@ -10939,16 +11697,26 @@
                 <w:sz w:val="28"/>
                 <w:szCs w:val="28"/>
               </w:rPr>
-              <w:t xml:space="preserve">SSL/TLS, JPEG, </w:t>
+              <w:t xml:space="preserve">SSL/TLS, </w:t>
             </w:r>
+            <w:proofErr w:type="gramStart"/>
             <w:r>
               <w:rPr>
                 <w:rFonts w:ascii="Arial" w:hAnsi="Arial" w:cs="Arial"/>
                 <w:sz w:val="28"/>
                 <w:szCs w:val="28"/>
               </w:rPr>
+              <w:t xml:space="preserve">JPEG, </w:t>
+            </w:r>
+            <w:r>
+              <w:rPr>
+                <w:rFonts w:ascii="Arial" w:hAnsi="Arial" w:cs="Arial"/>
+                <w:sz w:val="28"/>
+                <w:szCs w:val="28"/>
+              </w:rPr>
               <w:t xml:space="preserve">  </w:t>
             </w:r>
+            <w:proofErr w:type="gramEnd"/>
             <w:r>
               <w:rPr>
                 <w:rFonts w:ascii="Arial" w:hAnsi="Arial" w:cs="Arial"/>
@@ -11100,6 +11868,7 @@
                 <w:sz w:val="28"/>
                 <w:szCs w:val="28"/>
               </w:rPr>
+              <w:lastRenderedPageBreak/>
               <w:t>4</w:t>
             </w:r>
           </w:p>
@@ -11152,7 +11921,25 @@
                 <w:sz w:val="28"/>
                 <w:szCs w:val="28"/>
               </w:rPr>
-              <w:t>Ensures reliable data delivery, handles error checking and flow control</w:t>
+              <w:t xml:space="preserve">Ensures reliable data delivery, handles error checking and </w:t>
+            </w:r>
+            <w:proofErr w:type="gramStart"/>
+            <w:r>
+              <w:rPr>
+                <w:rFonts w:ascii="Arial" w:hAnsi="Arial" w:cs="Arial"/>
+                <w:sz w:val="28"/>
+                <w:szCs w:val="28"/>
+              </w:rPr>
+              <w:t>flow</w:t>
+            </w:r>
+            <w:proofErr w:type="gramEnd"/>
+            <w:r>
+              <w:rPr>
+                <w:rFonts w:ascii="Arial" w:hAnsi="Arial" w:cs="Arial"/>
+                <w:sz w:val="28"/>
+                <w:szCs w:val="28"/>
+              </w:rPr>
+              <w:t xml:space="preserve"> control</w:t>
             </w:r>
           </w:p>
         </w:tc>
@@ -11215,7 +12002,6 @@
                 <w:sz w:val="28"/>
                 <w:szCs w:val="28"/>
               </w:rPr>
-              <w:lastRenderedPageBreak/>
               <w:t>3</w:t>
             </w:r>
           </w:p>
@@ -11515,7 +12301,25 @@
                 <w:sz w:val="28"/>
                 <w:szCs w:val="28"/>
               </w:rPr>
-              <w:t>Cables, hubs, radio signals</w:t>
+              <w:t xml:space="preserve">Cables, </w:t>
+            </w:r>
+            <w:proofErr w:type="gramStart"/>
+            <w:r>
+              <w:rPr>
+                <w:rFonts w:ascii="Arial" w:hAnsi="Arial" w:cs="Arial"/>
+                <w:sz w:val="28"/>
+                <w:szCs w:val="28"/>
+              </w:rPr>
+              <w:t>hubs</w:t>
+            </w:r>
+            <w:proofErr w:type="gramEnd"/>
+            <w:r>
+              <w:rPr>
+                <w:rFonts w:ascii="Arial" w:hAnsi="Arial" w:cs="Arial"/>
+                <w:sz w:val="28"/>
+                <w:szCs w:val="28"/>
+              </w:rPr>
+              <w:t>, radio signals</w:t>
             </w:r>
           </w:p>
         </w:tc>
@@ -11570,7 +12374,29 @@
           <w:sz w:val="28"/>
           <w:szCs w:val="28"/>
         </w:rPr>
-        <w:t>"All People Seem To Need Data Processing"</w:t>
+        <w:t xml:space="preserve">"All People Seem </w:t>
+      </w:r>
+      <w:proofErr w:type="gramStart"/>
+      <w:r>
+        <w:rPr>
+          <w:rFonts w:ascii="Arial" w:hAnsi="Arial" w:cs="Arial"/>
+          <w:b/>
+          <w:bCs/>
+          <w:sz w:val="28"/>
+          <w:szCs w:val="28"/>
+        </w:rPr>
+        <w:t>To</w:t>
+      </w:r>
+      <w:proofErr w:type="gramEnd"/>
+      <w:r>
+        <w:rPr>
+          <w:rFonts w:ascii="Arial" w:hAnsi="Arial" w:cs="Arial"/>
+          <w:b/>
+          <w:bCs/>
+          <w:sz w:val="28"/>
+          <w:szCs w:val="28"/>
+        </w:rPr>
+        <w:t xml:space="preserve"> Need Data Processing"</w:t>
       </w:r>
     </w:p>
     <w:p>
@@ -11862,12 +12688,6 @@
         <w:gridCol w:w="3385"/>
       </w:tblGrid>
       <w:tr>
-        <w:tblPrEx>
-          <w:tblCellMar>
-            <w:top w:w="0" w:type="dxa"/>
-            <w:bottom w:w="0" w:type="dxa"/>
-          </w:tblCellMar>
-        </w:tblPrEx>
         <w:trPr>
           <w:tblHeader/>
         </w:trPr>
@@ -11883,6 +12703,7 @@
                 <w:bCs/>
                 <w:color w:val="FFFFFF"/>
               </w:rPr>
+              <w:lastRenderedPageBreak/>
               <w:t>Network Type</w:t>
             </w:r>
           </w:p>
@@ -11921,12 +12742,6 @@
         </w:tc>
       </w:tr>
       <w:tr>
-        <w:tblPrEx>
-          <w:tblCellMar>
-            <w:top w:w="0" w:type="dxa"/>
-            <w:bottom w:w="0" w:type="dxa"/>
-          </w:tblCellMar>
-        </w:tblPrEx>
         <w:tc>
           <w:tcPr>
             <w:tcW w:w="2425" w:type="dxa"/>
@@ -11976,12 +12791,6 @@
         </w:tc>
       </w:tr>
       <w:tr>
-        <w:tblPrEx>
-          <w:tblCellMar>
-            <w:top w:w="0" w:type="dxa"/>
-            <w:bottom w:w="0" w:type="dxa"/>
-          </w:tblCellMar>
-        </w:tblPrEx>
         <w:tc>
           <w:tcPr>
             <w:tcW w:w="2425" w:type="dxa"/>
@@ -11998,7 +12807,6 @@
                 <w:b/>
                 <w:bCs/>
               </w:rPr>
-              <w:lastRenderedPageBreak/>
               <w:t>LAN</w:t>
             </w:r>
             <w:r>
@@ -12006,28 +12814,7 @@
                 <w:b/>
                 <w:bCs/>
               </w:rPr>
-              <w:t xml:space="preserve"> </w:t>
-            </w:r>
-            <w:r>
-              <w:rPr>
-                <w:b/>
-                <w:bCs/>
-              </w:rPr>
-              <w:t>(</w:t>
-            </w:r>
-            <w:r>
-              <w:rPr>
-                <w:b/>
-                <w:bCs/>
-              </w:rPr>
-              <w:t xml:space="preserve">Local </w:t>
-            </w:r>
-            <w:r>
-              <w:rPr>
-                <w:b/>
-                <w:bCs/>
-              </w:rPr>
-              <w:t>Area Network)</w:t>
+              <w:t xml:space="preserve"> (Local Area Network)</w:t>
             </w:r>
           </w:p>
         </w:tc>
@@ -12056,12 +12843,6 @@
         </w:tc>
       </w:tr>
       <w:tr>
-        <w:tblPrEx>
-          <w:tblCellMar>
-            <w:top w:w="0" w:type="dxa"/>
-            <w:bottom w:w="0" w:type="dxa"/>
-          </w:tblCellMar>
-        </w:tblPrEx>
         <w:tc>
           <w:tcPr>
             <w:tcW w:w="2425" w:type="dxa"/>
@@ -12085,28 +12866,7 @@
                 <w:b/>
                 <w:bCs/>
               </w:rPr>
-              <w:t xml:space="preserve"> </w:t>
-            </w:r>
-            <w:r>
-              <w:rPr>
-                <w:b/>
-                <w:bCs/>
-              </w:rPr>
-              <w:t>(</w:t>
-            </w:r>
-            <w:r>
-              <w:rPr>
-                <w:b/>
-                <w:bCs/>
-              </w:rPr>
-              <w:t>Metropolitan</w:t>
-            </w:r>
-            <w:r>
-              <w:rPr>
-                <w:b/>
-                <w:bCs/>
-              </w:rPr>
-              <w:t xml:space="preserve"> Area Network)</w:t>
+              <w:t xml:space="preserve"> (Metropolitan Area Network)</w:t>
             </w:r>
           </w:p>
         </w:tc>
@@ -12132,12 +12892,6 @@
         </w:tc>
       </w:tr>
       <w:tr>
-        <w:tblPrEx>
-          <w:tblCellMar>
-            <w:top w:w="0" w:type="dxa"/>
-            <w:bottom w:w="0" w:type="dxa"/>
-          </w:tblCellMar>
-        </w:tblPrEx>
         <w:tc>
           <w:tcPr>
             <w:tcW w:w="2425" w:type="dxa"/>
@@ -12161,28 +12915,7 @@
                 <w:b/>
                 <w:bCs/>
               </w:rPr>
-              <w:t xml:space="preserve"> </w:t>
-            </w:r>
-            <w:r>
-              <w:rPr>
-                <w:b/>
-                <w:bCs/>
-              </w:rPr>
-              <w:t>(</w:t>
-            </w:r>
-            <w:r>
-              <w:rPr>
-                <w:b/>
-                <w:bCs/>
-              </w:rPr>
-              <w:t>Wide</w:t>
-            </w:r>
-            <w:r>
-              <w:rPr>
-                <w:b/>
-                <w:bCs/>
-              </w:rPr>
-              <w:t xml:space="preserve"> Area Network)</w:t>
+              <w:t xml:space="preserve"> (Wide Area Network)</w:t>
             </w:r>
           </w:p>
         </w:tc>
@@ -12991,7 +13724,17 @@
           <w:sz w:val="28"/>
           <w:szCs w:val="28"/>
         </w:rPr>
-        <w:t xml:space="preserve"> and I</w:t>
+        <w:t xml:space="preserve"> and </w:t>
+      </w:r>
+      <w:r>
+        <w:rPr>
+          <w:rFonts w:ascii="Arial" w:hAnsi="Arial" w:cs="Arial"/>
+          <w:b/>
+          <w:bCs/>
+          <w:sz w:val="28"/>
+          <w:szCs w:val="28"/>
+        </w:rPr>
+        <w:t>I</w:t>
       </w:r>
       <w:r>
         <w:rPr>
@@ -13784,6 +14527,26 @@
         </w:rPr>
         <w:t xml:space="preserve"> take the whole network down</w:t>
       </w:r>
+    </w:p>
+    <w:p>
+      <w:pPr>
+        <w:spacing w:line="276" w:lineRule="auto"/>
+        <w:rPr>
+          <w:rFonts w:ascii="Arial" w:hAnsi="Arial" w:cs="Arial"/>
+          <w:sz w:val="28"/>
+          <w:szCs w:val="28"/>
+        </w:rPr>
+      </w:pPr>
+    </w:p>
+    <w:p>
+      <w:pPr>
+        <w:spacing w:line="276" w:lineRule="auto"/>
+        <w:rPr>
+          <w:rFonts w:ascii="Arial" w:hAnsi="Arial" w:cs="Arial"/>
+          <w:sz w:val="28"/>
+          <w:szCs w:val="28"/>
+        </w:rPr>
+      </w:pPr>
     </w:p>
     <w:p>
       <w:pPr>
@@ -14191,6 +14954,7 @@
                 <w:sz w:val="28"/>
                 <w:szCs w:val="28"/>
               </w:rPr>
+              <w:lastRenderedPageBreak/>
               <w:t>Sublime Text</w:t>
             </w:r>
           </w:p>
@@ -14317,7 +15081,6 @@
                 <w:sz w:val="28"/>
                 <w:szCs w:val="28"/>
               </w:rPr>
-              <w:lastRenderedPageBreak/>
               <w:t>Visual Studio Code</w:t>
             </w:r>
           </w:p>
@@ -14996,6 +15759,7 @@
                 <w:sz w:val="28"/>
                 <w:szCs w:val="28"/>
               </w:rPr>
+              <w:lastRenderedPageBreak/>
               <w:t>Eclipse</w:t>
             </w:r>
           </w:p>
@@ -15761,6 +16525,7 @@
           <w:sz w:val="28"/>
           <w:szCs w:val="28"/>
         </w:rPr>
+        <w:lastRenderedPageBreak/>
         <w:t>Pay-as-you-go pricing model.</w:t>
       </w:r>
       <w:r>
@@ -15827,7 +16592,6 @@
           <w:sz w:val="28"/>
           <w:szCs w:val="28"/>
         </w:rPr>
-        <w:lastRenderedPageBreak/>
         <w:t>Amazon Web Services (AWS) EC2</w:t>
       </w:r>
     </w:p>
@@ -16386,6 +17150,7 @@
           <w:sz w:val="28"/>
           <w:szCs w:val="28"/>
         </w:rPr>
+        <w:lastRenderedPageBreak/>
         <w:t>A platform</w:t>
       </w:r>
       <w:r>
@@ -16463,7 +17228,6 @@
           <w:sz w:val="28"/>
           <w:szCs w:val="28"/>
         </w:rPr>
-        <w:lastRenderedPageBreak/>
         <w:t>Supports various programming languages.</w:t>
       </w:r>
     </w:p>
@@ -17091,6 +17855,7 @@
           <w:sz w:val="28"/>
           <w:szCs w:val="28"/>
         </w:rPr>
+        <w:lastRenderedPageBreak/>
         <w:t>V</w:t>
       </w:r>
       <w:r>
@@ -17181,15 +17946,27 @@
         </w:rPr>
         <w:t xml:space="preserve">) is </w:t>
       </w:r>
-      <w:r>
-        <w:rPr>
-          <w:rFonts w:ascii="Arial" w:eastAsia="Times New Roman" w:hAnsi="Arial" w:cs="Arial"/>
-          <w:b/>
-          <w:bCs/>
-          <w:sz w:val="28"/>
-          <w:szCs w:val="28"/>
-        </w:rPr>
-        <w:t>similar to MEVN</w:t>
+      <w:proofErr w:type="gramStart"/>
+      <w:r>
+        <w:rPr>
+          <w:rFonts w:ascii="Arial" w:eastAsia="Times New Roman" w:hAnsi="Arial" w:cs="Arial"/>
+          <w:b/>
+          <w:bCs/>
+          <w:sz w:val="28"/>
+          <w:szCs w:val="28"/>
+        </w:rPr>
+        <w:t>similar to</w:t>
+      </w:r>
+      <w:proofErr w:type="gramEnd"/>
+      <w:r>
+        <w:rPr>
+          <w:rFonts w:ascii="Arial" w:eastAsia="Times New Roman" w:hAnsi="Arial" w:cs="Arial"/>
+          <w:b/>
+          <w:bCs/>
+          <w:sz w:val="28"/>
+          <w:szCs w:val="28"/>
+        </w:rPr>
+        <w:t xml:space="preserve"> MEVN</w:t>
       </w:r>
     </w:p>
     <w:p>
@@ -17212,7 +17989,6 @@
           <w:sz w:val="28"/>
           <w:szCs w:val="28"/>
         </w:rPr>
-        <w:lastRenderedPageBreak/>
         <w:t xml:space="preserve">It </w:t>
       </w:r>
       <w:r>
@@ -17557,6 +18333,36 @@
         </w:rPr>
         <w:t>HP – Programming language for backend logic.</w:t>
       </w:r>
+    </w:p>
+    <w:p>
+      <w:pPr>
+        <w:spacing w:after="0" w:line="276" w:lineRule="auto"/>
+        <w:rPr>
+          <w:rFonts w:ascii="Arial" w:eastAsia="Times New Roman" w:hAnsi="Arial" w:cs="Arial"/>
+          <w:sz w:val="28"/>
+          <w:szCs w:val="28"/>
+        </w:rPr>
+      </w:pPr>
+    </w:p>
+    <w:p>
+      <w:pPr>
+        <w:spacing w:after="0" w:line="276" w:lineRule="auto"/>
+        <w:rPr>
+          <w:rFonts w:ascii="Arial" w:eastAsia="Times New Roman" w:hAnsi="Arial" w:cs="Arial"/>
+          <w:sz w:val="28"/>
+          <w:szCs w:val="28"/>
+        </w:rPr>
+      </w:pPr>
+    </w:p>
+    <w:p>
+      <w:pPr>
+        <w:spacing w:after="0" w:line="276" w:lineRule="auto"/>
+        <w:rPr>
+          <w:rFonts w:ascii="Arial" w:eastAsia="Times New Roman" w:hAnsi="Arial" w:cs="Arial"/>
+          <w:sz w:val="28"/>
+          <w:szCs w:val="28"/>
+        </w:rPr>
+      </w:pPr>
     </w:p>
     <w:p>
       <w:pPr>
@@ -17972,7 +18778,16 @@
                 <w:sz w:val="28"/>
                 <w:szCs w:val="28"/>
               </w:rPr>
-              <w:t>Self-replicating malware that spreads automatically</w:t>
+              <w:t xml:space="preserve">Self-replicating malware that </w:t>
+            </w:r>
+            <w:r>
+              <w:rPr>
+                <w:rFonts w:ascii="Arial" w:eastAsia="Times New Roman" w:hAnsi="Arial" w:cs="Arial"/>
+                <w:sz w:val="28"/>
+                <w:szCs w:val="28"/>
+              </w:rPr>
+              <w:lastRenderedPageBreak/>
+              <w:t>spreads automatically</w:t>
             </w:r>
           </w:p>
         </w:tc>
@@ -17997,6 +18812,7 @@
                 <w:sz w:val="28"/>
                 <w:szCs w:val="28"/>
               </w:rPr>
+              <w:lastRenderedPageBreak/>
               <w:t>No host needed</w:t>
             </w:r>
           </w:p>
@@ -18254,7 +19070,6 @@
                 <w:sz w:val="28"/>
                 <w:szCs w:val="28"/>
               </w:rPr>
-              <w:lastRenderedPageBreak/>
               <w:t>for document files</w:t>
             </w:r>
             <w:r>
@@ -18303,17 +19118,7 @@
                 <w:sz w:val="28"/>
                 <w:szCs w:val="28"/>
               </w:rPr>
-              <w:lastRenderedPageBreak/>
-              <w:t xml:space="preserve">Attaches itself to </w:t>
-            </w:r>
-            <w:r>
-              <w:rPr>
-                <w:rFonts w:ascii="Arial" w:eastAsia="Times New Roman" w:hAnsi="Arial" w:cs="Arial"/>
-                <w:sz w:val="28"/>
-                <w:szCs w:val="28"/>
-              </w:rPr>
-              <w:lastRenderedPageBreak/>
-              <w:t>document templates and macros rather than executable files; activates when the file is opened and macros are enabled</w:t>
+              <w:t>Attaches itself to document templates and macros rather than executable files; activates when the file is opened and macros are enabled</w:t>
             </w:r>
           </w:p>
         </w:tc>
@@ -18337,17 +19142,7 @@
                 <w:sz w:val="28"/>
                 <w:szCs w:val="28"/>
               </w:rPr>
-              <w:lastRenderedPageBreak/>
-              <w:t xml:space="preserve">Spreads through </w:t>
-            </w:r>
-            <w:r>
-              <w:rPr>
-                <w:rFonts w:ascii="Arial" w:eastAsia="Times New Roman" w:hAnsi="Arial" w:cs="Arial"/>
-                <w:sz w:val="28"/>
-                <w:szCs w:val="28"/>
-              </w:rPr>
-              <w:lastRenderedPageBreak/>
-              <w:t>infected email attachments, shared documents, or downloaded files; often relies on social engineering to trick users into enabling macros.</w:t>
+              <w:t>Spreads through infected email attachments, shared documents, or downloaded files; often relies on social engineering to trick users into enabling macros.</w:t>
             </w:r>
           </w:p>
         </w:tc>
@@ -18370,17 +19165,7 @@
                 <w:sz w:val="28"/>
                 <w:szCs w:val="28"/>
               </w:rPr>
-              <w:lastRenderedPageBreak/>
-              <w:t xml:space="preserve">Melissa virus (1999) </w:t>
-            </w:r>
-            <w:r>
-              <w:rPr>
-                <w:rFonts w:ascii="Arial" w:eastAsia="Times New Roman" w:hAnsi="Arial" w:cs="Arial"/>
-                <w:sz w:val="28"/>
-                <w:szCs w:val="28"/>
-              </w:rPr>
-              <w:lastRenderedPageBreak/>
-              <w:t>spread via infected Word documents attached to emails, which mass-emailed itself to contacts once opened.</w:t>
+              <w:t>Melissa virus (1999) spread via infected Word documents attached to emails, which mass-emailed itself to contacts once opened.</w:t>
             </w:r>
           </w:p>
           <w:p>
@@ -18422,7 +19207,6 @@
                 <w:sz w:val="28"/>
                 <w:szCs w:val="28"/>
               </w:rPr>
-              <w:lastRenderedPageBreak/>
               <w:t>Ransomware</w:t>
             </w:r>
           </w:p>
@@ -18606,7 +19390,16 @@
                 <w:sz w:val="28"/>
                 <w:szCs w:val="28"/>
               </w:rPr>
-              <w:t>Malware designed to hide itself and other threats</w:t>
+              <w:t xml:space="preserve">Malware designed to hide </w:t>
+            </w:r>
+            <w:r>
+              <w:rPr>
+                <w:rFonts w:ascii="Arial" w:eastAsia="Times New Roman" w:hAnsi="Arial" w:cs="Arial"/>
+                <w:sz w:val="28"/>
+                <w:szCs w:val="28"/>
+              </w:rPr>
+              <w:lastRenderedPageBreak/>
+              <w:t>itself and other threats</w:t>
             </w:r>
           </w:p>
         </w:tc>
@@ -18631,6 +19424,7 @@
                 <w:sz w:val="28"/>
                 <w:szCs w:val="28"/>
               </w:rPr>
+              <w:lastRenderedPageBreak/>
               <w:t>Stealth + persistence</w:t>
             </w:r>
           </w:p>
@@ -18852,7 +19646,6 @@
                 <w:sz w:val="28"/>
                 <w:szCs w:val="28"/>
               </w:rPr>
-              <w:lastRenderedPageBreak/>
               <w:t>Spyware / Keylogger</w:t>
             </w:r>
           </w:p>
@@ -20809,6 +21602,304 @@
     </w:lvl>
   </w:abstractNum>
   <w:abstractNum w:abstractNumId="13" w15:restartNumberingAfterBreak="0">
+    <w:nsid w:val="2AD439A8"/>
+    <w:multiLevelType w:val="multilevel"/>
+    <w:tmpl w:val="2D1865AE"/>
+    <w:lvl w:ilvl="0">
+      <w:start w:val="1"/>
+      <w:numFmt w:val="bullet"/>
+      <w:lvlText w:val=""/>
+      <w:lvlJc w:val="left"/>
+      <w:pPr>
+        <w:tabs>
+          <w:tab w:val="num" w:pos="720"/>
+        </w:tabs>
+        <w:ind w:left="720" w:hanging="360"/>
+      </w:pPr>
+      <w:rPr>
+        <w:rFonts w:ascii="Symbol" w:hAnsi="Symbol" w:hint="default"/>
+        <w:sz w:val="20"/>
+      </w:rPr>
+    </w:lvl>
+    <w:lvl w:ilvl="1" w:tentative="1">
+      <w:start w:val="1"/>
+      <w:numFmt w:val="bullet"/>
+      <w:lvlText w:val="o"/>
+      <w:lvlJc w:val="left"/>
+      <w:pPr>
+        <w:tabs>
+          <w:tab w:val="num" w:pos="1440"/>
+        </w:tabs>
+        <w:ind w:left="1440" w:hanging="360"/>
+      </w:pPr>
+      <w:rPr>
+        <w:rFonts w:ascii="Courier New" w:hAnsi="Courier New" w:hint="default"/>
+        <w:sz w:val="20"/>
+      </w:rPr>
+    </w:lvl>
+    <w:lvl w:ilvl="2" w:tentative="1">
+      <w:start w:val="1"/>
+      <w:numFmt w:val="bullet"/>
+      <w:lvlText w:val=""/>
+      <w:lvlJc w:val="left"/>
+      <w:pPr>
+        <w:tabs>
+          <w:tab w:val="num" w:pos="2160"/>
+        </w:tabs>
+        <w:ind w:left="2160" w:hanging="360"/>
+      </w:pPr>
+      <w:rPr>
+        <w:rFonts w:ascii="Wingdings" w:hAnsi="Wingdings" w:hint="default"/>
+        <w:sz w:val="20"/>
+      </w:rPr>
+    </w:lvl>
+    <w:lvl w:ilvl="3" w:tentative="1">
+      <w:start w:val="1"/>
+      <w:numFmt w:val="bullet"/>
+      <w:lvlText w:val=""/>
+      <w:lvlJc w:val="left"/>
+      <w:pPr>
+        <w:tabs>
+          <w:tab w:val="num" w:pos="2880"/>
+        </w:tabs>
+        <w:ind w:left="2880" w:hanging="360"/>
+      </w:pPr>
+      <w:rPr>
+        <w:rFonts w:ascii="Wingdings" w:hAnsi="Wingdings" w:hint="default"/>
+        <w:sz w:val="20"/>
+      </w:rPr>
+    </w:lvl>
+    <w:lvl w:ilvl="4" w:tentative="1">
+      <w:start w:val="1"/>
+      <w:numFmt w:val="bullet"/>
+      <w:lvlText w:val=""/>
+      <w:lvlJc w:val="left"/>
+      <w:pPr>
+        <w:tabs>
+          <w:tab w:val="num" w:pos="3600"/>
+        </w:tabs>
+        <w:ind w:left="3600" w:hanging="360"/>
+      </w:pPr>
+      <w:rPr>
+        <w:rFonts w:ascii="Wingdings" w:hAnsi="Wingdings" w:hint="default"/>
+        <w:sz w:val="20"/>
+      </w:rPr>
+    </w:lvl>
+    <w:lvl w:ilvl="5" w:tentative="1">
+      <w:start w:val="1"/>
+      <w:numFmt w:val="bullet"/>
+      <w:lvlText w:val=""/>
+      <w:lvlJc w:val="left"/>
+      <w:pPr>
+        <w:tabs>
+          <w:tab w:val="num" w:pos="4320"/>
+        </w:tabs>
+        <w:ind w:left="4320" w:hanging="360"/>
+      </w:pPr>
+      <w:rPr>
+        <w:rFonts w:ascii="Wingdings" w:hAnsi="Wingdings" w:hint="default"/>
+        <w:sz w:val="20"/>
+      </w:rPr>
+    </w:lvl>
+    <w:lvl w:ilvl="6" w:tentative="1">
+      <w:start w:val="1"/>
+      <w:numFmt w:val="bullet"/>
+      <w:lvlText w:val=""/>
+      <w:lvlJc w:val="left"/>
+      <w:pPr>
+        <w:tabs>
+          <w:tab w:val="num" w:pos="5040"/>
+        </w:tabs>
+        <w:ind w:left="5040" w:hanging="360"/>
+      </w:pPr>
+      <w:rPr>
+        <w:rFonts w:ascii="Wingdings" w:hAnsi="Wingdings" w:hint="default"/>
+        <w:sz w:val="20"/>
+      </w:rPr>
+    </w:lvl>
+    <w:lvl w:ilvl="7" w:tentative="1">
+      <w:start w:val="1"/>
+      <w:numFmt w:val="bullet"/>
+      <w:lvlText w:val=""/>
+      <w:lvlJc w:val="left"/>
+      <w:pPr>
+        <w:tabs>
+          <w:tab w:val="num" w:pos="5760"/>
+        </w:tabs>
+        <w:ind w:left="5760" w:hanging="360"/>
+      </w:pPr>
+      <w:rPr>
+        <w:rFonts w:ascii="Wingdings" w:hAnsi="Wingdings" w:hint="default"/>
+        <w:sz w:val="20"/>
+      </w:rPr>
+    </w:lvl>
+    <w:lvl w:ilvl="8" w:tentative="1">
+      <w:start w:val="1"/>
+      <w:numFmt w:val="bullet"/>
+      <w:lvlText w:val=""/>
+      <w:lvlJc w:val="left"/>
+      <w:pPr>
+        <w:tabs>
+          <w:tab w:val="num" w:pos="6480"/>
+        </w:tabs>
+        <w:ind w:left="6480" w:hanging="360"/>
+      </w:pPr>
+      <w:rPr>
+        <w:rFonts w:ascii="Wingdings" w:hAnsi="Wingdings" w:hint="default"/>
+        <w:sz w:val="20"/>
+      </w:rPr>
+    </w:lvl>
+  </w:abstractNum>
+  <w:abstractNum w:abstractNumId="14" w15:restartNumberingAfterBreak="0">
+    <w:nsid w:val="2BCC5FB7"/>
+    <w:multiLevelType w:val="multilevel"/>
+    <w:tmpl w:val="8E04AD3A"/>
+    <w:lvl w:ilvl="0">
+      <w:start w:val="1"/>
+      <w:numFmt w:val="bullet"/>
+      <w:lvlText w:val=""/>
+      <w:lvlJc w:val="left"/>
+      <w:pPr>
+        <w:tabs>
+          <w:tab w:val="num" w:pos="720"/>
+        </w:tabs>
+        <w:ind w:left="720" w:hanging="360"/>
+      </w:pPr>
+      <w:rPr>
+        <w:rFonts w:ascii="Symbol" w:hAnsi="Symbol" w:hint="default"/>
+        <w:sz w:val="20"/>
+      </w:rPr>
+    </w:lvl>
+    <w:lvl w:ilvl="1" w:tentative="1">
+      <w:start w:val="1"/>
+      <w:numFmt w:val="bullet"/>
+      <w:lvlText w:val="o"/>
+      <w:lvlJc w:val="left"/>
+      <w:pPr>
+        <w:tabs>
+          <w:tab w:val="num" w:pos="1440"/>
+        </w:tabs>
+        <w:ind w:left="1440" w:hanging="360"/>
+      </w:pPr>
+      <w:rPr>
+        <w:rFonts w:ascii="Courier New" w:hAnsi="Courier New" w:hint="default"/>
+        <w:sz w:val="20"/>
+      </w:rPr>
+    </w:lvl>
+    <w:lvl w:ilvl="2" w:tentative="1">
+      <w:start w:val="1"/>
+      <w:numFmt w:val="bullet"/>
+      <w:lvlText w:val=""/>
+      <w:lvlJc w:val="left"/>
+      <w:pPr>
+        <w:tabs>
+          <w:tab w:val="num" w:pos="2160"/>
+        </w:tabs>
+        <w:ind w:left="2160" w:hanging="360"/>
+      </w:pPr>
+      <w:rPr>
+        <w:rFonts w:ascii="Wingdings" w:hAnsi="Wingdings" w:hint="default"/>
+        <w:sz w:val="20"/>
+      </w:rPr>
+    </w:lvl>
+    <w:lvl w:ilvl="3" w:tentative="1">
+      <w:start w:val="1"/>
+      <w:numFmt w:val="bullet"/>
+      <w:lvlText w:val=""/>
+      <w:lvlJc w:val="left"/>
+      <w:pPr>
+        <w:tabs>
+          <w:tab w:val="num" w:pos="2880"/>
+        </w:tabs>
+        <w:ind w:left="2880" w:hanging="360"/>
+      </w:pPr>
+      <w:rPr>
+        <w:rFonts w:ascii="Wingdings" w:hAnsi="Wingdings" w:hint="default"/>
+        <w:sz w:val="20"/>
+      </w:rPr>
+    </w:lvl>
+    <w:lvl w:ilvl="4" w:tentative="1">
+      <w:start w:val="1"/>
+      <w:numFmt w:val="bullet"/>
+      <w:lvlText w:val=""/>
+      <w:lvlJc w:val="left"/>
+      <w:pPr>
+        <w:tabs>
+          <w:tab w:val="num" w:pos="3600"/>
+        </w:tabs>
+        <w:ind w:left="3600" w:hanging="360"/>
+      </w:pPr>
+      <w:rPr>
+        <w:rFonts w:ascii="Wingdings" w:hAnsi="Wingdings" w:hint="default"/>
+        <w:sz w:val="20"/>
+      </w:rPr>
+    </w:lvl>
+    <w:lvl w:ilvl="5" w:tentative="1">
+      <w:start w:val="1"/>
+      <w:numFmt w:val="bullet"/>
+      <w:lvlText w:val=""/>
+      <w:lvlJc w:val="left"/>
+      <w:pPr>
+        <w:tabs>
+          <w:tab w:val="num" w:pos="4320"/>
+        </w:tabs>
+        <w:ind w:left="4320" w:hanging="360"/>
+      </w:pPr>
+      <w:rPr>
+        <w:rFonts w:ascii="Wingdings" w:hAnsi="Wingdings" w:hint="default"/>
+        <w:sz w:val="20"/>
+      </w:rPr>
+    </w:lvl>
+    <w:lvl w:ilvl="6" w:tentative="1">
+      <w:start w:val="1"/>
+      <w:numFmt w:val="bullet"/>
+      <w:lvlText w:val=""/>
+      <w:lvlJc w:val="left"/>
+      <w:pPr>
+        <w:tabs>
+          <w:tab w:val="num" w:pos="5040"/>
+        </w:tabs>
+        <w:ind w:left="5040" w:hanging="360"/>
+      </w:pPr>
+      <w:rPr>
+        <w:rFonts w:ascii="Wingdings" w:hAnsi="Wingdings" w:hint="default"/>
+        <w:sz w:val="20"/>
+      </w:rPr>
+    </w:lvl>
+    <w:lvl w:ilvl="7" w:tentative="1">
+      <w:start w:val="1"/>
+      <w:numFmt w:val="bullet"/>
+      <w:lvlText w:val=""/>
+      <w:lvlJc w:val="left"/>
+      <w:pPr>
+        <w:tabs>
+          <w:tab w:val="num" w:pos="5760"/>
+        </w:tabs>
+        <w:ind w:left="5760" w:hanging="360"/>
+      </w:pPr>
+      <w:rPr>
+        <w:rFonts w:ascii="Wingdings" w:hAnsi="Wingdings" w:hint="default"/>
+        <w:sz w:val="20"/>
+      </w:rPr>
+    </w:lvl>
+    <w:lvl w:ilvl="8" w:tentative="1">
+      <w:start w:val="1"/>
+      <w:numFmt w:val="bullet"/>
+      <w:lvlText w:val=""/>
+      <w:lvlJc w:val="left"/>
+      <w:pPr>
+        <w:tabs>
+          <w:tab w:val="num" w:pos="6480"/>
+        </w:tabs>
+        <w:ind w:left="6480" w:hanging="360"/>
+      </w:pPr>
+      <w:rPr>
+        <w:rFonts w:ascii="Wingdings" w:hAnsi="Wingdings" w:hint="default"/>
+        <w:sz w:val="20"/>
+      </w:rPr>
+    </w:lvl>
+  </w:abstractNum>
+  <w:abstractNum w:abstractNumId="15" w15:restartNumberingAfterBreak="0">
     <w:nsid w:val="2FF04556"/>
     <w:multiLevelType w:val="hybridMultilevel"/>
     <w:tmpl w:val="2868A65C"/>
@@ -20921,7 +22012,7 @@
       </w:rPr>
     </w:lvl>
   </w:abstractNum>
-  <w:abstractNum w:abstractNumId="14" w15:restartNumberingAfterBreak="0">
+  <w:abstractNum w:abstractNumId="16" w15:restartNumberingAfterBreak="0">
     <w:nsid w:val="319674A1"/>
     <w:multiLevelType w:val="hybridMultilevel"/>
     <w:tmpl w:val="2F3A158A"/>
@@ -21034,7 +22125,7 @@
       </w:rPr>
     </w:lvl>
   </w:abstractNum>
-  <w:abstractNum w:abstractNumId="15" w15:restartNumberingAfterBreak="0">
+  <w:abstractNum w:abstractNumId="17" w15:restartNumberingAfterBreak="0">
     <w:nsid w:val="32232DCE"/>
     <w:multiLevelType w:val="multilevel"/>
     <w:tmpl w:val="EBC2F46E"/>
@@ -21183,7 +22274,7 @@
       </w:rPr>
     </w:lvl>
   </w:abstractNum>
-  <w:abstractNum w:abstractNumId="16" w15:restartNumberingAfterBreak="0">
+  <w:abstractNum w:abstractNumId="18" w15:restartNumberingAfterBreak="0">
     <w:nsid w:val="32DD0D9A"/>
     <w:multiLevelType w:val="hybridMultilevel"/>
     <w:tmpl w:val="0E287B90"/>
@@ -21296,7 +22387,7 @@
       </w:rPr>
     </w:lvl>
   </w:abstractNum>
-  <w:abstractNum w:abstractNumId="17" w15:restartNumberingAfterBreak="0">
+  <w:abstractNum w:abstractNumId="19" w15:restartNumberingAfterBreak="0">
     <w:nsid w:val="38D9175A"/>
     <w:multiLevelType w:val="hybridMultilevel"/>
     <w:tmpl w:val="75363814"/>
@@ -21354,7 +22445,7 @@
       <w:lvlJc w:val="left"/>
     </w:lvl>
   </w:abstractNum>
-  <w:abstractNum w:abstractNumId="18" w15:restartNumberingAfterBreak="0">
+  <w:abstractNum w:abstractNumId="20" w15:restartNumberingAfterBreak="0">
     <w:nsid w:val="4083F307"/>
     <w:multiLevelType w:val="hybridMultilevel"/>
     <w:tmpl w:val="6FF6CDB2"/>
@@ -21467,7 +22558,7 @@
       </w:rPr>
     </w:lvl>
   </w:abstractNum>
-  <w:abstractNum w:abstractNumId="19" w15:restartNumberingAfterBreak="0">
+  <w:abstractNum w:abstractNumId="21" w15:restartNumberingAfterBreak="0">
     <w:nsid w:val="47350419"/>
     <w:multiLevelType w:val="multilevel"/>
     <w:tmpl w:val="EA70732C"/>
@@ -21616,7 +22707,7 @@
       </w:rPr>
     </w:lvl>
   </w:abstractNum>
-  <w:abstractNum w:abstractNumId="20" w15:restartNumberingAfterBreak="0">
+  <w:abstractNum w:abstractNumId="22" w15:restartNumberingAfterBreak="0">
     <w:nsid w:val="47A00685"/>
     <w:multiLevelType w:val="hybridMultilevel"/>
     <w:tmpl w:val="61B83626"/>
@@ -21729,7 +22820,7 @@
       </w:rPr>
     </w:lvl>
   </w:abstractNum>
-  <w:abstractNum w:abstractNumId="21" w15:restartNumberingAfterBreak="0">
+  <w:abstractNum w:abstractNumId="23" w15:restartNumberingAfterBreak="0">
     <w:nsid w:val="4B2349D6"/>
     <w:multiLevelType w:val="multilevel"/>
     <w:tmpl w:val="A81E1C5C"/>
@@ -21878,7 +22969,7 @@
       </w:rPr>
     </w:lvl>
   </w:abstractNum>
-  <w:abstractNum w:abstractNumId="22" w15:restartNumberingAfterBreak="0">
+  <w:abstractNum w:abstractNumId="24" w15:restartNumberingAfterBreak="0">
     <w:nsid w:val="4E7BDED1"/>
     <w:multiLevelType w:val="hybridMultilevel"/>
     <w:tmpl w:val="FFFFFFFF"/>
@@ -21991,7 +23082,7 @@
       </w:rPr>
     </w:lvl>
   </w:abstractNum>
-  <w:abstractNum w:abstractNumId="23" w15:restartNumberingAfterBreak="0">
+  <w:abstractNum w:abstractNumId="25" w15:restartNumberingAfterBreak="0">
     <w:nsid w:val="52090D1E"/>
     <w:multiLevelType w:val="hybridMultilevel"/>
     <w:tmpl w:val="80BE7B96"/>
@@ -22104,7 +23195,7 @@
       </w:rPr>
     </w:lvl>
   </w:abstractNum>
-  <w:abstractNum w:abstractNumId="24" w15:restartNumberingAfterBreak="0">
+  <w:abstractNum w:abstractNumId="26" w15:restartNumberingAfterBreak="0">
     <w:nsid w:val="54D072DC"/>
     <w:multiLevelType w:val="multilevel"/>
     <w:tmpl w:val="595ECA68"/>
@@ -22253,7 +23344,7 @@
       </w:rPr>
     </w:lvl>
   </w:abstractNum>
-  <w:abstractNum w:abstractNumId="25" w15:restartNumberingAfterBreak="0">
+  <w:abstractNum w:abstractNumId="27" w15:restartNumberingAfterBreak="0">
     <w:nsid w:val="5AFCF2C8"/>
     <w:multiLevelType w:val="hybridMultilevel"/>
     <w:tmpl w:val="FFFFFFFF"/>
@@ -22366,7 +23457,7 @@
       </w:rPr>
     </w:lvl>
   </w:abstractNum>
-  <w:abstractNum w:abstractNumId="26" w15:restartNumberingAfterBreak="0">
+  <w:abstractNum w:abstractNumId="28" w15:restartNumberingAfterBreak="0">
     <w:nsid w:val="5B70C025"/>
     <w:multiLevelType w:val="hybridMultilevel"/>
     <w:tmpl w:val="A2BCACF8"/>
@@ -22479,7 +23570,7 @@
       </w:rPr>
     </w:lvl>
   </w:abstractNum>
-  <w:abstractNum w:abstractNumId="27" w15:restartNumberingAfterBreak="0">
+  <w:abstractNum w:abstractNumId="29" w15:restartNumberingAfterBreak="0">
     <w:nsid w:val="5E482786"/>
     <w:multiLevelType w:val="multilevel"/>
     <w:tmpl w:val="D7EADCAC"/>
@@ -22628,7 +23719,7 @@
       </w:rPr>
     </w:lvl>
   </w:abstractNum>
-  <w:abstractNum w:abstractNumId="28" w15:restartNumberingAfterBreak="0">
+  <w:abstractNum w:abstractNumId="30" w15:restartNumberingAfterBreak="0">
     <w:nsid w:val="60A618B3"/>
     <w:multiLevelType w:val="hybridMultilevel"/>
     <w:tmpl w:val="FFFFFFFF"/>
@@ -22741,7 +23832,7 @@
       </w:rPr>
     </w:lvl>
   </w:abstractNum>
-  <w:abstractNum w:abstractNumId="29" w15:restartNumberingAfterBreak="0">
+  <w:abstractNum w:abstractNumId="31" w15:restartNumberingAfterBreak="0">
     <w:nsid w:val="624F3DF0"/>
     <w:multiLevelType w:val="multilevel"/>
     <w:tmpl w:val="B100D636"/>
@@ -22890,7 +23981,7 @@
       </w:rPr>
     </w:lvl>
   </w:abstractNum>
-  <w:abstractNum w:abstractNumId="30" w15:restartNumberingAfterBreak="0">
+  <w:abstractNum w:abstractNumId="32" w15:restartNumberingAfterBreak="0">
     <w:nsid w:val="63D29CB3"/>
     <w:multiLevelType w:val="hybridMultilevel"/>
     <w:tmpl w:val="B7D616D2"/>
@@ -22948,7 +24039,7 @@
       <w:lvlJc w:val="left"/>
     </w:lvl>
   </w:abstractNum>
-  <w:abstractNum w:abstractNumId="31" w15:restartNumberingAfterBreak="0">
+  <w:abstractNum w:abstractNumId="33" w15:restartNumberingAfterBreak="0">
     <w:nsid w:val="64BF3B22"/>
     <w:multiLevelType w:val="multilevel"/>
     <w:tmpl w:val="78D85AE2"/>
@@ -23097,7 +24188,7 @@
       </w:rPr>
     </w:lvl>
   </w:abstractNum>
-  <w:abstractNum w:abstractNumId="32" w15:restartNumberingAfterBreak="0">
+  <w:abstractNum w:abstractNumId="34" w15:restartNumberingAfterBreak="0">
     <w:nsid w:val="65C62D28"/>
     <w:multiLevelType w:val="hybridMultilevel"/>
     <w:tmpl w:val="F81C082A"/>
@@ -23155,7 +24246,7 @@
       <w:lvlJc w:val="left"/>
     </w:lvl>
   </w:abstractNum>
-  <w:abstractNum w:abstractNumId="33" w15:restartNumberingAfterBreak="0">
+  <w:abstractNum w:abstractNumId="35" w15:restartNumberingAfterBreak="0">
     <w:nsid w:val="66855A12"/>
     <w:multiLevelType w:val="multilevel"/>
     <w:tmpl w:val="735E621E"/>
@@ -23304,7 +24395,7 @@
       </w:rPr>
     </w:lvl>
   </w:abstractNum>
-  <w:abstractNum w:abstractNumId="34" w15:restartNumberingAfterBreak="0">
+  <w:abstractNum w:abstractNumId="36" w15:restartNumberingAfterBreak="0">
     <w:nsid w:val="6734019E"/>
     <w:multiLevelType w:val="hybridMultilevel"/>
     <w:tmpl w:val="FFFFFFFF"/>
@@ -23417,7 +24508,7 @@
       </w:rPr>
     </w:lvl>
   </w:abstractNum>
-  <w:abstractNum w:abstractNumId="35" w15:restartNumberingAfterBreak="0">
+  <w:abstractNum w:abstractNumId="37" w15:restartNumberingAfterBreak="0">
     <w:nsid w:val="69925ACE"/>
     <w:multiLevelType w:val="multilevel"/>
     <w:tmpl w:val="D4D0E98C"/>
@@ -23566,7 +24657,7 @@
       </w:rPr>
     </w:lvl>
   </w:abstractNum>
-  <w:abstractNum w:abstractNumId="36" w15:restartNumberingAfterBreak="0">
+  <w:abstractNum w:abstractNumId="38" w15:restartNumberingAfterBreak="0">
     <w:nsid w:val="6CD7560E"/>
     <w:multiLevelType w:val="multilevel"/>
     <w:tmpl w:val="2F82F2CA"/>
@@ -23715,7 +24806,7 @@
       </w:rPr>
     </w:lvl>
   </w:abstractNum>
-  <w:abstractNum w:abstractNumId="37" w15:restartNumberingAfterBreak="0">
+  <w:abstractNum w:abstractNumId="39" w15:restartNumberingAfterBreak="0">
     <w:nsid w:val="6FE629BE"/>
     <w:multiLevelType w:val="multilevel"/>
     <w:tmpl w:val="49B2BCB6"/>
@@ -23864,7 +24955,7 @@
       </w:rPr>
     </w:lvl>
   </w:abstractNum>
-  <w:abstractNum w:abstractNumId="38" w15:restartNumberingAfterBreak="0">
+  <w:abstractNum w:abstractNumId="40" w15:restartNumberingAfterBreak="0">
     <w:nsid w:val="7061645E"/>
     <w:multiLevelType w:val="hybridMultilevel"/>
     <w:tmpl w:val="FFFFFFFF"/>
@@ -23977,7 +25068,7 @@
       </w:rPr>
     </w:lvl>
   </w:abstractNum>
-  <w:abstractNum w:abstractNumId="39" w15:restartNumberingAfterBreak="0">
+  <w:abstractNum w:abstractNumId="41" w15:restartNumberingAfterBreak="0">
     <w:nsid w:val="7111644D"/>
     <w:multiLevelType w:val="hybridMultilevel"/>
     <w:tmpl w:val="73166C52"/>
@@ -24090,7 +25181,7 @@
       </w:rPr>
     </w:lvl>
   </w:abstractNum>
-  <w:abstractNum w:abstractNumId="40" w15:restartNumberingAfterBreak="0">
+  <w:abstractNum w:abstractNumId="42" w15:restartNumberingAfterBreak="0">
     <w:nsid w:val="71F87679"/>
     <w:multiLevelType w:val="hybridMultilevel"/>
     <w:tmpl w:val="FFFFFFFF"/>
@@ -24203,7 +25294,7 @@
       </w:rPr>
     </w:lvl>
   </w:abstractNum>
-  <w:abstractNum w:abstractNumId="41" w15:restartNumberingAfterBreak="0">
+  <w:abstractNum w:abstractNumId="43" w15:restartNumberingAfterBreak="0">
     <w:nsid w:val="72B00855"/>
     <w:multiLevelType w:val="multilevel"/>
     <w:tmpl w:val="9DBCC280"/>
@@ -24352,7 +25443,7 @@
       </w:rPr>
     </w:lvl>
   </w:abstractNum>
-  <w:abstractNum w:abstractNumId="42" w15:restartNumberingAfterBreak="0">
+  <w:abstractNum w:abstractNumId="44" w15:restartNumberingAfterBreak="0">
     <w:nsid w:val="7700E593"/>
     <w:multiLevelType w:val="hybridMultilevel"/>
     <w:tmpl w:val="2C9A84F4"/>
@@ -24465,7 +25556,7 @@
       </w:rPr>
     </w:lvl>
   </w:abstractNum>
-  <w:abstractNum w:abstractNumId="43" w15:restartNumberingAfterBreak="0">
+  <w:abstractNum w:abstractNumId="45" w15:restartNumberingAfterBreak="0">
     <w:nsid w:val="77D01405"/>
     <w:multiLevelType w:val="hybridMultilevel"/>
     <w:tmpl w:val="FFFFFFFF"/>
@@ -24578,7 +25669,7 @@
       </w:rPr>
     </w:lvl>
   </w:abstractNum>
-  <w:abstractNum w:abstractNumId="44" w15:restartNumberingAfterBreak="0">
+  <w:abstractNum w:abstractNumId="46" w15:restartNumberingAfterBreak="0">
     <w:nsid w:val="790802D5"/>
     <w:multiLevelType w:val="hybridMultilevel"/>
     <w:tmpl w:val="B8BED44A"/>
@@ -24691,7 +25782,7 @@
       </w:rPr>
     </w:lvl>
   </w:abstractNum>
-  <w:abstractNum w:abstractNumId="45" w15:restartNumberingAfterBreak="0">
+  <w:abstractNum w:abstractNumId="47" w15:restartNumberingAfterBreak="0">
     <w:nsid w:val="7C9886C9"/>
     <w:multiLevelType w:val="hybridMultilevel"/>
     <w:tmpl w:val="FFFFFFFF"/>
@@ -24804,7 +25895,7 @@
       </w:rPr>
     </w:lvl>
   </w:abstractNum>
-  <w:abstractNum w:abstractNumId="46" w15:restartNumberingAfterBreak="0">
+  <w:abstractNum w:abstractNumId="48" w15:restartNumberingAfterBreak="0">
     <w:nsid w:val="7F095943"/>
     <w:multiLevelType w:val="multilevel"/>
     <w:tmpl w:val="54164E60"/>
@@ -24954,52 +26045,52 @@
     </w:lvl>
   </w:abstractNum>
   <w:num w:numId="1" w16cid:durableId="869492597">
-    <w:abstractNumId w:val="42"/>
+    <w:abstractNumId w:val="44"/>
   </w:num>
   <w:num w:numId="2" w16cid:durableId="1032147545">
-    <w:abstractNumId w:val="24"/>
+    <w:abstractNumId w:val="26"/>
   </w:num>
   <w:num w:numId="3" w16cid:durableId="1102988517">
-    <w:abstractNumId w:val="34"/>
+    <w:abstractNumId w:val="36"/>
   </w:num>
   <w:num w:numId="4" w16cid:durableId="124783417">
-    <w:abstractNumId w:val="25"/>
+    <w:abstractNumId w:val="27"/>
   </w:num>
   <w:num w:numId="5" w16cid:durableId="1262421687">
     <w:abstractNumId w:val="8"/>
   </w:num>
   <w:num w:numId="6" w16cid:durableId="1264537352">
-    <w:abstractNumId w:val="29"/>
+    <w:abstractNumId w:val="31"/>
   </w:num>
   <w:num w:numId="7" w16cid:durableId="1277132106">
-    <w:abstractNumId w:val="20"/>
+    <w:abstractNumId w:val="22"/>
   </w:num>
   <w:num w:numId="8" w16cid:durableId="1344430322">
     <w:abstractNumId w:val="1"/>
   </w:num>
   <w:num w:numId="9" w16cid:durableId="1361777704">
-    <w:abstractNumId w:val="33"/>
+    <w:abstractNumId w:val="35"/>
   </w:num>
   <w:num w:numId="10" w16cid:durableId="1396513312">
     <w:abstractNumId w:val="6"/>
   </w:num>
   <w:num w:numId="11" w16cid:durableId="1458642928">
-    <w:abstractNumId w:val="39"/>
+    <w:abstractNumId w:val="41"/>
   </w:num>
   <w:num w:numId="12" w16cid:durableId="1570384569">
     <w:abstractNumId w:val="2"/>
   </w:num>
   <w:num w:numId="13" w16cid:durableId="1614441459">
-    <w:abstractNumId w:val="40"/>
+    <w:abstractNumId w:val="42"/>
   </w:num>
   <w:num w:numId="14" w16cid:durableId="1644583227">
-    <w:abstractNumId w:val="36"/>
+    <w:abstractNumId w:val="38"/>
   </w:num>
   <w:num w:numId="15" w16cid:durableId="1653633096">
-    <w:abstractNumId w:val="22"/>
+    <w:abstractNumId w:val="24"/>
   </w:num>
   <w:num w:numId="16" w16cid:durableId="169107598">
-    <w:abstractNumId w:val="17"/>
+    <w:abstractNumId w:val="19"/>
   </w:num>
   <w:num w:numId="17" w16cid:durableId="1702899922">
     <w:abstractNumId w:val="7"/>
@@ -25008,82 +26099,82 @@
     <w:abstractNumId w:val="3"/>
   </w:num>
   <w:num w:numId="19" w16cid:durableId="1795321058">
-    <w:abstractNumId w:val="15"/>
+    <w:abstractNumId w:val="17"/>
   </w:num>
   <w:num w:numId="20" w16cid:durableId="1857421894">
-    <w:abstractNumId w:val="26"/>
+    <w:abstractNumId w:val="28"/>
   </w:num>
   <w:num w:numId="21" w16cid:durableId="188875240">
     <w:abstractNumId w:val="12"/>
   </w:num>
   <w:num w:numId="22" w16cid:durableId="194390803">
-    <w:abstractNumId w:val="45"/>
+    <w:abstractNumId w:val="47"/>
   </w:num>
   <w:num w:numId="23" w16cid:durableId="2114280900">
-    <w:abstractNumId w:val="23"/>
+    <w:abstractNumId w:val="25"/>
   </w:num>
   <w:num w:numId="24" w16cid:durableId="2125687118">
     <w:abstractNumId w:val="4"/>
   </w:num>
   <w:num w:numId="25" w16cid:durableId="2126387214">
-    <w:abstractNumId w:val="44"/>
+    <w:abstractNumId w:val="46"/>
   </w:num>
   <w:num w:numId="26" w16cid:durableId="305009174">
-    <w:abstractNumId w:val="32"/>
+    <w:abstractNumId w:val="34"/>
   </w:num>
   <w:num w:numId="27" w16cid:durableId="329454823">
-    <w:abstractNumId w:val="41"/>
+    <w:abstractNumId w:val="43"/>
   </w:num>
   <w:num w:numId="28" w16cid:durableId="378282306">
-    <w:abstractNumId w:val="31"/>
+    <w:abstractNumId w:val="33"/>
   </w:num>
   <w:num w:numId="29" w16cid:durableId="411971411">
-    <w:abstractNumId w:val="18"/>
+    <w:abstractNumId w:val="20"/>
   </w:num>
   <w:num w:numId="30" w16cid:durableId="426772654">
-    <w:abstractNumId w:val="14"/>
+    <w:abstractNumId w:val="16"/>
   </w:num>
   <w:num w:numId="31" w16cid:durableId="429589704">
-    <w:abstractNumId w:val="43"/>
+    <w:abstractNumId w:val="45"/>
   </w:num>
   <w:num w:numId="32" w16cid:durableId="429929287">
-    <w:abstractNumId w:val="35"/>
+    <w:abstractNumId w:val="37"/>
   </w:num>
   <w:num w:numId="33" w16cid:durableId="545725386">
-    <w:abstractNumId w:val="46"/>
+    <w:abstractNumId w:val="48"/>
   </w:num>
   <w:num w:numId="34" w16cid:durableId="549652184">
-    <w:abstractNumId w:val="21"/>
+    <w:abstractNumId w:val="23"/>
   </w:num>
   <w:num w:numId="35" w16cid:durableId="550730418">
     <w:abstractNumId w:val="9"/>
   </w:num>
   <w:num w:numId="36" w16cid:durableId="625046096">
-    <w:abstractNumId w:val="37"/>
+    <w:abstractNumId w:val="39"/>
   </w:num>
   <w:num w:numId="37" w16cid:durableId="625507423">
-    <w:abstractNumId w:val="13"/>
+    <w:abstractNumId w:val="15"/>
   </w:num>
   <w:num w:numId="38" w16cid:durableId="666790544">
-    <w:abstractNumId w:val="27"/>
+    <w:abstractNumId w:val="29"/>
   </w:num>
   <w:num w:numId="39" w16cid:durableId="680595414">
     <w:abstractNumId w:val="10"/>
   </w:num>
   <w:num w:numId="40" w16cid:durableId="766002844">
-    <w:abstractNumId w:val="28"/>
+    <w:abstractNumId w:val="30"/>
   </w:num>
   <w:num w:numId="41" w16cid:durableId="787701144">
-    <w:abstractNumId w:val="30"/>
+    <w:abstractNumId w:val="32"/>
   </w:num>
   <w:num w:numId="42" w16cid:durableId="807288016">
-    <w:abstractNumId w:val="16"/>
+    <w:abstractNumId w:val="18"/>
   </w:num>
   <w:num w:numId="43" w16cid:durableId="815997899">
     <w:abstractNumId w:val="11"/>
   </w:num>
   <w:num w:numId="44" w16cid:durableId="855460644">
-    <w:abstractNumId w:val="38"/>
+    <w:abstractNumId w:val="40"/>
   </w:num>
   <w:num w:numId="45" w16cid:durableId="886143361">
     <w:abstractNumId w:val="5"/>
@@ -25092,7 +26183,13 @@
     <w:abstractNumId w:val="0"/>
   </w:num>
   <w:num w:numId="47" w16cid:durableId="1559895782">
-    <w:abstractNumId w:val="19"/>
+    <w:abstractNumId w:val="21"/>
+  </w:num>
+  <w:num w:numId="48" w16cid:durableId="520628460">
+    <w:abstractNumId w:val="14"/>
+  </w:num>
+  <w:num w:numId="49" w16cid:durableId="729571641">
+    <w:abstractNumId w:val="13"/>
   </w:num>
   <w:numIdMacAtCleanup w:val="24"/>
 </w:numbering>

--- a/Student_Notes.docx
+++ b/Student_Notes.docx
@@ -5,6 +5,7 @@
     <w:p>
       <w:pPr>
         <w:spacing w:after="0"/>
+        <w:ind w:firstLine="360"/>
         <w:rPr>
           <w:rFonts w:ascii="Arial" w:hAnsi="Arial" w:cs="Arial"/>
           <w:b/>
@@ -14,26 +15,6 @@
           <w:szCs w:val="28"/>
         </w:rPr>
       </w:pPr>
-      <w:r>
-        <w:rPr>
-          <w:rFonts w:ascii="Arial" w:hAnsi="Arial" w:cs="Arial"/>
-          <w:b/>
-          <w:bCs/>
-          <w:sz w:val="28"/>
-          <w:szCs w:val="28"/>
-        </w:rPr>
-        <w:t xml:space="preserve">   </w:t>
-      </w:r>
-      <w:r>
-        <w:rPr>
-          <w:rFonts w:ascii="Arial" w:hAnsi="Arial" w:cs="Arial"/>
-          <w:b/>
-          <w:bCs/>
-          <w:sz w:val="28"/>
-          <w:szCs w:val="28"/>
-        </w:rPr>
-        <w:t xml:space="preserve"> </w:t>
-      </w:r>
       <w:r>
         <w:rPr>
           <w:rFonts w:ascii="Arial" w:hAnsi="Arial" w:cs="Arial"/>
@@ -247,6 +228,7 @@
           <w:rFonts w:ascii="Arial" w:eastAsiaTheme="minorHAnsi" w:hAnsi="Arial" w:cs="Arial"/>
           <w:b/>
           <w:bCs/>
+          <w:color w:val="002855"/>
           <w:kern w:val="2"/>
           <w:sz w:val="28"/>
           <w:szCs w:val="28"/>
@@ -258,6 +240,7 @@
           <w:rFonts w:ascii="Arial" w:eastAsiaTheme="minorHAnsi" w:hAnsi="Arial" w:cs="Arial"/>
           <w:b/>
           <w:bCs/>
+          <w:color w:val="002855"/>
           <w:kern w:val="2"/>
           <w:sz w:val="28"/>
           <w:szCs w:val="28"/>
@@ -520,7 +503,27 @@
           <w:szCs w:val="28"/>
           <w14:ligatures w14:val="standardContextual"/>
         </w:rPr>
-        <w:t>Directs date movement and e</w:t>
+        <w:t>Directs dat</w:t>
+      </w:r>
+      <w:r>
+        <w:rPr>
+          <w:rFonts w:ascii="Arial" w:eastAsiaTheme="minorHAnsi" w:hAnsi="Arial" w:cs="Arial"/>
+          <w:kern w:val="2"/>
+          <w:sz w:val="28"/>
+          <w:szCs w:val="28"/>
+          <w14:ligatures w14:val="standardContextual"/>
+        </w:rPr>
+        <w:t>a</w:t>
+      </w:r>
+      <w:r>
+        <w:rPr>
+          <w:rFonts w:ascii="Arial" w:eastAsiaTheme="minorHAnsi" w:hAnsi="Arial" w:cs="Arial"/>
+          <w:kern w:val="2"/>
+          <w:sz w:val="28"/>
+          <w:szCs w:val="28"/>
+          <w14:ligatures w14:val="standardContextual"/>
+        </w:rPr>
+        <w:t xml:space="preserve"> movement and e</w:t>
       </w:r>
       <w:r>
         <w:rPr>
@@ -2264,15 +2267,7 @@
           <w:sz w:val="28"/>
           <w:szCs w:val="28"/>
         </w:rPr>
-        <w:t>It’s</w:t>
-      </w:r>
-      <w:r>
-        <w:rPr>
-          <w:rFonts w:ascii="Arial" w:hAnsi="Arial" w:cs="Arial"/>
-          <w:sz w:val="28"/>
-          <w:szCs w:val="28"/>
-        </w:rPr>
-        <w:t xml:space="preserve"> like your </w:t>
+        <w:t xml:space="preserve">It’s like your </w:t>
       </w:r>
       <w:r>
         <w:rPr>
@@ -4703,7 +4698,6 @@
             <w:pPr>
               <w:spacing w:after="0"/>
             </w:pPr>
-            <w:proofErr w:type="gramStart"/>
             <w:r>
               <w:rPr>
                 <w:rFonts w:ascii="Courier New" w:eastAsia="Courier New" w:hAnsi="Courier New" w:cs="Courier New"/>
@@ -4711,17 +4705,7 @@
                 <w:sz w:val="18"/>
                 <w:szCs w:val="18"/>
               </w:rPr>
-              <w:t>fork(</w:t>
-            </w:r>
-            <w:proofErr w:type="gramEnd"/>
-            <w:r>
-              <w:rPr>
-                <w:rFonts w:ascii="Courier New" w:eastAsia="Courier New" w:hAnsi="Courier New" w:cs="Courier New"/>
-                <w:color w:val="000000" w:themeColor="text1"/>
-                <w:sz w:val="18"/>
-                <w:szCs w:val="18"/>
-              </w:rPr>
-              <w:t>)</w:t>
+              <w:t>fork()</w:t>
             </w:r>
           </w:p>
         </w:tc>
@@ -4815,7 +4799,6 @@
             <w:pPr>
               <w:spacing w:after="0"/>
             </w:pPr>
-            <w:proofErr w:type="gramStart"/>
             <w:r>
               <w:rPr>
                 <w:rFonts w:ascii="Courier New" w:eastAsia="Courier New" w:hAnsi="Courier New" w:cs="Courier New"/>
@@ -4824,17 +4807,7 @@
                 <w:szCs w:val="18"/>
               </w:rPr>
               <w:lastRenderedPageBreak/>
-              <w:t>exec(</w:t>
-            </w:r>
-            <w:proofErr w:type="gramEnd"/>
-            <w:r>
-              <w:rPr>
-                <w:rFonts w:ascii="Courier New" w:eastAsia="Courier New" w:hAnsi="Courier New" w:cs="Courier New"/>
-                <w:color w:val="000000" w:themeColor="text1"/>
-                <w:sz w:val="18"/>
-                <w:szCs w:val="18"/>
-              </w:rPr>
-              <w:t>)</w:t>
+              <w:t>exec()</w:t>
             </w:r>
           </w:p>
         </w:tc>
@@ -4898,27 +4871,7 @@
                 <w:sz w:val="20"/>
                 <w:szCs w:val="20"/>
               </w:rPr>
-              <w:t xml:space="preserve">Replaces the current process with a new program. Often used right after </w:t>
-            </w:r>
-            <w:proofErr w:type="gramStart"/>
-            <w:r>
-              <w:rPr>
-                <w:rFonts w:ascii="Arial" w:eastAsia="Arial" w:hAnsi="Arial" w:cs="Arial"/>
-                <w:color w:val="000000" w:themeColor="text1"/>
-                <w:sz w:val="20"/>
-                <w:szCs w:val="20"/>
-              </w:rPr>
-              <w:t>fork(</w:t>
-            </w:r>
-            <w:proofErr w:type="gramEnd"/>
-            <w:r>
-              <w:rPr>
-                <w:rFonts w:ascii="Arial" w:eastAsia="Arial" w:hAnsi="Arial" w:cs="Arial"/>
-                <w:color w:val="000000" w:themeColor="text1"/>
-                <w:sz w:val="20"/>
-                <w:szCs w:val="20"/>
-              </w:rPr>
-              <w:t>).</w:t>
+              <w:t>Replaces the current process with a new program. Often used right after fork().</w:t>
             </w:r>
           </w:p>
         </w:tc>
@@ -4948,7 +4901,6 @@
             <w:pPr>
               <w:spacing w:after="0"/>
             </w:pPr>
-            <w:proofErr w:type="gramStart"/>
             <w:r>
               <w:rPr>
                 <w:rFonts w:ascii="Courier New" w:eastAsia="Courier New" w:hAnsi="Courier New" w:cs="Courier New"/>
@@ -4956,17 +4908,7 @@
                 <w:sz w:val="18"/>
                 <w:szCs w:val="18"/>
               </w:rPr>
-              <w:t>exit(</w:t>
-            </w:r>
-            <w:proofErr w:type="gramEnd"/>
-            <w:r>
-              <w:rPr>
-                <w:rFonts w:ascii="Courier New" w:eastAsia="Courier New" w:hAnsi="Courier New" w:cs="Courier New"/>
-                <w:color w:val="000000" w:themeColor="text1"/>
-                <w:sz w:val="18"/>
-                <w:szCs w:val="18"/>
-              </w:rPr>
-              <w:t>)</w:t>
+              <w:t>exit()</w:t>
             </w:r>
           </w:p>
         </w:tc>
@@ -5060,7 +5002,6 @@
             <w:pPr>
               <w:spacing w:after="0"/>
             </w:pPr>
-            <w:proofErr w:type="gramStart"/>
             <w:r>
               <w:rPr>
                 <w:rFonts w:ascii="Courier New" w:eastAsia="Courier New" w:hAnsi="Courier New" w:cs="Courier New"/>
@@ -5068,17 +5009,7 @@
                 <w:sz w:val="18"/>
                 <w:szCs w:val="18"/>
               </w:rPr>
-              <w:t>wait(</w:t>
-            </w:r>
-            <w:proofErr w:type="gramEnd"/>
-            <w:r>
-              <w:rPr>
-                <w:rFonts w:ascii="Courier New" w:eastAsia="Courier New" w:hAnsi="Courier New" w:cs="Courier New"/>
-                <w:color w:val="000000" w:themeColor="text1"/>
-                <w:sz w:val="18"/>
-                <w:szCs w:val="18"/>
-              </w:rPr>
-              <w:t>)</w:t>
+              <w:t>wait()</w:t>
             </w:r>
           </w:p>
         </w:tc>
@@ -5172,8 +5103,6 @@
             <w:pPr>
               <w:spacing w:after="0"/>
             </w:pPr>
-            <w:proofErr w:type="spellStart"/>
-            <w:proofErr w:type="gramStart"/>
             <w:r>
               <w:rPr>
                 <w:rFonts w:ascii="Courier New" w:eastAsia="Courier New" w:hAnsi="Courier New" w:cs="Courier New"/>
@@ -5181,27 +5110,7 @@
                 <w:sz w:val="18"/>
                 <w:szCs w:val="18"/>
               </w:rPr>
-              <w:t>CreateProcess</w:t>
-            </w:r>
-            <w:proofErr w:type="spellEnd"/>
-            <w:r>
-              <w:rPr>
-                <w:rFonts w:ascii="Courier New" w:eastAsia="Courier New" w:hAnsi="Courier New" w:cs="Courier New"/>
-                <w:color w:val="000000" w:themeColor="text1"/>
-                <w:sz w:val="18"/>
-                <w:szCs w:val="18"/>
-              </w:rPr>
-              <w:t>(</w:t>
-            </w:r>
-            <w:proofErr w:type="gramEnd"/>
-            <w:r>
-              <w:rPr>
-                <w:rFonts w:ascii="Courier New" w:eastAsia="Courier New" w:hAnsi="Courier New" w:cs="Courier New"/>
-                <w:color w:val="000000" w:themeColor="text1"/>
-                <w:sz w:val="18"/>
-                <w:szCs w:val="18"/>
-              </w:rPr>
-              <w:t>)</w:t>
+              <w:t>CreateProcess()</w:t>
             </w:r>
           </w:p>
         </w:tc>
@@ -5265,107 +5174,7 @@
                 <w:sz w:val="20"/>
                 <w:szCs w:val="20"/>
               </w:rPr>
-              <w:t xml:space="preserve">Does what </w:t>
-            </w:r>
-            <w:proofErr w:type="gramStart"/>
-            <w:r>
-              <w:rPr>
-                <w:rFonts w:ascii="Arial" w:eastAsia="Arial" w:hAnsi="Arial" w:cs="Arial"/>
-                <w:color w:val="000000" w:themeColor="text1"/>
-                <w:sz w:val="20"/>
-                <w:szCs w:val="20"/>
-              </w:rPr>
-              <w:t>fork(</w:t>
-            </w:r>
-            <w:proofErr w:type="gramEnd"/>
-            <w:r>
-              <w:rPr>
-                <w:rFonts w:ascii="Arial" w:eastAsia="Arial" w:hAnsi="Arial" w:cs="Arial"/>
-                <w:color w:val="000000" w:themeColor="text1"/>
-                <w:sz w:val="20"/>
-                <w:szCs w:val="20"/>
-              </w:rPr>
-              <w:t xml:space="preserve">) + </w:t>
-            </w:r>
-            <w:proofErr w:type="gramStart"/>
-            <w:r>
-              <w:rPr>
-                <w:rFonts w:ascii="Arial" w:eastAsia="Arial" w:hAnsi="Arial" w:cs="Arial"/>
-                <w:color w:val="000000" w:themeColor="text1"/>
-                <w:sz w:val="20"/>
-                <w:szCs w:val="20"/>
-              </w:rPr>
-              <w:t>exec(</w:t>
-            </w:r>
-            <w:proofErr w:type="gramEnd"/>
-            <w:r>
-              <w:rPr>
-                <w:rFonts w:ascii="Arial" w:eastAsia="Arial" w:hAnsi="Arial" w:cs="Arial"/>
-                <w:color w:val="000000" w:themeColor="text1"/>
-                <w:sz w:val="20"/>
-                <w:szCs w:val="20"/>
-              </w:rPr>
-              <w:t xml:space="preserve">) </w:t>
-            </w:r>
-            <w:proofErr w:type="gramStart"/>
-            <w:r>
-              <w:rPr>
-                <w:rFonts w:ascii="Arial" w:eastAsia="Arial" w:hAnsi="Arial" w:cs="Arial"/>
-                <w:color w:val="000000" w:themeColor="text1"/>
-                <w:sz w:val="20"/>
-                <w:szCs w:val="20"/>
-              </w:rPr>
-              <w:t>do</w:t>
-            </w:r>
-            <w:proofErr w:type="gramEnd"/>
-            <w:r>
-              <w:rPr>
-                <w:rFonts w:ascii="Arial" w:eastAsia="Arial" w:hAnsi="Arial" w:cs="Arial"/>
-                <w:color w:val="000000" w:themeColor="text1"/>
-                <w:sz w:val="20"/>
-                <w:szCs w:val="20"/>
-              </w:rPr>
-              <w:t xml:space="preserve"> together: </w:t>
-            </w:r>
-            <w:proofErr w:type="gramStart"/>
-            <w:r>
-              <w:rPr>
-                <w:rFonts w:ascii="Arial" w:eastAsia="Arial" w:hAnsi="Arial" w:cs="Arial"/>
-                <w:color w:val="000000" w:themeColor="text1"/>
-                <w:sz w:val="20"/>
-                <w:szCs w:val="20"/>
-              </w:rPr>
-              <w:t>creates</w:t>
-            </w:r>
-            <w:proofErr w:type="gramEnd"/>
-            <w:r>
-              <w:rPr>
-                <w:rFonts w:ascii="Arial" w:eastAsia="Arial" w:hAnsi="Arial" w:cs="Arial"/>
-                <w:color w:val="000000" w:themeColor="text1"/>
-                <w:sz w:val="20"/>
-                <w:szCs w:val="20"/>
-              </w:rPr>
-              <w:t xml:space="preserve"> and </w:t>
-            </w:r>
-            <w:proofErr w:type="gramStart"/>
-            <w:r>
-              <w:rPr>
-                <w:rFonts w:ascii="Arial" w:eastAsia="Arial" w:hAnsi="Arial" w:cs="Arial"/>
-                <w:color w:val="000000" w:themeColor="text1"/>
-                <w:sz w:val="20"/>
-                <w:szCs w:val="20"/>
-              </w:rPr>
-              <w:t>launches</w:t>
-            </w:r>
-            <w:proofErr w:type="gramEnd"/>
-            <w:r>
-              <w:rPr>
-                <w:rFonts w:ascii="Arial" w:eastAsia="Arial" w:hAnsi="Arial" w:cs="Arial"/>
-                <w:color w:val="000000" w:themeColor="text1"/>
-                <w:sz w:val="20"/>
-                <w:szCs w:val="20"/>
-              </w:rPr>
-              <w:t xml:space="preserve"> a new process in one step.</w:t>
+              <w:t>Does what fork() + exec() do together: creates and launches a new process in one step.</w:t>
             </w:r>
           </w:p>
         </w:tc>
@@ -5395,8 +5204,6 @@
             <w:pPr>
               <w:spacing w:after="0"/>
             </w:pPr>
-            <w:proofErr w:type="spellStart"/>
-            <w:proofErr w:type="gramStart"/>
             <w:r>
               <w:rPr>
                 <w:rFonts w:ascii="Courier New" w:eastAsia="Courier New" w:hAnsi="Courier New" w:cs="Courier New"/>
@@ -5404,27 +5211,7 @@
                 <w:sz w:val="18"/>
                 <w:szCs w:val="18"/>
               </w:rPr>
-              <w:t>TerminateProcess</w:t>
-            </w:r>
-            <w:proofErr w:type="spellEnd"/>
-            <w:r>
-              <w:rPr>
-                <w:rFonts w:ascii="Courier New" w:eastAsia="Courier New" w:hAnsi="Courier New" w:cs="Courier New"/>
-                <w:color w:val="000000" w:themeColor="text1"/>
-                <w:sz w:val="18"/>
-                <w:szCs w:val="18"/>
-              </w:rPr>
-              <w:t>(</w:t>
-            </w:r>
-            <w:proofErr w:type="gramEnd"/>
-            <w:r>
-              <w:rPr>
-                <w:rFonts w:ascii="Courier New" w:eastAsia="Courier New" w:hAnsi="Courier New" w:cs="Courier New"/>
-                <w:color w:val="000000" w:themeColor="text1"/>
-                <w:sz w:val="18"/>
-                <w:szCs w:val="18"/>
-              </w:rPr>
-              <w:t>)</w:t>
+              <w:t>TerminateProcess()</w:t>
             </w:r>
           </w:p>
         </w:tc>
@@ -5488,27 +5275,7 @@
                 <w:sz w:val="20"/>
                 <w:szCs w:val="20"/>
               </w:rPr>
-              <w:t xml:space="preserve">Forcefully kills a specified process, </w:t>
-            </w:r>
-            <w:proofErr w:type="gramStart"/>
-            <w:r>
-              <w:rPr>
-                <w:rFonts w:ascii="Arial" w:eastAsia="Arial" w:hAnsi="Arial" w:cs="Arial"/>
-                <w:color w:val="000000" w:themeColor="text1"/>
-                <w:sz w:val="20"/>
-                <w:szCs w:val="20"/>
-              </w:rPr>
-              <w:t>similar to</w:t>
-            </w:r>
-            <w:proofErr w:type="gramEnd"/>
-            <w:r>
-              <w:rPr>
-                <w:rFonts w:ascii="Arial" w:eastAsia="Arial" w:hAnsi="Arial" w:cs="Arial"/>
-                <w:color w:val="000000" w:themeColor="text1"/>
-                <w:sz w:val="20"/>
-                <w:szCs w:val="20"/>
-              </w:rPr>
-              <w:t xml:space="preserve"> Linux kill.</w:t>
+              <w:t>Forcefully kills a specified process, similar to Linux kill.</w:t>
             </w:r>
           </w:p>
         </w:tc>
@@ -5538,8 +5305,6 @@
             <w:pPr>
               <w:spacing w:after="0"/>
             </w:pPr>
-            <w:proofErr w:type="spellStart"/>
-            <w:proofErr w:type="gramStart"/>
             <w:r>
               <w:rPr>
                 <w:rFonts w:ascii="Courier New" w:eastAsia="Courier New" w:hAnsi="Courier New" w:cs="Courier New"/>
@@ -5547,27 +5312,7 @@
                 <w:sz w:val="18"/>
                 <w:szCs w:val="18"/>
               </w:rPr>
-              <w:t>ExitProcess</w:t>
-            </w:r>
-            <w:proofErr w:type="spellEnd"/>
-            <w:r>
-              <w:rPr>
-                <w:rFonts w:ascii="Courier New" w:eastAsia="Courier New" w:hAnsi="Courier New" w:cs="Courier New"/>
-                <w:color w:val="000000" w:themeColor="text1"/>
-                <w:sz w:val="18"/>
-                <w:szCs w:val="18"/>
-              </w:rPr>
-              <w:t>(</w:t>
-            </w:r>
-            <w:proofErr w:type="gramEnd"/>
-            <w:r>
-              <w:rPr>
-                <w:rFonts w:ascii="Courier New" w:eastAsia="Courier New" w:hAnsi="Courier New" w:cs="Courier New"/>
-                <w:color w:val="000000" w:themeColor="text1"/>
-                <w:sz w:val="18"/>
-                <w:szCs w:val="18"/>
-              </w:rPr>
-              <w:t>)</w:t>
+              <w:t>ExitProcess()</w:t>
             </w:r>
           </w:p>
         </w:tc>
@@ -5631,27 +5376,7 @@
                 <w:sz w:val="20"/>
                 <w:szCs w:val="20"/>
               </w:rPr>
-              <w:t xml:space="preserve">Cleanly shuts down the current process, equivalent to Linux </w:t>
-            </w:r>
-            <w:proofErr w:type="gramStart"/>
-            <w:r>
-              <w:rPr>
-                <w:rFonts w:ascii="Arial" w:eastAsia="Arial" w:hAnsi="Arial" w:cs="Arial"/>
-                <w:color w:val="000000" w:themeColor="text1"/>
-                <w:sz w:val="20"/>
-                <w:szCs w:val="20"/>
-              </w:rPr>
-              <w:t>exit(</w:t>
-            </w:r>
-            <w:proofErr w:type="gramEnd"/>
-            <w:r>
-              <w:rPr>
-                <w:rFonts w:ascii="Arial" w:eastAsia="Arial" w:hAnsi="Arial" w:cs="Arial"/>
-                <w:color w:val="000000" w:themeColor="text1"/>
-                <w:sz w:val="20"/>
-                <w:szCs w:val="20"/>
-              </w:rPr>
-              <w:t>).</w:t>
+              <w:t>Cleanly shuts down the current process, equivalent to Linux exit().</w:t>
             </w:r>
           </w:p>
         </w:tc>
@@ -5696,58 +5421,7 @@
           <w:sz w:val="20"/>
           <w:szCs w:val="20"/>
         </w:rPr>
-        <w:t xml:space="preserve">Linux separates "copy this process" (fork) from "run a new program" (exec). Windows combines </w:t>
-      </w:r>
-      <w:proofErr w:type="gramStart"/>
-      <w:r>
-        <w:rPr>
-          <w:rFonts w:ascii="Arial" w:eastAsia="Arial" w:hAnsi="Arial" w:cs="Arial"/>
-          <w:color w:val="000000" w:themeColor="text1"/>
-          <w:sz w:val="20"/>
-          <w:szCs w:val="20"/>
-        </w:rPr>
-        <w:t>both into</w:t>
-      </w:r>
-      <w:proofErr w:type="gramEnd"/>
-      <w:r>
-        <w:rPr>
-          <w:rFonts w:ascii="Arial" w:eastAsia="Arial" w:hAnsi="Arial" w:cs="Arial"/>
-          <w:color w:val="000000" w:themeColor="text1"/>
-          <w:sz w:val="20"/>
-          <w:szCs w:val="20"/>
-        </w:rPr>
-        <w:t xml:space="preserve"> </w:t>
-      </w:r>
-      <w:proofErr w:type="spellStart"/>
-      <w:proofErr w:type="gramStart"/>
-      <w:r>
-        <w:rPr>
-          <w:rFonts w:ascii="Arial" w:eastAsia="Arial" w:hAnsi="Arial" w:cs="Arial"/>
-          <w:color w:val="000000" w:themeColor="text1"/>
-          <w:sz w:val="20"/>
-          <w:szCs w:val="20"/>
-        </w:rPr>
-        <w:t>CreateProcess</w:t>
-      </w:r>
-      <w:proofErr w:type="spellEnd"/>
-      <w:r>
-        <w:rPr>
-          <w:rFonts w:ascii="Arial" w:eastAsia="Arial" w:hAnsi="Arial" w:cs="Arial"/>
-          <w:color w:val="000000" w:themeColor="text1"/>
-          <w:sz w:val="20"/>
-          <w:szCs w:val="20"/>
-        </w:rPr>
-        <w:t>(</w:t>
-      </w:r>
-      <w:proofErr w:type="gramEnd"/>
-      <w:r>
-        <w:rPr>
-          <w:rFonts w:ascii="Arial" w:eastAsia="Arial" w:hAnsi="Arial" w:cs="Arial"/>
-          <w:color w:val="000000" w:themeColor="text1"/>
-          <w:sz w:val="20"/>
-          <w:szCs w:val="20"/>
-        </w:rPr>
-        <w:t>).</w:t>
+        <w:t>Linux separates "copy this process" (fork) from "run a new program" (exec). Windows combines both into CreateProcess().</w:t>
       </w:r>
     </w:p>
     <w:p>
@@ -5920,7 +5594,6 @@
             <w:pPr>
               <w:spacing w:after="0"/>
             </w:pPr>
-            <w:proofErr w:type="gramStart"/>
             <w:r>
               <w:rPr>
                 <w:rFonts w:ascii="Courier New" w:eastAsia="Courier New" w:hAnsi="Courier New" w:cs="Courier New"/>
@@ -5928,17 +5601,7 @@
                 <w:sz w:val="18"/>
                 <w:szCs w:val="18"/>
               </w:rPr>
-              <w:t>open(</w:t>
-            </w:r>
-            <w:proofErr w:type="gramEnd"/>
-            <w:r>
-              <w:rPr>
-                <w:rFonts w:ascii="Courier New" w:eastAsia="Courier New" w:hAnsi="Courier New" w:cs="Courier New"/>
-                <w:color w:val="000000" w:themeColor="text1"/>
-                <w:sz w:val="18"/>
-                <w:szCs w:val="18"/>
-              </w:rPr>
-              <w:t>)</w:t>
+              <w:t>open()</w:t>
             </w:r>
           </w:p>
         </w:tc>
@@ -6032,7 +5695,6 @@
             <w:pPr>
               <w:spacing w:after="0"/>
             </w:pPr>
-            <w:proofErr w:type="gramStart"/>
             <w:r>
               <w:rPr>
                 <w:rFonts w:ascii="Courier New" w:eastAsia="Courier New" w:hAnsi="Courier New" w:cs="Courier New"/>
@@ -6040,17 +5702,7 @@
                 <w:sz w:val="18"/>
                 <w:szCs w:val="18"/>
               </w:rPr>
-              <w:t>read(</w:t>
-            </w:r>
-            <w:proofErr w:type="gramEnd"/>
-            <w:r>
-              <w:rPr>
-                <w:rFonts w:ascii="Courier New" w:eastAsia="Courier New" w:hAnsi="Courier New" w:cs="Courier New"/>
-                <w:color w:val="000000" w:themeColor="text1"/>
-                <w:sz w:val="18"/>
-                <w:szCs w:val="18"/>
-              </w:rPr>
-              <w:t>)</w:t>
+              <w:t>read()</w:t>
             </w:r>
           </w:p>
         </w:tc>
@@ -6144,7 +5796,6 @@
             <w:pPr>
               <w:spacing w:after="0"/>
             </w:pPr>
-            <w:proofErr w:type="gramStart"/>
             <w:r>
               <w:rPr>
                 <w:rFonts w:ascii="Courier New" w:eastAsia="Courier New" w:hAnsi="Courier New" w:cs="Courier New"/>
@@ -6152,17 +5803,7 @@
                 <w:sz w:val="18"/>
                 <w:szCs w:val="18"/>
               </w:rPr>
-              <w:t>write(</w:t>
-            </w:r>
-            <w:proofErr w:type="gramEnd"/>
-            <w:r>
-              <w:rPr>
-                <w:rFonts w:ascii="Courier New" w:eastAsia="Courier New" w:hAnsi="Courier New" w:cs="Courier New"/>
-                <w:color w:val="000000" w:themeColor="text1"/>
-                <w:sz w:val="18"/>
-                <w:szCs w:val="18"/>
-              </w:rPr>
-              <w:t>)</w:t>
+              <w:t>write()</w:t>
             </w:r>
           </w:p>
         </w:tc>
@@ -6256,7 +5897,6 @@
             <w:pPr>
               <w:spacing w:after="0"/>
             </w:pPr>
-            <w:proofErr w:type="gramStart"/>
             <w:r>
               <w:rPr>
                 <w:rFonts w:ascii="Courier New" w:eastAsia="Courier New" w:hAnsi="Courier New" w:cs="Courier New"/>
@@ -6264,17 +5904,7 @@
                 <w:sz w:val="18"/>
                 <w:szCs w:val="18"/>
               </w:rPr>
-              <w:t>close(</w:t>
-            </w:r>
-            <w:proofErr w:type="gramEnd"/>
-            <w:r>
-              <w:rPr>
-                <w:rFonts w:ascii="Courier New" w:eastAsia="Courier New" w:hAnsi="Courier New" w:cs="Courier New"/>
-                <w:color w:val="000000" w:themeColor="text1"/>
-                <w:sz w:val="18"/>
-                <w:szCs w:val="18"/>
-              </w:rPr>
-              <w:t>)</w:t>
+              <w:t>close()</w:t>
             </w:r>
           </w:p>
         </w:tc>
@@ -6331,7 +5961,6 @@
             <w:pPr>
               <w:spacing w:after="0"/>
             </w:pPr>
-            <w:proofErr w:type="gramStart"/>
             <w:r>
               <w:rPr>
                 <w:rFonts w:ascii="Arial" w:eastAsia="Arial" w:hAnsi="Arial" w:cs="Arial"/>
@@ -6339,17 +5968,7 @@
                 <w:sz w:val="20"/>
                 <w:szCs w:val="20"/>
               </w:rPr>
-              <w:t>Releases</w:t>
-            </w:r>
-            <w:proofErr w:type="gramEnd"/>
-            <w:r>
-              <w:rPr>
-                <w:rFonts w:ascii="Arial" w:eastAsia="Arial" w:hAnsi="Arial" w:cs="Arial"/>
-                <w:color w:val="000000" w:themeColor="text1"/>
-                <w:sz w:val="20"/>
-                <w:szCs w:val="20"/>
-              </w:rPr>
-              <w:t xml:space="preserve"> the file descriptor when done; frees up OS resources.</w:t>
+              <w:t>Releases the file descriptor when done; frees up OS resources.</w:t>
             </w:r>
           </w:p>
         </w:tc>
@@ -6379,7 +5998,6 @@
             <w:pPr>
               <w:spacing w:after="0"/>
             </w:pPr>
-            <w:proofErr w:type="gramStart"/>
             <w:r>
               <w:rPr>
                 <w:rFonts w:ascii="Courier New" w:eastAsia="Courier New" w:hAnsi="Courier New" w:cs="Courier New"/>
@@ -6387,17 +6005,7 @@
                 <w:sz w:val="18"/>
                 <w:szCs w:val="18"/>
               </w:rPr>
-              <w:t>unlink(</w:t>
-            </w:r>
-            <w:proofErr w:type="gramEnd"/>
-            <w:r>
-              <w:rPr>
-                <w:rFonts w:ascii="Courier New" w:eastAsia="Courier New" w:hAnsi="Courier New" w:cs="Courier New"/>
-                <w:color w:val="000000" w:themeColor="text1"/>
-                <w:sz w:val="18"/>
-                <w:szCs w:val="18"/>
-              </w:rPr>
-              <w:t>)</w:t>
+              <w:t>unlink()</w:t>
             </w:r>
           </w:p>
         </w:tc>
@@ -6491,8 +6099,6 @@
             <w:pPr>
               <w:spacing w:after="0"/>
             </w:pPr>
-            <w:proofErr w:type="spellStart"/>
-            <w:proofErr w:type="gramStart"/>
             <w:r>
               <w:rPr>
                 <w:rFonts w:ascii="Courier New" w:eastAsia="Courier New" w:hAnsi="Courier New" w:cs="Courier New"/>
@@ -6500,27 +6106,7 @@
                 <w:sz w:val="18"/>
                 <w:szCs w:val="18"/>
               </w:rPr>
-              <w:t>CreateFile</w:t>
-            </w:r>
-            <w:proofErr w:type="spellEnd"/>
-            <w:r>
-              <w:rPr>
-                <w:rFonts w:ascii="Courier New" w:eastAsia="Courier New" w:hAnsi="Courier New" w:cs="Courier New"/>
-                <w:color w:val="000000" w:themeColor="text1"/>
-                <w:sz w:val="18"/>
-                <w:szCs w:val="18"/>
-              </w:rPr>
-              <w:t>(</w:t>
-            </w:r>
-            <w:proofErr w:type="gramEnd"/>
-            <w:r>
-              <w:rPr>
-                <w:rFonts w:ascii="Courier New" w:eastAsia="Courier New" w:hAnsi="Courier New" w:cs="Courier New"/>
-                <w:color w:val="000000" w:themeColor="text1"/>
-                <w:sz w:val="18"/>
-                <w:szCs w:val="18"/>
-              </w:rPr>
-              <w:t>)</w:t>
+              <w:t>CreateFile()</w:t>
             </w:r>
           </w:p>
         </w:tc>
@@ -6614,8 +6200,6 @@
             <w:pPr>
               <w:spacing w:after="0"/>
             </w:pPr>
-            <w:proofErr w:type="spellStart"/>
-            <w:proofErr w:type="gramStart"/>
             <w:r>
               <w:rPr>
                 <w:rFonts w:ascii="Courier New" w:eastAsia="Courier New" w:hAnsi="Courier New" w:cs="Courier New"/>
@@ -6623,27 +6207,7 @@
                 <w:sz w:val="18"/>
                 <w:szCs w:val="18"/>
               </w:rPr>
-              <w:t>ReadFile</w:t>
-            </w:r>
-            <w:proofErr w:type="spellEnd"/>
-            <w:r>
-              <w:rPr>
-                <w:rFonts w:ascii="Courier New" w:eastAsia="Courier New" w:hAnsi="Courier New" w:cs="Courier New"/>
-                <w:color w:val="000000" w:themeColor="text1"/>
-                <w:sz w:val="18"/>
-                <w:szCs w:val="18"/>
-              </w:rPr>
-              <w:t>(</w:t>
-            </w:r>
-            <w:proofErr w:type="gramEnd"/>
-            <w:r>
-              <w:rPr>
-                <w:rFonts w:ascii="Courier New" w:eastAsia="Courier New" w:hAnsi="Courier New" w:cs="Courier New"/>
-                <w:color w:val="000000" w:themeColor="text1"/>
-                <w:sz w:val="18"/>
-                <w:szCs w:val="18"/>
-              </w:rPr>
-              <w:t>)</w:t>
+              <w:t>ReadFile()</w:t>
             </w:r>
           </w:p>
         </w:tc>
@@ -6737,8 +6301,6 @@
             <w:pPr>
               <w:spacing w:after="0"/>
             </w:pPr>
-            <w:proofErr w:type="spellStart"/>
-            <w:proofErr w:type="gramStart"/>
             <w:r>
               <w:rPr>
                 <w:rFonts w:ascii="Courier New" w:eastAsia="Courier New" w:hAnsi="Courier New" w:cs="Courier New"/>
@@ -6746,27 +6308,7 @@
                 <w:sz w:val="18"/>
                 <w:szCs w:val="18"/>
               </w:rPr>
-              <w:t>WriteFile</w:t>
-            </w:r>
-            <w:proofErr w:type="spellEnd"/>
-            <w:r>
-              <w:rPr>
-                <w:rFonts w:ascii="Courier New" w:eastAsia="Courier New" w:hAnsi="Courier New" w:cs="Courier New"/>
-                <w:color w:val="000000" w:themeColor="text1"/>
-                <w:sz w:val="18"/>
-                <w:szCs w:val="18"/>
-              </w:rPr>
-              <w:t>(</w:t>
-            </w:r>
-            <w:proofErr w:type="gramEnd"/>
-            <w:r>
-              <w:rPr>
-                <w:rFonts w:ascii="Courier New" w:eastAsia="Courier New" w:hAnsi="Courier New" w:cs="Courier New"/>
-                <w:color w:val="000000" w:themeColor="text1"/>
-                <w:sz w:val="18"/>
-                <w:szCs w:val="18"/>
-              </w:rPr>
-              <w:t>)</w:t>
+              <w:t>WriteFile()</w:t>
             </w:r>
           </w:p>
         </w:tc>
@@ -6860,8 +6402,6 @@
             <w:pPr>
               <w:spacing w:after="0"/>
             </w:pPr>
-            <w:proofErr w:type="spellStart"/>
-            <w:proofErr w:type="gramStart"/>
             <w:r>
               <w:rPr>
                 <w:rFonts w:ascii="Courier New" w:eastAsia="Courier New" w:hAnsi="Courier New" w:cs="Courier New"/>
@@ -6869,27 +6409,7 @@
                 <w:sz w:val="18"/>
                 <w:szCs w:val="18"/>
               </w:rPr>
-              <w:t>CloseHandle</w:t>
-            </w:r>
-            <w:proofErr w:type="spellEnd"/>
-            <w:r>
-              <w:rPr>
-                <w:rFonts w:ascii="Courier New" w:eastAsia="Courier New" w:hAnsi="Courier New" w:cs="Courier New"/>
-                <w:color w:val="000000" w:themeColor="text1"/>
-                <w:sz w:val="18"/>
-                <w:szCs w:val="18"/>
-              </w:rPr>
-              <w:t>(</w:t>
-            </w:r>
-            <w:proofErr w:type="gramEnd"/>
-            <w:r>
-              <w:rPr>
-                <w:rFonts w:ascii="Courier New" w:eastAsia="Courier New" w:hAnsi="Courier New" w:cs="Courier New"/>
-                <w:color w:val="000000" w:themeColor="text1"/>
-                <w:sz w:val="18"/>
-                <w:szCs w:val="18"/>
-              </w:rPr>
-              <w:t>)</w:t>
+              <w:t>CloseHandle()</w:t>
             </w:r>
           </w:p>
         </w:tc>
@@ -6953,27 +6473,7 @@
                 <w:sz w:val="20"/>
                 <w:szCs w:val="20"/>
               </w:rPr>
-              <w:t xml:space="preserve">Releases the handle, equivalent to Linux </w:t>
-            </w:r>
-            <w:proofErr w:type="gramStart"/>
-            <w:r>
-              <w:rPr>
-                <w:rFonts w:ascii="Arial" w:eastAsia="Arial" w:hAnsi="Arial" w:cs="Arial"/>
-                <w:color w:val="000000" w:themeColor="text1"/>
-                <w:sz w:val="20"/>
-                <w:szCs w:val="20"/>
-              </w:rPr>
-              <w:t>close(</w:t>
-            </w:r>
-            <w:proofErr w:type="gramEnd"/>
-            <w:r>
-              <w:rPr>
-                <w:rFonts w:ascii="Arial" w:eastAsia="Arial" w:hAnsi="Arial" w:cs="Arial"/>
-                <w:color w:val="000000" w:themeColor="text1"/>
-                <w:sz w:val="20"/>
-                <w:szCs w:val="20"/>
-              </w:rPr>
-              <w:t>). Used for files, processes, and more.</w:t>
+              <w:t>Releases the handle, equivalent to Linux close(). Used for files, processes, and more.</w:t>
             </w:r>
           </w:p>
         </w:tc>
@@ -7003,8 +6503,6 @@
             <w:pPr>
               <w:spacing w:after="0"/>
             </w:pPr>
-            <w:proofErr w:type="spellStart"/>
-            <w:proofErr w:type="gramStart"/>
             <w:r>
               <w:rPr>
                 <w:rFonts w:ascii="Courier New" w:eastAsia="Courier New" w:hAnsi="Courier New" w:cs="Courier New"/>
@@ -7012,27 +6510,7 @@
                 <w:sz w:val="18"/>
                 <w:szCs w:val="18"/>
               </w:rPr>
-              <w:t>DeleteFile</w:t>
-            </w:r>
-            <w:proofErr w:type="spellEnd"/>
-            <w:r>
-              <w:rPr>
-                <w:rFonts w:ascii="Courier New" w:eastAsia="Courier New" w:hAnsi="Courier New" w:cs="Courier New"/>
-                <w:color w:val="000000" w:themeColor="text1"/>
-                <w:sz w:val="18"/>
-                <w:szCs w:val="18"/>
-              </w:rPr>
-              <w:t>(</w:t>
-            </w:r>
-            <w:proofErr w:type="gramEnd"/>
-            <w:r>
-              <w:rPr>
-                <w:rFonts w:ascii="Courier New" w:eastAsia="Courier New" w:hAnsi="Courier New" w:cs="Courier New"/>
-                <w:color w:val="000000" w:themeColor="text1"/>
-                <w:sz w:val="18"/>
-                <w:szCs w:val="18"/>
-              </w:rPr>
-              <w:t>)</w:t>
+              <w:t>DeleteFile()</w:t>
             </w:r>
           </w:p>
         </w:tc>
@@ -7096,27 +6574,7 @@
                 <w:sz w:val="20"/>
                 <w:szCs w:val="20"/>
               </w:rPr>
-              <w:t xml:space="preserve">Deletes a file, equivalent to Linux </w:t>
-            </w:r>
-            <w:proofErr w:type="gramStart"/>
-            <w:r>
-              <w:rPr>
-                <w:rFonts w:ascii="Arial" w:eastAsia="Arial" w:hAnsi="Arial" w:cs="Arial"/>
-                <w:color w:val="000000" w:themeColor="text1"/>
-                <w:sz w:val="20"/>
-                <w:szCs w:val="20"/>
-              </w:rPr>
-              <w:t>unlink(</w:t>
-            </w:r>
-            <w:proofErr w:type="gramEnd"/>
-            <w:r>
-              <w:rPr>
-                <w:rFonts w:ascii="Arial" w:eastAsia="Arial" w:hAnsi="Arial" w:cs="Arial"/>
-                <w:color w:val="000000" w:themeColor="text1"/>
-                <w:sz w:val="20"/>
-                <w:szCs w:val="20"/>
-              </w:rPr>
-              <w:t>).</w:t>
+              <w:t>Deletes a file, equivalent to Linux unlink().</w:t>
             </w:r>
           </w:p>
         </w:tc>
@@ -11697,26 +11155,16 @@
                 <w:sz w:val="28"/>
                 <w:szCs w:val="28"/>
               </w:rPr>
-              <w:t xml:space="preserve">SSL/TLS, </w:t>
+              <w:t xml:space="preserve">SSL/TLS, JPEG, </w:t>
             </w:r>
-            <w:proofErr w:type="gramStart"/>
             <w:r>
               <w:rPr>
                 <w:rFonts w:ascii="Arial" w:hAnsi="Arial" w:cs="Arial"/>
                 <w:sz w:val="28"/>
                 <w:szCs w:val="28"/>
               </w:rPr>
-              <w:t xml:space="preserve">JPEG, </w:t>
-            </w:r>
-            <w:r>
-              <w:rPr>
-                <w:rFonts w:ascii="Arial" w:hAnsi="Arial" w:cs="Arial"/>
-                <w:sz w:val="28"/>
-                <w:szCs w:val="28"/>
-              </w:rPr>
               <w:t xml:space="preserve">  </w:t>
             </w:r>
-            <w:proofErr w:type="gramEnd"/>
             <w:r>
               <w:rPr>
                 <w:rFonts w:ascii="Arial" w:hAnsi="Arial" w:cs="Arial"/>
@@ -11921,25 +11369,7 @@
                 <w:sz w:val="28"/>
                 <w:szCs w:val="28"/>
               </w:rPr>
-              <w:t xml:space="preserve">Ensures reliable data delivery, handles error checking and </w:t>
-            </w:r>
-            <w:proofErr w:type="gramStart"/>
-            <w:r>
-              <w:rPr>
-                <w:rFonts w:ascii="Arial" w:hAnsi="Arial" w:cs="Arial"/>
-                <w:sz w:val="28"/>
-                <w:szCs w:val="28"/>
-              </w:rPr>
-              <w:t>flow</w:t>
-            </w:r>
-            <w:proofErr w:type="gramEnd"/>
-            <w:r>
-              <w:rPr>
-                <w:rFonts w:ascii="Arial" w:hAnsi="Arial" w:cs="Arial"/>
-                <w:sz w:val="28"/>
-                <w:szCs w:val="28"/>
-              </w:rPr>
-              <w:t xml:space="preserve"> control</w:t>
+              <w:t>Ensures reliable data delivery, handles error checking and flow control</w:t>
             </w:r>
           </w:p>
         </w:tc>
@@ -12301,25 +11731,7 @@
                 <w:sz w:val="28"/>
                 <w:szCs w:val="28"/>
               </w:rPr>
-              <w:t xml:space="preserve">Cables, </w:t>
-            </w:r>
-            <w:proofErr w:type="gramStart"/>
-            <w:r>
-              <w:rPr>
-                <w:rFonts w:ascii="Arial" w:hAnsi="Arial" w:cs="Arial"/>
-                <w:sz w:val="28"/>
-                <w:szCs w:val="28"/>
-              </w:rPr>
-              <w:t>hubs</w:t>
-            </w:r>
-            <w:proofErr w:type="gramEnd"/>
-            <w:r>
-              <w:rPr>
-                <w:rFonts w:ascii="Arial" w:hAnsi="Arial" w:cs="Arial"/>
-                <w:sz w:val="28"/>
-                <w:szCs w:val="28"/>
-              </w:rPr>
-              <w:t>, radio signals</w:t>
+              <w:t>Cables, hubs, radio signals</w:t>
             </w:r>
           </w:p>
         </w:tc>
@@ -12374,29 +11786,7 @@
           <w:sz w:val="28"/>
           <w:szCs w:val="28"/>
         </w:rPr>
-        <w:t xml:space="preserve">"All People Seem </w:t>
-      </w:r>
-      <w:proofErr w:type="gramStart"/>
-      <w:r>
-        <w:rPr>
-          <w:rFonts w:ascii="Arial" w:hAnsi="Arial" w:cs="Arial"/>
-          <w:b/>
-          <w:bCs/>
-          <w:sz w:val="28"/>
-          <w:szCs w:val="28"/>
-        </w:rPr>
-        <w:t>To</w:t>
-      </w:r>
-      <w:proofErr w:type="gramEnd"/>
-      <w:r>
-        <w:rPr>
-          <w:rFonts w:ascii="Arial" w:hAnsi="Arial" w:cs="Arial"/>
-          <w:b/>
-          <w:bCs/>
-          <w:sz w:val="28"/>
-          <w:szCs w:val="28"/>
-        </w:rPr>
-        <w:t xml:space="preserve"> Need Data Processing"</w:t>
+        <w:t>"All People Seem To Need Data Processing"</w:t>
       </w:r>
     </w:p>
     <w:p>
@@ -12632,6 +12022,46 @@
           <w:szCs w:val="28"/>
         </w:rPr>
       </w:pPr>
+    </w:p>
+    <w:p>
+      <w:pPr>
+        <w:spacing w:line="276" w:lineRule="auto"/>
+        <w:rPr>
+          <w:rFonts w:ascii="Arial" w:hAnsi="Arial" w:cs="Arial"/>
+          <w:sz w:val="28"/>
+          <w:szCs w:val="28"/>
+        </w:rPr>
+      </w:pPr>
+    </w:p>
+    <w:p>
+      <w:pPr>
+        <w:spacing w:line="276" w:lineRule="auto"/>
+        <w:rPr>
+          <w:rFonts w:ascii="Arial" w:hAnsi="Arial" w:cs="Arial"/>
+          <w:sz w:val="28"/>
+          <w:szCs w:val="28"/>
+        </w:rPr>
+      </w:pPr>
+    </w:p>
+    <w:p>
+      <w:pPr>
+        <w:spacing w:line="276" w:lineRule="auto"/>
+        <w:rPr>
+          <w:rFonts w:ascii="Arial" w:hAnsi="Arial" w:cs="Arial"/>
+          <w:sz w:val="28"/>
+          <w:szCs w:val="28"/>
+        </w:rPr>
+      </w:pPr>
+    </w:p>
+    <w:p>
+      <w:pPr>
+        <w:spacing w:line="276" w:lineRule="auto"/>
+        <w:rPr>
+          <w:rFonts w:ascii="Arial" w:hAnsi="Arial" w:cs="Arial"/>
+          <w:sz w:val="28"/>
+          <w:szCs w:val="28"/>
+        </w:rPr>
+      </w:pPr>
       <w:r>
         <w:rPr>
           <w:rFonts w:ascii="Arial" w:hAnsi="Arial" w:cs="Arial"/>
@@ -12641,6 +12071,7 @@
           <w:sz w:val="28"/>
           <w:szCs w:val="28"/>
         </w:rPr>
+        <w:lastRenderedPageBreak/>
         <w:t xml:space="preserve">Networking </w:t>
       </w:r>
       <w:r>
@@ -12703,7 +12134,6 @@
                 <w:bCs/>
                 <w:color w:val="FFFFFF"/>
               </w:rPr>
-              <w:lastRenderedPageBreak/>
               <w:t>Network Type</w:t>
             </w:r>
           </w:p>
@@ -12956,6 +12386,32 @@
           <w:szCs w:val="28"/>
         </w:rPr>
       </w:pPr>
+    </w:p>
+    <w:p>
+      <w:pPr>
+        <w:spacing w:line="276" w:lineRule="auto"/>
+        <w:rPr>
+          <w:rFonts w:ascii="Arial" w:hAnsi="Arial" w:cs="Arial"/>
+          <w:b/>
+          <w:bCs/>
+          <w:color w:val="156082" w:themeColor="accent1"/>
+          <w:sz w:val="28"/>
+          <w:szCs w:val="28"/>
+        </w:rPr>
+      </w:pPr>
+    </w:p>
+    <w:p>
+      <w:pPr>
+        <w:spacing w:line="276" w:lineRule="auto"/>
+        <w:rPr>
+          <w:rFonts w:ascii="Arial" w:hAnsi="Arial" w:cs="Arial"/>
+          <w:b/>
+          <w:bCs/>
+          <w:color w:val="156082" w:themeColor="accent1"/>
+          <w:sz w:val="28"/>
+          <w:szCs w:val="28"/>
+        </w:rPr>
+      </w:pPr>
       <w:r>
         <w:rPr>
           <w:rFonts w:ascii="Arial" w:hAnsi="Arial" w:cs="Arial"/>
@@ -13302,6 +12758,7 @@
           <w:sz w:val="28"/>
           <w:szCs w:val="28"/>
         </w:rPr>
+        <w:lastRenderedPageBreak/>
         <w:t>Common in enterprise and web environments</w:t>
       </w:r>
       <w:r>
@@ -13337,7 +12794,6 @@
           <w:sz w:val="28"/>
           <w:szCs w:val="28"/>
         </w:rPr>
-        <w:lastRenderedPageBreak/>
         <w:drawing>
           <wp:inline distT="0" distB="0" distL="0" distR="0" wp14:anchorId="1CEC18C1" wp14:editId="75AAE012">
             <wp:extent cx="5005415" cy="2232380"/>
@@ -13904,7 +13360,6 @@
           <w:sz w:val="28"/>
           <w:szCs w:val="28"/>
         </w:rPr>
-        <w:lastRenderedPageBreak/>
         <w:t xml:space="preserve">Network Topologies </w:t>
       </w:r>
     </w:p>
@@ -14418,6 +13873,7 @@
           <w:sz w:val="28"/>
           <w:szCs w:val="28"/>
         </w:rPr>
+        <w:lastRenderedPageBreak/>
         <w:t xml:space="preserve">High redundancy and reliability </w:t>
       </w:r>
     </w:p>
@@ -14440,7 +13896,6 @@
           <w:sz w:val="28"/>
           <w:szCs w:val="28"/>
         </w:rPr>
-        <w:lastRenderedPageBreak/>
         <w:t xml:space="preserve">Data can reroute if one connection fails </w:t>
       </w:r>
     </w:p>
@@ -14527,46 +13982,6 @@
         </w:rPr>
         <w:t xml:space="preserve"> take the whole network down</w:t>
       </w:r>
-    </w:p>
-    <w:p>
-      <w:pPr>
-        <w:spacing w:line="276" w:lineRule="auto"/>
-        <w:rPr>
-          <w:rFonts w:ascii="Arial" w:hAnsi="Arial" w:cs="Arial"/>
-          <w:sz w:val="28"/>
-          <w:szCs w:val="28"/>
-        </w:rPr>
-      </w:pPr>
-    </w:p>
-    <w:p>
-      <w:pPr>
-        <w:spacing w:line="276" w:lineRule="auto"/>
-        <w:rPr>
-          <w:rFonts w:ascii="Arial" w:hAnsi="Arial" w:cs="Arial"/>
-          <w:sz w:val="28"/>
-          <w:szCs w:val="28"/>
-        </w:rPr>
-      </w:pPr>
-    </w:p>
-    <w:p>
-      <w:pPr>
-        <w:spacing w:line="276" w:lineRule="auto"/>
-        <w:rPr>
-          <w:rFonts w:ascii="Arial" w:hAnsi="Arial" w:cs="Arial"/>
-          <w:sz w:val="28"/>
-          <w:szCs w:val="28"/>
-        </w:rPr>
-      </w:pPr>
-    </w:p>
-    <w:p>
-      <w:pPr>
-        <w:spacing w:line="276" w:lineRule="auto"/>
-        <w:rPr>
-          <w:rFonts w:ascii="Arial" w:hAnsi="Arial" w:cs="Arial"/>
-          <w:sz w:val="28"/>
-          <w:szCs w:val="28"/>
-        </w:rPr>
-      </w:pPr>
     </w:p>
     <w:p>
       <w:pPr>
@@ -14954,7 +14369,6 @@
                 <w:sz w:val="28"/>
                 <w:szCs w:val="28"/>
               </w:rPr>
-              <w:lastRenderedPageBreak/>
               <w:t>Sublime Text</w:t>
             </w:r>
           </w:p>
@@ -15759,7 +15173,6 @@
                 <w:sz w:val="28"/>
                 <w:szCs w:val="28"/>
               </w:rPr>
-              <w:lastRenderedPageBreak/>
               <w:t>Eclipse</w:t>
             </w:r>
           </w:p>
@@ -16250,25 +15663,7 @@
           <w:sz w:val="28"/>
           <w:szCs w:val="28"/>
         </w:rPr>
-        <w:t xml:space="preserve"> (Gmail, Yahoo, </w:t>
-      </w:r>
-      <w:proofErr w:type="spellStart"/>
-      <w:r>
-        <w:rPr>
-          <w:rFonts w:ascii="Arial" w:eastAsia="Times New Roman" w:hAnsi="Arial" w:cs="Arial"/>
-          <w:sz w:val="28"/>
-          <w:szCs w:val="28"/>
-        </w:rPr>
-        <w:t>etc</w:t>
-      </w:r>
-      <w:proofErr w:type="spellEnd"/>
-      <w:r>
-        <w:rPr>
-          <w:rFonts w:ascii="Arial" w:eastAsia="Times New Roman" w:hAnsi="Arial" w:cs="Arial"/>
-          <w:sz w:val="28"/>
-          <w:szCs w:val="28"/>
-        </w:rPr>
-        <w:t>)</w:t>
+        <w:t xml:space="preserve"> (Gmail, Yahoo, etc)</w:t>
       </w:r>
     </w:p>
     <w:p>
@@ -16525,7 +15920,6 @@
           <w:sz w:val="28"/>
           <w:szCs w:val="28"/>
         </w:rPr>
-        <w:lastRenderedPageBreak/>
         <w:t>Pay-as-you-go pricing model.</w:t>
       </w:r>
       <w:r>
@@ -17150,7 +16544,6 @@
           <w:sz w:val="28"/>
           <w:szCs w:val="28"/>
         </w:rPr>
-        <w:lastRenderedPageBreak/>
         <w:t>A platform</w:t>
       </w:r>
       <w:r>
@@ -17276,6 +16669,7 @@
           <w:sz w:val="28"/>
           <w:szCs w:val="28"/>
         </w:rPr>
+        <w:lastRenderedPageBreak/>
         <w:t>Examples of PaaS</w:t>
       </w:r>
       <w:r>
@@ -17855,7 +17249,6 @@
           <w:sz w:val="28"/>
           <w:szCs w:val="28"/>
         </w:rPr>
-        <w:lastRenderedPageBreak/>
         <w:t>V</w:t>
       </w:r>
       <w:r>
@@ -17946,27 +17339,15 @@
         </w:rPr>
         <w:t xml:space="preserve">) is </w:t>
       </w:r>
-      <w:proofErr w:type="gramStart"/>
-      <w:r>
-        <w:rPr>
-          <w:rFonts w:ascii="Arial" w:eastAsia="Times New Roman" w:hAnsi="Arial" w:cs="Arial"/>
-          <w:b/>
-          <w:bCs/>
-          <w:sz w:val="28"/>
-          <w:szCs w:val="28"/>
-        </w:rPr>
-        <w:t>similar to</w:t>
-      </w:r>
-      <w:proofErr w:type="gramEnd"/>
-      <w:r>
-        <w:rPr>
-          <w:rFonts w:ascii="Arial" w:eastAsia="Times New Roman" w:hAnsi="Arial" w:cs="Arial"/>
-          <w:b/>
-          <w:bCs/>
-          <w:sz w:val="28"/>
-          <w:szCs w:val="28"/>
-        </w:rPr>
-        <w:t xml:space="preserve"> MEVN</w:t>
+      <w:r>
+        <w:rPr>
+          <w:rFonts w:ascii="Arial" w:eastAsia="Times New Roman" w:hAnsi="Arial" w:cs="Arial"/>
+          <w:b/>
+          <w:bCs/>
+          <w:sz w:val="28"/>
+          <w:szCs w:val="28"/>
+        </w:rPr>
+        <w:t>similar to MEVN</w:t>
       </w:r>
     </w:p>
     <w:p>
@@ -18129,6 +17510,7 @@
           <w:sz w:val="28"/>
           <w:szCs w:val="28"/>
         </w:rPr>
+        <w:lastRenderedPageBreak/>
         <w:t>N</w:t>
       </w:r>
       <w:r>
@@ -18778,16 +18160,7 @@
                 <w:sz w:val="28"/>
                 <w:szCs w:val="28"/>
               </w:rPr>
-              <w:t xml:space="preserve">Self-replicating malware that </w:t>
-            </w:r>
-            <w:r>
-              <w:rPr>
-                <w:rFonts w:ascii="Arial" w:eastAsia="Times New Roman" w:hAnsi="Arial" w:cs="Arial"/>
-                <w:sz w:val="28"/>
-                <w:szCs w:val="28"/>
-              </w:rPr>
-              <w:lastRenderedPageBreak/>
-              <w:t>spreads automatically</w:t>
+              <w:t>Self-replicating malware that spreads automatically</w:t>
             </w:r>
           </w:p>
         </w:tc>
@@ -18812,7 +18185,6 @@
                 <w:sz w:val="28"/>
                 <w:szCs w:val="28"/>
               </w:rPr>
-              <w:lastRenderedPageBreak/>
               <w:t>No host needed</w:t>
             </w:r>
           </w:p>
@@ -18995,18 +18367,8 @@
                 <w:sz w:val="28"/>
                 <w:szCs w:val="28"/>
               </w:rPr>
-              <w:t xml:space="preserve">Zeus, </w:t>
+              <w:t>Zeus, DarkComet</w:t>
             </w:r>
-            <w:proofErr w:type="spellStart"/>
-            <w:r>
-              <w:rPr>
-                <w:rFonts w:ascii="Arial" w:eastAsia="Times New Roman" w:hAnsi="Arial" w:cs="Arial"/>
-                <w:sz w:val="28"/>
-                <w:szCs w:val="28"/>
-              </w:rPr>
-              <w:t>DarkComet</w:t>
-            </w:r>
-            <w:proofErr w:type="spellEnd"/>
           </w:p>
         </w:tc>
       </w:tr>
@@ -19070,7 +18432,16 @@
                 <w:sz w:val="28"/>
                 <w:szCs w:val="28"/>
               </w:rPr>
-              <w:t>for document files</w:t>
+              <w:t xml:space="preserve">for document </w:t>
+            </w:r>
+            <w:r>
+              <w:rPr>
+                <w:rFonts w:ascii="Arial" w:eastAsia="Times New Roman" w:hAnsi="Arial" w:cs="Arial"/>
+                <w:sz w:val="28"/>
+                <w:szCs w:val="28"/>
+              </w:rPr>
+              <w:lastRenderedPageBreak/>
+              <w:t>files</w:t>
             </w:r>
             <w:r>
               <w:rPr>
@@ -19118,7 +18489,17 @@
                 <w:sz w:val="28"/>
                 <w:szCs w:val="28"/>
               </w:rPr>
-              <w:t>Attaches itself to document templates and macros rather than executable files; activates when the file is opened and macros are enabled</w:t>
+              <w:lastRenderedPageBreak/>
+              <w:t xml:space="preserve">Attaches itself to document </w:t>
+            </w:r>
+            <w:r>
+              <w:rPr>
+                <w:rFonts w:ascii="Arial" w:eastAsia="Times New Roman" w:hAnsi="Arial" w:cs="Arial"/>
+                <w:sz w:val="28"/>
+                <w:szCs w:val="28"/>
+              </w:rPr>
+              <w:lastRenderedPageBreak/>
+              <w:t>templates and macros rather than executable files; activates when the file is opened and macros are enabled</w:t>
             </w:r>
           </w:p>
         </w:tc>
@@ -19142,7 +18523,17 @@
                 <w:sz w:val="28"/>
                 <w:szCs w:val="28"/>
               </w:rPr>
-              <w:t>Spreads through infected email attachments, shared documents, or downloaded files; often relies on social engineering to trick users into enabling macros.</w:t>
+              <w:lastRenderedPageBreak/>
+              <w:t xml:space="preserve">Spreads through infected </w:t>
+            </w:r>
+            <w:r>
+              <w:rPr>
+                <w:rFonts w:ascii="Arial" w:eastAsia="Times New Roman" w:hAnsi="Arial" w:cs="Arial"/>
+                <w:sz w:val="28"/>
+                <w:szCs w:val="28"/>
+              </w:rPr>
+              <w:lastRenderedPageBreak/>
+              <w:t>email attachments, shared documents, or downloaded files; often relies on social engineering to trick users into enabling macros.</w:t>
             </w:r>
           </w:p>
         </w:tc>
@@ -19165,7 +18556,17 @@
                 <w:sz w:val="28"/>
                 <w:szCs w:val="28"/>
               </w:rPr>
-              <w:t>Melissa virus (1999) spread via infected Word documents attached to emails, which mass-emailed itself to contacts once opened.</w:t>
+              <w:lastRenderedPageBreak/>
+              <w:t xml:space="preserve">Melissa virus (1999) spread via </w:t>
+            </w:r>
+            <w:r>
+              <w:rPr>
+                <w:rFonts w:ascii="Arial" w:eastAsia="Times New Roman" w:hAnsi="Arial" w:cs="Arial"/>
+                <w:sz w:val="28"/>
+                <w:szCs w:val="28"/>
+              </w:rPr>
+              <w:lastRenderedPageBreak/>
+              <w:t>infected Word documents attached to emails, which mass-emailed itself to contacts once opened.</w:t>
             </w:r>
           </w:p>
           <w:p>
@@ -19207,6 +18608,7 @@
                 <w:sz w:val="28"/>
                 <w:szCs w:val="28"/>
               </w:rPr>
+              <w:lastRenderedPageBreak/>
               <w:t>Ransomware</w:t>
             </w:r>
           </w:p>
@@ -19317,23 +18719,13 @@
                 <w:szCs w:val="28"/>
               </w:rPr>
             </w:pPr>
-            <w:proofErr w:type="spellStart"/>
             <w:r>
               <w:rPr>
                 <w:rFonts w:ascii="Arial" w:eastAsia="Times New Roman" w:hAnsi="Arial" w:cs="Arial"/>
                 <w:sz w:val="28"/>
                 <w:szCs w:val="28"/>
               </w:rPr>
-              <w:t>CryptoLocker</w:t>
-            </w:r>
-            <w:proofErr w:type="spellEnd"/>
-            <w:r>
-              <w:rPr>
-                <w:rFonts w:ascii="Arial" w:eastAsia="Times New Roman" w:hAnsi="Arial" w:cs="Arial"/>
-                <w:sz w:val="28"/>
-                <w:szCs w:val="28"/>
-              </w:rPr>
-              <w:t>, WannaCry</w:t>
+              <w:t>CryptoLocker, WannaCry</w:t>
             </w:r>
           </w:p>
         </w:tc>
@@ -19390,16 +18782,7 @@
                 <w:sz w:val="28"/>
                 <w:szCs w:val="28"/>
               </w:rPr>
-              <w:t xml:space="preserve">Malware designed to hide </w:t>
-            </w:r>
-            <w:r>
-              <w:rPr>
-                <w:rFonts w:ascii="Arial" w:eastAsia="Times New Roman" w:hAnsi="Arial" w:cs="Arial"/>
-                <w:sz w:val="28"/>
-                <w:szCs w:val="28"/>
-              </w:rPr>
-              <w:lastRenderedPageBreak/>
-              <w:t>itself and other threats</w:t>
+              <w:t>Malware designed to hide itself and other threats</w:t>
             </w:r>
           </w:p>
         </w:tc>
@@ -19424,7 +18807,6 @@
                 <w:sz w:val="28"/>
                 <w:szCs w:val="28"/>
               </w:rPr>
-              <w:lastRenderedPageBreak/>
               <w:t>Stealth + persistence</w:t>
             </w:r>
           </w:p>
@@ -19671,7 +19053,16 @@
                 <w:sz w:val="28"/>
                 <w:szCs w:val="28"/>
               </w:rPr>
-              <w:t>Tracks user activity and captures sensitive data</w:t>
+              <w:t xml:space="preserve">Tracks user activity and </w:t>
+            </w:r>
+            <w:r>
+              <w:rPr>
+                <w:rFonts w:ascii="Arial" w:eastAsia="Times New Roman" w:hAnsi="Arial" w:cs="Arial"/>
+                <w:sz w:val="28"/>
+                <w:szCs w:val="28"/>
+              </w:rPr>
+              <w:lastRenderedPageBreak/>
+              <w:t>captures sensitive data</w:t>
             </w:r>
           </w:p>
         </w:tc>
@@ -19696,6 +19087,7 @@
                 <w:sz w:val="28"/>
                 <w:szCs w:val="28"/>
               </w:rPr>
+              <w:lastRenderedPageBreak/>
               <w:t>Information theft</w:t>
             </w:r>
           </w:p>
@@ -19878,18 +19270,8 @@
                 <w:sz w:val="28"/>
                 <w:szCs w:val="28"/>
               </w:rPr>
-              <w:t>W32/</w:t>
+              <w:t>W32/Sality</w:t>
             </w:r>
-            <w:proofErr w:type="spellStart"/>
-            <w:r>
-              <w:rPr>
-                <w:rFonts w:ascii="Arial" w:eastAsia="Times New Roman" w:hAnsi="Arial" w:cs="Arial"/>
-                <w:sz w:val="28"/>
-                <w:szCs w:val="28"/>
-              </w:rPr>
-              <w:t>Sality</w:t>
-            </w:r>
-            <w:proofErr w:type="spellEnd"/>
           </w:p>
         </w:tc>
       </w:tr>
@@ -26797,6 +26179,7 @@
   <w:style w:type="character" w:default="1" w:styleId="DefaultParagraphFont">
     <w:name w:val="Default Paragraph Font"/>
     <w:uiPriority w:val="1"/>
+    <w:semiHidden/>
     <w:unhideWhenUsed/>
   </w:style>
   <w:style w:type="table" w:default="1" w:styleId="TableNormal">

--- a/Student_Notes.docx
+++ b/Student_Notes.docx
@@ -2584,7 +2584,31 @@
           <w:sz w:val="28"/>
           <w:szCs w:val="28"/>
         </w:rPr>
-        <w:t xml:space="preserve">You carry cash with you and can use it anywhere, even without internet. </w:t>
+        <w:t>You carry cash with you and can use it anywhere</w:t>
+      </w:r>
+      <w:r>
+        <w:rPr>
+          <w:rFonts w:ascii="Arial" w:hAnsi="Arial" w:cs="Arial"/>
+          <w:sz w:val="28"/>
+          <w:szCs w:val="28"/>
+        </w:rPr>
+        <w:t xml:space="preserve"> </w:t>
+      </w:r>
+      <w:r>
+        <w:rPr>
+          <w:rFonts w:ascii="Arial" w:hAnsi="Arial" w:cs="Arial"/>
+          <w:sz w:val="28"/>
+          <w:szCs w:val="28"/>
+        </w:rPr>
+        <w:t xml:space="preserve">without </w:t>
+      </w:r>
+      <w:r>
+        <w:rPr>
+          <w:rFonts w:ascii="Arial" w:hAnsi="Arial" w:cs="Arial"/>
+          <w:sz w:val="28"/>
+          <w:szCs w:val="28"/>
+        </w:rPr>
+        <w:t>going to the bank.</w:t>
       </w:r>
     </w:p>
     <w:p>

--- a/Student_Notes.docx
+++ b/Student_Notes.docx
@@ -4722,6 +4722,7 @@
             <w:pPr>
               <w:spacing w:after="0"/>
             </w:pPr>
+            <w:proofErr w:type="gramStart"/>
             <w:r>
               <w:rPr>
                 <w:rFonts w:ascii="Courier New" w:eastAsia="Courier New" w:hAnsi="Courier New" w:cs="Courier New"/>
@@ -4729,7 +4730,17 @@
                 <w:sz w:val="18"/>
                 <w:szCs w:val="18"/>
               </w:rPr>
-              <w:t>fork()</w:t>
+              <w:t>fork(</w:t>
+            </w:r>
+            <w:proofErr w:type="gramEnd"/>
+            <w:r>
+              <w:rPr>
+                <w:rFonts w:ascii="Courier New" w:eastAsia="Courier New" w:hAnsi="Courier New" w:cs="Courier New"/>
+                <w:color w:val="000000" w:themeColor="text1"/>
+                <w:sz w:val="18"/>
+                <w:szCs w:val="18"/>
+              </w:rPr>
+              <w:t>)</w:t>
             </w:r>
           </w:p>
         </w:tc>
@@ -4823,6 +4834,7 @@
             <w:pPr>
               <w:spacing w:after="0"/>
             </w:pPr>
+            <w:proofErr w:type="gramStart"/>
             <w:r>
               <w:rPr>
                 <w:rFonts w:ascii="Courier New" w:eastAsia="Courier New" w:hAnsi="Courier New" w:cs="Courier New"/>
@@ -4831,7 +4843,17 @@
                 <w:szCs w:val="18"/>
               </w:rPr>
               <w:lastRenderedPageBreak/>
-              <w:t>exec()</w:t>
+              <w:t>exec(</w:t>
+            </w:r>
+            <w:proofErr w:type="gramEnd"/>
+            <w:r>
+              <w:rPr>
+                <w:rFonts w:ascii="Courier New" w:eastAsia="Courier New" w:hAnsi="Courier New" w:cs="Courier New"/>
+                <w:color w:val="000000" w:themeColor="text1"/>
+                <w:sz w:val="18"/>
+                <w:szCs w:val="18"/>
+              </w:rPr>
+              <w:t>)</w:t>
             </w:r>
           </w:p>
         </w:tc>
@@ -4895,7 +4917,27 @@
                 <w:sz w:val="20"/>
                 <w:szCs w:val="20"/>
               </w:rPr>
-              <w:t>Replaces the current process with a new program. Often used right after fork().</w:t>
+              <w:t xml:space="preserve">Replaces the current process with a new program. Often used right after </w:t>
+            </w:r>
+            <w:proofErr w:type="gramStart"/>
+            <w:r>
+              <w:rPr>
+                <w:rFonts w:ascii="Arial" w:eastAsia="Arial" w:hAnsi="Arial" w:cs="Arial"/>
+                <w:color w:val="000000" w:themeColor="text1"/>
+                <w:sz w:val="20"/>
+                <w:szCs w:val="20"/>
+              </w:rPr>
+              <w:t>fork(</w:t>
+            </w:r>
+            <w:proofErr w:type="gramEnd"/>
+            <w:r>
+              <w:rPr>
+                <w:rFonts w:ascii="Arial" w:eastAsia="Arial" w:hAnsi="Arial" w:cs="Arial"/>
+                <w:color w:val="000000" w:themeColor="text1"/>
+                <w:sz w:val="20"/>
+                <w:szCs w:val="20"/>
+              </w:rPr>
+              <w:t>).</w:t>
             </w:r>
           </w:p>
         </w:tc>
@@ -4925,6 +4967,7 @@
             <w:pPr>
               <w:spacing w:after="0"/>
             </w:pPr>
+            <w:proofErr w:type="gramStart"/>
             <w:r>
               <w:rPr>
                 <w:rFonts w:ascii="Courier New" w:eastAsia="Courier New" w:hAnsi="Courier New" w:cs="Courier New"/>
@@ -4932,7 +4975,17 @@
                 <w:sz w:val="18"/>
                 <w:szCs w:val="18"/>
               </w:rPr>
-              <w:t>exit()</w:t>
+              <w:t>exit(</w:t>
+            </w:r>
+            <w:proofErr w:type="gramEnd"/>
+            <w:r>
+              <w:rPr>
+                <w:rFonts w:ascii="Courier New" w:eastAsia="Courier New" w:hAnsi="Courier New" w:cs="Courier New"/>
+                <w:color w:val="000000" w:themeColor="text1"/>
+                <w:sz w:val="18"/>
+                <w:szCs w:val="18"/>
+              </w:rPr>
+              <w:t>)</w:t>
             </w:r>
           </w:p>
         </w:tc>
@@ -5026,6 +5079,7 @@
             <w:pPr>
               <w:spacing w:after="0"/>
             </w:pPr>
+            <w:proofErr w:type="gramStart"/>
             <w:r>
               <w:rPr>
                 <w:rFonts w:ascii="Courier New" w:eastAsia="Courier New" w:hAnsi="Courier New" w:cs="Courier New"/>
@@ -5033,7 +5087,17 @@
                 <w:sz w:val="18"/>
                 <w:szCs w:val="18"/>
               </w:rPr>
-              <w:t>wait()</w:t>
+              <w:t>wait(</w:t>
+            </w:r>
+            <w:proofErr w:type="gramEnd"/>
+            <w:r>
+              <w:rPr>
+                <w:rFonts w:ascii="Courier New" w:eastAsia="Courier New" w:hAnsi="Courier New" w:cs="Courier New"/>
+                <w:color w:val="000000" w:themeColor="text1"/>
+                <w:sz w:val="18"/>
+                <w:szCs w:val="18"/>
+              </w:rPr>
+              <w:t>)</w:t>
             </w:r>
           </w:p>
         </w:tc>
@@ -5127,6 +5191,8 @@
             <w:pPr>
               <w:spacing w:after="0"/>
             </w:pPr>
+            <w:proofErr w:type="spellStart"/>
+            <w:proofErr w:type="gramStart"/>
             <w:r>
               <w:rPr>
                 <w:rFonts w:ascii="Courier New" w:eastAsia="Courier New" w:hAnsi="Courier New" w:cs="Courier New"/>
@@ -5134,7 +5200,27 @@
                 <w:sz w:val="18"/>
                 <w:szCs w:val="18"/>
               </w:rPr>
-              <w:t>CreateProcess()</w:t>
+              <w:t>CreateProcess</w:t>
+            </w:r>
+            <w:proofErr w:type="spellEnd"/>
+            <w:r>
+              <w:rPr>
+                <w:rFonts w:ascii="Courier New" w:eastAsia="Courier New" w:hAnsi="Courier New" w:cs="Courier New"/>
+                <w:color w:val="000000" w:themeColor="text1"/>
+                <w:sz w:val="18"/>
+                <w:szCs w:val="18"/>
+              </w:rPr>
+              <w:t>(</w:t>
+            </w:r>
+            <w:proofErr w:type="gramEnd"/>
+            <w:r>
+              <w:rPr>
+                <w:rFonts w:ascii="Courier New" w:eastAsia="Courier New" w:hAnsi="Courier New" w:cs="Courier New"/>
+                <w:color w:val="000000" w:themeColor="text1"/>
+                <w:sz w:val="18"/>
+                <w:szCs w:val="18"/>
+              </w:rPr>
+              <w:t>)</w:t>
             </w:r>
           </w:p>
         </w:tc>
@@ -5198,7 +5284,107 @@
                 <w:sz w:val="20"/>
                 <w:szCs w:val="20"/>
               </w:rPr>
-              <w:t>Does what fork() + exec() do together: creates and launches a new process in one step.</w:t>
+              <w:t xml:space="preserve">Does what </w:t>
+            </w:r>
+            <w:proofErr w:type="gramStart"/>
+            <w:r>
+              <w:rPr>
+                <w:rFonts w:ascii="Arial" w:eastAsia="Arial" w:hAnsi="Arial" w:cs="Arial"/>
+                <w:color w:val="000000" w:themeColor="text1"/>
+                <w:sz w:val="20"/>
+                <w:szCs w:val="20"/>
+              </w:rPr>
+              <w:t>fork(</w:t>
+            </w:r>
+            <w:proofErr w:type="gramEnd"/>
+            <w:r>
+              <w:rPr>
+                <w:rFonts w:ascii="Arial" w:eastAsia="Arial" w:hAnsi="Arial" w:cs="Arial"/>
+                <w:color w:val="000000" w:themeColor="text1"/>
+                <w:sz w:val="20"/>
+                <w:szCs w:val="20"/>
+              </w:rPr>
+              <w:t xml:space="preserve">) + </w:t>
+            </w:r>
+            <w:proofErr w:type="gramStart"/>
+            <w:r>
+              <w:rPr>
+                <w:rFonts w:ascii="Arial" w:eastAsia="Arial" w:hAnsi="Arial" w:cs="Arial"/>
+                <w:color w:val="000000" w:themeColor="text1"/>
+                <w:sz w:val="20"/>
+                <w:szCs w:val="20"/>
+              </w:rPr>
+              <w:t>exec(</w:t>
+            </w:r>
+            <w:proofErr w:type="gramEnd"/>
+            <w:r>
+              <w:rPr>
+                <w:rFonts w:ascii="Arial" w:eastAsia="Arial" w:hAnsi="Arial" w:cs="Arial"/>
+                <w:color w:val="000000" w:themeColor="text1"/>
+                <w:sz w:val="20"/>
+                <w:szCs w:val="20"/>
+              </w:rPr>
+              <w:t xml:space="preserve">) </w:t>
+            </w:r>
+            <w:proofErr w:type="gramStart"/>
+            <w:r>
+              <w:rPr>
+                <w:rFonts w:ascii="Arial" w:eastAsia="Arial" w:hAnsi="Arial" w:cs="Arial"/>
+                <w:color w:val="000000" w:themeColor="text1"/>
+                <w:sz w:val="20"/>
+                <w:szCs w:val="20"/>
+              </w:rPr>
+              <w:t>do</w:t>
+            </w:r>
+            <w:proofErr w:type="gramEnd"/>
+            <w:r>
+              <w:rPr>
+                <w:rFonts w:ascii="Arial" w:eastAsia="Arial" w:hAnsi="Arial" w:cs="Arial"/>
+                <w:color w:val="000000" w:themeColor="text1"/>
+                <w:sz w:val="20"/>
+                <w:szCs w:val="20"/>
+              </w:rPr>
+              <w:t xml:space="preserve"> together: </w:t>
+            </w:r>
+            <w:proofErr w:type="gramStart"/>
+            <w:r>
+              <w:rPr>
+                <w:rFonts w:ascii="Arial" w:eastAsia="Arial" w:hAnsi="Arial" w:cs="Arial"/>
+                <w:color w:val="000000" w:themeColor="text1"/>
+                <w:sz w:val="20"/>
+                <w:szCs w:val="20"/>
+              </w:rPr>
+              <w:t>creates</w:t>
+            </w:r>
+            <w:proofErr w:type="gramEnd"/>
+            <w:r>
+              <w:rPr>
+                <w:rFonts w:ascii="Arial" w:eastAsia="Arial" w:hAnsi="Arial" w:cs="Arial"/>
+                <w:color w:val="000000" w:themeColor="text1"/>
+                <w:sz w:val="20"/>
+                <w:szCs w:val="20"/>
+              </w:rPr>
+              <w:t xml:space="preserve"> and </w:t>
+            </w:r>
+            <w:proofErr w:type="gramStart"/>
+            <w:r>
+              <w:rPr>
+                <w:rFonts w:ascii="Arial" w:eastAsia="Arial" w:hAnsi="Arial" w:cs="Arial"/>
+                <w:color w:val="000000" w:themeColor="text1"/>
+                <w:sz w:val="20"/>
+                <w:szCs w:val="20"/>
+              </w:rPr>
+              <w:t>launches</w:t>
+            </w:r>
+            <w:proofErr w:type="gramEnd"/>
+            <w:r>
+              <w:rPr>
+                <w:rFonts w:ascii="Arial" w:eastAsia="Arial" w:hAnsi="Arial" w:cs="Arial"/>
+                <w:color w:val="000000" w:themeColor="text1"/>
+                <w:sz w:val="20"/>
+                <w:szCs w:val="20"/>
+              </w:rPr>
+              <w:t xml:space="preserve"> a new process in one step.</w:t>
             </w:r>
           </w:p>
         </w:tc>
@@ -5228,6 +5414,8 @@
             <w:pPr>
               <w:spacing w:after="0"/>
             </w:pPr>
+            <w:proofErr w:type="spellStart"/>
+            <w:proofErr w:type="gramStart"/>
             <w:r>
               <w:rPr>
                 <w:rFonts w:ascii="Courier New" w:eastAsia="Courier New" w:hAnsi="Courier New" w:cs="Courier New"/>
@@ -5235,7 +5423,27 @@
                 <w:sz w:val="18"/>
                 <w:szCs w:val="18"/>
               </w:rPr>
-              <w:t>TerminateProcess()</w:t>
+              <w:t>TerminateProcess</w:t>
+            </w:r>
+            <w:proofErr w:type="spellEnd"/>
+            <w:r>
+              <w:rPr>
+                <w:rFonts w:ascii="Courier New" w:eastAsia="Courier New" w:hAnsi="Courier New" w:cs="Courier New"/>
+                <w:color w:val="000000" w:themeColor="text1"/>
+                <w:sz w:val="18"/>
+                <w:szCs w:val="18"/>
+              </w:rPr>
+              <w:t>(</w:t>
+            </w:r>
+            <w:proofErr w:type="gramEnd"/>
+            <w:r>
+              <w:rPr>
+                <w:rFonts w:ascii="Courier New" w:eastAsia="Courier New" w:hAnsi="Courier New" w:cs="Courier New"/>
+                <w:color w:val="000000" w:themeColor="text1"/>
+                <w:sz w:val="18"/>
+                <w:szCs w:val="18"/>
+              </w:rPr>
+              <w:t>)</w:t>
             </w:r>
           </w:p>
         </w:tc>
@@ -5299,7 +5507,27 @@
                 <w:sz w:val="20"/>
                 <w:szCs w:val="20"/>
               </w:rPr>
-              <w:t>Forcefully kills a specified process, similar to Linux kill.</w:t>
+              <w:t xml:space="preserve">Forcefully kills a specified process, </w:t>
+            </w:r>
+            <w:proofErr w:type="gramStart"/>
+            <w:r>
+              <w:rPr>
+                <w:rFonts w:ascii="Arial" w:eastAsia="Arial" w:hAnsi="Arial" w:cs="Arial"/>
+                <w:color w:val="000000" w:themeColor="text1"/>
+                <w:sz w:val="20"/>
+                <w:szCs w:val="20"/>
+              </w:rPr>
+              <w:t>similar to</w:t>
+            </w:r>
+            <w:proofErr w:type="gramEnd"/>
+            <w:r>
+              <w:rPr>
+                <w:rFonts w:ascii="Arial" w:eastAsia="Arial" w:hAnsi="Arial" w:cs="Arial"/>
+                <w:color w:val="000000" w:themeColor="text1"/>
+                <w:sz w:val="20"/>
+                <w:szCs w:val="20"/>
+              </w:rPr>
+              <w:t xml:space="preserve"> Linux kill.</w:t>
             </w:r>
           </w:p>
         </w:tc>
@@ -5329,6 +5557,8 @@
             <w:pPr>
               <w:spacing w:after="0"/>
             </w:pPr>
+            <w:proofErr w:type="spellStart"/>
+            <w:proofErr w:type="gramStart"/>
             <w:r>
               <w:rPr>
                 <w:rFonts w:ascii="Courier New" w:eastAsia="Courier New" w:hAnsi="Courier New" w:cs="Courier New"/>
@@ -5336,7 +5566,27 @@
                 <w:sz w:val="18"/>
                 <w:szCs w:val="18"/>
               </w:rPr>
-              <w:t>ExitProcess()</w:t>
+              <w:t>ExitProcess</w:t>
+            </w:r>
+            <w:proofErr w:type="spellEnd"/>
+            <w:r>
+              <w:rPr>
+                <w:rFonts w:ascii="Courier New" w:eastAsia="Courier New" w:hAnsi="Courier New" w:cs="Courier New"/>
+                <w:color w:val="000000" w:themeColor="text1"/>
+                <w:sz w:val="18"/>
+                <w:szCs w:val="18"/>
+              </w:rPr>
+              <w:t>(</w:t>
+            </w:r>
+            <w:proofErr w:type="gramEnd"/>
+            <w:r>
+              <w:rPr>
+                <w:rFonts w:ascii="Courier New" w:eastAsia="Courier New" w:hAnsi="Courier New" w:cs="Courier New"/>
+                <w:color w:val="000000" w:themeColor="text1"/>
+                <w:sz w:val="18"/>
+                <w:szCs w:val="18"/>
+              </w:rPr>
+              <w:t>)</w:t>
             </w:r>
           </w:p>
         </w:tc>
@@ -5400,7 +5650,27 @@
                 <w:sz w:val="20"/>
                 <w:szCs w:val="20"/>
               </w:rPr>
-              <w:t>Cleanly shuts down the current process, equivalent to Linux exit().</w:t>
+              <w:t xml:space="preserve">Cleanly shuts down the current process, equivalent to Linux </w:t>
+            </w:r>
+            <w:proofErr w:type="gramStart"/>
+            <w:r>
+              <w:rPr>
+                <w:rFonts w:ascii="Arial" w:eastAsia="Arial" w:hAnsi="Arial" w:cs="Arial"/>
+                <w:color w:val="000000" w:themeColor="text1"/>
+                <w:sz w:val="20"/>
+                <w:szCs w:val="20"/>
+              </w:rPr>
+              <w:t>exit(</w:t>
+            </w:r>
+            <w:proofErr w:type="gramEnd"/>
+            <w:r>
+              <w:rPr>
+                <w:rFonts w:ascii="Arial" w:eastAsia="Arial" w:hAnsi="Arial" w:cs="Arial"/>
+                <w:color w:val="000000" w:themeColor="text1"/>
+                <w:sz w:val="20"/>
+                <w:szCs w:val="20"/>
+              </w:rPr>
+              <w:t>).</w:t>
             </w:r>
           </w:p>
         </w:tc>
@@ -5445,7 +5715,58 @@
           <w:sz w:val="20"/>
           <w:szCs w:val="20"/>
         </w:rPr>
-        <w:t>Linux separates "copy this process" (fork) from "run a new program" (exec). Windows combines both into CreateProcess().</w:t>
+        <w:t xml:space="preserve">Linux separates "copy this process" (fork) from "run a new program" (exec). Windows combines </w:t>
+      </w:r>
+      <w:proofErr w:type="gramStart"/>
+      <w:r>
+        <w:rPr>
+          <w:rFonts w:ascii="Arial" w:eastAsia="Arial" w:hAnsi="Arial" w:cs="Arial"/>
+          <w:color w:val="000000" w:themeColor="text1"/>
+          <w:sz w:val="20"/>
+          <w:szCs w:val="20"/>
+        </w:rPr>
+        <w:t>both into</w:t>
+      </w:r>
+      <w:proofErr w:type="gramEnd"/>
+      <w:r>
+        <w:rPr>
+          <w:rFonts w:ascii="Arial" w:eastAsia="Arial" w:hAnsi="Arial" w:cs="Arial"/>
+          <w:color w:val="000000" w:themeColor="text1"/>
+          <w:sz w:val="20"/>
+          <w:szCs w:val="20"/>
+        </w:rPr>
+        <w:t xml:space="preserve"> </w:t>
+      </w:r>
+      <w:proofErr w:type="spellStart"/>
+      <w:proofErr w:type="gramStart"/>
+      <w:r>
+        <w:rPr>
+          <w:rFonts w:ascii="Arial" w:eastAsia="Arial" w:hAnsi="Arial" w:cs="Arial"/>
+          <w:color w:val="000000" w:themeColor="text1"/>
+          <w:sz w:val="20"/>
+          <w:szCs w:val="20"/>
+        </w:rPr>
+        <w:t>CreateProcess</w:t>
+      </w:r>
+      <w:proofErr w:type="spellEnd"/>
+      <w:r>
+        <w:rPr>
+          <w:rFonts w:ascii="Arial" w:eastAsia="Arial" w:hAnsi="Arial" w:cs="Arial"/>
+          <w:color w:val="000000" w:themeColor="text1"/>
+          <w:sz w:val="20"/>
+          <w:szCs w:val="20"/>
+        </w:rPr>
+        <w:t>(</w:t>
+      </w:r>
+      <w:proofErr w:type="gramEnd"/>
+      <w:r>
+        <w:rPr>
+          <w:rFonts w:ascii="Arial" w:eastAsia="Arial" w:hAnsi="Arial" w:cs="Arial"/>
+          <w:color w:val="000000" w:themeColor="text1"/>
+          <w:sz w:val="20"/>
+          <w:szCs w:val="20"/>
+        </w:rPr>
+        <w:t>).</w:t>
       </w:r>
     </w:p>
     <w:p>
@@ -5618,6 +5939,7 @@
             <w:pPr>
               <w:spacing w:after="0"/>
             </w:pPr>
+            <w:proofErr w:type="gramStart"/>
             <w:r>
               <w:rPr>
                 <w:rFonts w:ascii="Courier New" w:eastAsia="Courier New" w:hAnsi="Courier New" w:cs="Courier New"/>
@@ -5625,7 +5947,17 @@
                 <w:sz w:val="18"/>
                 <w:szCs w:val="18"/>
               </w:rPr>
-              <w:t>open()</w:t>
+              <w:t>open(</w:t>
+            </w:r>
+            <w:proofErr w:type="gramEnd"/>
+            <w:r>
+              <w:rPr>
+                <w:rFonts w:ascii="Courier New" w:eastAsia="Courier New" w:hAnsi="Courier New" w:cs="Courier New"/>
+                <w:color w:val="000000" w:themeColor="text1"/>
+                <w:sz w:val="18"/>
+                <w:szCs w:val="18"/>
+              </w:rPr>
+              <w:t>)</w:t>
             </w:r>
           </w:p>
         </w:tc>
@@ -5719,6 +6051,7 @@
             <w:pPr>
               <w:spacing w:after="0"/>
             </w:pPr>
+            <w:proofErr w:type="gramStart"/>
             <w:r>
               <w:rPr>
                 <w:rFonts w:ascii="Courier New" w:eastAsia="Courier New" w:hAnsi="Courier New" w:cs="Courier New"/>
@@ -5726,7 +6059,17 @@
                 <w:sz w:val="18"/>
                 <w:szCs w:val="18"/>
               </w:rPr>
-              <w:t>read()</w:t>
+              <w:t>read(</w:t>
+            </w:r>
+            <w:proofErr w:type="gramEnd"/>
+            <w:r>
+              <w:rPr>
+                <w:rFonts w:ascii="Courier New" w:eastAsia="Courier New" w:hAnsi="Courier New" w:cs="Courier New"/>
+                <w:color w:val="000000" w:themeColor="text1"/>
+                <w:sz w:val="18"/>
+                <w:szCs w:val="18"/>
+              </w:rPr>
+              <w:t>)</w:t>
             </w:r>
           </w:p>
         </w:tc>
@@ -5820,6 +6163,7 @@
             <w:pPr>
               <w:spacing w:after="0"/>
             </w:pPr>
+            <w:proofErr w:type="gramStart"/>
             <w:r>
               <w:rPr>
                 <w:rFonts w:ascii="Courier New" w:eastAsia="Courier New" w:hAnsi="Courier New" w:cs="Courier New"/>
@@ -5827,7 +6171,17 @@
                 <w:sz w:val="18"/>
                 <w:szCs w:val="18"/>
               </w:rPr>
-              <w:t>write()</w:t>
+              <w:t>write(</w:t>
+            </w:r>
+            <w:proofErr w:type="gramEnd"/>
+            <w:r>
+              <w:rPr>
+                <w:rFonts w:ascii="Courier New" w:eastAsia="Courier New" w:hAnsi="Courier New" w:cs="Courier New"/>
+                <w:color w:val="000000" w:themeColor="text1"/>
+                <w:sz w:val="18"/>
+                <w:szCs w:val="18"/>
+              </w:rPr>
+              <w:t>)</w:t>
             </w:r>
           </w:p>
         </w:tc>
@@ -5921,6 +6275,7 @@
             <w:pPr>
               <w:spacing w:after="0"/>
             </w:pPr>
+            <w:proofErr w:type="gramStart"/>
             <w:r>
               <w:rPr>
                 <w:rFonts w:ascii="Courier New" w:eastAsia="Courier New" w:hAnsi="Courier New" w:cs="Courier New"/>
@@ -5928,7 +6283,17 @@
                 <w:sz w:val="18"/>
                 <w:szCs w:val="18"/>
               </w:rPr>
-              <w:t>close()</w:t>
+              <w:t>close(</w:t>
+            </w:r>
+            <w:proofErr w:type="gramEnd"/>
+            <w:r>
+              <w:rPr>
+                <w:rFonts w:ascii="Courier New" w:eastAsia="Courier New" w:hAnsi="Courier New" w:cs="Courier New"/>
+                <w:color w:val="000000" w:themeColor="text1"/>
+                <w:sz w:val="18"/>
+                <w:szCs w:val="18"/>
+              </w:rPr>
+              <w:t>)</w:t>
             </w:r>
           </w:p>
         </w:tc>
@@ -5985,6 +6350,7 @@
             <w:pPr>
               <w:spacing w:after="0"/>
             </w:pPr>
+            <w:proofErr w:type="gramStart"/>
             <w:r>
               <w:rPr>
                 <w:rFonts w:ascii="Arial" w:eastAsia="Arial" w:hAnsi="Arial" w:cs="Arial"/>
@@ -5992,7 +6358,17 @@
                 <w:sz w:val="20"/>
                 <w:szCs w:val="20"/>
               </w:rPr>
-              <w:t>Releases the file descriptor when done; frees up OS resources.</w:t>
+              <w:t>Releases</w:t>
+            </w:r>
+            <w:proofErr w:type="gramEnd"/>
+            <w:r>
+              <w:rPr>
+                <w:rFonts w:ascii="Arial" w:eastAsia="Arial" w:hAnsi="Arial" w:cs="Arial"/>
+                <w:color w:val="000000" w:themeColor="text1"/>
+                <w:sz w:val="20"/>
+                <w:szCs w:val="20"/>
+              </w:rPr>
+              <w:t xml:space="preserve"> the file descriptor when done; frees up OS resources.</w:t>
             </w:r>
           </w:p>
         </w:tc>
@@ -6022,6 +6398,7 @@
             <w:pPr>
               <w:spacing w:after="0"/>
             </w:pPr>
+            <w:proofErr w:type="gramStart"/>
             <w:r>
               <w:rPr>
                 <w:rFonts w:ascii="Courier New" w:eastAsia="Courier New" w:hAnsi="Courier New" w:cs="Courier New"/>
@@ -6029,7 +6406,17 @@
                 <w:sz w:val="18"/>
                 <w:szCs w:val="18"/>
               </w:rPr>
-              <w:t>unlink()</w:t>
+              <w:t>unlink(</w:t>
+            </w:r>
+            <w:proofErr w:type="gramEnd"/>
+            <w:r>
+              <w:rPr>
+                <w:rFonts w:ascii="Courier New" w:eastAsia="Courier New" w:hAnsi="Courier New" w:cs="Courier New"/>
+                <w:color w:val="000000" w:themeColor="text1"/>
+                <w:sz w:val="18"/>
+                <w:szCs w:val="18"/>
+              </w:rPr>
+              <w:t>)</w:t>
             </w:r>
           </w:p>
         </w:tc>
@@ -6123,6 +6510,8 @@
             <w:pPr>
               <w:spacing w:after="0"/>
             </w:pPr>
+            <w:proofErr w:type="spellStart"/>
+            <w:proofErr w:type="gramStart"/>
             <w:r>
               <w:rPr>
                 <w:rFonts w:ascii="Courier New" w:eastAsia="Courier New" w:hAnsi="Courier New" w:cs="Courier New"/>
@@ -6130,7 +6519,27 @@
                 <w:sz w:val="18"/>
                 <w:szCs w:val="18"/>
               </w:rPr>
-              <w:t>CreateFile()</w:t>
+              <w:t>CreateFile</w:t>
+            </w:r>
+            <w:proofErr w:type="spellEnd"/>
+            <w:r>
+              <w:rPr>
+                <w:rFonts w:ascii="Courier New" w:eastAsia="Courier New" w:hAnsi="Courier New" w:cs="Courier New"/>
+                <w:color w:val="000000" w:themeColor="text1"/>
+                <w:sz w:val="18"/>
+                <w:szCs w:val="18"/>
+              </w:rPr>
+              <w:t>(</w:t>
+            </w:r>
+            <w:proofErr w:type="gramEnd"/>
+            <w:r>
+              <w:rPr>
+                <w:rFonts w:ascii="Courier New" w:eastAsia="Courier New" w:hAnsi="Courier New" w:cs="Courier New"/>
+                <w:color w:val="000000" w:themeColor="text1"/>
+                <w:sz w:val="18"/>
+                <w:szCs w:val="18"/>
+              </w:rPr>
+              <w:t>)</w:t>
             </w:r>
           </w:p>
         </w:tc>
@@ -6224,6 +6633,8 @@
             <w:pPr>
               <w:spacing w:after="0"/>
             </w:pPr>
+            <w:proofErr w:type="spellStart"/>
+            <w:proofErr w:type="gramStart"/>
             <w:r>
               <w:rPr>
                 <w:rFonts w:ascii="Courier New" w:eastAsia="Courier New" w:hAnsi="Courier New" w:cs="Courier New"/>
@@ -6231,7 +6642,27 @@
                 <w:sz w:val="18"/>
                 <w:szCs w:val="18"/>
               </w:rPr>
-              <w:t>ReadFile()</w:t>
+              <w:t>ReadFile</w:t>
+            </w:r>
+            <w:proofErr w:type="spellEnd"/>
+            <w:r>
+              <w:rPr>
+                <w:rFonts w:ascii="Courier New" w:eastAsia="Courier New" w:hAnsi="Courier New" w:cs="Courier New"/>
+                <w:color w:val="000000" w:themeColor="text1"/>
+                <w:sz w:val="18"/>
+                <w:szCs w:val="18"/>
+              </w:rPr>
+              <w:t>(</w:t>
+            </w:r>
+            <w:proofErr w:type="gramEnd"/>
+            <w:r>
+              <w:rPr>
+                <w:rFonts w:ascii="Courier New" w:eastAsia="Courier New" w:hAnsi="Courier New" w:cs="Courier New"/>
+                <w:color w:val="000000" w:themeColor="text1"/>
+                <w:sz w:val="18"/>
+                <w:szCs w:val="18"/>
+              </w:rPr>
+              <w:t>)</w:t>
             </w:r>
           </w:p>
         </w:tc>
@@ -6325,6 +6756,8 @@
             <w:pPr>
               <w:spacing w:after="0"/>
             </w:pPr>
+            <w:proofErr w:type="spellStart"/>
+            <w:proofErr w:type="gramStart"/>
             <w:r>
               <w:rPr>
                 <w:rFonts w:ascii="Courier New" w:eastAsia="Courier New" w:hAnsi="Courier New" w:cs="Courier New"/>
@@ -6332,7 +6765,27 @@
                 <w:sz w:val="18"/>
                 <w:szCs w:val="18"/>
               </w:rPr>
-              <w:t>WriteFile()</w:t>
+              <w:t>WriteFile</w:t>
+            </w:r>
+            <w:proofErr w:type="spellEnd"/>
+            <w:r>
+              <w:rPr>
+                <w:rFonts w:ascii="Courier New" w:eastAsia="Courier New" w:hAnsi="Courier New" w:cs="Courier New"/>
+                <w:color w:val="000000" w:themeColor="text1"/>
+                <w:sz w:val="18"/>
+                <w:szCs w:val="18"/>
+              </w:rPr>
+              <w:t>(</w:t>
+            </w:r>
+            <w:proofErr w:type="gramEnd"/>
+            <w:r>
+              <w:rPr>
+                <w:rFonts w:ascii="Courier New" w:eastAsia="Courier New" w:hAnsi="Courier New" w:cs="Courier New"/>
+                <w:color w:val="000000" w:themeColor="text1"/>
+                <w:sz w:val="18"/>
+                <w:szCs w:val="18"/>
+              </w:rPr>
+              <w:t>)</w:t>
             </w:r>
           </w:p>
         </w:tc>
@@ -6426,6 +6879,8 @@
             <w:pPr>
               <w:spacing w:after="0"/>
             </w:pPr>
+            <w:proofErr w:type="spellStart"/>
+            <w:proofErr w:type="gramStart"/>
             <w:r>
               <w:rPr>
                 <w:rFonts w:ascii="Courier New" w:eastAsia="Courier New" w:hAnsi="Courier New" w:cs="Courier New"/>
@@ -6433,7 +6888,27 @@
                 <w:sz w:val="18"/>
                 <w:szCs w:val="18"/>
               </w:rPr>
-              <w:t>CloseHandle()</w:t>
+              <w:t>CloseHandle</w:t>
+            </w:r>
+            <w:proofErr w:type="spellEnd"/>
+            <w:r>
+              <w:rPr>
+                <w:rFonts w:ascii="Courier New" w:eastAsia="Courier New" w:hAnsi="Courier New" w:cs="Courier New"/>
+                <w:color w:val="000000" w:themeColor="text1"/>
+                <w:sz w:val="18"/>
+                <w:szCs w:val="18"/>
+              </w:rPr>
+              <w:t>(</w:t>
+            </w:r>
+            <w:proofErr w:type="gramEnd"/>
+            <w:r>
+              <w:rPr>
+                <w:rFonts w:ascii="Courier New" w:eastAsia="Courier New" w:hAnsi="Courier New" w:cs="Courier New"/>
+                <w:color w:val="000000" w:themeColor="text1"/>
+                <w:sz w:val="18"/>
+                <w:szCs w:val="18"/>
+              </w:rPr>
+              <w:t>)</w:t>
             </w:r>
           </w:p>
         </w:tc>
@@ -6497,7 +6972,27 @@
                 <w:sz w:val="20"/>
                 <w:szCs w:val="20"/>
               </w:rPr>
-              <w:t>Releases the handle, equivalent to Linux close(). Used for files, processes, and more.</w:t>
+              <w:t xml:space="preserve">Releases the handle, equivalent to Linux </w:t>
+            </w:r>
+            <w:proofErr w:type="gramStart"/>
+            <w:r>
+              <w:rPr>
+                <w:rFonts w:ascii="Arial" w:eastAsia="Arial" w:hAnsi="Arial" w:cs="Arial"/>
+                <w:color w:val="000000" w:themeColor="text1"/>
+                <w:sz w:val="20"/>
+                <w:szCs w:val="20"/>
+              </w:rPr>
+              <w:t>close(</w:t>
+            </w:r>
+            <w:proofErr w:type="gramEnd"/>
+            <w:r>
+              <w:rPr>
+                <w:rFonts w:ascii="Arial" w:eastAsia="Arial" w:hAnsi="Arial" w:cs="Arial"/>
+                <w:color w:val="000000" w:themeColor="text1"/>
+                <w:sz w:val="20"/>
+                <w:szCs w:val="20"/>
+              </w:rPr>
+              <w:t>). Used for files, processes, and more.</w:t>
             </w:r>
           </w:p>
         </w:tc>
@@ -6527,6 +7022,8 @@
             <w:pPr>
               <w:spacing w:after="0"/>
             </w:pPr>
+            <w:proofErr w:type="spellStart"/>
+            <w:proofErr w:type="gramStart"/>
             <w:r>
               <w:rPr>
                 <w:rFonts w:ascii="Courier New" w:eastAsia="Courier New" w:hAnsi="Courier New" w:cs="Courier New"/>
@@ -6534,7 +7031,27 @@
                 <w:sz w:val="18"/>
                 <w:szCs w:val="18"/>
               </w:rPr>
-              <w:t>DeleteFile()</w:t>
+              <w:t>DeleteFile</w:t>
+            </w:r>
+            <w:proofErr w:type="spellEnd"/>
+            <w:r>
+              <w:rPr>
+                <w:rFonts w:ascii="Courier New" w:eastAsia="Courier New" w:hAnsi="Courier New" w:cs="Courier New"/>
+                <w:color w:val="000000" w:themeColor="text1"/>
+                <w:sz w:val="18"/>
+                <w:szCs w:val="18"/>
+              </w:rPr>
+              <w:t>(</w:t>
+            </w:r>
+            <w:proofErr w:type="gramEnd"/>
+            <w:r>
+              <w:rPr>
+                <w:rFonts w:ascii="Courier New" w:eastAsia="Courier New" w:hAnsi="Courier New" w:cs="Courier New"/>
+                <w:color w:val="000000" w:themeColor="text1"/>
+                <w:sz w:val="18"/>
+                <w:szCs w:val="18"/>
+              </w:rPr>
+              <w:t>)</w:t>
             </w:r>
           </w:p>
         </w:tc>
@@ -6598,7 +7115,27 @@
                 <w:sz w:val="20"/>
                 <w:szCs w:val="20"/>
               </w:rPr>
-              <w:t>Deletes a file, equivalent to Linux unlink().</w:t>
+              <w:t xml:space="preserve">Deletes a file, equivalent to Linux </w:t>
+            </w:r>
+            <w:proofErr w:type="gramStart"/>
+            <w:r>
+              <w:rPr>
+                <w:rFonts w:ascii="Arial" w:eastAsia="Arial" w:hAnsi="Arial" w:cs="Arial"/>
+                <w:color w:val="000000" w:themeColor="text1"/>
+                <w:sz w:val="20"/>
+                <w:szCs w:val="20"/>
+              </w:rPr>
+              <w:t>unlink(</w:t>
+            </w:r>
+            <w:proofErr w:type="gramEnd"/>
+            <w:r>
+              <w:rPr>
+                <w:rFonts w:ascii="Arial" w:eastAsia="Arial" w:hAnsi="Arial" w:cs="Arial"/>
+                <w:color w:val="000000" w:themeColor="text1"/>
+                <w:sz w:val="20"/>
+                <w:szCs w:val="20"/>
+              </w:rPr>
+              <w:t>).</w:t>
             </w:r>
           </w:p>
         </w:tc>
@@ -11179,16 +11716,26 @@
                 <w:sz w:val="28"/>
                 <w:szCs w:val="28"/>
               </w:rPr>
-              <w:t xml:space="preserve">SSL/TLS, JPEG, </w:t>
+              <w:t xml:space="preserve">SSL/TLS, </w:t>
             </w:r>
+            <w:proofErr w:type="gramStart"/>
             <w:r>
               <w:rPr>
                 <w:rFonts w:ascii="Arial" w:hAnsi="Arial" w:cs="Arial"/>
                 <w:sz w:val="28"/>
                 <w:szCs w:val="28"/>
               </w:rPr>
+              <w:t xml:space="preserve">JPEG, </w:t>
+            </w:r>
+            <w:r>
+              <w:rPr>
+                <w:rFonts w:ascii="Arial" w:hAnsi="Arial" w:cs="Arial"/>
+                <w:sz w:val="28"/>
+                <w:szCs w:val="28"/>
+              </w:rPr>
               <w:t xml:space="preserve">  </w:t>
             </w:r>
+            <w:proofErr w:type="gramEnd"/>
             <w:r>
               <w:rPr>
                 <w:rFonts w:ascii="Arial" w:hAnsi="Arial" w:cs="Arial"/>
@@ -11393,7 +11940,25 @@
                 <w:sz w:val="28"/>
                 <w:szCs w:val="28"/>
               </w:rPr>
-              <w:t>Ensures reliable data delivery, handles error checking and flow control</w:t>
+              <w:t xml:space="preserve">Ensures reliable data delivery, handles error checking and </w:t>
+            </w:r>
+            <w:proofErr w:type="gramStart"/>
+            <w:r>
+              <w:rPr>
+                <w:rFonts w:ascii="Arial" w:hAnsi="Arial" w:cs="Arial"/>
+                <w:sz w:val="28"/>
+                <w:szCs w:val="28"/>
+              </w:rPr>
+              <w:t>flow</w:t>
+            </w:r>
+            <w:proofErr w:type="gramEnd"/>
+            <w:r>
+              <w:rPr>
+                <w:rFonts w:ascii="Arial" w:hAnsi="Arial" w:cs="Arial"/>
+                <w:sz w:val="28"/>
+                <w:szCs w:val="28"/>
+              </w:rPr>
+              <w:t xml:space="preserve"> control</w:t>
             </w:r>
           </w:p>
         </w:tc>
@@ -11755,7 +12320,25 @@
                 <w:sz w:val="28"/>
                 <w:szCs w:val="28"/>
               </w:rPr>
-              <w:t>Cables, hubs, radio signals</w:t>
+              <w:t xml:space="preserve">Cables, </w:t>
+            </w:r>
+            <w:proofErr w:type="gramStart"/>
+            <w:r>
+              <w:rPr>
+                <w:rFonts w:ascii="Arial" w:hAnsi="Arial" w:cs="Arial"/>
+                <w:sz w:val="28"/>
+                <w:szCs w:val="28"/>
+              </w:rPr>
+              <w:t>hubs</w:t>
+            </w:r>
+            <w:proofErr w:type="gramEnd"/>
+            <w:r>
+              <w:rPr>
+                <w:rFonts w:ascii="Arial" w:hAnsi="Arial" w:cs="Arial"/>
+                <w:sz w:val="28"/>
+                <w:szCs w:val="28"/>
+              </w:rPr>
+              <w:t>, radio signals</w:t>
             </w:r>
           </w:p>
         </w:tc>
@@ -11810,7 +12393,29 @@
           <w:sz w:val="28"/>
           <w:szCs w:val="28"/>
         </w:rPr>
-        <w:t>"All People Seem To Need Data Processing"</w:t>
+        <w:t xml:space="preserve">"All People Seem </w:t>
+      </w:r>
+      <w:proofErr w:type="gramStart"/>
+      <w:r>
+        <w:rPr>
+          <w:rFonts w:ascii="Arial" w:hAnsi="Arial" w:cs="Arial"/>
+          <w:b/>
+          <w:bCs/>
+          <w:sz w:val="28"/>
+          <w:szCs w:val="28"/>
+        </w:rPr>
+        <w:t>To</w:t>
+      </w:r>
+      <w:proofErr w:type="gramEnd"/>
+      <w:r>
+        <w:rPr>
+          <w:rFonts w:ascii="Arial" w:hAnsi="Arial" w:cs="Arial"/>
+          <w:b/>
+          <w:bCs/>
+          <w:sz w:val="28"/>
+          <w:szCs w:val="28"/>
+        </w:rPr>
+        <w:t xml:space="preserve"> Need Data Processing"</w:t>
       </w:r>
     </w:p>
     <w:p>
@@ -14826,15 +15431,11 @@
       </w:tblPr>
       <w:tblGrid>
         <w:gridCol w:w="1705"/>
-        <w:gridCol w:w="30"/>
-        <w:gridCol w:w="3606"/>
-        <w:gridCol w:w="30"/>
-        <w:gridCol w:w="2768"/>
-        <w:gridCol w:w="45"/>
+        <w:gridCol w:w="3666"/>
+        <w:gridCol w:w="2783"/>
       </w:tblGrid>
       <w:tr>
         <w:trPr>
-          <w:gridAfter w:val="1"/>
           <w:tblHeader/>
           <w:tblCellSpacing w:w="15" w:type="dxa"/>
         </w:trPr>
@@ -14870,7 +15471,6 @@
         <w:tc>
           <w:tcPr>
             <w:tcW w:w="0" w:type="auto"/>
-            <w:gridSpan w:val="3"/>
             <w:vAlign w:val="center"/>
             <w:hideMark/>
           </w:tcPr>
@@ -14919,7 +15519,6 @@
       </w:tr>
       <w:tr>
         <w:trPr>
-          <w:gridAfter w:val="1"/>
           <w:tblCellSpacing w:w="15" w:type="dxa"/>
         </w:trPr>
         <w:tc>
@@ -14950,7 +15549,6 @@
         <w:tc>
           <w:tcPr>
             <w:tcW w:w="0" w:type="auto"/>
-            <w:gridSpan w:val="3"/>
             <w:vAlign w:val="center"/>
             <w:hideMark/>
           </w:tcPr>
@@ -15001,7 +15599,6 @@
       </w:tr>
       <w:tr>
         <w:trPr>
-          <w:gridAfter w:val="1"/>
           <w:tblCellSpacing w:w="15" w:type="dxa"/>
         </w:trPr>
         <w:tc>
@@ -15032,7 +15629,6 @@
         <w:tc>
           <w:tcPr>
             <w:tcW w:w="0" w:type="auto"/>
-            <w:gridSpan w:val="3"/>
             <w:vAlign w:val="center"/>
             <w:hideMark/>
           </w:tcPr>
@@ -15083,7 +15679,6 @@
       </w:tr>
       <w:tr>
         <w:trPr>
-          <w:gridAfter w:val="1"/>
           <w:tblCellSpacing w:w="15" w:type="dxa"/>
         </w:trPr>
         <w:tc>
@@ -15114,7 +15709,6 @@
         <w:tc>
           <w:tcPr>
             <w:tcW w:w="0" w:type="auto"/>
-            <w:gridSpan w:val="3"/>
             <w:vAlign w:val="center"/>
             <w:hideMark/>
           </w:tcPr>
@@ -15173,7 +15767,6 @@
       </w:tr>
       <w:tr>
         <w:trPr>
-          <w:gridAfter w:val="1"/>
           <w:tblCellSpacing w:w="15" w:type="dxa"/>
         </w:trPr>
         <w:tc>
@@ -15204,7 +15797,6 @@
         <w:tc>
           <w:tcPr>
             <w:tcW w:w="0" w:type="auto"/>
-            <w:gridSpan w:val="3"/>
             <w:vAlign w:val="center"/>
             <w:hideMark/>
           </w:tcPr>
@@ -15253,181 +15845,6 @@
           </w:p>
         </w:tc>
       </w:tr>
-      <w:tr>
-        <w:trPr>
-          <w:gridAfter w:val="1"/>
-          <w:tblCellSpacing w:w="15" w:type="dxa"/>
-        </w:trPr>
-        <w:tc>
-          <w:tcPr>
-            <w:tcW w:w="0" w:type="auto"/>
-            <w:vAlign w:val="center"/>
-          </w:tcPr>
-          <w:p>
-            <w:pPr>
-              <w:spacing w:line="276" w:lineRule="auto"/>
-              <w:rPr>
-                <w:rFonts w:ascii="Arial" w:eastAsia="Times New Roman" w:hAnsi="Arial" w:cs="Arial"/>
-                <w:sz w:val="28"/>
-                <w:szCs w:val="28"/>
-              </w:rPr>
-            </w:pPr>
-          </w:p>
-        </w:tc>
-        <w:tc>
-          <w:tcPr>
-            <w:tcW w:w="0" w:type="auto"/>
-            <w:gridSpan w:val="3"/>
-            <w:vAlign w:val="center"/>
-          </w:tcPr>
-          <w:p>
-            <w:pPr>
-              <w:spacing w:line="276" w:lineRule="auto"/>
-              <w:rPr>
-                <w:rFonts w:ascii="Arial" w:eastAsia="Times New Roman" w:hAnsi="Arial" w:cs="Arial"/>
-                <w:sz w:val="28"/>
-                <w:szCs w:val="28"/>
-              </w:rPr>
-            </w:pPr>
-          </w:p>
-          <w:p>
-            <w:pPr>
-              <w:spacing w:line="276" w:lineRule="auto"/>
-              <w:rPr>
-                <w:rFonts w:ascii="Arial" w:eastAsia="Times New Roman" w:hAnsi="Arial" w:cs="Arial"/>
-                <w:sz w:val="28"/>
-                <w:szCs w:val="28"/>
-              </w:rPr>
-            </w:pPr>
-          </w:p>
-        </w:tc>
-        <w:tc>
-          <w:tcPr>
-            <w:tcW w:w="0" w:type="auto"/>
-            <w:vAlign w:val="center"/>
-          </w:tcPr>
-          <w:p>
-            <w:pPr>
-              <w:spacing w:line="276" w:lineRule="auto"/>
-              <w:rPr>
-                <w:rFonts w:ascii="Arial" w:eastAsia="Times New Roman" w:hAnsi="Arial" w:cs="Arial"/>
-                <w:sz w:val="28"/>
-                <w:szCs w:val="28"/>
-              </w:rPr>
-            </w:pPr>
-          </w:p>
-        </w:tc>
-      </w:tr>
-      <w:tr>
-        <w:trPr>
-          <w:gridAfter w:val="1"/>
-          <w:tblCellSpacing w:w="15" w:type="dxa"/>
-        </w:trPr>
-        <w:tc>
-          <w:tcPr>
-            <w:tcW w:w="0" w:type="auto"/>
-            <w:vAlign w:val="center"/>
-          </w:tcPr>
-          <w:p>
-            <w:pPr>
-              <w:spacing w:line="276" w:lineRule="auto"/>
-              <w:rPr>
-                <w:rFonts w:ascii="Arial" w:eastAsia="Times New Roman" w:hAnsi="Arial" w:cs="Arial"/>
-                <w:sz w:val="28"/>
-                <w:szCs w:val="28"/>
-              </w:rPr>
-            </w:pPr>
-          </w:p>
-        </w:tc>
-        <w:tc>
-          <w:tcPr>
-            <w:tcW w:w="0" w:type="auto"/>
-            <w:gridSpan w:val="3"/>
-            <w:vAlign w:val="center"/>
-          </w:tcPr>
-          <w:p>
-            <w:pPr>
-              <w:spacing w:line="276" w:lineRule="auto"/>
-              <w:rPr>
-                <w:rFonts w:ascii="Arial" w:eastAsia="Times New Roman" w:hAnsi="Arial" w:cs="Arial"/>
-                <w:sz w:val="28"/>
-                <w:szCs w:val="28"/>
-              </w:rPr>
-            </w:pPr>
-          </w:p>
-        </w:tc>
-        <w:tc>
-          <w:tcPr>
-            <w:tcW w:w="0" w:type="auto"/>
-            <w:vAlign w:val="center"/>
-          </w:tcPr>
-          <w:p>
-            <w:pPr>
-              <w:spacing w:line="276" w:lineRule="auto"/>
-              <w:rPr>
-                <w:rFonts w:ascii="Arial" w:eastAsia="Times New Roman" w:hAnsi="Arial" w:cs="Arial"/>
-                <w:sz w:val="28"/>
-                <w:szCs w:val="28"/>
-              </w:rPr>
-            </w:pPr>
-          </w:p>
-        </w:tc>
-      </w:tr>
-      <w:tr>
-        <w:trPr>
-          <w:tblCellSpacing w:w="15" w:type="dxa"/>
-        </w:trPr>
-        <w:tc>
-          <w:tcPr>
-            <w:tcW w:w="0" w:type="auto"/>
-            <w:gridSpan w:val="2"/>
-            <w:vAlign w:val="center"/>
-          </w:tcPr>
-          <w:p>
-            <w:pPr>
-              <w:spacing w:line="276" w:lineRule="auto"/>
-              <w:rPr>
-                <w:rFonts w:ascii="Arial" w:eastAsia="Times New Roman" w:hAnsi="Arial" w:cs="Arial"/>
-                <w:sz w:val="28"/>
-                <w:szCs w:val="28"/>
-              </w:rPr>
-            </w:pPr>
-          </w:p>
-        </w:tc>
-        <w:tc>
-          <w:tcPr>
-            <w:tcW w:w="0" w:type="auto"/>
-            <w:vAlign w:val="center"/>
-          </w:tcPr>
-          <w:p>
-            <w:pPr>
-              <w:spacing w:line="276" w:lineRule="auto"/>
-              <w:rPr>
-                <w:rFonts w:ascii="Arial" w:eastAsia="Times New Roman" w:hAnsi="Arial" w:cs="Arial"/>
-                <w:sz w:val="28"/>
-                <w:szCs w:val="28"/>
-              </w:rPr>
-            </w:pPr>
-          </w:p>
-        </w:tc>
-        <w:tc>
-          <w:tcPr>
-            <w:tcW w:w="0" w:type="auto"/>
-            <w:gridSpan w:val="3"/>
-            <w:vAlign w:val="center"/>
-          </w:tcPr>
-          <w:p>
-            <w:pPr>
-              <w:spacing w:line="276" w:lineRule="auto"/>
-              <w:rPr>
-                <w:rFonts w:ascii="Arial" w:eastAsia="Times New Roman" w:hAnsi="Arial" w:cs="Arial"/>
-                <w:sz w:val="28"/>
-                <w:szCs w:val="28"/>
-              </w:rPr>
-            </w:pPr>
-          </w:p>
-        </w:tc>
-      </w:tr>
     </w:tbl>
     <w:p>
       <w:pPr>
@@ -15441,7 +15858,10 @@
           <w:szCs w:val="28"/>
         </w:rPr>
       </w:pPr>
-      <w:r>
+    </w:p>
+    <w:p>
+      <w:pPr>
+        <w:spacing w:line="276" w:lineRule="auto"/>
         <w:rPr>
           <w:rFonts w:ascii="Arial" w:hAnsi="Arial" w:cs="Arial"/>
           <w:b/>
@@ -15450,6 +15870,69 @@
           <w:sz w:val="28"/>
           <w:szCs w:val="28"/>
         </w:rPr>
+      </w:pPr>
+    </w:p>
+    <w:p>
+      <w:pPr>
+        <w:spacing w:line="276" w:lineRule="auto"/>
+        <w:rPr>
+          <w:rFonts w:ascii="Arial" w:hAnsi="Arial" w:cs="Arial"/>
+          <w:b/>
+          <w:bCs/>
+          <w:color w:val="156082" w:themeColor="accent1"/>
+          <w:sz w:val="28"/>
+          <w:szCs w:val="28"/>
+        </w:rPr>
+      </w:pPr>
+    </w:p>
+    <w:p>
+      <w:pPr>
+        <w:spacing w:line="276" w:lineRule="auto"/>
+        <w:rPr>
+          <w:rFonts w:ascii="Arial" w:hAnsi="Arial" w:cs="Arial"/>
+          <w:b/>
+          <w:bCs/>
+          <w:color w:val="156082" w:themeColor="accent1"/>
+          <w:sz w:val="28"/>
+          <w:szCs w:val="28"/>
+        </w:rPr>
+      </w:pPr>
+    </w:p>
+    <w:p>
+      <w:pPr>
+        <w:spacing w:line="276" w:lineRule="auto"/>
+        <w:rPr>
+          <w:rFonts w:ascii="Arial" w:hAnsi="Arial" w:cs="Arial"/>
+          <w:b/>
+          <w:bCs/>
+          <w:color w:val="156082" w:themeColor="accent1"/>
+          <w:sz w:val="28"/>
+          <w:szCs w:val="28"/>
+        </w:rPr>
+      </w:pPr>
+    </w:p>
+    <w:p>
+      <w:pPr>
+        <w:spacing w:line="276" w:lineRule="auto"/>
+        <w:rPr>
+          <w:rFonts w:ascii="Arial" w:hAnsi="Arial" w:cs="Arial"/>
+          <w:b/>
+          <w:bCs/>
+          <w:color w:val="156082" w:themeColor="accent1"/>
+          <w:sz w:val="28"/>
+          <w:szCs w:val="28"/>
+        </w:rPr>
+      </w:pPr>
+      <w:r>
+        <w:rPr>
+          <w:rFonts w:ascii="Arial" w:hAnsi="Arial" w:cs="Arial"/>
+          <w:b/>
+          <w:bCs/>
+          <w:color w:val="156082" w:themeColor="accent1"/>
+          <w:sz w:val="28"/>
+          <w:szCs w:val="28"/>
+        </w:rPr>
+        <w:lastRenderedPageBreak/>
         <w:t>Cloud Computing Models</w:t>
       </w:r>
     </w:p>
@@ -15687,7 +16170,25 @@
           <w:sz w:val="28"/>
           <w:szCs w:val="28"/>
         </w:rPr>
-        <w:t xml:space="preserve"> (Gmail, Yahoo, etc)</w:t>
+        <w:t xml:space="preserve"> (Gmail, Yahoo, </w:t>
+      </w:r>
+      <w:proofErr w:type="spellStart"/>
+      <w:r>
+        <w:rPr>
+          <w:rFonts w:ascii="Arial" w:eastAsia="Times New Roman" w:hAnsi="Arial" w:cs="Arial"/>
+          <w:sz w:val="28"/>
+          <w:szCs w:val="28"/>
+        </w:rPr>
+        <w:t>etc</w:t>
+      </w:r>
+      <w:proofErr w:type="spellEnd"/>
+      <w:r>
+        <w:rPr>
+          <w:rFonts w:ascii="Arial" w:eastAsia="Times New Roman" w:hAnsi="Arial" w:cs="Arial"/>
+          <w:sz w:val="28"/>
+          <w:szCs w:val="28"/>
+        </w:rPr>
+        <w:t>)</w:t>
       </w:r>
     </w:p>
     <w:p>
@@ -16149,6 +16650,7 @@
           <w:sz w:val="28"/>
           <w:szCs w:val="28"/>
         </w:rPr>
+        <w:lastRenderedPageBreak/>
         <w:t xml:space="preserve">Running virtual machines and custom environments </w:t>
       </w:r>
     </w:p>
@@ -16693,7 +17195,6 @@
           <w:sz w:val="28"/>
           <w:szCs w:val="28"/>
         </w:rPr>
-        <w:lastRenderedPageBreak/>
         <w:t>Examples of PaaS</w:t>
       </w:r>
       <w:r>
@@ -16796,6 +17297,7 @@
           <w:sz w:val="28"/>
           <w:szCs w:val="28"/>
         </w:rPr>
+        <w:lastRenderedPageBreak/>
         <w:t>Use Cases of PaaS</w:t>
       </w:r>
       <w:r>
@@ -17363,15 +17865,27 @@
         </w:rPr>
         <w:t xml:space="preserve">) is </w:t>
       </w:r>
-      <w:r>
-        <w:rPr>
-          <w:rFonts w:ascii="Arial" w:eastAsia="Times New Roman" w:hAnsi="Arial" w:cs="Arial"/>
-          <w:b/>
-          <w:bCs/>
-          <w:sz w:val="28"/>
-          <w:szCs w:val="28"/>
-        </w:rPr>
-        <w:t>similar to MEVN</w:t>
+      <w:proofErr w:type="gramStart"/>
+      <w:r>
+        <w:rPr>
+          <w:rFonts w:ascii="Arial" w:eastAsia="Times New Roman" w:hAnsi="Arial" w:cs="Arial"/>
+          <w:b/>
+          <w:bCs/>
+          <w:sz w:val="28"/>
+          <w:szCs w:val="28"/>
+        </w:rPr>
+        <w:t>similar to</w:t>
+      </w:r>
+      <w:proofErr w:type="gramEnd"/>
+      <w:r>
+        <w:rPr>
+          <w:rFonts w:ascii="Arial" w:eastAsia="Times New Roman" w:hAnsi="Arial" w:cs="Arial"/>
+          <w:b/>
+          <w:bCs/>
+          <w:sz w:val="28"/>
+          <w:szCs w:val="28"/>
+        </w:rPr>
+        <w:t xml:space="preserve"> MEVN</w:t>
       </w:r>
     </w:p>
     <w:p>
@@ -17534,7 +18048,6 @@
           <w:sz w:val="28"/>
           <w:szCs w:val="28"/>
         </w:rPr>
-        <w:lastRenderedPageBreak/>
         <w:t>N</w:t>
       </w:r>
       <w:r>
@@ -17630,6 +18143,7 @@
           <w:sz w:val="28"/>
           <w:szCs w:val="28"/>
         </w:rPr>
+        <w:lastRenderedPageBreak/>
         <w:t>L</w:t>
       </w:r>
       <w:r>
@@ -18391,8 +18905,18 @@
                 <w:sz w:val="28"/>
                 <w:szCs w:val="28"/>
               </w:rPr>
-              <w:t>Zeus, DarkComet</w:t>
+              <w:t xml:space="preserve">Zeus, </w:t>
             </w:r>
+            <w:proofErr w:type="spellStart"/>
+            <w:r>
+              <w:rPr>
+                <w:rFonts w:ascii="Arial" w:eastAsia="Times New Roman" w:hAnsi="Arial" w:cs="Arial"/>
+                <w:sz w:val="28"/>
+                <w:szCs w:val="28"/>
+              </w:rPr>
+              <w:t>DarkComet</w:t>
+            </w:r>
+            <w:proofErr w:type="spellEnd"/>
           </w:p>
         </w:tc>
       </w:tr>
@@ -18456,7 +18980,7 @@
                 <w:sz w:val="28"/>
                 <w:szCs w:val="28"/>
               </w:rPr>
-              <w:t xml:space="preserve">for document </w:t>
+              <w:t>for document files</w:t>
             </w:r>
             <w:r>
               <w:rPr>
@@ -18464,8 +18988,7 @@
                 <w:sz w:val="28"/>
                 <w:szCs w:val="28"/>
               </w:rPr>
-              <w:lastRenderedPageBreak/>
-              <w:t>files</w:t>
+              <w:t xml:space="preserve"> such</w:t>
             </w:r>
             <w:r>
               <w:rPr>
@@ -18473,7 +18996,7 @@
                 <w:sz w:val="28"/>
                 <w:szCs w:val="28"/>
               </w:rPr>
-              <w:t xml:space="preserve"> such</w:t>
+              <w:t xml:space="preserve"> Microsoft Word or Excel that automatically </w:t>
             </w:r>
             <w:r>
               <w:rPr>
@@ -18481,7 +19004,8 @@
                 <w:sz w:val="28"/>
                 <w:szCs w:val="28"/>
               </w:rPr>
-              <w:t xml:space="preserve"> Microsoft Word or Excel that automatically executes when the host document is opened</w:t>
+              <w:lastRenderedPageBreak/>
+              <w:t>executes when the host document is opened</w:t>
             </w:r>
             <w:r>
               <w:rPr>
@@ -18514,7 +19038,7 @@
                 <w:szCs w:val="28"/>
               </w:rPr>
               <w:lastRenderedPageBreak/>
-              <w:t xml:space="preserve">Attaches itself to document </w:t>
+              <w:t xml:space="preserve">Attaches itself to document templates and macros rather than </w:t>
             </w:r>
             <w:r>
               <w:rPr>
@@ -18523,7 +19047,7 @@
                 <w:szCs w:val="28"/>
               </w:rPr>
               <w:lastRenderedPageBreak/>
-              <w:t>templates and macros rather than executable files; activates when the file is opened and macros are enabled</w:t>
+              <w:t>executable files; activates when the file is opened and macros are enabled</w:t>
             </w:r>
           </w:p>
         </w:tc>
@@ -18548,7 +19072,7 @@
                 <w:szCs w:val="28"/>
               </w:rPr>
               <w:lastRenderedPageBreak/>
-              <w:t xml:space="preserve">Spreads through infected </w:t>
+              <w:t xml:space="preserve">Spreads through infected email attachments, shared documents, </w:t>
             </w:r>
             <w:r>
               <w:rPr>
@@ -18557,7 +19081,7 @@
                 <w:szCs w:val="28"/>
               </w:rPr>
               <w:lastRenderedPageBreak/>
-              <w:t>email attachments, shared documents, or downloaded files; often relies on social engineering to trick users into enabling macros.</w:t>
+              <w:t>or downloaded files; often relies on social engineering to trick users into enabling macros.</w:t>
             </w:r>
           </w:p>
         </w:tc>
@@ -18581,7 +19105,7 @@
                 <w:szCs w:val="28"/>
               </w:rPr>
               <w:lastRenderedPageBreak/>
-              <w:t xml:space="preserve">Melissa virus (1999) spread via </w:t>
+              <w:t xml:space="preserve">Melissa virus (1999) spread via infected Word documents attached to emails, which </w:t>
             </w:r>
             <w:r>
               <w:rPr>
@@ -18590,7 +19114,7 @@
                 <w:szCs w:val="28"/>
               </w:rPr>
               <w:lastRenderedPageBreak/>
-              <w:t>infected Word documents attached to emails, which mass-emailed itself to contacts once opened.</w:t>
+              <w:t>mass-emailed itself to contacts once opened.</w:t>
             </w:r>
           </w:p>
           <w:p>
@@ -18743,13 +19267,23 @@
                 <w:szCs w:val="28"/>
               </w:rPr>
             </w:pPr>
+            <w:proofErr w:type="spellStart"/>
             <w:r>
               <w:rPr>
                 <w:rFonts w:ascii="Arial" w:eastAsia="Times New Roman" w:hAnsi="Arial" w:cs="Arial"/>
                 <w:sz w:val="28"/>
                 <w:szCs w:val="28"/>
               </w:rPr>
-              <w:t>CryptoLocker, WannaCry</w:t>
+              <w:t>CryptoLocker</w:t>
+            </w:r>
+            <w:proofErr w:type="spellEnd"/>
+            <w:r>
+              <w:rPr>
+                <w:rFonts w:ascii="Arial" w:eastAsia="Times New Roman" w:hAnsi="Arial" w:cs="Arial"/>
+                <w:sz w:val="28"/>
+                <w:szCs w:val="28"/>
+              </w:rPr>
+              <w:t>, WannaCry</w:t>
             </w:r>
           </w:p>
         </w:tc>
@@ -19077,16 +19611,7 @@
                 <w:sz w:val="28"/>
                 <w:szCs w:val="28"/>
               </w:rPr>
-              <w:t xml:space="preserve">Tracks user activity and </w:t>
-            </w:r>
-            <w:r>
-              <w:rPr>
-                <w:rFonts w:ascii="Arial" w:eastAsia="Times New Roman" w:hAnsi="Arial" w:cs="Arial"/>
-                <w:sz w:val="28"/>
-                <w:szCs w:val="28"/>
-              </w:rPr>
-              <w:lastRenderedPageBreak/>
-              <w:t>captures sensitive data</w:t>
+              <w:t>Tracks user activity and captures sensitive data</w:t>
             </w:r>
           </w:p>
         </w:tc>
@@ -19111,7 +19636,6 @@
                 <w:sz w:val="28"/>
                 <w:szCs w:val="28"/>
               </w:rPr>
-              <w:lastRenderedPageBreak/>
               <w:t>Information theft</w:t>
             </w:r>
           </w:p>
@@ -19219,7 +19743,16 @@
                 <w:sz w:val="28"/>
                 <w:szCs w:val="28"/>
               </w:rPr>
-              <w:t>Virus that changes its code to avoid detection</w:t>
+              <w:t xml:space="preserve">Virus that changes its </w:t>
+            </w:r>
+            <w:r>
+              <w:rPr>
+                <w:rFonts w:ascii="Arial" w:eastAsia="Times New Roman" w:hAnsi="Arial" w:cs="Arial"/>
+                <w:sz w:val="28"/>
+                <w:szCs w:val="28"/>
+              </w:rPr>
+              <w:lastRenderedPageBreak/>
+              <w:t>code to avoid detection</w:t>
             </w:r>
           </w:p>
         </w:tc>
@@ -19244,6 +19777,7 @@
                 <w:sz w:val="28"/>
                 <w:szCs w:val="28"/>
               </w:rPr>
+              <w:lastRenderedPageBreak/>
               <w:t>Evades antivirus</w:t>
             </w:r>
           </w:p>
@@ -19294,8 +19828,18 @@
                 <w:sz w:val="28"/>
                 <w:szCs w:val="28"/>
               </w:rPr>
-              <w:t>W32/Sality</w:t>
+              <w:t>W32/</w:t>
             </w:r>
+            <w:proofErr w:type="spellStart"/>
+            <w:r>
+              <w:rPr>
+                <w:rFonts w:ascii="Arial" w:eastAsia="Times New Roman" w:hAnsi="Arial" w:cs="Arial"/>
+                <w:sz w:val="28"/>
+                <w:szCs w:val="28"/>
+              </w:rPr>
+              <w:t>Sality</w:t>
+            </w:r>
+            <w:proofErr w:type="spellEnd"/>
           </w:p>
         </w:tc>
       </w:tr>

--- a/Student_Notes.docx
+++ b/Student_Notes.docx
@@ -1,6 +1,6 @@
 
 <file path=word/document.xml><?xml version="1.0" encoding="utf-8"?>
-<w:document xmlns:wpc="http://schemas.microsoft.com/office/word/2010/wordprocessingCanvas" xmlns:cx="http://schemas.microsoft.com/office/drawing/2014/chartex" xmlns:cx1="http://schemas.microsoft.com/office/drawing/2015/9/8/chartex" xmlns:cx2="http://schemas.microsoft.com/office/drawing/2015/10/21/chartex" xmlns:cx3="http://schemas.microsoft.com/office/drawing/2016/5/9/chartex" xmlns:cx4="http://schemas.microsoft.com/office/drawing/2016/5/10/chartex" xmlns:cx5="http://schemas.microsoft.com/office/drawing/2016/5/11/chartex" xmlns:cx6="http://schemas.microsoft.com/office/drawing/2016/5/12/chartex" xmlns:cx7="http://schemas.microsoft.com/office/drawing/2016/5/13/chartex" xmlns:cx8="http://schemas.microsoft.com/office/drawing/2016/5/14/chartex" xmlns:mc="http://schemas.openxmlformats.org/markup-compatibility/2006" xmlns:aink="http://schemas.microsoft.com/office/drawing/2016/ink" xmlns:am3d="http://schemas.microsoft.com/office/drawing/2017/model3d" xmlns:o="urn:schemas-microsoft-com:office:office" xmlns:oel="http://schemas.microsoft.com/office/2019/extlst" xmlns:r="http://schemas.openxmlformats.org/officeDocument/2006/relationships" xmlns:m="http://schemas.openxmlformats.org/officeDocument/2006/math" xmlns:v="urn:schemas-microsoft-com:vml" xmlns:wp14="http://schemas.microsoft.com/office/word/2010/wordprocessingDrawing" xmlns:wp="http://schemas.openxmlformats.org/drawingml/2006/wordprocessingDrawing" xmlns:w10="urn:schemas-microsoft-com:office:word" xmlns:w="http://schemas.openxmlformats.org/wordprocessingml/2006/main" xmlns:w14="http://schemas.microsoft.com/office/word/2010/wordml" xmlns:w15="http://schemas.microsoft.com/office/word/2012/wordml" xmlns:w16cex="http://schemas.microsoft.com/office/word/2018/wordml/cex" xmlns:w16cid="http://schemas.microsoft.com/office/word/2016/wordml/cid" xmlns:w16="http://schemas.microsoft.com/office/word/2018/wordml" xmlns:w16du="http://schemas.microsoft.com/office/word/2023/wordml/word16du" xmlns:w16sdtdh="http://schemas.microsoft.com/office/word/2020/wordml/sdtdatahash" xmlns:w16sdtfl="http://schemas.microsoft.com/office/word/2024/wordml/sdtformatlock" xmlns:w16se="http://schemas.microsoft.com/office/word/2015/wordml/symex" xmlns:wpg="http://schemas.microsoft.com/office/word/2010/wordprocessingGroup" xmlns:wpi="http://schemas.microsoft.com/office/word/2010/wordprocessingInk" xmlns:wne="http://schemas.microsoft.com/office/word/2006/wordml" xmlns:wps="http://schemas.microsoft.com/office/word/2010/wordprocessingShape" mc:Ignorable="w14 w15 w16se w16cid w16 w16cex w16sdtdh w16sdtfl w16du wp14">
+<w:document xmlns:wpc="http://schemas.microsoft.com/office/word/2010/wordprocessingCanvas" xmlns:cx="http://schemas.microsoft.com/office/drawing/2014/chartex" xmlns:cx1="http://schemas.microsoft.com/office/drawing/2015/9/8/chartex" xmlns:cx2="http://schemas.microsoft.com/office/drawing/2015/10/21/chartex" xmlns:cx3="http://schemas.microsoft.com/office/drawing/2016/5/9/chartex" xmlns:cx4="http://schemas.microsoft.com/office/drawing/2016/5/10/chartex" xmlns:cx5="http://schemas.microsoft.com/office/drawing/2016/5/11/chartex" xmlns:cx6="http://schemas.microsoft.com/office/drawing/2016/5/12/chartex" xmlns:cx7="http://schemas.microsoft.com/office/drawing/2016/5/13/chartex" xmlns:cx8="http://schemas.microsoft.com/office/drawing/2016/5/14/chartex" xmlns:mc="http://schemas.openxmlformats.org/markup-compatibility/2006" xmlns:aink="http://schemas.microsoft.com/office/drawing/2016/ink" xmlns:am3d="http://schemas.microsoft.com/office/drawing/2017/model3d" xmlns:o="urn:schemas-microsoft-com:office:office" xmlns:oel="http://schemas.microsoft.com/office/2019/extlst" xmlns:r="http://schemas.openxmlformats.org/officeDocument/2006/relationships" xmlns:m="http://schemas.openxmlformats.org/officeDocument/2006/math" xmlns:v="urn:schemas-microsoft-com:vml" xmlns:wp14="http://schemas.microsoft.com/office/word/2010/wordprocessingDrawing" xmlns:wp="http://schemas.openxmlformats.org/drawingml/2006/wordprocessingDrawing" xmlns:w10="urn:schemas-microsoft-com:office:word" xmlns:w="http://schemas.openxmlformats.org/wordprocessingml/2006/main" xmlns:w14="http://schemas.microsoft.com/office/word/2010/wordml" xmlns:w15="http://schemas.microsoft.com/office/word/2012/wordml" xmlns:w16cei="http://schemas.microsoft.com/office/word/2026/wordml/cei" xmlns:w16cex="http://schemas.microsoft.com/office/word/2018/wordml/cex" xmlns:w16cid="http://schemas.microsoft.com/office/word/2016/wordml/cid" xmlns:w16="http://schemas.microsoft.com/office/word/2018/wordml" xmlns:w16du="http://schemas.microsoft.com/office/word/2023/wordml/word16du" xmlns:w16sdtdh="http://schemas.microsoft.com/office/word/2020/wordml/sdtdatahash" xmlns:w16sdtfl="http://schemas.microsoft.com/office/word/2024/wordml/sdtformatlock" xmlns:w16se="http://schemas.microsoft.com/office/word/2015/wordml/symex" xmlns:wpg="http://schemas.microsoft.com/office/word/2010/wordprocessingGroup" xmlns:wpi="http://schemas.microsoft.com/office/word/2010/wordprocessingInk" xmlns:wne="http://schemas.microsoft.com/office/word/2006/wordml" xmlns:wps="http://schemas.microsoft.com/office/word/2010/wordprocessingShape" mc:Ignorable="w14 w15 w16se w16cid w16 w16cex w16sdtdh w16sdtfl w16du wp14">
   <w:body>
     <w:p>
       <w:pPr>
@@ -6718,15 +6718,30 @@
           <w:p>
             <w:pPr>
               <w:spacing w:after="0"/>
-            </w:pPr>
-            <w:r>
               <w:rPr>
                 <w:rFonts w:ascii="Arial" w:eastAsia="Arial" w:hAnsi="Arial" w:cs="Arial"/>
                 <w:color w:val="000000" w:themeColor="text1"/>
                 <w:sz w:val="20"/>
                 <w:szCs w:val="20"/>
               </w:rPr>
-              <w:t>Reads data from an open file handle.</w:t>
+            </w:pPr>
+            <w:r>
+              <w:rPr>
+                <w:rFonts w:ascii="Arial" w:eastAsia="Arial" w:hAnsi="Arial" w:cs="Arial"/>
+                <w:color w:val="000000" w:themeColor="text1"/>
+                <w:sz w:val="20"/>
+                <w:szCs w:val="20"/>
+              </w:rPr>
+              <w:t>R</w:t>
+            </w:r>
+            <w:r>
+              <w:rPr>
+                <w:rFonts w:ascii="Arial" w:eastAsia="Arial" w:hAnsi="Arial" w:cs="Arial"/>
+                <w:color w:val="000000" w:themeColor="text1"/>
+                <w:sz w:val="20"/>
+                <w:szCs w:val="20"/>
+              </w:rPr>
+              <w:t>etrieve/read data from a file</w:t>
             </w:r>
           </w:p>
         </w:tc>
@@ -8609,6 +8624,37 @@
     </w:p>
     <w:p>
       <w:pPr>
+        <w:pStyle w:val="ListParagraph"/>
+        <w:numPr>
+          <w:ilvl w:val="1"/>
+          <w:numId w:val="21"/>
+        </w:numPr>
+        <w:spacing w:after="0" w:line="276" w:lineRule="auto"/>
+        <w:rPr>
+          <w:rFonts w:ascii="Arial" w:hAnsi="Arial" w:cs="Arial"/>
+          <w:sz w:val="28"/>
+          <w:szCs w:val="28"/>
+        </w:rPr>
+      </w:pPr>
+      <w:r>
+        <w:rPr>
+          <w:rFonts w:ascii="Arial" w:hAnsi="Arial" w:cs="Arial"/>
+          <w:sz w:val="28"/>
+          <w:szCs w:val="28"/>
+        </w:rPr>
+        <w:t xml:space="preserve">Lower the </w:t>
+      </w:r>
+      <w:r>
+        <w:rPr>
+          <w:rFonts w:ascii="Arial" w:hAnsi="Arial" w:cs="Arial"/>
+          <w:sz w:val="28"/>
+          <w:szCs w:val="28"/>
+        </w:rPr>
+        <w:t>speed, makes it quieter</w:t>
+      </w:r>
+    </w:p>
+    <w:p>
+      <w:pPr>
         <w:spacing w:after="0" w:line="276" w:lineRule="auto"/>
         <w:rPr>
           <w:rFonts w:ascii="Arial" w:hAnsi="Arial" w:cs="Arial"/>
@@ -8939,16 +8985,8 @@
           <w:sz w:val="28"/>
           <w:szCs w:val="28"/>
         </w:rPr>
-        <w:t xml:space="preserve">The chipset is like the traffic control system and road manager for that highway. It controls traffic lights, directs which routes </w:t>
-      </w:r>
-      <w:r>
-        <w:rPr>
-          <w:rFonts w:ascii="Arial" w:hAnsi="Arial" w:cs="Arial"/>
-          <w:sz w:val="28"/>
-          <w:szCs w:val="28"/>
-        </w:rPr>
         <w:lastRenderedPageBreak/>
-        <w:t>cars take, and ensures everything flows smoothly without collisions or congestion.</w:t>
+        <w:t>The chipset is like the traffic control system and road manager for that highway. It controls traffic lights, directs which routes cars take, and ensures everything flows smoothly without collisions or congestion.</w:t>
       </w:r>
     </w:p>
     <w:p>
@@ -9576,6 +9614,7 @@
           <w:sz w:val="28"/>
           <w:szCs w:val="28"/>
         </w:rPr>
+        <w:lastRenderedPageBreak/>
         <w:t>RAID 10</w:t>
       </w:r>
       <w:r>
@@ -10132,7 +10171,16 @@
           <w:sz w:val="28"/>
           <w:szCs w:val="28"/>
         </w:rPr>
-        <w:t>are lightweight, portable, and self-contained units that package an application along with its dependencies (libraries, binaries, configuration files) to ensure it runs consistently across different computing environments</w:t>
+        <w:t xml:space="preserve">are lightweight, portable, and self-contained units that package an application along with its dependencies (libraries, binaries, </w:t>
+      </w:r>
+      <w:r>
+        <w:rPr>
+          <w:rFonts w:ascii="Arial" w:hAnsi="Arial" w:cs="Arial"/>
+          <w:sz w:val="28"/>
+          <w:szCs w:val="28"/>
+        </w:rPr>
+        <w:lastRenderedPageBreak/>
+        <w:t>configuration files) to ensure it runs consistently across different computing environments</w:t>
       </w:r>
     </w:p>
     <w:p>
@@ -10201,7 +10249,6 @@
           <w:sz w:val="28"/>
           <w:szCs w:val="28"/>
         </w:rPr>
-        <w:lastRenderedPageBreak/>
         <w:t xml:space="preserve">Smaller than virtual machines as they only include the application and its dependencies (no guest OS). </w:t>
       </w:r>
     </w:p>
@@ -10750,6 +10797,34 @@
     <w:p>
       <w:pPr>
         <w:pStyle w:val="NormalWeb"/>
+        <w:ind w:left="720"/>
+        <w:rPr>
+          <w:rFonts w:ascii="Arial" w:eastAsiaTheme="minorHAnsi" w:hAnsi="Arial" w:cs="Arial"/>
+          <w:b/>
+          <w:bCs/>
+          <w:kern w:val="2"/>
+          <w:sz w:val="28"/>
+          <w:szCs w:val="28"/>
+          <w14:ligatures w14:val="standardContextual"/>
+        </w:rPr>
+      </w:pPr>
+    </w:p>
+    <w:p>
+      <w:pPr>
+        <w:pStyle w:val="NormalWeb"/>
+        <w:ind w:left="1440"/>
+        <w:rPr>
+          <w:rFonts w:ascii="Arial" w:eastAsiaTheme="minorHAnsi" w:hAnsi="Arial" w:cs="Arial"/>
+          <w:kern w:val="2"/>
+          <w:sz w:val="28"/>
+          <w:szCs w:val="28"/>
+          <w14:ligatures w14:val="standardContextual"/>
+        </w:rPr>
+      </w:pPr>
+    </w:p>
+    <w:p>
+      <w:pPr>
+        <w:pStyle w:val="NormalWeb"/>
         <w:numPr>
           <w:ilvl w:val="0"/>
           <w:numId w:val="42"/>
@@ -10772,6 +10847,7 @@
           <w:szCs w:val="28"/>
           <w14:ligatures w14:val="standardContextual"/>
         </w:rPr>
+        <w:lastRenderedPageBreak/>
         <w:t xml:space="preserve">Ethernet LAN Cables Chart </w:t>
       </w:r>
       <w:r>
@@ -10874,7 +10950,6 @@
           <w:szCs w:val="28"/>
           <w14:ligatures w14:val="standardContextual"/>
         </w:rPr>
-        <w:lastRenderedPageBreak/>
         <w:t>Fiber Optics Lines</w:t>
       </w:r>
       <w:r>
@@ -11296,8 +11371,6 @@
         <w:spacing w:line="276" w:lineRule="auto"/>
         <w:rPr>
           <w:rFonts w:ascii="Arial" w:hAnsi="Arial" w:cs="Arial"/>
-          <w:b/>
-          <w:bCs/>
           <w:sz w:val="28"/>
           <w:szCs w:val="28"/>
         </w:rPr>
@@ -11312,1345 +11385,6 @@
         </w:rPr>
         <w:br/>
       </w:r>
-      <w:r>
-        <w:rPr>
-          <w:rFonts w:ascii="Arial" w:hAnsi="Arial" w:cs="Arial"/>
-          <w:b/>
-          <w:bCs/>
-          <w:color w:val="156082" w:themeColor="accent1"/>
-          <w:sz w:val="28"/>
-          <w:szCs w:val="28"/>
-        </w:rPr>
-        <w:t xml:space="preserve">OSI </w:t>
-      </w:r>
-      <w:r>
-        <w:rPr>
-          <w:rFonts w:ascii="Arial" w:hAnsi="Arial" w:cs="Arial"/>
-          <w:b/>
-          <w:bCs/>
-          <w:color w:val="156082" w:themeColor="accent1"/>
-          <w:sz w:val="28"/>
-          <w:szCs w:val="28"/>
-        </w:rPr>
-        <w:t>Model</w:t>
-      </w:r>
-    </w:p>
-    <w:p>
-      <w:pPr>
-        <w:spacing w:line="276" w:lineRule="auto"/>
-        <w:rPr>
-          <w:rFonts w:ascii="Arial" w:hAnsi="Arial" w:cs="Arial"/>
-          <w:sz w:val="28"/>
-          <w:szCs w:val="28"/>
-        </w:rPr>
-      </w:pPr>
-    </w:p>
-    <w:p>
-      <w:pPr>
-        <w:spacing w:line="276" w:lineRule="auto"/>
-        <w:rPr>
-          <w:rFonts w:ascii="Arial" w:hAnsi="Arial" w:cs="Arial"/>
-          <w:b/>
-          <w:bCs/>
-          <w:sz w:val="28"/>
-          <w:szCs w:val="28"/>
-        </w:rPr>
-      </w:pPr>
-      <w:r>
-        <w:rPr>
-          <w:rFonts w:ascii="Arial" w:hAnsi="Arial" w:cs="Arial"/>
-          <w:b/>
-          <w:bCs/>
-          <w:sz w:val="28"/>
-          <w:szCs w:val="28"/>
-        </w:rPr>
-        <w:t>The 7 Layers (Top to Bottom)</w:t>
-      </w:r>
-    </w:p>
-    <w:tbl>
-      <w:tblPr>
-        <w:tblW w:w="0" w:type="auto"/>
-        <w:tblCellSpacing w:w="15" w:type="dxa"/>
-        <w:tblCellMar>
-          <w:top w:w="15" w:type="dxa"/>
-          <w:left w:w="15" w:type="dxa"/>
-          <w:bottom w:w="15" w:type="dxa"/>
-          <w:right w:w="15" w:type="dxa"/>
-        </w:tblCellMar>
-        <w:tblLook w:val="04A0" w:firstRow="1" w:lastRow="0" w:firstColumn="1" w:lastColumn="0" w:noHBand="0" w:noVBand="1"/>
-      </w:tblPr>
-      <w:tblGrid>
-        <w:gridCol w:w="823"/>
-        <w:gridCol w:w="1756"/>
-        <w:gridCol w:w="3713"/>
-        <w:gridCol w:w="3068"/>
-      </w:tblGrid>
-      <w:tr>
-        <w:trPr>
-          <w:tblHeader/>
-          <w:tblCellSpacing w:w="15" w:type="dxa"/>
-        </w:trPr>
-        <w:tc>
-          <w:tcPr>
-            <w:tcW w:w="0" w:type="auto"/>
-            <w:vAlign w:val="center"/>
-            <w:hideMark/>
-          </w:tcPr>
-          <w:p>
-            <w:pPr>
-              <w:spacing w:line="276" w:lineRule="auto"/>
-              <w:rPr>
-                <w:rFonts w:ascii="Arial" w:hAnsi="Arial" w:cs="Arial"/>
-                <w:b/>
-                <w:bCs/>
-                <w:sz w:val="28"/>
-                <w:szCs w:val="28"/>
-              </w:rPr>
-            </w:pPr>
-            <w:r>
-              <w:rPr>
-                <w:rFonts w:ascii="Arial" w:hAnsi="Arial" w:cs="Arial"/>
-                <w:b/>
-                <w:bCs/>
-                <w:sz w:val="28"/>
-                <w:szCs w:val="28"/>
-              </w:rPr>
-              <w:t>Layer</w:t>
-            </w:r>
-          </w:p>
-        </w:tc>
-        <w:tc>
-          <w:tcPr>
-            <w:tcW w:w="0" w:type="auto"/>
-            <w:vAlign w:val="center"/>
-            <w:hideMark/>
-          </w:tcPr>
-          <w:p>
-            <w:pPr>
-              <w:spacing w:line="276" w:lineRule="auto"/>
-              <w:rPr>
-                <w:rFonts w:ascii="Arial" w:hAnsi="Arial" w:cs="Arial"/>
-                <w:b/>
-                <w:bCs/>
-                <w:sz w:val="28"/>
-                <w:szCs w:val="28"/>
-              </w:rPr>
-            </w:pPr>
-            <w:r>
-              <w:rPr>
-                <w:rFonts w:ascii="Arial" w:hAnsi="Arial" w:cs="Arial"/>
-                <w:b/>
-                <w:bCs/>
-                <w:sz w:val="28"/>
-                <w:szCs w:val="28"/>
-              </w:rPr>
-              <w:t>Name</w:t>
-            </w:r>
-          </w:p>
-        </w:tc>
-        <w:tc>
-          <w:tcPr>
-            <w:tcW w:w="0" w:type="auto"/>
-            <w:vAlign w:val="center"/>
-            <w:hideMark/>
-          </w:tcPr>
-          <w:p>
-            <w:pPr>
-              <w:spacing w:line="276" w:lineRule="auto"/>
-              <w:rPr>
-                <w:rFonts w:ascii="Arial" w:hAnsi="Arial" w:cs="Arial"/>
-                <w:b/>
-                <w:bCs/>
-                <w:sz w:val="28"/>
-                <w:szCs w:val="28"/>
-              </w:rPr>
-            </w:pPr>
-            <w:r>
-              <w:rPr>
-                <w:rFonts w:ascii="Arial" w:hAnsi="Arial" w:cs="Arial"/>
-                <w:b/>
-                <w:bCs/>
-                <w:sz w:val="28"/>
-                <w:szCs w:val="28"/>
-              </w:rPr>
-              <w:t>Function</w:t>
-            </w:r>
-          </w:p>
-        </w:tc>
-        <w:tc>
-          <w:tcPr>
-            <w:tcW w:w="0" w:type="auto"/>
-            <w:vAlign w:val="center"/>
-            <w:hideMark/>
-          </w:tcPr>
-          <w:p>
-            <w:pPr>
-              <w:spacing w:line="276" w:lineRule="auto"/>
-              <w:rPr>
-                <w:rFonts w:ascii="Arial" w:hAnsi="Arial" w:cs="Arial"/>
-                <w:b/>
-                <w:bCs/>
-                <w:sz w:val="28"/>
-                <w:szCs w:val="28"/>
-              </w:rPr>
-            </w:pPr>
-            <w:r>
-              <w:rPr>
-                <w:rFonts w:ascii="Arial" w:hAnsi="Arial" w:cs="Arial"/>
-                <w:b/>
-                <w:bCs/>
-                <w:sz w:val="28"/>
-                <w:szCs w:val="28"/>
-              </w:rPr>
-              <w:t>Examples/Protocols</w:t>
-            </w:r>
-          </w:p>
-        </w:tc>
-      </w:tr>
-      <w:tr>
-        <w:trPr>
-          <w:tblCellSpacing w:w="15" w:type="dxa"/>
-        </w:trPr>
-        <w:tc>
-          <w:tcPr>
-            <w:tcW w:w="0" w:type="auto"/>
-            <w:vAlign w:val="center"/>
-            <w:hideMark/>
-          </w:tcPr>
-          <w:p>
-            <w:pPr>
-              <w:spacing w:line="276" w:lineRule="auto"/>
-              <w:rPr>
-                <w:rFonts w:ascii="Arial" w:hAnsi="Arial" w:cs="Arial"/>
-                <w:sz w:val="28"/>
-                <w:szCs w:val="28"/>
-              </w:rPr>
-            </w:pPr>
-            <w:r>
-              <w:rPr>
-                <w:rFonts w:ascii="Arial" w:hAnsi="Arial" w:cs="Arial"/>
-                <w:sz w:val="28"/>
-                <w:szCs w:val="28"/>
-              </w:rPr>
-              <w:t>7</w:t>
-            </w:r>
-          </w:p>
-        </w:tc>
-        <w:tc>
-          <w:tcPr>
-            <w:tcW w:w="0" w:type="auto"/>
-            <w:vAlign w:val="center"/>
-            <w:hideMark/>
-          </w:tcPr>
-          <w:p>
-            <w:pPr>
-              <w:spacing w:line="276" w:lineRule="auto"/>
-              <w:rPr>
-                <w:rFonts w:ascii="Arial" w:hAnsi="Arial" w:cs="Arial"/>
-                <w:sz w:val="28"/>
-                <w:szCs w:val="28"/>
-              </w:rPr>
-            </w:pPr>
-            <w:r>
-              <w:rPr>
-                <w:rFonts w:ascii="Arial" w:hAnsi="Arial" w:cs="Arial"/>
-                <w:b/>
-                <w:bCs/>
-                <w:sz w:val="28"/>
-                <w:szCs w:val="28"/>
-              </w:rPr>
-              <w:t>Application</w:t>
-            </w:r>
-          </w:p>
-        </w:tc>
-        <w:tc>
-          <w:tcPr>
-            <w:tcW w:w="0" w:type="auto"/>
-            <w:vAlign w:val="center"/>
-            <w:hideMark/>
-          </w:tcPr>
-          <w:p>
-            <w:pPr>
-              <w:spacing w:line="276" w:lineRule="auto"/>
-              <w:rPr>
-                <w:rFonts w:ascii="Arial" w:hAnsi="Arial" w:cs="Arial"/>
-                <w:sz w:val="28"/>
-                <w:szCs w:val="28"/>
-              </w:rPr>
-            </w:pPr>
-            <w:r>
-              <w:rPr>
-                <w:rFonts w:ascii="Arial" w:hAnsi="Arial" w:cs="Arial"/>
-                <w:sz w:val="28"/>
-                <w:szCs w:val="28"/>
-              </w:rPr>
-              <w:t>Interface between user and network; where apps interact with network services</w:t>
-            </w:r>
-          </w:p>
-        </w:tc>
-        <w:tc>
-          <w:tcPr>
-            <w:tcW w:w="0" w:type="auto"/>
-            <w:vAlign w:val="center"/>
-            <w:hideMark/>
-          </w:tcPr>
-          <w:p>
-            <w:pPr>
-              <w:spacing w:line="276" w:lineRule="auto"/>
-              <w:rPr>
-                <w:rFonts w:ascii="Arial" w:hAnsi="Arial" w:cs="Arial"/>
-                <w:sz w:val="28"/>
-                <w:szCs w:val="28"/>
-              </w:rPr>
-            </w:pPr>
-            <w:r>
-              <w:rPr>
-                <w:rFonts w:ascii="Arial" w:hAnsi="Arial" w:cs="Arial"/>
-                <w:sz w:val="28"/>
-                <w:szCs w:val="28"/>
-              </w:rPr>
-              <w:t>HTTP, HTTPS, FTP, SMTP, DNS</w:t>
-            </w:r>
-          </w:p>
-        </w:tc>
-      </w:tr>
-      <w:tr>
-        <w:trPr>
-          <w:tblCellSpacing w:w="15" w:type="dxa"/>
-        </w:trPr>
-        <w:tc>
-          <w:tcPr>
-            <w:tcW w:w="0" w:type="auto"/>
-            <w:vAlign w:val="center"/>
-            <w:hideMark/>
-          </w:tcPr>
-          <w:p>
-            <w:pPr>
-              <w:spacing w:line="276" w:lineRule="auto"/>
-              <w:rPr>
-                <w:rFonts w:ascii="Arial" w:hAnsi="Arial" w:cs="Arial"/>
-                <w:sz w:val="28"/>
-                <w:szCs w:val="28"/>
-              </w:rPr>
-            </w:pPr>
-            <w:r>
-              <w:rPr>
-                <w:rFonts w:ascii="Arial" w:hAnsi="Arial" w:cs="Arial"/>
-                <w:sz w:val="28"/>
-                <w:szCs w:val="28"/>
-              </w:rPr>
-              <w:t>6</w:t>
-            </w:r>
-          </w:p>
-        </w:tc>
-        <w:tc>
-          <w:tcPr>
-            <w:tcW w:w="0" w:type="auto"/>
-            <w:vAlign w:val="center"/>
-            <w:hideMark/>
-          </w:tcPr>
-          <w:p>
-            <w:pPr>
-              <w:spacing w:line="276" w:lineRule="auto"/>
-              <w:rPr>
-                <w:rFonts w:ascii="Arial" w:hAnsi="Arial" w:cs="Arial"/>
-                <w:sz w:val="28"/>
-                <w:szCs w:val="28"/>
-              </w:rPr>
-            </w:pPr>
-            <w:r>
-              <w:rPr>
-                <w:rFonts w:ascii="Arial" w:hAnsi="Arial" w:cs="Arial"/>
-                <w:b/>
-                <w:bCs/>
-                <w:sz w:val="28"/>
-                <w:szCs w:val="28"/>
-              </w:rPr>
-              <w:t>Presentation</w:t>
-            </w:r>
-          </w:p>
-        </w:tc>
-        <w:tc>
-          <w:tcPr>
-            <w:tcW w:w="0" w:type="auto"/>
-            <w:vAlign w:val="center"/>
-            <w:hideMark/>
-          </w:tcPr>
-          <w:p>
-            <w:pPr>
-              <w:spacing w:line="276" w:lineRule="auto"/>
-              <w:rPr>
-                <w:rFonts w:ascii="Arial" w:hAnsi="Arial" w:cs="Arial"/>
-                <w:sz w:val="28"/>
-                <w:szCs w:val="28"/>
-              </w:rPr>
-            </w:pPr>
-            <w:r>
-              <w:rPr>
-                <w:rFonts w:ascii="Arial" w:hAnsi="Arial" w:cs="Arial"/>
-                <w:sz w:val="28"/>
-                <w:szCs w:val="28"/>
-              </w:rPr>
-              <w:t>Formats, encrypts/decrypts, and compresses data</w:t>
-            </w:r>
-          </w:p>
-        </w:tc>
-        <w:tc>
-          <w:tcPr>
-            <w:tcW w:w="0" w:type="auto"/>
-            <w:vAlign w:val="center"/>
-            <w:hideMark/>
-          </w:tcPr>
-          <w:p>
-            <w:pPr>
-              <w:spacing w:line="276" w:lineRule="auto"/>
-              <w:rPr>
-                <w:rFonts w:ascii="Arial" w:hAnsi="Arial" w:cs="Arial"/>
-                <w:sz w:val="28"/>
-                <w:szCs w:val="28"/>
-              </w:rPr>
-            </w:pPr>
-            <w:r>
-              <w:rPr>
-                <w:rFonts w:ascii="Arial" w:hAnsi="Arial" w:cs="Arial"/>
-                <w:sz w:val="28"/>
-                <w:szCs w:val="28"/>
-              </w:rPr>
-              <w:t xml:space="preserve">SSL/TLS, </w:t>
-            </w:r>
-            <w:proofErr w:type="gramStart"/>
-            <w:r>
-              <w:rPr>
-                <w:rFonts w:ascii="Arial" w:hAnsi="Arial" w:cs="Arial"/>
-                <w:sz w:val="28"/>
-                <w:szCs w:val="28"/>
-              </w:rPr>
-              <w:t xml:space="preserve">JPEG, </w:t>
-            </w:r>
-            <w:r>
-              <w:rPr>
-                <w:rFonts w:ascii="Arial" w:hAnsi="Arial" w:cs="Arial"/>
-                <w:sz w:val="28"/>
-                <w:szCs w:val="28"/>
-              </w:rPr>
-              <w:t xml:space="preserve">  </w:t>
-            </w:r>
-            <w:proofErr w:type="gramEnd"/>
-            <w:r>
-              <w:rPr>
-                <w:rFonts w:ascii="Arial" w:hAnsi="Arial" w:cs="Arial"/>
-                <w:sz w:val="28"/>
-                <w:szCs w:val="28"/>
-              </w:rPr>
-              <w:t>ASCII</w:t>
-            </w:r>
-          </w:p>
-        </w:tc>
-      </w:tr>
-      <w:tr>
-        <w:trPr>
-          <w:tblCellSpacing w:w="15" w:type="dxa"/>
-        </w:trPr>
-        <w:tc>
-          <w:tcPr>
-            <w:tcW w:w="0" w:type="auto"/>
-            <w:vAlign w:val="center"/>
-            <w:hideMark/>
-          </w:tcPr>
-          <w:p>
-            <w:pPr>
-              <w:spacing w:line="276" w:lineRule="auto"/>
-              <w:rPr>
-                <w:rFonts w:ascii="Arial" w:hAnsi="Arial" w:cs="Arial"/>
-                <w:sz w:val="28"/>
-                <w:szCs w:val="28"/>
-              </w:rPr>
-            </w:pPr>
-            <w:r>
-              <w:rPr>
-                <w:rFonts w:ascii="Arial" w:hAnsi="Arial" w:cs="Arial"/>
-                <w:sz w:val="28"/>
-                <w:szCs w:val="28"/>
-              </w:rPr>
-              <w:t>5</w:t>
-            </w:r>
-          </w:p>
-        </w:tc>
-        <w:tc>
-          <w:tcPr>
-            <w:tcW w:w="0" w:type="auto"/>
-            <w:vAlign w:val="center"/>
-            <w:hideMark/>
-          </w:tcPr>
-          <w:p>
-            <w:pPr>
-              <w:spacing w:line="276" w:lineRule="auto"/>
-              <w:rPr>
-                <w:rFonts w:ascii="Arial" w:hAnsi="Arial" w:cs="Arial"/>
-                <w:sz w:val="28"/>
-                <w:szCs w:val="28"/>
-              </w:rPr>
-            </w:pPr>
-            <w:r>
-              <w:rPr>
-                <w:rFonts w:ascii="Arial" w:hAnsi="Arial" w:cs="Arial"/>
-                <w:b/>
-                <w:bCs/>
-                <w:sz w:val="28"/>
-                <w:szCs w:val="28"/>
-              </w:rPr>
-              <w:t>Session</w:t>
-            </w:r>
-          </w:p>
-        </w:tc>
-        <w:tc>
-          <w:tcPr>
-            <w:tcW w:w="0" w:type="auto"/>
-            <w:vAlign w:val="center"/>
-            <w:hideMark/>
-          </w:tcPr>
-          <w:p>
-            <w:pPr>
-              <w:spacing w:line="276" w:lineRule="auto"/>
-              <w:rPr>
-                <w:rFonts w:ascii="Arial" w:hAnsi="Arial" w:cs="Arial"/>
-                <w:sz w:val="28"/>
-                <w:szCs w:val="28"/>
-              </w:rPr>
-            </w:pPr>
-            <w:r>
-              <w:rPr>
-                <w:rFonts w:ascii="Arial" w:hAnsi="Arial" w:cs="Arial"/>
-                <w:sz w:val="28"/>
-                <w:szCs w:val="28"/>
-              </w:rPr>
-              <w:t>Establishes, manages, and terminates connections (sessions) between devices</w:t>
-            </w:r>
-          </w:p>
-        </w:tc>
-        <w:tc>
-          <w:tcPr>
-            <w:tcW w:w="0" w:type="auto"/>
-            <w:vAlign w:val="center"/>
-            <w:hideMark/>
-          </w:tcPr>
-          <w:p>
-            <w:pPr>
-              <w:spacing w:line="276" w:lineRule="auto"/>
-              <w:rPr>
-                <w:rFonts w:ascii="Arial" w:hAnsi="Arial" w:cs="Arial"/>
-                <w:sz w:val="28"/>
-                <w:szCs w:val="28"/>
-              </w:rPr>
-            </w:pPr>
-            <w:r>
-              <w:rPr>
-                <w:rFonts w:ascii="Arial" w:hAnsi="Arial" w:cs="Arial"/>
-                <w:sz w:val="28"/>
-                <w:szCs w:val="28"/>
-              </w:rPr>
-              <w:t xml:space="preserve">  </w:t>
-            </w:r>
-            <w:r>
-              <w:rPr>
-                <w:rFonts w:ascii="Arial" w:hAnsi="Arial" w:cs="Arial"/>
-                <w:sz w:val="28"/>
-                <w:szCs w:val="28"/>
-              </w:rPr>
-              <w:t>NetBIOS, RPC</w:t>
-            </w:r>
-          </w:p>
-        </w:tc>
-      </w:tr>
-      <w:tr>
-        <w:trPr>
-          <w:tblCellSpacing w:w="15" w:type="dxa"/>
-        </w:trPr>
-        <w:tc>
-          <w:tcPr>
-            <w:tcW w:w="0" w:type="auto"/>
-            <w:vAlign w:val="center"/>
-            <w:hideMark/>
-          </w:tcPr>
-          <w:p>
-            <w:pPr>
-              <w:spacing w:line="276" w:lineRule="auto"/>
-              <w:rPr>
-                <w:rFonts w:ascii="Arial" w:hAnsi="Arial" w:cs="Arial"/>
-                <w:sz w:val="28"/>
-                <w:szCs w:val="28"/>
-              </w:rPr>
-            </w:pPr>
-            <w:r>
-              <w:rPr>
-                <w:rFonts w:ascii="Arial" w:hAnsi="Arial" w:cs="Arial"/>
-                <w:sz w:val="28"/>
-                <w:szCs w:val="28"/>
-              </w:rPr>
-              <w:lastRenderedPageBreak/>
-              <w:t>4</w:t>
-            </w:r>
-          </w:p>
-        </w:tc>
-        <w:tc>
-          <w:tcPr>
-            <w:tcW w:w="0" w:type="auto"/>
-            <w:vAlign w:val="center"/>
-            <w:hideMark/>
-          </w:tcPr>
-          <w:p>
-            <w:pPr>
-              <w:spacing w:line="276" w:lineRule="auto"/>
-              <w:rPr>
-                <w:rFonts w:ascii="Arial" w:hAnsi="Arial" w:cs="Arial"/>
-                <w:sz w:val="28"/>
-                <w:szCs w:val="28"/>
-              </w:rPr>
-            </w:pPr>
-            <w:r>
-              <w:rPr>
-                <w:rFonts w:ascii="Arial" w:hAnsi="Arial" w:cs="Arial"/>
-                <w:b/>
-                <w:bCs/>
-                <w:sz w:val="28"/>
-                <w:szCs w:val="28"/>
-              </w:rPr>
-              <w:t>Transport</w:t>
-            </w:r>
-          </w:p>
-        </w:tc>
-        <w:tc>
-          <w:tcPr>
-            <w:tcW w:w="0" w:type="auto"/>
-            <w:vAlign w:val="center"/>
-            <w:hideMark/>
-          </w:tcPr>
-          <w:p>
-            <w:pPr>
-              <w:spacing w:line="276" w:lineRule="auto"/>
-              <w:rPr>
-                <w:rFonts w:ascii="Arial" w:hAnsi="Arial" w:cs="Arial"/>
-                <w:sz w:val="28"/>
-                <w:szCs w:val="28"/>
-              </w:rPr>
-            </w:pPr>
-            <w:r>
-              <w:rPr>
-                <w:rFonts w:ascii="Arial" w:hAnsi="Arial" w:cs="Arial"/>
-                <w:sz w:val="28"/>
-                <w:szCs w:val="28"/>
-              </w:rPr>
-              <w:t xml:space="preserve">Ensures reliable data delivery, handles error checking and </w:t>
-            </w:r>
-            <w:proofErr w:type="gramStart"/>
-            <w:r>
-              <w:rPr>
-                <w:rFonts w:ascii="Arial" w:hAnsi="Arial" w:cs="Arial"/>
-                <w:sz w:val="28"/>
-                <w:szCs w:val="28"/>
-              </w:rPr>
-              <w:t>flow</w:t>
-            </w:r>
-            <w:proofErr w:type="gramEnd"/>
-            <w:r>
-              <w:rPr>
-                <w:rFonts w:ascii="Arial" w:hAnsi="Arial" w:cs="Arial"/>
-                <w:sz w:val="28"/>
-                <w:szCs w:val="28"/>
-              </w:rPr>
-              <w:t xml:space="preserve"> control</w:t>
-            </w:r>
-          </w:p>
-        </w:tc>
-        <w:tc>
-          <w:tcPr>
-            <w:tcW w:w="0" w:type="auto"/>
-            <w:vAlign w:val="center"/>
-            <w:hideMark/>
-          </w:tcPr>
-          <w:p>
-            <w:pPr>
-              <w:spacing w:line="276" w:lineRule="auto"/>
-              <w:rPr>
-                <w:rFonts w:ascii="Arial" w:hAnsi="Arial" w:cs="Arial"/>
-                <w:sz w:val="28"/>
-                <w:szCs w:val="28"/>
-              </w:rPr>
-            </w:pPr>
-            <w:r>
-              <w:rPr>
-                <w:rFonts w:ascii="Arial" w:hAnsi="Arial" w:cs="Arial"/>
-                <w:sz w:val="28"/>
-                <w:szCs w:val="28"/>
-              </w:rPr>
-              <w:t xml:space="preserve">   </w:t>
-            </w:r>
-            <w:r>
-              <w:rPr>
-                <w:rFonts w:ascii="Arial" w:hAnsi="Arial" w:cs="Arial"/>
-                <w:sz w:val="28"/>
-                <w:szCs w:val="28"/>
-              </w:rPr>
-              <w:t>TCP, UDP</w:t>
-            </w:r>
-          </w:p>
-        </w:tc>
-      </w:tr>
-      <w:tr>
-        <w:trPr>
-          <w:tblCellSpacing w:w="15" w:type="dxa"/>
-        </w:trPr>
-        <w:tc>
-          <w:tcPr>
-            <w:tcW w:w="0" w:type="auto"/>
-            <w:vAlign w:val="center"/>
-            <w:hideMark/>
-          </w:tcPr>
-          <w:p>
-            <w:pPr>
-              <w:spacing w:line="276" w:lineRule="auto"/>
-              <w:rPr>
-                <w:rFonts w:ascii="Arial" w:hAnsi="Arial" w:cs="Arial"/>
-                <w:sz w:val="28"/>
-                <w:szCs w:val="28"/>
-              </w:rPr>
-            </w:pPr>
-            <w:r>
-              <w:rPr>
-                <w:rFonts w:ascii="Arial" w:hAnsi="Arial" w:cs="Arial"/>
-                <w:sz w:val="28"/>
-                <w:szCs w:val="28"/>
-              </w:rPr>
-              <w:t>3</w:t>
-            </w:r>
-          </w:p>
-        </w:tc>
-        <w:tc>
-          <w:tcPr>
-            <w:tcW w:w="0" w:type="auto"/>
-            <w:vAlign w:val="center"/>
-            <w:hideMark/>
-          </w:tcPr>
-          <w:p>
-            <w:pPr>
-              <w:spacing w:line="276" w:lineRule="auto"/>
-              <w:rPr>
-                <w:rFonts w:ascii="Arial" w:hAnsi="Arial" w:cs="Arial"/>
-                <w:sz w:val="28"/>
-                <w:szCs w:val="28"/>
-              </w:rPr>
-            </w:pPr>
-            <w:r>
-              <w:rPr>
-                <w:rFonts w:ascii="Arial" w:hAnsi="Arial" w:cs="Arial"/>
-                <w:b/>
-                <w:bCs/>
-                <w:sz w:val="28"/>
-                <w:szCs w:val="28"/>
-              </w:rPr>
-              <w:t>Network</w:t>
-            </w:r>
-          </w:p>
-        </w:tc>
-        <w:tc>
-          <w:tcPr>
-            <w:tcW w:w="0" w:type="auto"/>
-            <w:vAlign w:val="center"/>
-            <w:hideMark/>
-          </w:tcPr>
-          <w:p>
-            <w:pPr>
-              <w:spacing w:line="276" w:lineRule="auto"/>
-              <w:rPr>
-                <w:rFonts w:ascii="Arial" w:hAnsi="Arial" w:cs="Arial"/>
-                <w:sz w:val="28"/>
-                <w:szCs w:val="28"/>
-              </w:rPr>
-            </w:pPr>
-            <w:r>
-              <w:rPr>
-                <w:rFonts w:ascii="Arial" w:hAnsi="Arial" w:cs="Arial"/>
-                <w:sz w:val="28"/>
-                <w:szCs w:val="28"/>
-              </w:rPr>
-              <w:t>Handles logical addressing and routing between different networks</w:t>
-            </w:r>
-          </w:p>
-        </w:tc>
-        <w:tc>
-          <w:tcPr>
-            <w:tcW w:w="0" w:type="auto"/>
-            <w:vAlign w:val="center"/>
-            <w:hideMark/>
-          </w:tcPr>
-          <w:p>
-            <w:pPr>
-              <w:spacing w:line="276" w:lineRule="auto"/>
-              <w:rPr>
-                <w:rFonts w:ascii="Arial" w:hAnsi="Arial" w:cs="Arial"/>
-                <w:sz w:val="28"/>
-                <w:szCs w:val="28"/>
-              </w:rPr>
-            </w:pPr>
-            <w:r>
-              <w:rPr>
-                <w:rFonts w:ascii="Arial" w:hAnsi="Arial" w:cs="Arial"/>
-                <w:sz w:val="28"/>
-                <w:szCs w:val="28"/>
-              </w:rPr>
-              <w:t xml:space="preserve">   </w:t>
-            </w:r>
-            <w:r>
-              <w:rPr>
-                <w:rFonts w:ascii="Arial" w:hAnsi="Arial" w:cs="Arial"/>
-                <w:sz w:val="28"/>
-                <w:szCs w:val="28"/>
-              </w:rPr>
-              <w:t>IP, ICMP, routers</w:t>
-            </w:r>
-          </w:p>
-        </w:tc>
-      </w:tr>
-      <w:tr>
-        <w:trPr>
-          <w:tblCellSpacing w:w="15" w:type="dxa"/>
-        </w:trPr>
-        <w:tc>
-          <w:tcPr>
-            <w:tcW w:w="0" w:type="auto"/>
-            <w:vAlign w:val="center"/>
-            <w:hideMark/>
-          </w:tcPr>
-          <w:p>
-            <w:pPr>
-              <w:spacing w:line="276" w:lineRule="auto"/>
-              <w:rPr>
-                <w:rFonts w:ascii="Arial" w:hAnsi="Arial" w:cs="Arial"/>
-                <w:sz w:val="28"/>
-                <w:szCs w:val="28"/>
-              </w:rPr>
-            </w:pPr>
-            <w:r>
-              <w:rPr>
-                <w:rFonts w:ascii="Arial" w:hAnsi="Arial" w:cs="Arial"/>
-                <w:sz w:val="28"/>
-                <w:szCs w:val="28"/>
-              </w:rPr>
-              <w:t>2</w:t>
-            </w:r>
-          </w:p>
-        </w:tc>
-        <w:tc>
-          <w:tcPr>
-            <w:tcW w:w="0" w:type="auto"/>
-            <w:vAlign w:val="center"/>
-            <w:hideMark/>
-          </w:tcPr>
-          <w:p>
-            <w:pPr>
-              <w:spacing w:line="276" w:lineRule="auto"/>
-              <w:rPr>
-                <w:rFonts w:ascii="Arial" w:hAnsi="Arial" w:cs="Arial"/>
-                <w:sz w:val="28"/>
-                <w:szCs w:val="28"/>
-              </w:rPr>
-            </w:pPr>
-            <w:r>
-              <w:rPr>
-                <w:rFonts w:ascii="Arial" w:hAnsi="Arial" w:cs="Arial"/>
-                <w:b/>
-                <w:bCs/>
-                <w:sz w:val="28"/>
-                <w:szCs w:val="28"/>
-              </w:rPr>
-              <w:t>Data Link</w:t>
-            </w:r>
-          </w:p>
-        </w:tc>
-        <w:tc>
-          <w:tcPr>
-            <w:tcW w:w="0" w:type="auto"/>
-            <w:vAlign w:val="center"/>
-            <w:hideMark/>
-          </w:tcPr>
-          <w:p>
-            <w:pPr>
-              <w:spacing w:line="276" w:lineRule="auto"/>
-              <w:rPr>
-                <w:rFonts w:ascii="Arial" w:hAnsi="Arial" w:cs="Arial"/>
-                <w:sz w:val="28"/>
-                <w:szCs w:val="28"/>
-              </w:rPr>
-            </w:pPr>
-            <w:r>
-              <w:rPr>
-                <w:rFonts w:ascii="Arial" w:hAnsi="Arial" w:cs="Arial"/>
-                <w:sz w:val="28"/>
-                <w:szCs w:val="28"/>
-              </w:rPr>
-              <w:t>Handles physical addressing (MAC) and error detection within the same network</w:t>
-            </w:r>
-          </w:p>
-        </w:tc>
-        <w:tc>
-          <w:tcPr>
-            <w:tcW w:w="0" w:type="auto"/>
-            <w:vAlign w:val="center"/>
-            <w:hideMark/>
-          </w:tcPr>
-          <w:p>
-            <w:pPr>
-              <w:spacing w:line="276" w:lineRule="auto"/>
-              <w:rPr>
-                <w:rFonts w:ascii="Arial" w:hAnsi="Arial" w:cs="Arial"/>
-                <w:sz w:val="28"/>
-                <w:szCs w:val="28"/>
-              </w:rPr>
-            </w:pPr>
-            <w:r>
-              <w:rPr>
-                <w:rFonts w:ascii="Arial" w:hAnsi="Arial" w:cs="Arial"/>
-                <w:sz w:val="28"/>
-                <w:szCs w:val="28"/>
-              </w:rPr>
-              <w:t>Ethernet, switches, MAC addresses</w:t>
-            </w:r>
-          </w:p>
-        </w:tc>
-      </w:tr>
-      <w:tr>
-        <w:trPr>
-          <w:tblCellSpacing w:w="15" w:type="dxa"/>
-        </w:trPr>
-        <w:tc>
-          <w:tcPr>
-            <w:tcW w:w="0" w:type="auto"/>
-            <w:vAlign w:val="center"/>
-            <w:hideMark/>
-          </w:tcPr>
-          <w:p>
-            <w:pPr>
-              <w:spacing w:line="276" w:lineRule="auto"/>
-              <w:rPr>
-                <w:rFonts w:ascii="Arial" w:hAnsi="Arial" w:cs="Arial"/>
-                <w:sz w:val="28"/>
-                <w:szCs w:val="28"/>
-              </w:rPr>
-            </w:pPr>
-            <w:r>
-              <w:rPr>
-                <w:rFonts w:ascii="Arial" w:hAnsi="Arial" w:cs="Arial"/>
-                <w:sz w:val="28"/>
-                <w:szCs w:val="28"/>
-              </w:rPr>
-              <w:t>1</w:t>
-            </w:r>
-          </w:p>
-        </w:tc>
-        <w:tc>
-          <w:tcPr>
-            <w:tcW w:w="0" w:type="auto"/>
-            <w:vAlign w:val="center"/>
-            <w:hideMark/>
-          </w:tcPr>
-          <w:p>
-            <w:pPr>
-              <w:spacing w:line="276" w:lineRule="auto"/>
-              <w:rPr>
-                <w:rFonts w:ascii="Arial" w:hAnsi="Arial" w:cs="Arial"/>
-                <w:sz w:val="28"/>
-                <w:szCs w:val="28"/>
-              </w:rPr>
-            </w:pPr>
-            <w:r>
-              <w:rPr>
-                <w:rFonts w:ascii="Arial" w:hAnsi="Arial" w:cs="Arial"/>
-                <w:b/>
-                <w:bCs/>
-                <w:sz w:val="28"/>
-                <w:szCs w:val="28"/>
-              </w:rPr>
-              <w:t>Physical</w:t>
-            </w:r>
-          </w:p>
-        </w:tc>
-        <w:tc>
-          <w:tcPr>
-            <w:tcW w:w="0" w:type="auto"/>
-            <w:vAlign w:val="center"/>
-            <w:hideMark/>
-          </w:tcPr>
-          <w:p>
-            <w:pPr>
-              <w:spacing w:line="276" w:lineRule="auto"/>
-              <w:rPr>
-                <w:rFonts w:ascii="Arial" w:hAnsi="Arial" w:cs="Arial"/>
-                <w:sz w:val="28"/>
-                <w:szCs w:val="28"/>
-              </w:rPr>
-            </w:pPr>
-            <w:r>
-              <w:rPr>
-                <w:rFonts w:ascii="Arial" w:hAnsi="Arial" w:cs="Arial"/>
-                <w:sz w:val="28"/>
-                <w:szCs w:val="28"/>
-              </w:rPr>
-              <w:t>Transmits raw bits over a physical medium</w:t>
-            </w:r>
-          </w:p>
-        </w:tc>
-        <w:tc>
-          <w:tcPr>
-            <w:tcW w:w="0" w:type="auto"/>
-            <w:vAlign w:val="center"/>
-            <w:hideMark/>
-          </w:tcPr>
-          <w:p>
-            <w:pPr>
-              <w:spacing w:line="276" w:lineRule="auto"/>
-              <w:rPr>
-                <w:rFonts w:ascii="Arial" w:hAnsi="Arial" w:cs="Arial"/>
-                <w:sz w:val="28"/>
-                <w:szCs w:val="28"/>
-              </w:rPr>
-            </w:pPr>
-            <w:r>
-              <w:rPr>
-                <w:rFonts w:ascii="Arial" w:hAnsi="Arial" w:cs="Arial"/>
-                <w:sz w:val="28"/>
-                <w:szCs w:val="28"/>
-              </w:rPr>
-              <w:t xml:space="preserve">Cables, </w:t>
-            </w:r>
-            <w:proofErr w:type="gramStart"/>
-            <w:r>
-              <w:rPr>
-                <w:rFonts w:ascii="Arial" w:hAnsi="Arial" w:cs="Arial"/>
-                <w:sz w:val="28"/>
-                <w:szCs w:val="28"/>
-              </w:rPr>
-              <w:t>hubs</w:t>
-            </w:r>
-            <w:proofErr w:type="gramEnd"/>
-            <w:r>
-              <w:rPr>
-                <w:rFonts w:ascii="Arial" w:hAnsi="Arial" w:cs="Arial"/>
-                <w:sz w:val="28"/>
-                <w:szCs w:val="28"/>
-              </w:rPr>
-              <w:t>, radio signals</w:t>
-            </w:r>
-          </w:p>
-        </w:tc>
-      </w:tr>
-    </w:tbl>
-    <w:p>
-      <w:pPr>
-        <w:spacing w:line="276" w:lineRule="auto"/>
-        <w:rPr>
-          <w:rFonts w:ascii="Arial" w:hAnsi="Arial" w:cs="Arial"/>
-          <w:b/>
-          <w:bCs/>
-          <w:sz w:val="28"/>
-          <w:szCs w:val="28"/>
-        </w:rPr>
-      </w:pPr>
-      <w:r>
-        <w:rPr>
-          <w:rFonts w:ascii="Arial" w:hAnsi="Arial" w:cs="Arial"/>
-          <w:b/>
-          <w:bCs/>
-          <w:sz w:val="28"/>
-          <w:szCs w:val="28"/>
-        </w:rPr>
-        <w:br/>
-      </w:r>
-      <w:r>
-        <w:rPr>
-          <w:rFonts w:ascii="Arial" w:hAnsi="Arial" w:cs="Arial"/>
-          <w:b/>
-          <w:bCs/>
-          <w:sz w:val="28"/>
-          <w:szCs w:val="28"/>
-        </w:rPr>
-        <w:t>Easy Way to Remember (Top to Bottom)</w:t>
-      </w:r>
-    </w:p>
-    <w:p>
-      <w:pPr>
-        <w:spacing w:line="276" w:lineRule="auto"/>
-        <w:rPr>
-          <w:rFonts w:ascii="Arial" w:hAnsi="Arial" w:cs="Arial"/>
-          <w:sz w:val="28"/>
-          <w:szCs w:val="28"/>
-        </w:rPr>
-      </w:pPr>
-      <w:r>
-        <w:rPr>
-          <w:rFonts w:ascii="Arial" w:hAnsi="Arial" w:cs="Arial"/>
-          <w:b/>
-          <w:bCs/>
-          <w:sz w:val="28"/>
-          <w:szCs w:val="28"/>
-        </w:rPr>
-        <w:t xml:space="preserve">"All People Seem </w:t>
-      </w:r>
-      <w:proofErr w:type="gramStart"/>
-      <w:r>
-        <w:rPr>
-          <w:rFonts w:ascii="Arial" w:hAnsi="Arial" w:cs="Arial"/>
-          <w:b/>
-          <w:bCs/>
-          <w:sz w:val="28"/>
-          <w:szCs w:val="28"/>
-        </w:rPr>
-        <w:t>To</w:t>
-      </w:r>
-      <w:proofErr w:type="gramEnd"/>
-      <w:r>
-        <w:rPr>
-          <w:rFonts w:ascii="Arial" w:hAnsi="Arial" w:cs="Arial"/>
-          <w:b/>
-          <w:bCs/>
-          <w:sz w:val="28"/>
-          <w:szCs w:val="28"/>
-        </w:rPr>
-        <w:t xml:space="preserve"> Need Data Processing"</w:t>
-      </w:r>
-    </w:p>
-    <w:p>
-      <w:pPr>
-        <w:numPr>
-          <w:ilvl w:val="0"/>
-          <w:numId w:val="47"/>
-        </w:numPr>
-        <w:spacing w:line="276" w:lineRule="auto"/>
-        <w:rPr>
-          <w:rFonts w:ascii="Arial" w:hAnsi="Arial" w:cs="Arial"/>
-          <w:sz w:val="28"/>
-          <w:szCs w:val="28"/>
-        </w:rPr>
-      </w:pPr>
-      <w:r>
-        <w:rPr>
-          <w:rFonts w:ascii="Arial" w:hAnsi="Arial" w:cs="Arial"/>
-          <w:b/>
-          <w:bCs/>
-          <w:sz w:val="28"/>
-          <w:szCs w:val="28"/>
-        </w:rPr>
-        <w:t>A</w:t>
-      </w:r>
-      <w:r>
-        <w:rPr>
-          <w:rFonts w:ascii="Arial" w:hAnsi="Arial" w:cs="Arial"/>
-          <w:sz w:val="28"/>
-          <w:szCs w:val="28"/>
-        </w:rPr>
-        <w:t>pplication</w:t>
-      </w:r>
-    </w:p>
-    <w:p>
-      <w:pPr>
-        <w:numPr>
-          <w:ilvl w:val="0"/>
-          <w:numId w:val="47"/>
-        </w:numPr>
-        <w:spacing w:line="276" w:lineRule="auto"/>
-        <w:rPr>
-          <w:rFonts w:ascii="Arial" w:hAnsi="Arial" w:cs="Arial"/>
-          <w:sz w:val="28"/>
-          <w:szCs w:val="28"/>
-        </w:rPr>
-      </w:pPr>
-      <w:r>
-        <w:rPr>
-          <w:rFonts w:ascii="Arial" w:hAnsi="Arial" w:cs="Arial"/>
-          <w:b/>
-          <w:bCs/>
-          <w:sz w:val="28"/>
-          <w:szCs w:val="28"/>
-        </w:rPr>
-        <w:t>P</w:t>
-      </w:r>
-      <w:r>
-        <w:rPr>
-          <w:rFonts w:ascii="Arial" w:hAnsi="Arial" w:cs="Arial"/>
-          <w:sz w:val="28"/>
-          <w:szCs w:val="28"/>
-        </w:rPr>
-        <w:t>resentation</w:t>
-      </w:r>
-    </w:p>
-    <w:p>
-      <w:pPr>
-        <w:numPr>
-          <w:ilvl w:val="0"/>
-          <w:numId w:val="47"/>
-        </w:numPr>
-        <w:spacing w:line="276" w:lineRule="auto"/>
-        <w:rPr>
-          <w:rFonts w:ascii="Arial" w:hAnsi="Arial" w:cs="Arial"/>
-          <w:sz w:val="28"/>
-          <w:szCs w:val="28"/>
-        </w:rPr>
-      </w:pPr>
-      <w:r>
-        <w:rPr>
-          <w:rFonts w:ascii="Arial" w:hAnsi="Arial" w:cs="Arial"/>
-          <w:b/>
-          <w:bCs/>
-          <w:sz w:val="28"/>
-          <w:szCs w:val="28"/>
-        </w:rPr>
-        <w:t>S</w:t>
-      </w:r>
-      <w:r>
-        <w:rPr>
-          <w:rFonts w:ascii="Arial" w:hAnsi="Arial" w:cs="Arial"/>
-          <w:sz w:val="28"/>
-          <w:szCs w:val="28"/>
-        </w:rPr>
-        <w:t>ession</w:t>
-      </w:r>
-    </w:p>
-    <w:p>
-      <w:pPr>
-        <w:numPr>
-          <w:ilvl w:val="0"/>
-          <w:numId w:val="47"/>
-        </w:numPr>
-        <w:spacing w:line="276" w:lineRule="auto"/>
-        <w:rPr>
-          <w:rFonts w:ascii="Arial" w:hAnsi="Arial" w:cs="Arial"/>
-          <w:sz w:val="28"/>
-          <w:szCs w:val="28"/>
-        </w:rPr>
-      </w:pPr>
-      <w:r>
-        <w:rPr>
-          <w:rFonts w:ascii="Arial" w:hAnsi="Arial" w:cs="Arial"/>
-          <w:b/>
-          <w:bCs/>
-          <w:sz w:val="28"/>
-          <w:szCs w:val="28"/>
-        </w:rPr>
-        <w:t>T</w:t>
-      </w:r>
-      <w:r>
-        <w:rPr>
-          <w:rFonts w:ascii="Arial" w:hAnsi="Arial" w:cs="Arial"/>
-          <w:sz w:val="28"/>
-          <w:szCs w:val="28"/>
-        </w:rPr>
-        <w:t>ransport</w:t>
-      </w:r>
-    </w:p>
-    <w:p>
-      <w:pPr>
-        <w:numPr>
-          <w:ilvl w:val="0"/>
-          <w:numId w:val="47"/>
-        </w:numPr>
-        <w:spacing w:line="276" w:lineRule="auto"/>
-        <w:rPr>
-          <w:rFonts w:ascii="Arial" w:hAnsi="Arial" w:cs="Arial"/>
-          <w:sz w:val="28"/>
-          <w:szCs w:val="28"/>
-        </w:rPr>
-      </w:pPr>
-      <w:r>
-        <w:rPr>
-          <w:rFonts w:ascii="Arial" w:hAnsi="Arial" w:cs="Arial"/>
-          <w:b/>
-          <w:bCs/>
-          <w:sz w:val="28"/>
-          <w:szCs w:val="28"/>
-        </w:rPr>
-        <w:t>N</w:t>
-      </w:r>
-      <w:r>
-        <w:rPr>
-          <w:rFonts w:ascii="Arial" w:hAnsi="Arial" w:cs="Arial"/>
-          <w:sz w:val="28"/>
-          <w:szCs w:val="28"/>
-        </w:rPr>
-        <w:t>etwork</w:t>
-      </w:r>
-    </w:p>
-    <w:p>
-      <w:pPr>
-        <w:numPr>
-          <w:ilvl w:val="0"/>
-          <w:numId w:val="47"/>
-        </w:numPr>
-        <w:spacing w:line="276" w:lineRule="auto"/>
-        <w:rPr>
-          <w:rFonts w:ascii="Arial" w:hAnsi="Arial" w:cs="Arial"/>
-          <w:sz w:val="28"/>
-          <w:szCs w:val="28"/>
-        </w:rPr>
-      </w:pPr>
-      <w:r>
-        <w:rPr>
-          <w:rFonts w:ascii="Arial" w:hAnsi="Arial" w:cs="Arial"/>
-          <w:b/>
-          <w:bCs/>
-          <w:sz w:val="28"/>
-          <w:szCs w:val="28"/>
-        </w:rPr>
-        <w:t>D</w:t>
-      </w:r>
-      <w:r>
-        <w:rPr>
-          <w:rFonts w:ascii="Arial" w:hAnsi="Arial" w:cs="Arial"/>
-          <w:sz w:val="28"/>
-          <w:szCs w:val="28"/>
-        </w:rPr>
-        <w:t>ata Link</w:t>
-      </w:r>
-    </w:p>
-    <w:p>
-      <w:pPr>
-        <w:numPr>
-          <w:ilvl w:val="0"/>
-          <w:numId w:val="47"/>
-        </w:numPr>
-        <w:spacing w:line="276" w:lineRule="auto"/>
-        <w:rPr>
-          <w:rFonts w:ascii="Arial" w:hAnsi="Arial" w:cs="Arial"/>
-          <w:sz w:val="28"/>
-          <w:szCs w:val="28"/>
-        </w:rPr>
-      </w:pPr>
-      <w:r>
-        <w:rPr>
-          <w:rFonts w:ascii="Arial" w:hAnsi="Arial" w:cs="Arial"/>
-          <w:b/>
-          <w:bCs/>
-          <w:sz w:val="28"/>
-          <w:szCs w:val="28"/>
-        </w:rPr>
-        <w:t>P</w:t>
-      </w:r>
-      <w:r>
-        <w:rPr>
-          <w:rFonts w:ascii="Arial" w:hAnsi="Arial" w:cs="Arial"/>
-          <w:sz w:val="28"/>
-          <w:szCs w:val="28"/>
-        </w:rPr>
-        <w:t>hysical</w:t>
-      </w:r>
-    </w:p>
-    <w:p>
-      <w:pPr>
-        <w:spacing w:line="276" w:lineRule="auto"/>
-        <w:rPr>
-          <w:rFonts w:ascii="Arial" w:hAnsi="Arial" w:cs="Arial"/>
-          <w:sz w:val="28"/>
-          <w:szCs w:val="28"/>
-        </w:rPr>
-      </w:pPr>
     </w:p>
     <w:p>
       <w:pPr>
@@ -15421,6 +14155,9 @@
       <w:tblPr>
         <w:tblW w:w="0" w:type="auto"/>
         <w:tblCellSpacing w:w="15" w:type="dxa"/>
+        <w:tblBorders>
+          <w:bottom w:val="single" w:sz="4" w:space="0" w:color="auto"/>
+        </w:tblBorders>
         <w:tblCellMar>
           <w:top w:w="15" w:type="dxa"/>
           <w:left w:w="15" w:type="dxa"/>
@@ -19866,7 +18603,7 @@
 </file>
 
 <file path=word/endnotes.xml><?xml version="1.0" encoding="utf-8"?>
-<w:endnotes xmlns:wpc="http://schemas.microsoft.com/office/word/2010/wordprocessingCanvas" xmlns:cx="http://schemas.microsoft.com/office/drawing/2014/chartex" xmlns:cx1="http://schemas.microsoft.com/office/drawing/2015/9/8/chartex" xmlns:cx2="http://schemas.microsoft.com/office/drawing/2015/10/21/chartex" xmlns:cx3="http://schemas.microsoft.com/office/drawing/2016/5/9/chartex" xmlns:cx4="http://schemas.microsoft.com/office/drawing/2016/5/10/chartex" xmlns:cx5="http://schemas.microsoft.com/office/drawing/2016/5/11/chartex" xmlns:cx6="http://schemas.microsoft.com/office/drawing/2016/5/12/chartex" xmlns:cx7="http://schemas.microsoft.com/office/drawing/2016/5/13/chartex" xmlns:cx8="http://schemas.microsoft.com/office/drawing/2016/5/14/chartex" xmlns:mc="http://schemas.openxmlformats.org/markup-compatibility/2006" xmlns:aink="http://schemas.microsoft.com/office/drawing/2016/ink" xmlns:am3d="http://schemas.microsoft.com/office/drawing/2017/model3d" xmlns:o="urn:schemas-microsoft-com:office:office" xmlns:oel="http://schemas.microsoft.com/office/2019/extlst" xmlns:r="http://schemas.openxmlformats.org/officeDocument/2006/relationships" xmlns:m="http://schemas.openxmlformats.org/officeDocument/2006/math" xmlns:v="urn:schemas-microsoft-com:vml" xmlns:wp14="http://schemas.microsoft.com/office/word/2010/wordprocessingDrawing" xmlns:wp="http://schemas.openxmlformats.org/drawingml/2006/wordprocessingDrawing" xmlns:w10="urn:schemas-microsoft-com:office:word" xmlns:w="http://schemas.openxmlformats.org/wordprocessingml/2006/main" xmlns:w14="http://schemas.microsoft.com/office/word/2010/wordml" xmlns:w15="http://schemas.microsoft.com/office/word/2012/wordml" xmlns:w16cex="http://schemas.microsoft.com/office/word/2018/wordml/cex" xmlns:w16cid="http://schemas.microsoft.com/office/word/2016/wordml/cid" xmlns:w16="http://schemas.microsoft.com/office/word/2018/wordml" xmlns:w16du="http://schemas.microsoft.com/office/word/2023/wordml/word16du" xmlns:w16sdtdh="http://schemas.microsoft.com/office/word/2020/wordml/sdtdatahash" xmlns:w16sdtfl="http://schemas.microsoft.com/office/word/2024/wordml/sdtformatlock" xmlns:w16se="http://schemas.microsoft.com/office/word/2015/wordml/symex" xmlns:wpg="http://schemas.microsoft.com/office/word/2010/wordprocessingGroup" xmlns:wpi="http://schemas.microsoft.com/office/word/2010/wordprocessingInk" xmlns:wne="http://schemas.microsoft.com/office/word/2006/wordml" xmlns:wps="http://schemas.microsoft.com/office/word/2010/wordprocessingShape" mc:Ignorable="w14 w15 w16se w16cid w16 w16cex w16sdtdh w16sdtfl w16du wp14">
+<w:endnotes xmlns:wpc="http://schemas.microsoft.com/office/word/2010/wordprocessingCanvas" xmlns:cx="http://schemas.microsoft.com/office/drawing/2014/chartex" xmlns:cx1="http://schemas.microsoft.com/office/drawing/2015/9/8/chartex" xmlns:cx2="http://schemas.microsoft.com/office/drawing/2015/10/21/chartex" xmlns:cx3="http://schemas.microsoft.com/office/drawing/2016/5/9/chartex" xmlns:cx4="http://schemas.microsoft.com/office/drawing/2016/5/10/chartex" xmlns:cx5="http://schemas.microsoft.com/office/drawing/2016/5/11/chartex" xmlns:cx6="http://schemas.microsoft.com/office/drawing/2016/5/12/chartex" xmlns:cx7="http://schemas.microsoft.com/office/drawing/2016/5/13/chartex" xmlns:cx8="http://schemas.microsoft.com/office/drawing/2016/5/14/chartex" xmlns:mc="http://schemas.openxmlformats.org/markup-compatibility/2006" xmlns:aink="http://schemas.microsoft.com/office/drawing/2016/ink" xmlns:am3d="http://schemas.microsoft.com/office/drawing/2017/model3d" xmlns:o="urn:schemas-microsoft-com:office:office" xmlns:oel="http://schemas.microsoft.com/office/2019/extlst" xmlns:r="http://schemas.openxmlformats.org/officeDocument/2006/relationships" xmlns:m="http://schemas.openxmlformats.org/officeDocument/2006/math" xmlns:v="urn:schemas-microsoft-com:vml" xmlns:wp14="http://schemas.microsoft.com/office/word/2010/wordprocessingDrawing" xmlns:wp="http://schemas.openxmlformats.org/drawingml/2006/wordprocessingDrawing" xmlns:w10="urn:schemas-microsoft-com:office:word" xmlns:w="http://schemas.openxmlformats.org/wordprocessingml/2006/main" xmlns:w14="http://schemas.microsoft.com/office/word/2010/wordml" xmlns:w15="http://schemas.microsoft.com/office/word/2012/wordml" xmlns:w16cei="http://schemas.microsoft.com/office/word/2026/wordml/cei" xmlns:w16cex="http://schemas.microsoft.com/office/word/2018/wordml/cex" xmlns:w16cid="http://schemas.microsoft.com/office/word/2016/wordml/cid" xmlns:w16="http://schemas.microsoft.com/office/word/2018/wordml" xmlns:w16du="http://schemas.microsoft.com/office/word/2023/wordml/word16du" xmlns:w16sdtdh="http://schemas.microsoft.com/office/word/2020/wordml/sdtdatahash" xmlns:w16sdtfl="http://schemas.microsoft.com/office/word/2024/wordml/sdtformatlock" xmlns:w16se="http://schemas.microsoft.com/office/word/2015/wordml/symex" xmlns:wpg="http://schemas.microsoft.com/office/word/2010/wordprocessingGroup" xmlns:wpi="http://schemas.microsoft.com/office/word/2010/wordprocessingInk" xmlns:wne="http://schemas.microsoft.com/office/word/2006/wordml" xmlns:wps="http://schemas.microsoft.com/office/word/2010/wordprocessingShape" mc:Ignorable="w14 w15 w16se w16cid w16 w16cex w16sdtdh w16sdtfl w16du wp14">
   <w:endnote w:type="separator" w:id="-1">
     <w:p>
       <w:pPr>
@@ -19891,7 +18628,7 @@
 </file>
 
 <file path=word/footnotes.xml><?xml version="1.0" encoding="utf-8"?>
-<w:footnotes xmlns:wpc="http://schemas.microsoft.com/office/word/2010/wordprocessingCanvas" xmlns:cx="http://schemas.microsoft.com/office/drawing/2014/chartex" xmlns:cx1="http://schemas.microsoft.com/office/drawing/2015/9/8/chartex" xmlns:cx2="http://schemas.microsoft.com/office/drawing/2015/10/21/chartex" xmlns:cx3="http://schemas.microsoft.com/office/drawing/2016/5/9/chartex" xmlns:cx4="http://schemas.microsoft.com/office/drawing/2016/5/10/chartex" xmlns:cx5="http://schemas.microsoft.com/office/drawing/2016/5/11/chartex" xmlns:cx6="http://schemas.microsoft.com/office/drawing/2016/5/12/chartex" xmlns:cx7="http://schemas.microsoft.com/office/drawing/2016/5/13/chartex" xmlns:cx8="http://schemas.microsoft.com/office/drawing/2016/5/14/chartex" xmlns:mc="http://schemas.openxmlformats.org/markup-compatibility/2006" xmlns:aink="http://schemas.microsoft.com/office/drawing/2016/ink" xmlns:am3d="http://schemas.microsoft.com/office/drawing/2017/model3d" xmlns:o="urn:schemas-microsoft-com:office:office" xmlns:oel="http://schemas.microsoft.com/office/2019/extlst" xmlns:r="http://schemas.openxmlformats.org/officeDocument/2006/relationships" xmlns:m="http://schemas.openxmlformats.org/officeDocument/2006/math" xmlns:v="urn:schemas-microsoft-com:vml" xmlns:wp14="http://schemas.microsoft.com/office/word/2010/wordprocessingDrawing" xmlns:wp="http://schemas.openxmlformats.org/drawingml/2006/wordprocessingDrawing" xmlns:w10="urn:schemas-microsoft-com:office:word" xmlns:w="http://schemas.openxmlformats.org/wordprocessingml/2006/main" xmlns:w14="http://schemas.microsoft.com/office/word/2010/wordml" xmlns:w15="http://schemas.microsoft.com/office/word/2012/wordml" xmlns:w16cex="http://schemas.microsoft.com/office/word/2018/wordml/cex" xmlns:w16cid="http://schemas.microsoft.com/office/word/2016/wordml/cid" xmlns:w16="http://schemas.microsoft.com/office/word/2018/wordml" xmlns:w16du="http://schemas.microsoft.com/office/word/2023/wordml/word16du" xmlns:w16sdtdh="http://schemas.microsoft.com/office/word/2020/wordml/sdtdatahash" xmlns:w16sdtfl="http://schemas.microsoft.com/office/word/2024/wordml/sdtformatlock" xmlns:w16se="http://schemas.microsoft.com/office/word/2015/wordml/symex" xmlns:wpg="http://schemas.microsoft.com/office/word/2010/wordprocessingGroup" xmlns:wpi="http://schemas.microsoft.com/office/word/2010/wordprocessingInk" xmlns:wne="http://schemas.microsoft.com/office/word/2006/wordml" xmlns:wps="http://schemas.microsoft.com/office/word/2010/wordprocessingShape" mc:Ignorable="w14 w15 w16se w16cid w16 w16cex w16sdtdh w16sdtfl w16du wp14">
+<w:footnotes xmlns:wpc="http://schemas.microsoft.com/office/word/2010/wordprocessingCanvas" xmlns:cx="http://schemas.microsoft.com/office/drawing/2014/chartex" xmlns:cx1="http://schemas.microsoft.com/office/drawing/2015/9/8/chartex" xmlns:cx2="http://schemas.microsoft.com/office/drawing/2015/10/21/chartex" xmlns:cx3="http://schemas.microsoft.com/office/drawing/2016/5/9/chartex" xmlns:cx4="http://schemas.microsoft.com/office/drawing/2016/5/10/chartex" xmlns:cx5="http://schemas.microsoft.com/office/drawing/2016/5/11/chartex" xmlns:cx6="http://schemas.microsoft.com/office/drawing/2016/5/12/chartex" xmlns:cx7="http://schemas.microsoft.com/office/drawing/2016/5/13/chartex" xmlns:cx8="http://schemas.microsoft.com/office/drawing/2016/5/14/chartex" xmlns:mc="http://schemas.openxmlformats.org/markup-compatibility/2006" xmlns:aink="http://schemas.microsoft.com/office/drawing/2016/ink" xmlns:am3d="http://schemas.microsoft.com/office/drawing/2017/model3d" xmlns:o="urn:schemas-microsoft-com:office:office" xmlns:oel="http://schemas.microsoft.com/office/2019/extlst" xmlns:r="http://schemas.openxmlformats.org/officeDocument/2006/relationships" xmlns:m="http://schemas.openxmlformats.org/officeDocument/2006/math" xmlns:v="urn:schemas-microsoft-com:vml" xmlns:wp14="http://schemas.microsoft.com/office/word/2010/wordprocessingDrawing" xmlns:wp="http://schemas.openxmlformats.org/drawingml/2006/wordprocessingDrawing" xmlns:w10="urn:schemas-microsoft-com:office:word" xmlns:w="http://schemas.openxmlformats.org/wordprocessingml/2006/main" xmlns:w14="http://schemas.microsoft.com/office/word/2010/wordml" xmlns:w15="http://schemas.microsoft.com/office/word/2012/wordml" xmlns:w16cei="http://schemas.microsoft.com/office/word/2026/wordml/cei" xmlns:w16cex="http://schemas.microsoft.com/office/word/2018/wordml/cex" xmlns:w16cid="http://schemas.microsoft.com/office/word/2016/wordml/cid" xmlns:w16="http://schemas.microsoft.com/office/word/2018/wordml" xmlns:w16du="http://schemas.microsoft.com/office/word/2023/wordml/word16du" xmlns:w16sdtdh="http://schemas.microsoft.com/office/word/2020/wordml/sdtdatahash" xmlns:w16sdtfl="http://schemas.microsoft.com/office/word/2024/wordml/sdtformatlock" xmlns:w16se="http://schemas.microsoft.com/office/word/2015/wordml/symex" xmlns:wpg="http://schemas.microsoft.com/office/word/2010/wordprocessingGroup" xmlns:wpi="http://schemas.microsoft.com/office/word/2010/wordprocessingInk" xmlns:wne="http://schemas.microsoft.com/office/word/2006/wordml" xmlns:wps="http://schemas.microsoft.com/office/word/2010/wordprocessingShape" mc:Ignorable="w14 w15 w16se w16cid w16 w16cex w16sdtdh w16sdtfl w16du wp14">
   <w:footnote w:type="separator" w:id="-1">
     <w:p>
       <w:pPr>
@@ -19916,7 +18653,7 @@
 </file>
 
 <file path=word/header1.xml><?xml version="1.0" encoding="utf-8"?>
-<w:hdr xmlns:wpc="http://schemas.microsoft.com/office/word/2010/wordprocessingCanvas" xmlns:cx="http://schemas.microsoft.com/office/drawing/2014/chartex" xmlns:cx1="http://schemas.microsoft.com/office/drawing/2015/9/8/chartex" xmlns:cx2="http://schemas.microsoft.com/office/drawing/2015/10/21/chartex" xmlns:cx3="http://schemas.microsoft.com/office/drawing/2016/5/9/chartex" xmlns:cx4="http://schemas.microsoft.com/office/drawing/2016/5/10/chartex" xmlns:cx5="http://schemas.microsoft.com/office/drawing/2016/5/11/chartex" xmlns:cx6="http://schemas.microsoft.com/office/drawing/2016/5/12/chartex" xmlns:cx7="http://schemas.microsoft.com/office/drawing/2016/5/13/chartex" xmlns:cx8="http://schemas.microsoft.com/office/drawing/2016/5/14/chartex" xmlns:mc="http://schemas.openxmlformats.org/markup-compatibility/2006" xmlns:aink="http://schemas.microsoft.com/office/drawing/2016/ink" xmlns:am3d="http://schemas.microsoft.com/office/drawing/2017/model3d" xmlns:o="urn:schemas-microsoft-com:office:office" xmlns:oel="http://schemas.microsoft.com/office/2019/extlst" xmlns:r="http://schemas.openxmlformats.org/officeDocument/2006/relationships" xmlns:m="http://schemas.openxmlformats.org/officeDocument/2006/math" xmlns:v="urn:schemas-microsoft-com:vml" xmlns:wp14="http://schemas.microsoft.com/office/word/2010/wordprocessingDrawing" xmlns:wp="http://schemas.openxmlformats.org/drawingml/2006/wordprocessingDrawing" xmlns:w10="urn:schemas-microsoft-com:office:word" xmlns:w="http://schemas.openxmlformats.org/wordprocessingml/2006/main" xmlns:w14="http://schemas.microsoft.com/office/word/2010/wordml" xmlns:w15="http://schemas.microsoft.com/office/word/2012/wordml" xmlns:w16cex="http://schemas.microsoft.com/office/word/2018/wordml/cex" xmlns:w16cid="http://schemas.microsoft.com/office/word/2016/wordml/cid" xmlns:w16="http://schemas.microsoft.com/office/word/2018/wordml" xmlns:w16du="http://schemas.microsoft.com/office/word/2023/wordml/word16du" xmlns:w16sdtdh="http://schemas.microsoft.com/office/word/2020/wordml/sdtdatahash" xmlns:w16sdtfl="http://schemas.microsoft.com/office/word/2024/wordml/sdtformatlock" xmlns:w16se="http://schemas.microsoft.com/office/word/2015/wordml/symex" xmlns:wpg="http://schemas.microsoft.com/office/word/2010/wordprocessingGroup" xmlns:wpi="http://schemas.microsoft.com/office/word/2010/wordprocessingInk" xmlns:wne="http://schemas.microsoft.com/office/word/2006/wordml" xmlns:wps="http://schemas.microsoft.com/office/word/2010/wordprocessingShape" mc:Ignorable="w14 w15 w16se w16cid w16 w16cex w16sdtdh w16sdtfl w16du wp14">
+<w:hdr xmlns:wpc="http://schemas.microsoft.com/office/word/2010/wordprocessingCanvas" xmlns:cx="http://schemas.microsoft.com/office/drawing/2014/chartex" xmlns:cx1="http://schemas.microsoft.com/office/drawing/2015/9/8/chartex" xmlns:cx2="http://schemas.microsoft.com/office/drawing/2015/10/21/chartex" xmlns:cx3="http://schemas.microsoft.com/office/drawing/2016/5/9/chartex" xmlns:cx4="http://schemas.microsoft.com/office/drawing/2016/5/10/chartex" xmlns:cx5="http://schemas.microsoft.com/office/drawing/2016/5/11/chartex" xmlns:cx6="http://schemas.microsoft.com/office/drawing/2016/5/12/chartex" xmlns:cx7="http://schemas.microsoft.com/office/drawing/2016/5/13/chartex" xmlns:cx8="http://schemas.microsoft.com/office/drawing/2016/5/14/chartex" xmlns:mc="http://schemas.openxmlformats.org/markup-compatibility/2006" xmlns:aink="http://schemas.microsoft.com/office/drawing/2016/ink" xmlns:am3d="http://schemas.microsoft.com/office/drawing/2017/model3d" xmlns:o="urn:schemas-microsoft-com:office:office" xmlns:oel="http://schemas.microsoft.com/office/2019/extlst" xmlns:r="http://schemas.openxmlformats.org/officeDocument/2006/relationships" xmlns:m="http://schemas.openxmlformats.org/officeDocument/2006/math" xmlns:v="urn:schemas-microsoft-com:vml" xmlns:wp14="http://schemas.microsoft.com/office/word/2010/wordprocessingDrawing" xmlns:wp="http://schemas.openxmlformats.org/drawingml/2006/wordprocessingDrawing" xmlns:w10="urn:schemas-microsoft-com:office:word" xmlns:w="http://schemas.openxmlformats.org/wordprocessingml/2006/main" xmlns:w14="http://schemas.microsoft.com/office/word/2010/wordml" xmlns:w15="http://schemas.microsoft.com/office/word/2012/wordml" xmlns:w16cei="http://schemas.microsoft.com/office/word/2026/wordml/cei" xmlns:w16cex="http://schemas.microsoft.com/office/word/2018/wordml/cex" xmlns:w16cid="http://schemas.microsoft.com/office/word/2016/wordml/cid" xmlns:w16="http://schemas.microsoft.com/office/word/2018/wordml" xmlns:w16du="http://schemas.microsoft.com/office/word/2023/wordml/word16du" xmlns:w16sdtdh="http://schemas.microsoft.com/office/word/2020/wordml/sdtdatahash" xmlns:w16sdtfl="http://schemas.microsoft.com/office/word/2024/wordml/sdtformatlock" xmlns:w16se="http://schemas.microsoft.com/office/word/2015/wordml/symex" xmlns:wpg="http://schemas.microsoft.com/office/word/2010/wordprocessingGroup" xmlns:wpi="http://schemas.microsoft.com/office/word/2010/wordprocessingInk" xmlns:wne="http://schemas.microsoft.com/office/word/2006/wordml" xmlns:wps="http://schemas.microsoft.com/office/word/2010/wordprocessingShape" mc:Ignorable="w14 w15 w16se w16cid w16 w16cex w16sdtdh w16sdtfl w16du wp14">
   <w:p>
     <w:pPr>
       <w:pStyle w:val="Header"/>
@@ -19973,7 +18710,7 @@
 </file>
 
 <file path=word/numbering.xml><?xml version="1.0" encoding="utf-8"?>
-<w:numbering xmlns:wpc="http://schemas.microsoft.com/office/word/2010/wordprocessingCanvas" xmlns:cx="http://schemas.microsoft.com/office/drawing/2014/chartex" xmlns:cx1="http://schemas.microsoft.com/office/drawing/2015/9/8/chartex" xmlns:cx2="http://schemas.microsoft.com/office/drawing/2015/10/21/chartex" xmlns:cx3="http://schemas.microsoft.com/office/drawing/2016/5/9/chartex" xmlns:cx4="http://schemas.microsoft.com/office/drawing/2016/5/10/chartex" xmlns:cx5="http://schemas.microsoft.com/office/drawing/2016/5/11/chartex" xmlns:cx6="http://schemas.microsoft.com/office/drawing/2016/5/12/chartex" xmlns:cx7="http://schemas.microsoft.com/office/drawing/2016/5/13/chartex" xmlns:cx8="http://schemas.microsoft.com/office/drawing/2016/5/14/chartex" xmlns:mc="http://schemas.openxmlformats.org/markup-compatibility/2006" xmlns:aink="http://schemas.microsoft.com/office/drawing/2016/ink" xmlns:am3d="http://schemas.microsoft.com/office/drawing/2017/model3d" xmlns:o="urn:schemas-microsoft-com:office:office" xmlns:oel="http://schemas.microsoft.com/office/2019/extlst" xmlns:r="http://schemas.openxmlformats.org/officeDocument/2006/relationships" xmlns:m="http://schemas.openxmlformats.org/officeDocument/2006/math" xmlns:v="urn:schemas-microsoft-com:vml" xmlns:wp14="http://schemas.microsoft.com/office/word/2010/wordprocessingDrawing" xmlns:wp="http://schemas.openxmlformats.org/drawingml/2006/wordprocessingDrawing" xmlns:w10="urn:schemas-microsoft-com:office:word" xmlns:w="http://schemas.openxmlformats.org/wordprocessingml/2006/main" xmlns:w14="http://schemas.microsoft.com/office/word/2010/wordml" xmlns:w15="http://schemas.microsoft.com/office/word/2012/wordml" xmlns:w16cex="http://schemas.microsoft.com/office/word/2018/wordml/cex" xmlns:w16cid="http://schemas.microsoft.com/office/word/2016/wordml/cid" xmlns:w16="http://schemas.microsoft.com/office/word/2018/wordml" xmlns:w16du="http://schemas.microsoft.com/office/word/2023/wordml/word16du" xmlns:w16sdtdh="http://schemas.microsoft.com/office/word/2020/wordml/sdtdatahash" xmlns:w16sdtfl="http://schemas.microsoft.com/office/word/2024/wordml/sdtformatlock" xmlns:w16se="http://schemas.microsoft.com/office/word/2015/wordml/symex" xmlns:wpg="http://schemas.microsoft.com/office/word/2010/wordprocessingGroup" xmlns:wpi="http://schemas.microsoft.com/office/word/2010/wordprocessingInk" xmlns:wne="http://schemas.microsoft.com/office/word/2006/wordml" xmlns:wps="http://schemas.microsoft.com/office/word/2010/wordprocessingShape" mc:Ignorable="w14 w15 w16se w16cid w16 w16cex w16sdtdh w16sdtfl w16du wp14">
+<w:numbering xmlns:wpc="http://schemas.microsoft.com/office/word/2010/wordprocessingCanvas" xmlns:cx="http://schemas.microsoft.com/office/drawing/2014/chartex" xmlns:cx1="http://schemas.microsoft.com/office/drawing/2015/9/8/chartex" xmlns:cx2="http://schemas.microsoft.com/office/drawing/2015/10/21/chartex" xmlns:cx3="http://schemas.microsoft.com/office/drawing/2016/5/9/chartex" xmlns:cx4="http://schemas.microsoft.com/office/drawing/2016/5/10/chartex" xmlns:cx5="http://schemas.microsoft.com/office/drawing/2016/5/11/chartex" xmlns:cx6="http://schemas.microsoft.com/office/drawing/2016/5/12/chartex" xmlns:cx7="http://schemas.microsoft.com/office/drawing/2016/5/13/chartex" xmlns:cx8="http://schemas.microsoft.com/office/drawing/2016/5/14/chartex" xmlns:mc="http://schemas.openxmlformats.org/markup-compatibility/2006" xmlns:aink="http://schemas.microsoft.com/office/drawing/2016/ink" xmlns:am3d="http://schemas.microsoft.com/office/drawing/2017/model3d" xmlns:o="urn:schemas-microsoft-com:office:office" xmlns:oel="http://schemas.microsoft.com/office/2019/extlst" xmlns:r="http://schemas.openxmlformats.org/officeDocument/2006/relationships" xmlns:m="http://schemas.openxmlformats.org/officeDocument/2006/math" xmlns:v="urn:schemas-microsoft-com:vml" xmlns:wp14="http://schemas.microsoft.com/office/word/2010/wordprocessingDrawing" xmlns:wp="http://schemas.openxmlformats.org/drawingml/2006/wordprocessingDrawing" xmlns:w10="urn:schemas-microsoft-com:office:word" xmlns:w="http://schemas.openxmlformats.org/wordprocessingml/2006/main" xmlns:w14="http://schemas.microsoft.com/office/word/2010/wordml" xmlns:w15="http://schemas.microsoft.com/office/word/2012/wordml" xmlns:w16cei="http://schemas.microsoft.com/office/word/2026/wordml/cei" xmlns:w16cex="http://schemas.microsoft.com/office/word/2018/wordml/cex" xmlns:w16cid="http://schemas.microsoft.com/office/word/2016/wordml/cid" xmlns:w16="http://schemas.microsoft.com/office/word/2018/wordml" xmlns:w16du="http://schemas.microsoft.com/office/word/2023/wordml/word16du" xmlns:w16sdtdh="http://schemas.microsoft.com/office/word/2020/wordml/sdtdatahash" xmlns:w16sdtfl="http://schemas.microsoft.com/office/word/2024/wordml/sdtformatlock" xmlns:w16se="http://schemas.microsoft.com/office/word/2015/wordml/symex" xmlns:wpg="http://schemas.microsoft.com/office/word/2010/wordprocessingGroup" xmlns:wpi="http://schemas.microsoft.com/office/word/2010/wordprocessingInk" xmlns:wne="http://schemas.microsoft.com/office/word/2006/wordml" xmlns:wps="http://schemas.microsoft.com/office/word/2010/wordprocessingShape" mc:Ignorable="w14 w15 w16se w16cid w16 w16cex w16sdtdh w16sdtfl w16du wp14">
   <w:abstractNum w:abstractNumId="0" w15:restartNumberingAfterBreak="0">
     <w:nsid w:val="075D32D2"/>
     <w:multiLevelType w:val="multilevel"/>

--- a/Student_Notes.docx
+++ b/Student_Notes.docx
@@ -14155,9 +14155,6 @@
       <w:tblPr>
         <w:tblW w:w="0" w:type="auto"/>
         <w:tblCellSpacing w:w="15" w:type="dxa"/>
-        <w:tblBorders>
-          <w:bottom w:val="single" w:sz="4" w:space="0" w:color="auto"/>
-        </w:tblBorders>
         <w:tblCellMar>
           <w:top w:w="15" w:type="dxa"/>
           <w:left w:w="15" w:type="dxa"/>

--- a/Student_Notes.docx
+++ b/Student_Notes.docx
@@ -12758,6 +12758,68 @@
         </w:rPr>
         <w:t>:</w:t>
       </w:r>
+      <w:r>
+        <w:rPr>
+          <w:rFonts w:ascii="Arial" w:hAnsi="Arial" w:cs="Arial"/>
+          <w:b/>
+          <w:bCs/>
+          <w:noProof/>
+          <w:sz w:val="28"/>
+          <w:szCs w:val="28"/>
+        </w:rPr>
+        <w:t xml:space="preserve">      </w:t>
+      </w:r>
+      <w:r>
+        <w:rPr>
+          <w:rFonts w:ascii="Arial" w:hAnsi="Arial" w:cs="Arial"/>
+          <w:b/>
+          <w:bCs/>
+          <w:noProof/>
+          <w:sz w:val="28"/>
+          <w:szCs w:val="28"/>
+        </w:rPr>
+        <w:drawing>
+          <wp:inline distT="0" distB="0" distL="0" distR="0" wp14:anchorId="5A74040A" wp14:editId="28FA3699">
+            <wp:extent cx="1479954" cy="937216"/>
+            <wp:effectExtent l="0" t="0" r="6350" b="0"/>
+            <wp:docPr id="1142286434" name="Picture 1"/>
+            <wp:cNvGraphicFramePr>
+              <a:graphicFrameLocks xmlns:a="http://schemas.openxmlformats.org/drawingml/2006/main" noChangeAspect="1"/>
+            </wp:cNvGraphicFramePr>
+            <a:graphic xmlns:a="http://schemas.openxmlformats.org/drawingml/2006/main">
+              <a:graphicData uri="http://schemas.openxmlformats.org/drawingml/2006/picture">
+                <pic:pic xmlns:pic="http://schemas.openxmlformats.org/drawingml/2006/picture">
+                  <pic:nvPicPr>
+                    <pic:cNvPr id="1142286434" name="Picture 1142286434"/>
+                    <pic:cNvPicPr/>
+                  </pic:nvPicPr>
+                  <pic:blipFill>
+                    <a:blip r:embed="rId12" cstate="print">
+                      <a:extLst>
+                        <a:ext uri="{28A0092B-C50C-407E-A947-70E740481C1C}">
+                          <a14:useLocalDpi xmlns:a14="http://schemas.microsoft.com/office/drawing/2010/main" val="0"/>
+                        </a:ext>
+                      </a:extLst>
+                    </a:blip>
+                    <a:stretch>
+                      <a:fillRect/>
+                    </a:stretch>
+                  </pic:blipFill>
+                  <pic:spPr>
+                    <a:xfrm>
+                      <a:off x="0" y="0"/>
+                      <a:ext cx="1486333" cy="941256"/>
+                    </a:xfrm>
+                    <a:prstGeom prst="rect">
+                      <a:avLst/>
+                    </a:prstGeom>
+                  </pic:spPr>
+                </pic:pic>
+              </a:graphicData>
+            </a:graphic>
+          </wp:inline>
+        </w:drawing>
+      </w:r>
     </w:p>
     <w:p>
       <w:pPr>
@@ -12897,6 +12959,65 @@
         </w:rPr>
         <w:t>:</w:t>
       </w:r>
+      <w:r>
+        <w:rPr>
+          <w:rFonts w:ascii="Arial" w:hAnsi="Arial" w:cs="Arial"/>
+          <w:b/>
+          <w:bCs/>
+          <w:sz w:val="28"/>
+          <w:szCs w:val="28"/>
+        </w:rPr>
+        <w:t xml:space="preserve">    </w:t>
+      </w:r>
+      <w:r>
+        <w:rPr>
+          <w:rFonts w:ascii="Arial" w:hAnsi="Arial" w:cs="Arial"/>
+          <w:noProof/>
+          <w:sz w:val="28"/>
+          <w:szCs w:val="28"/>
+        </w:rPr>
+        <w:drawing>
+          <wp:inline distT="0" distB="0" distL="0" distR="0" wp14:anchorId="6DFFB5EA" wp14:editId="279F6DAE">
+            <wp:extent cx="1062395" cy="1157202"/>
+            <wp:effectExtent l="0" t="0" r="4445" b="5080"/>
+            <wp:docPr id="20098603" name="Picture 2"/>
+            <wp:cNvGraphicFramePr>
+              <a:graphicFrameLocks xmlns:a="http://schemas.openxmlformats.org/drawingml/2006/main" noChangeAspect="1"/>
+            </wp:cNvGraphicFramePr>
+            <a:graphic xmlns:a="http://schemas.openxmlformats.org/drawingml/2006/main">
+              <a:graphicData uri="http://schemas.openxmlformats.org/drawingml/2006/picture">
+                <pic:pic xmlns:pic="http://schemas.openxmlformats.org/drawingml/2006/picture">
+                  <pic:nvPicPr>
+                    <pic:cNvPr id="20098603" name="Picture 20098603"/>
+                    <pic:cNvPicPr/>
+                  </pic:nvPicPr>
+                  <pic:blipFill>
+                    <a:blip r:embed="rId13" cstate="print">
+                      <a:extLst>
+                        <a:ext uri="{28A0092B-C50C-407E-A947-70E740481C1C}">
+                          <a14:useLocalDpi xmlns:a14="http://schemas.microsoft.com/office/drawing/2010/main" val="0"/>
+                        </a:ext>
+                      </a:extLst>
+                    </a:blip>
+                    <a:stretch>
+                      <a:fillRect/>
+                    </a:stretch>
+                  </pic:blipFill>
+                  <pic:spPr>
+                    <a:xfrm>
+                      <a:off x="0" y="0"/>
+                      <a:ext cx="1070636" cy="1166179"/>
+                    </a:xfrm>
+                    <a:prstGeom prst="rect">
+                      <a:avLst/>
+                    </a:prstGeom>
+                  </pic:spPr>
+                </pic:pic>
+              </a:graphicData>
+            </a:graphic>
+          </wp:inline>
+        </w:drawing>
+      </w:r>
     </w:p>
     <w:p>
       <w:pPr>
@@ -13013,6 +13134,7 @@
           <w:sz w:val="28"/>
           <w:szCs w:val="28"/>
         </w:rPr>
+        <w:lastRenderedPageBreak/>
         <w:br/>
       </w:r>
       <w:r>
@@ -13056,6 +13178,67 @@
           <w:szCs w:val="28"/>
         </w:rPr>
         <w:t>(Hub-and-Spoke):</w:t>
+      </w:r>
+      <w:r>
+        <w:rPr>
+          <w:rFonts w:ascii="Arial" w:hAnsi="Arial" w:cs="Arial"/>
+          <w:b/>
+          <w:bCs/>
+          <w:sz w:val="28"/>
+          <w:szCs w:val="28"/>
+        </w:rPr>
+        <w:t xml:space="preserve">  </w:t>
+      </w:r>
+      <w:r>
+        <w:rPr>
+          <w:rFonts w:ascii="Arial" w:hAnsi="Arial" w:cs="Arial"/>
+          <w:b/>
+          <w:bCs/>
+          <w:noProof/>
+          <w:sz w:val="28"/>
+          <w:szCs w:val="28"/>
+        </w:rPr>
+        <w:drawing>
+          <wp:inline distT="0" distB="0" distL="0" distR="0" wp14:anchorId="495827A6" wp14:editId="57BB2D6E">
+            <wp:extent cx="1279103" cy="1311522"/>
+            <wp:effectExtent l="0" t="0" r="0" b="3175"/>
+            <wp:docPr id="1789464627" name="Picture 3"/>
+            <wp:cNvGraphicFramePr>
+              <a:graphicFrameLocks xmlns:a="http://schemas.openxmlformats.org/drawingml/2006/main" noChangeAspect="1"/>
+            </wp:cNvGraphicFramePr>
+            <a:graphic xmlns:a="http://schemas.openxmlformats.org/drawingml/2006/main">
+              <a:graphicData uri="http://schemas.openxmlformats.org/drawingml/2006/picture">
+                <pic:pic xmlns:pic="http://schemas.openxmlformats.org/drawingml/2006/picture">
+                  <pic:nvPicPr>
+                    <pic:cNvPr id="1789464627" name="Picture 1789464627"/>
+                    <pic:cNvPicPr/>
+                  </pic:nvPicPr>
+                  <pic:blipFill>
+                    <a:blip r:embed="rId14" cstate="print">
+                      <a:extLst>
+                        <a:ext uri="{28A0092B-C50C-407E-A947-70E740481C1C}">
+                          <a14:useLocalDpi xmlns:a14="http://schemas.microsoft.com/office/drawing/2010/main" val="0"/>
+                        </a:ext>
+                      </a:extLst>
+                    </a:blip>
+                    <a:stretch>
+                      <a:fillRect/>
+                    </a:stretch>
+                  </pic:blipFill>
+                  <pic:spPr>
+                    <a:xfrm>
+                      <a:off x="0" y="0"/>
+                      <a:ext cx="1285856" cy="1318446"/>
+                    </a:xfrm>
+                    <a:prstGeom prst="rect">
+                      <a:avLst/>
+                    </a:prstGeom>
+                  </pic:spPr>
+                </pic:pic>
+              </a:graphicData>
+            </a:graphic>
+          </wp:inline>
+        </w:drawing>
       </w:r>
     </w:p>
     <w:p>
@@ -13194,6 +13377,65 @@
         </w:rPr>
         <w:t>:</w:t>
       </w:r>
+      <w:r>
+        <w:rPr>
+          <w:rFonts w:ascii="Arial" w:hAnsi="Arial" w:cs="Arial"/>
+          <w:b/>
+          <w:bCs/>
+          <w:sz w:val="28"/>
+          <w:szCs w:val="28"/>
+        </w:rPr>
+        <w:t xml:space="preserve">   </w:t>
+      </w:r>
+      <w:r>
+        <w:rPr>
+          <w:rFonts w:ascii="Arial" w:hAnsi="Arial" w:cs="Arial"/>
+          <w:noProof/>
+          <w:sz w:val="28"/>
+          <w:szCs w:val="28"/>
+        </w:rPr>
+        <w:drawing>
+          <wp:inline distT="0" distB="0" distL="0" distR="0" wp14:anchorId="708D10BE" wp14:editId="05EFB338">
+            <wp:extent cx="1437670" cy="1245050"/>
+            <wp:effectExtent l="0" t="0" r="0" b="0"/>
+            <wp:docPr id="967576897" name="Picture 4"/>
+            <wp:cNvGraphicFramePr>
+              <a:graphicFrameLocks xmlns:a="http://schemas.openxmlformats.org/drawingml/2006/main" noChangeAspect="1"/>
+            </wp:cNvGraphicFramePr>
+            <a:graphic xmlns:a="http://schemas.openxmlformats.org/drawingml/2006/main">
+              <a:graphicData uri="http://schemas.openxmlformats.org/drawingml/2006/picture">
+                <pic:pic xmlns:pic="http://schemas.openxmlformats.org/drawingml/2006/picture">
+                  <pic:nvPicPr>
+                    <pic:cNvPr id="967576897" name="Picture 967576897"/>
+                    <pic:cNvPicPr/>
+                  </pic:nvPicPr>
+                  <pic:blipFill>
+                    <a:blip r:embed="rId15" cstate="print">
+                      <a:extLst>
+                        <a:ext uri="{28A0092B-C50C-407E-A947-70E740481C1C}">
+                          <a14:useLocalDpi xmlns:a14="http://schemas.microsoft.com/office/drawing/2010/main" val="0"/>
+                        </a:ext>
+                      </a:extLst>
+                    </a:blip>
+                    <a:stretch>
+                      <a:fillRect/>
+                    </a:stretch>
+                  </pic:blipFill>
+                  <pic:spPr>
+                    <a:xfrm>
+                      <a:off x="0" y="0"/>
+                      <a:ext cx="1442085" cy="1248873"/>
+                    </a:xfrm>
+                    <a:prstGeom prst="rect">
+                      <a:avLst/>
+                    </a:prstGeom>
+                  </pic:spPr>
+                </pic:pic>
+              </a:graphicData>
+            </a:graphic>
+          </wp:inline>
+        </w:drawing>
+      </w:r>
     </w:p>
     <w:p>
       <w:pPr>
@@ -13236,7 +13478,6 @@
           <w:sz w:val="28"/>
           <w:szCs w:val="28"/>
         </w:rPr>
-        <w:lastRenderedPageBreak/>
         <w:t xml:space="preserve">High redundancy and reliability </w:t>
       </w:r>
     </w:p>
@@ -13355,26 +13596,14 @@
           <w:szCs w:val="28"/>
         </w:rPr>
       </w:pPr>
-    </w:p>
-    <w:p>
-      <w:pPr>
-        <w:spacing w:line="276" w:lineRule="auto"/>
-        <w:rPr>
-          <w:rFonts w:ascii="Arial" w:hAnsi="Arial" w:cs="Arial"/>
-          <w:sz w:val="28"/>
-          <w:szCs w:val="28"/>
-        </w:rPr>
-      </w:pPr>
-    </w:p>
-    <w:p>
-      <w:pPr>
-        <w:spacing w:line="276" w:lineRule="auto"/>
-        <w:rPr>
-          <w:rFonts w:ascii="Arial" w:hAnsi="Arial" w:cs="Arial"/>
-          <w:sz w:val="28"/>
-          <w:szCs w:val="28"/>
-        </w:rPr>
-      </w:pPr>
+      <w:r>
+        <w:rPr>
+          <w:rFonts w:ascii="Arial" w:hAnsi="Arial" w:cs="Arial"/>
+          <w:sz w:val="28"/>
+          <w:szCs w:val="28"/>
+        </w:rPr>
+        <w:br/>
+      </w:r>
       <w:r>
         <w:rPr>
           <w:rFonts w:ascii="Arial" w:hAnsi="Arial" w:cs="Arial"/>
@@ -13439,6 +13668,7 @@
           <w:sz w:val="28"/>
           <w:szCs w:val="28"/>
         </w:rPr>
+        <w:lastRenderedPageBreak/>
         <w:t xml:space="preserve">Syntax </w:t>
       </w:r>
       <w:r>
@@ -13537,18 +13767,6 @@
         </w:rPr>
         <w:t>Highly customizable (via plugins/extensions)</w:t>
       </w:r>
-    </w:p>
-    <w:p>
-      <w:pPr>
-        <w:spacing w:line="276" w:lineRule="auto"/>
-        <w:rPr>
-          <w:rFonts w:ascii="Arial" w:eastAsia="Times New Roman" w:hAnsi="Arial" w:cs="Arial"/>
-          <w:b/>
-          <w:bCs/>
-          <w:sz w:val="28"/>
-          <w:szCs w:val="28"/>
-        </w:rPr>
-      </w:pPr>
     </w:p>
     <w:p>
       <w:pPr>
@@ -13576,6 +13794,14 @@
       <w:tblPr>
         <w:tblW w:w="0" w:type="auto"/>
         <w:tblCellSpacing w:w="15" w:type="dxa"/>
+        <w:tblBorders>
+          <w:top w:val="single" w:sz="4" w:space="0" w:color="auto"/>
+          <w:left w:val="single" w:sz="4" w:space="0" w:color="auto"/>
+          <w:bottom w:val="single" w:sz="4" w:space="0" w:color="auto"/>
+          <w:right w:val="single" w:sz="4" w:space="0" w:color="auto"/>
+          <w:insideH w:val="single" w:sz="4" w:space="0" w:color="auto"/>
+          <w:insideV w:val="single" w:sz="4" w:space="0" w:color="auto"/>
+        </w:tblBorders>
         <w:tblCellMar>
           <w:top w:w="15" w:type="dxa"/>
           <w:left w:w="15" w:type="dxa"/>
@@ -13585,12 +13811,11 @@
         <w:tblLook w:val="04A0" w:firstRow="1" w:lastRow="0" w:firstColumn="1" w:lastColumn="0" w:noHBand="0" w:noVBand="1"/>
       </w:tblPr>
       <w:tblGrid>
-        <w:gridCol w:w="2385"/>
-        <w:gridCol w:w="6975"/>
+        <w:gridCol w:w="2397"/>
+        <w:gridCol w:w="6953"/>
       </w:tblGrid>
       <w:tr>
         <w:trPr>
-          <w:tblHeader/>
           <w:tblCellSpacing w:w="15" w:type="dxa"/>
         </w:trPr>
         <w:tc>
@@ -13910,16 +14135,6 @@
           <w:szCs w:val="28"/>
         </w:rPr>
       </w:pPr>
-    </w:p>
-    <w:p>
-      <w:pPr>
-        <w:spacing w:line="276" w:lineRule="auto"/>
-        <w:rPr>
-          <w:rFonts w:ascii="Arial" w:hAnsi="Arial" w:cs="Arial"/>
-          <w:sz w:val="28"/>
-          <w:szCs w:val="28"/>
-        </w:rPr>
-      </w:pPr>
       <w:r>
         <w:rPr>
           <w:rFonts w:ascii="Arial" w:hAnsi="Arial" w:cs="Arial"/>
@@ -14138,6 +14353,7 @@
           <w:sz w:val="28"/>
           <w:szCs w:val="28"/>
         </w:rPr>
+        <w:lastRenderedPageBreak/>
         <w:br/>
       </w:r>
       <w:r>
@@ -14148,13 +14364,43 @@
           <w:sz w:val="28"/>
           <w:szCs w:val="28"/>
         </w:rPr>
-        <w:t xml:space="preserve"> Popular IDEs:</w:t>
+        <w:t xml:space="preserve"> </w:t>
+      </w:r>
+    </w:p>
+    <w:p>
+      <w:pPr>
+        <w:spacing w:line="276" w:lineRule="auto"/>
+        <w:rPr>
+          <w:rFonts w:ascii="Arial" w:eastAsia="Times New Roman" w:hAnsi="Arial" w:cs="Arial"/>
+          <w:b/>
+          <w:bCs/>
+          <w:sz w:val="28"/>
+          <w:szCs w:val="28"/>
+        </w:rPr>
+      </w:pPr>
+      <w:r>
+        <w:rPr>
+          <w:rFonts w:ascii="Arial" w:eastAsia="Times New Roman" w:hAnsi="Arial" w:cs="Arial"/>
+          <w:b/>
+          <w:bCs/>
+          <w:sz w:val="28"/>
+          <w:szCs w:val="28"/>
+        </w:rPr>
+        <w:t>Popular IDEs:</w:t>
       </w:r>
     </w:p>
     <w:tbl>
       <w:tblPr>
         <w:tblW w:w="0" w:type="auto"/>
         <w:tblCellSpacing w:w="15" w:type="dxa"/>
+        <w:tblBorders>
+          <w:top w:val="single" w:sz="4" w:space="0" w:color="auto"/>
+          <w:left w:val="single" w:sz="4" w:space="0" w:color="auto"/>
+          <w:bottom w:val="single" w:sz="4" w:space="0" w:color="auto"/>
+          <w:right w:val="single" w:sz="4" w:space="0" w:color="auto"/>
+          <w:insideH w:val="single" w:sz="4" w:space="0" w:color="auto"/>
+          <w:insideV w:val="single" w:sz="4" w:space="0" w:color="auto"/>
+        </w:tblBorders>
         <w:tblCellMar>
           <w:top w:w="15" w:type="dxa"/>
           <w:left w:w="15" w:type="dxa"/>
@@ -14164,13 +14410,12 @@
         <w:tblLook w:val="04A0" w:firstRow="1" w:lastRow="0" w:firstColumn="1" w:lastColumn="0" w:noHBand="0" w:noVBand="1"/>
       </w:tblPr>
       <w:tblGrid>
-        <w:gridCol w:w="1705"/>
-        <w:gridCol w:w="3666"/>
-        <w:gridCol w:w="2783"/>
+        <w:gridCol w:w="1725"/>
+        <w:gridCol w:w="3686"/>
+        <w:gridCol w:w="2803"/>
       </w:tblGrid>
       <w:tr>
         <w:trPr>
-          <w:tblHeader/>
           <w:tblCellSpacing w:w="15" w:type="dxa"/>
         </w:trPr>
         <w:tc>
@@ -14198,7 +14443,17 @@
                 <w:sz w:val="28"/>
                 <w:szCs w:val="28"/>
               </w:rPr>
-              <w:t>IDE</w:t>
+              <w:t>I</w:t>
+            </w:r>
+            <w:r>
+              <w:rPr>
+                <w:rFonts w:ascii="Arial" w:eastAsia="Times New Roman" w:hAnsi="Arial" w:cs="Arial"/>
+                <w:b/>
+                <w:bCs/>
+                <w:sz w:val="28"/>
+                <w:szCs w:val="28"/>
+              </w:rPr>
+              <w:t>DE</w:t>
             </w:r>
           </w:p>
         </w:tc>
@@ -14666,7 +14921,6 @@
           <w:sz w:val="28"/>
           <w:szCs w:val="28"/>
         </w:rPr>
-        <w:lastRenderedPageBreak/>
         <w:t>Cloud Computing Models</w:t>
       </w:r>
     </w:p>
@@ -15032,6 +15286,7 @@
           <w:sz w:val="28"/>
           <w:szCs w:val="28"/>
         </w:rPr>
+        <w:lastRenderedPageBreak/>
         <w:t>Cloud computing model suits a company needing IT help desks and other services</w:t>
       </w:r>
     </w:p>
@@ -15384,7 +15639,6 @@
           <w:sz w:val="28"/>
           <w:szCs w:val="28"/>
         </w:rPr>
-        <w:lastRenderedPageBreak/>
         <w:t xml:space="preserve">Running virtual machines and custom environments </w:t>
       </w:r>
     </w:p>
@@ -15637,6 +15891,7 @@
           <w:sz w:val="28"/>
           <w:szCs w:val="28"/>
         </w:rPr>
+        <w:lastRenderedPageBreak/>
         <w:t xml:space="preserve">Amazon </w:t>
       </w:r>
       <w:r>
@@ -16031,7 +16286,6 @@
           <w:sz w:val="28"/>
           <w:szCs w:val="28"/>
         </w:rPr>
-        <w:lastRenderedPageBreak/>
         <w:t>Use Cases of PaaS</w:t>
       </w:r>
       <w:r>
@@ -16324,6 +16578,7 @@
           <w:sz w:val="28"/>
           <w:szCs w:val="28"/>
         </w:rPr>
+        <w:lastRenderedPageBreak/>
         <w:t>N</w:t>
       </w:r>
       <w:r>
@@ -16877,7 +17132,6 @@
           <w:sz w:val="28"/>
           <w:szCs w:val="28"/>
         </w:rPr>
-        <w:lastRenderedPageBreak/>
         <w:t>L</w:t>
       </w:r>
       <w:r>
@@ -17127,6 +17381,7 @@
                 <w:sz w:val="28"/>
                 <w:szCs w:val="28"/>
               </w:rPr>
+              <w:lastRenderedPageBreak/>
               <w:t>Malware Type</w:t>
             </w:r>
           </w:p>
@@ -17730,16 +17985,7 @@
                 <w:sz w:val="28"/>
                 <w:szCs w:val="28"/>
               </w:rPr>
-              <w:t xml:space="preserve"> Microsoft Word or Excel that automatically </w:t>
-            </w:r>
-            <w:r>
-              <w:rPr>
-                <w:rFonts w:ascii="Arial" w:eastAsia="Times New Roman" w:hAnsi="Arial" w:cs="Arial"/>
-                <w:sz w:val="28"/>
-                <w:szCs w:val="28"/>
-              </w:rPr>
-              <w:lastRenderedPageBreak/>
-              <w:t>executes when the host document is opened</w:t>
+              <w:t xml:space="preserve"> Microsoft Word or Excel that automatically executes when the host document is opened</w:t>
             </w:r>
             <w:r>
               <w:rPr>
@@ -17771,17 +18017,7 @@
                 <w:sz w:val="28"/>
                 <w:szCs w:val="28"/>
               </w:rPr>
-              <w:lastRenderedPageBreak/>
-              <w:t xml:space="preserve">Attaches itself to document templates and macros rather than </w:t>
-            </w:r>
-            <w:r>
-              <w:rPr>
-                <w:rFonts w:ascii="Arial" w:eastAsia="Times New Roman" w:hAnsi="Arial" w:cs="Arial"/>
-                <w:sz w:val="28"/>
-                <w:szCs w:val="28"/>
-              </w:rPr>
-              <w:lastRenderedPageBreak/>
-              <w:t>executable files; activates when the file is opened and macros are enabled</w:t>
+              <w:t>Attaches itself to document templates and macros rather than executable files; activates when the file is opened and macros are enabled</w:t>
             </w:r>
           </w:p>
         </w:tc>
@@ -17805,17 +18041,7 @@
                 <w:sz w:val="28"/>
                 <w:szCs w:val="28"/>
               </w:rPr>
-              <w:lastRenderedPageBreak/>
-              <w:t xml:space="preserve">Spreads through infected email attachments, shared documents, </w:t>
-            </w:r>
-            <w:r>
-              <w:rPr>
-                <w:rFonts w:ascii="Arial" w:eastAsia="Times New Roman" w:hAnsi="Arial" w:cs="Arial"/>
-                <w:sz w:val="28"/>
-                <w:szCs w:val="28"/>
-              </w:rPr>
-              <w:lastRenderedPageBreak/>
-              <w:t>or downloaded files; often relies on social engineering to trick users into enabling macros.</w:t>
+              <w:t>Spreads through infected email attachments, shared documents, or downloaded files; often relies on social engineering to trick users into enabling macros.</w:t>
             </w:r>
           </w:p>
         </w:tc>
@@ -17838,17 +18064,7 @@
                 <w:sz w:val="28"/>
                 <w:szCs w:val="28"/>
               </w:rPr>
-              <w:lastRenderedPageBreak/>
-              <w:t xml:space="preserve">Melissa virus (1999) spread via infected Word documents attached to emails, which </w:t>
-            </w:r>
-            <w:r>
-              <w:rPr>
-                <w:rFonts w:ascii="Arial" w:eastAsia="Times New Roman" w:hAnsi="Arial" w:cs="Arial"/>
-                <w:sz w:val="28"/>
-                <w:szCs w:val="28"/>
-              </w:rPr>
-              <w:lastRenderedPageBreak/>
-              <w:t>mass-emailed itself to contacts once opened.</w:t>
+              <w:t>Melissa virus (1999) spread via infected Word documents attached to emails, which mass-emailed itself to contacts once opened.</w:t>
             </w:r>
           </w:p>
           <w:p>
@@ -17890,7 +18106,6 @@
                 <w:sz w:val="28"/>
                 <w:szCs w:val="28"/>
               </w:rPr>
-              <w:lastRenderedPageBreak/>
               <w:t>Ransomware</w:t>
             </w:r>
           </w:p>
@@ -17924,7 +18139,16 @@
                 <w:sz w:val="28"/>
                 <w:szCs w:val="28"/>
               </w:rPr>
-              <w:t xml:space="preserve"> files and demands payment</w:t>
+              <w:t xml:space="preserve"> files and demands </w:t>
+            </w:r>
+            <w:r>
+              <w:rPr>
+                <w:rFonts w:ascii="Arial" w:eastAsia="Times New Roman" w:hAnsi="Arial" w:cs="Arial"/>
+                <w:sz w:val="28"/>
+                <w:szCs w:val="28"/>
+              </w:rPr>
+              <w:lastRenderedPageBreak/>
+              <w:t>payment</w:t>
             </w:r>
             <w:r>
               <w:rPr>
@@ -17957,6 +18181,7 @@
                 <w:sz w:val="28"/>
                 <w:szCs w:val="28"/>
               </w:rPr>
+              <w:lastRenderedPageBreak/>
               <w:t>Locks user data</w:t>
             </w:r>
           </w:p>
@@ -18477,16 +18702,7 @@
                 <w:sz w:val="28"/>
                 <w:szCs w:val="28"/>
               </w:rPr>
-              <w:t xml:space="preserve">Virus that changes its </w:t>
-            </w:r>
-            <w:r>
-              <w:rPr>
-                <w:rFonts w:ascii="Arial" w:eastAsia="Times New Roman" w:hAnsi="Arial" w:cs="Arial"/>
-                <w:sz w:val="28"/>
-                <w:szCs w:val="28"/>
-              </w:rPr>
-              <w:lastRenderedPageBreak/>
-              <w:t>code to avoid detection</w:t>
+              <w:t>Virus that changes its code to avoid detection</w:t>
             </w:r>
           </w:p>
         </w:tc>
@@ -18511,7 +18727,6 @@
                 <w:sz w:val="28"/>
                 <w:szCs w:val="28"/>
               </w:rPr>
-              <w:lastRenderedPageBreak/>
               <w:t>Evades antivirus</w:t>
             </w:r>
           </w:p>
@@ -18589,7 +18804,7 @@
       </w:pPr>
     </w:p>
     <w:sectPr>
-      <w:headerReference w:type="default" r:id="rId12"/>
+      <w:headerReference w:type="default" r:id="rId16"/>
       <w:pgSz w:w="12240" w:h="15840"/>
       <w:pgMar w:top="1440" w:right="1440" w:bottom="1440" w:left="1440" w:header="720" w:footer="720" w:gutter="0"/>
       <w:cols w:space="720"/>
